--- a/documentation/EMMANUEL-EZINWA-JOSEPH.docx
+++ b/documentation/EMMANUEL-EZINWA-JOSEPH.docx
@@ -24,17 +24,7 @@
           <w:sz w:val="28"/>
           <w:szCs w:val="28"/>
         </w:rPr>
-        <w:t xml:space="preserve">DESIGN AND IMPLEMENTATION OF A </w:t>
-      </w:r>
-      <w:r>
-        <w:rPr>
-          <w:rFonts w:ascii="Times New Roman" w:hAnsi="Times New Roman" w:cs="Times New Roman"/>
-          <w:b/>
-          <w:bCs/>
-          <w:sz w:val="28"/>
-          <w:szCs w:val="28"/>
-        </w:rPr>
-        <w:t>FAKE NEWS DETECTION SYSTEM USING NATURAL LANGUAGE PROCESSING</w:t>
+        <w:t>DESIGN AND IMPLEMENTATION OF A FAKE NEWS DETECTION SYSTEM USING NATURAL LANGUAGE PROCESSING</w:t>
       </w:r>
     </w:p>
     <w:p>
@@ -637,64 +627,126 @@
         <w:tabs>
           <w:tab w:val="left" w:pos="1466"/>
         </w:tabs>
-        <w:rPr>
-          <w:rFonts w:ascii="Times New Roman" w:hAnsi="Times New Roman" w:cs="Times New Roman"/>
-        </w:rPr>
-      </w:pPr>
-      <w:r>
-        <w:rPr>
-          <w:rFonts w:ascii="Times New Roman" w:hAnsi="Times New Roman" w:cs="Times New Roman"/>
-        </w:rPr>
-        <w:t xml:space="preserve">This study designed and implemented a system for fake-news detection and evidence retrieval using Natural Language Processing and transformer models. It addresses the challenge of analysing news articles at scale while recognising that a machine-learning prediction alone cannot establish whether an article is true. </w:t>
-      </w:r>
-      <w:r>
-        <w:rPr>
-          <w:rFonts w:ascii="Times New Roman" w:hAnsi="Times New Roman" w:cs="Times New Roman"/>
-        </w:rPr>
-        <w:br/>
-      </w:r>
-      <w:r>
-        <w:rPr>
-          <w:rFonts w:ascii="Times New Roman" w:hAnsi="Times New Roman" w:cs="Times New Roman"/>
-        </w:rPr>
-        <w:t xml:space="preserve">The study prepared the ISOT Fake News Dataset through data cleaning, duplicate removal, label processing, and stratified splitting. It trained and evaluated a TF-IDF and Logistic Regression classifier and a fine-tuned DistilBERT model on the same held-out test set. DistilBERT achieved 99.95% accuracy, compared with 99.00% for the classical model. </w:t>
-      </w:r>
-      <w:r>
-        <w:rPr>
-          <w:rFonts w:ascii="Times New Roman" w:hAnsi="Times New Roman" w:cs="Times New Roman"/>
-        </w:rPr>
-        <w:br/>
-      </w:r>
-      <w:r>
-        <w:rPr>
-          <w:rFonts w:ascii="Times New Roman" w:hAnsi="Times New Roman" w:cs="Times New Roman"/>
-        </w:rPr>
-        <w:t xml:space="preserve">The system also extracts checkable claims and retrieves relevant web sources through the Brave Search API, presenting evidence separately from the article-level prediction. </w:t>
-      </w:r>
-      <w:r>
-        <w:rPr>
-          <w:rFonts w:ascii="Times New Roman" w:hAnsi="Times New Roman" w:cs="Times New Roman"/>
-        </w:rPr>
-        <w:br/>
-      </w:r>
-      <w:r>
-        <w:rPr>
-          <w:rFonts w:ascii="Times New Roman" w:hAnsi="Times New Roman" w:cs="Times New Roman"/>
-        </w:rPr>
-        <w:t xml:space="preserve">A FastAPI backend and responsive web interface bring these components together. The results demonstrate the feasibility of integrating text classification with evidence retrieval in a research prototype. </w:t>
-      </w:r>
-      <w:r>
-        <w:rPr>
-          <w:rFonts w:ascii="Times New Roman" w:hAnsi="Times New Roman" w:cs="Times New Roman"/>
-        </w:rPr>
-        <w:br/>
-      </w:r>
-      <w:r>
-        <w:rPr>
-          <w:rFonts w:ascii="Times New Roman" w:hAnsi="Times New Roman" w:cs="Times New Roman"/>
-        </w:rPr>
-        <w:t>However, the evaluation relies primarily on the ISOT dataset and does not establish generalisation to current news, Nigerian news, or other domains. The system is therefore intended to support research and human review, not to serve as a definitive fact-checking authority.</w:t>
-      </w:r>
+        <w:spacing w:line="360" w:lineRule="auto"/>
+        <w:jc w:val="both"/>
+        <w:rPr>
+          <w:rFonts w:ascii="Times New Roman" w:hAnsi="Times New Roman" w:cs="Times New Roman"/>
+        </w:rPr>
+      </w:pPr>
+      <w:r>
+        <w:rPr>
+          <w:rFonts w:ascii="Times New Roman" w:hAnsi="Times New Roman" w:cs="Times New Roman"/>
+        </w:rPr>
+        <w:t xml:space="preserve">This study aimed to design and implement a fake-news detection and evidence-retrieval system using Natural Language Processing and transformer models. It was motivated by the need to help users examine news content and find relevant source material, while </w:t>
+      </w:r>
+      <w:proofErr w:type="spellStart"/>
+      <w:r>
+        <w:rPr>
+          <w:rFonts w:ascii="Times New Roman" w:hAnsi="Times New Roman" w:cs="Times New Roman"/>
+        </w:rPr>
+        <w:t>recognising</w:t>
+      </w:r>
+      <w:proofErr w:type="spellEnd"/>
+      <w:r>
+        <w:rPr>
+          <w:rFonts w:ascii="Times New Roman" w:hAnsi="Times New Roman" w:cs="Times New Roman"/>
+        </w:rPr>
+        <w:t xml:space="preserve"> that automated predictions alone cannot establish whether a claim is true. The study used a Machine Learning Development Life Cycle </w:t>
+      </w:r>
+      <w:proofErr w:type="gramStart"/>
+      <w:r>
+        <w:rPr>
+          <w:rFonts w:ascii="Times New Roman" w:hAnsi="Times New Roman" w:cs="Times New Roman"/>
+        </w:rPr>
+        <w:t>alongside</w:t>
+      </w:r>
+      <w:proofErr w:type="gramEnd"/>
+      <w:r>
+        <w:rPr>
+          <w:rFonts w:ascii="Times New Roman" w:hAnsi="Times New Roman" w:cs="Times New Roman"/>
+        </w:rPr>
+        <w:t xml:space="preserve"> Agile development. The ISOT Fake News Dataset was cleaned, deduplicated, checked for conflicting labels, and divided into training, validation, and test sets. A TF-IDF and Logistic Regression classifier was developed as a baseline, and </w:t>
+      </w:r>
+      <w:proofErr w:type="spellStart"/>
+      <w:r>
+        <w:rPr>
+          <w:rFonts w:ascii="Times New Roman" w:hAnsi="Times New Roman" w:cs="Times New Roman"/>
+        </w:rPr>
+        <w:t>DistilBERT</w:t>
+      </w:r>
+      <w:proofErr w:type="spellEnd"/>
+      <w:r>
+        <w:rPr>
+          <w:rFonts w:ascii="Times New Roman" w:hAnsi="Times New Roman" w:cs="Times New Roman"/>
+        </w:rPr>
+        <w:t xml:space="preserve"> was fine-tuned and evaluated on the same held-out test set. The system also extracts checkable claims and retrieves related online sources for human review. Implementation used Python, TypeScript, </w:t>
+      </w:r>
+      <w:proofErr w:type="spellStart"/>
+      <w:r>
+        <w:rPr>
+          <w:rFonts w:ascii="Times New Roman" w:hAnsi="Times New Roman" w:cs="Times New Roman"/>
+        </w:rPr>
+        <w:t>FastAPI</w:t>
+      </w:r>
+      <w:proofErr w:type="spellEnd"/>
+      <w:r>
+        <w:rPr>
+          <w:rFonts w:ascii="Times New Roman" w:hAnsi="Times New Roman" w:cs="Times New Roman"/>
+        </w:rPr>
+        <w:t xml:space="preserve">, Next.js, scikit-learn, </w:t>
+      </w:r>
+      <w:proofErr w:type="spellStart"/>
+      <w:r>
+        <w:rPr>
+          <w:rFonts w:ascii="Times New Roman" w:hAnsi="Times New Roman" w:cs="Times New Roman"/>
+        </w:rPr>
+        <w:t>PyTorch</w:t>
+      </w:r>
+      <w:proofErr w:type="spellEnd"/>
+      <w:r>
+        <w:rPr>
+          <w:rFonts w:ascii="Times New Roman" w:hAnsi="Times New Roman" w:cs="Times New Roman"/>
+        </w:rPr>
+        <w:t xml:space="preserve">, and Hugging Face Transformers, with automated testing to assess key components. On the held-out ISOT test set, the baseline achieved 99.00% accuracy and a 98.99% macro F1-score, while </w:t>
+      </w:r>
+      <w:proofErr w:type="spellStart"/>
+      <w:r>
+        <w:rPr>
+          <w:rFonts w:ascii="Times New Roman" w:hAnsi="Times New Roman" w:cs="Times New Roman"/>
+        </w:rPr>
+        <w:t>DistilBERT</w:t>
+      </w:r>
+      <w:proofErr w:type="spellEnd"/>
+      <w:r>
+        <w:rPr>
+          <w:rFonts w:ascii="Times New Roman" w:hAnsi="Times New Roman" w:cs="Times New Roman"/>
+        </w:rPr>
+        <w:t xml:space="preserve"> achieved 99.95% for both metrics. These results indicate stronger performance by </w:t>
+      </w:r>
+      <w:proofErr w:type="spellStart"/>
+      <w:r>
+        <w:rPr>
+          <w:rFonts w:ascii="Times New Roman" w:hAnsi="Times New Roman" w:cs="Times New Roman"/>
+        </w:rPr>
+        <w:t>DistilBERT</w:t>
+      </w:r>
+      <w:proofErr w:type="spellEnd"/>
+      <w:r>
+        <w:rPr>
+          <w:rFonts w:ascii="Times New Roman" w:hAnsi="Times New Roman" w:cs="Times New Roman"/>
+        </w:rPr>
+        <w:t xml:space="preserve"> on this dataset, but do not establish its reliability on other publishers or Nigerian news. The completed system presents model predictions separately from retrieved evidence and is intended as a research and decision-support prototype, not an automated authority on truth.</w:t>
+      </w:r>
+    </w:p>
+    <w:p>
+      <w:pPr>
+        <w:tabs>
+          <w:tab w:val="left" w:pos="1466"/>
+        </w:tabs>
+        <w:rPr>
+          <w:rFonts w:ascii="Times New Roman" w:hAnsi="Times New Roman" w:cs="Times New Roman"/>
+        </w:rPr>
+      </w:pPr>
     </w:p>
     <w:p>
       <w:pPr>
@@ -1782,7 +1834,21 @@
         <w:rPr>
           <w:rFonts w:ascii="Times New Roman" w:hAnsi="Times New Roman" w:cs="Times New Roman"/>
         </w:rPr>
-        <w:t>This problem is especially relevant in Nigeria, where online reports shape conversations about politics, public health, security, business, and community life. A false story can move from a social-media post to a messaging group and then reappear on another platform without its original context. During elections, disease outbreaks, or security incidents, readers may face several conflicting accounts at once and may not have the evidence needed to judge them. Ahmed and Msughter (2022), in their study of COVID-19 information among social-media users in Kano State, linked exposure to fake news with consequences such as failure to follow safety measures. The concern, then, is not simply that false information exists. It is that it travels quickly and often looks convincing.</w:t>
+        <w:t xml:space="preserve">This problem is especially relevant in Nigeria, where online reports shape conversations about politics, public health, security, business, and community life. A false story can move from a social-media post to a messaging group and then reappear on another platform without its original context. During elections, disease outbreaks, or security incidents, readers may face several conflicting accounts at once and may not have the evidence needed to judge them. Ahmed and </w:t>
+      </w:r>
+      <w:proofErr w:type="spellStart"/>
+      <w:r>
+        <w:rPr>
+          <w:rFonts w:ascii="Times New Roman" w:hAnsi="Times New Roman" w:cs="Times New Roman"/>
+        </w:rPr>
+        <w:t>Msughter</w:t>
+      </w:r>
+      <w:proofErr w:type="spellEnd"/>
+      <w:r>
+        <w:rPr>
+          <w:rFonts w:ascii="Times New Roman" w:hAnsi="Times New Roman" w:cs="Times New Roman"/>
+        </w:rPr>
+        <w:t xml:space="preserve"> (2022), in their study of COVID-19 information among social-media users in Kano State, linked exposure to fake news with consequences such as failure to follow safety measures. The concern, then, is not simply that false information exists. It is that it travels quickly and often looks convincing.</w:t>
       </w:r>
     </w:p>
     <w:p>
@@ -1915,7 +1981,21 @@
         <w:rPr>
           <w:rFonts w:ascii="Times New Roman" w:hAnsi="Times New Roman" w:cs="Times New Roman"/>
         </w:rPr>
-        <w:t>Natural Language Processing (NLP) makes it possible for a computer to represent and analyse written language. In this case, article text must first be converted into numerical features before a machine-learning model can work with it. Traditional approaches use features such as word frequency, n-grams, and term weights. Ahmed, Traore, and Saad (2017, 2018) showed that these features can help distinguish labelled fake articles from truthful ones. The approach is efficient and provides a useful baseline, although it captures observed word patterns more readily than the wider meaning of a sentence or document.</w:t>
+        <w:t xml:space="preserve">Natural Language Processing (NLP) makes it possible for a computer to represent and </w:t>
+      </w:r>
+      <w:proofErr w:type="spellStart"/>
+      <w:r>
+        <w:rPr>
+          <w:rFonts w:ascii="Times New Roman" w:hAnsi="Times New Roman" w:cs="Times New Roman"/>
+        </w:rPr>
+        <w:t>analyse</w:t>
+      </w:r>
+      <w:proofErr w:type="spellEnd"/>
+      <w:r>
+        <w:rPr>
+          <w:rFonts w:ascii="Times New Roman" w:hAnsi="Times New Roman" w:cs="Times New Roman"/>
+        </w:rPr>
+        <w:t xml:space="preserve"> written language. In this case, article text must first be converted into numerical features before a machine-learning model can work with it. Traditional approaches use features such as word frequency, n-grams, and term weights. Ahmed, Traore, and Saad (2017, 2018) showed that these features can help distinguish labelled fake articles from truthful ones. The approach is efficient and provides a useful baseline, although it captures observed word patterns more readily than the wider meaning of a sentence or document.</w:t>
       </w:r>
     </w:p>
     <w:p>
@@ -1945,14 +2025,42 @@
         <w:rPr>
           <w:rFonts w:ascii="Times New Roman" w:hAnsi="Times New Roman" w:cs="Times New Roman"/>
         </w:rPr>
-        <w:t xml:space="preserve">Transformer models provide a more contextual approach to language representation. BERT introduced deep bidirectional pre-training that allows a model to interpret a word using the text that appears before and after it (Devlin et al., 2019). DistilBERT applies knowledge distillation to </w:t>
+        <w:t xml:space="preserve">Transformer models provide a more contextual approach to language representation. BERT introduced deep bidirectional pre-training that allows a model to interpret a word using the text that appears before and after it (Devlin et al., 2019). </w:t>
+      </w:r>
+      <w:proofErr w:type="spellStart"/>
+      <w:r>
+        <w:rPr>
+          <w:rFonts w:ascii="Times New Roman" w:hAnsi="Times New Roman" w:cs="Times New Roman"/>
+        </w:rPr>
+        <w:t>DistilBERT</w:t>
+      </w:r>
+      <w:proofErr w:type="spellEnd"/>
+      <w:r>
+        <w:rPr>
+          <w:rFonts w:ascii="Times New Roman" w:hAnsi="Times New Roman" w:cs="Times New Roman"/>
+        </w:rPr>
+        <w:t xml:space="preserve"> applies knowledge distillation to </w:t>
       </w:r>
       <w:r>
         <w:rPr>
           <w:rFonts w:ascii="Times New Roman" w:hAnsi="Times New Roman" w:cs="Times New Roman"/>
         </w:rPr>
         <w:lastRenderedPageBreak/>
-        <w:t>produce a smaller and faster version of BERT while retaining much of its language-understanding capability (Sanh et al., 2019). A fine-tuned DistilBERT classifier can therefore learn contextual patterns that a sparse TF-IDF representation may not capture. However, transformer training and inference generally require more computation, memory, and deployment resources than a classical model.</w:t>
+        <w:t xml:space="preserve">produce a smaller and faster version of BERT while retaining much of its language-understanding capability (Sanh et al., 2019). A fine-tuned </w:t>
+      </w:r>
+      <w:proofErr w:type="spellStart"/>
+      <w:r>
+        <w:rPr>
+          <w:rFonts w:ascii="Times New Roman" w:hAnsi="Times New Roman" w:cs="Times New Roman"/>
+        </w:rPr>
+        <w:t>DistilBERT</w:t>
+      </w:r>
+      <w:proofErr w:type="spellEnd"/>
+      <w:r>
+        <w:rPr>
+          <w:rFonts w:ascii="Times New Roman" w:hAnsi="Times New Roman" w:cs="Times New Roman"/>
+        </w:rPr>
+        <w:t xml:space="preserve"> classifier can therefore learn contextual patterns that a sparse TF-IDF representation may not capture. However, transformer training and inference generally require more computation, memory, and deployment resources than a classical model.</w:t>
       </w:r>
     </w:p>
     <w:p>
@@ -1967,7 +2075,21 @@
         <w:rPr>
           <w:rFonts w:ascii="Times New Roman" w:hAnsi="Times New Roman" w:cs="Times New Roman"/>
         </w:rPr>
-        <w:t>Rather than assume that the newer model will be better, this study compares both approaches under the same conditions. The classical branch combines TF-IDF with Logistic Regression, with a Linear Support Vector Machine as an optional benchmark. The second branch fine-tunes DistilBERT for the same binary task. Both models use the same reproducible data splits and evaluation procedure. Accuracy, precision, recall, F1-score, confusion matrices, error patterns, inference time, model size, and deployment needs are considered together. In this way, the final choice is based on evidence rather than model complexity alone.</w:t>
+        <w:t xml:space="preserve">Rather than assume that the newer model will be better, this study compares both approaches under the same conditions. The classical branch combines TF-IDF with Logistic Regression, with a Linear Support Vector Machine as an optional benchmark. The second branch fine-tunes </w:t>
+      </w:r>
+      <w:proofErr w:type="spellStart"/>
+      <w:r>
+        <w:rPr>
+          <w:rFonts w:ascii="Times New Roman" w:hAnsi="Times New Roman" w:cs="Times New Roman"/>
+        </w:rPr>
+        <w:t>DistilBERT</w:t>
+      </w:r>
+      <w:proofErr w:type="spellEnd"/>
+      <w:r>
+        <w:rPr>
+          <w:rFonts w:ascii="Times New Roman" w:hAnsi="Times New Roman" w:cs="Times New Roman"/>
+        </w:rPr>
+        <w:t xml:space="preserve"> for the same binary task. Both models use the same reproducible data splits and evaluation procedure. Accuracy, precision, recall, F1-score, confusion matrices, error patterns, inference time, model size, and deployment needs are considered together. In this way, the final choice is based on evidence rather than model complexity alone.</w:t>
       </w:r>
     </w:p>
     <w:p>
@@ -1982,7 +2104,21 @@
         <w:rPr>
           <w:rFonts w:ascii="Times New Roman" w:hAnsi="Times New Roman" w:cs="Times New Roman"/>
         </w:rPr>
-        <w:t>The primary data source is the ISOT Fake News Dataset created by the Information Security and Object Technology Research Lab at the University of Victoria. It contains thousands of labelled truthful and fake news articles and is suited to an article-level workflow. The dataset is preferred to the LIAR benchmark for this study because LIAR consists mainly of short political statements, while the proposed system is designed to analyse fuller news-article text. The data pipeline loads the original Fake.csv and True.csv files, assigns labels, aligns fields, removes null and duplicate records, constructs the classification text, and generates reproducible stratified splits.</w:t>
+        <w:t xml:space="preserve">The primary data source is the ISOT Fake News Dataset created by the Information Security and Object Technology Research Lab at the University of Victoria. It contains thousands of labelled truthful and fake news articles and is suited to an article-level workflow. The dataset is preferred to the LIAR benchmark for this study because LIAR consists mainly of short political statements, while the proposed system is designed to </w:t>
+      </w:r>
+      <w:proofErr w:type="spellStart"/>
+      <w:r>
+        <w:rPr>
+          <w:rFonts w:ascii="Times New Roman" w:hAnsi="Times New Roman" w:cs="Times New Roman"/>
+        </w:rPr>
+        <w:t>analyse</w:t>
+      </w:r>
+      <w:proofErr w:type="spellEnd"/>
+      <w:r>
+        <w:rPr>
+          <w:rFonts w:ascii="Times New Roman" w:hAnsi="Times New Roman" w:cs="Times New Roman"/>
+        </w:rPr>
+        <w:t xml:space="preserve"> fuller news-article text. The data pipeline loads the original Fake.csv and True.csv files, assigns labels, aligns fields, removes null and duplicate records, constructs the classification text, and generates reproducible stratified splits.</w:t>
       </w:r>
     </w:p>
     <w:p>
@@ -1997,7 +2133,21 @@
         <w:rPr>
           <w:rFonts w:ascii="Times New Roman" w:hAnsi="Times New Roman" w:cs="Times New Roman"/>
         </w:rPr>
-        <w:t>Careful preparation of the dataset is just as important as the choice of algorithm. If duplicate or nearly identical articles appear in both the training and test sets, the final score may look impressive even though the model has learned little that is useful. There is also a risk that the model will recognise a publisher or a recurring topic instead of learning patterns that transfer to other news sources. To make the experiment traceable, the study records its cleaning decisions, random seeds, dataset version, model settings, and outputs. False positives and false negatives are examined alongside the overall scores.</w:t>
+        <w:t xml:space="preserve">Careful preparation of the dataset is just as important as the choice of algorithm. If duplicate or nearly identical articles appear in both the training and test sets, the final score may look impressive even though the model has learned little that is useful. There is also a risk that the model will </w:t>
+      </w:r>
+      <w:proofErr w:type="spellStart"/>
+      <w:r>
+        <w:rPr>
+          <w:rFonts w:ascii="Times New Roman" w:hAnsi="Times New Roman" w:cs="Times New Roman"/>
+        </w:rPr>
+        <w:t>recognise</w:t>
+      </w:r>
+      <w:proofErr w:type="spellEnd"/>
+      <w:r>
+        <w:rPr>
+          <w:rFonts w:ascii="Times New Roman" w:hAnsi="Times New Roman" w:cs="Times New Roman"/>
+        </w:rPr>
+        <w:t xml:space="preserve"> a publisher or a recurring topic instead of learning patterns that transfer to other news sources. To make the experiment traceable, the study records its cleaning decisions, random seeds, dataset version, model settings, and outputs. False positives and false negatives are examined alongside the overall scores.</w:t>
       </w:r>
     </w:p>
     <w:p>
@@ -2012,7 +2162,21 @@
         <w:rPr>
           <w:rFonts w:ascii="Times New Roman" w:hAnsi="Times New Roman" w:cs="Times New Roman"/>
         </w:rPr>
-        <w:t xml:space="preserve">The implemented system combines the research pipeline with a usable full-stack application. A Next.js web application provides the user interface, while a FastAPI service validates requests and coordinates prediction and evidence retrieval. Shared Python modules handle data preparation, classical training, transformer fine-tuning, evaluation, artifact metadata, model loading, and </w:t>
+        <w:t xml:space="preserve">The implemented system combines the research pipeline with a usable full-stack application. A Next.js web application provides the user interface, while a </w:t>
+      </w:r>
+      <w:proofErr w:type="spellStart"/>
+      <w:r>
+        <w:rPr>
+          <w:rFonts w:ascii="Times New Roman" w:hAnsi="Times New Roman" w:cs="Times New Roman"/>
+        </w:rPr>
+        <w:t>FastAPI</w:t>
+      </w:r>
+      <w:proofErr w:type="spellEnd"/>
+      <w:r>
+        <w:rPr>
+          <w:rFonts w:ascii="Times New Roman" w:hAnsi="Times New Roman" w:cs="Times New Roman"/>
+        </w:rPr>
+        <w:t xml:space="preserve"> service validates requests and coordinates prediction and evidence retrieval. Shared Python modules handle data preparation, classical training, transformer fine-tuning, evaluation, artifact metadata, model loading, and </w:t>
       </w:r>
       <w:r>
         <w:rPr>
@@ -2034,7 +2198,21 @@
         <w:rPr>
           <w:rFonts w:ascii="Times New Roman" w:hAnsi="Times New Roman" w:cs="Times New Roman"/>
         </w:rPr>
-        <w:t>The architecture separates offline model development from online analysis. Training and evaluation occur outside the production request path, and only a validated artifact referenced by production metadata is loaded by the API. Current evidence, however, is retrieved when an article is analysed because it cannot be fixed at training time. Search results are filtered by relevance, date, accessibility, and source policy. The retrieved pages are treated as evidence candidates rather than automatically accepted as true. This separation allows the trained model to remain reproducible while the evidence layer can respond to recent events.</w:t>
+        <w:t xml:space="preserve">The architecture separates offline model development from online analysis. Training and evaluation occur outside the production request path, and only a validated artifact referenced by production metadata is loaded by the API. Current evidence, however, is retrieved when an article is </w:t>
+      </w:r>
+      <w:proofErr w:type="spellStart"/>
+      <w:r>
+        <w:rPr>
+          <w:rFonts w:ascii="Times New Roman" w:hAnsi="Times New Roman" w:cs="Times New Roman"/>
+        </w:rPr>
+        <w:t>analysed</w:t>
+      </w:r>
+      <w:proofErr w:type="spellEnd"/>
+      <w:r>
+        <w:rPr>
+          <w:rFonts w:ascii="Times New Roman" w:hAnsi="Times New Roman" w:cs="Times New Roman"/>
+        </w:rPr>
+        <w:t xml:space="preserve"> because it cannot be fixed at training time. Search results are filtered by relevance, date, accessibility, and source policy. The retrieved pages are treated as evidence candidates rather than automatically accepted as true. This separation allows the trained model to remain reproducible while the evidence layer can respond to recent events.</w:t>
       </w:r>
     </w:p>
     <w:p>
@@ -2049,7 +2227,21 @@
         <w:rPr>
           <w:rFonts w:ascii="Times New Roman" w:hAnsi="Times New Roman" w:cs="Times New Roman"/>
         </w:rPr>
-        <w:t>The work therefore goes beyond training a classifier in a notebook. It brings together data preparation, two modelling approaches, comparative evaluation, model management, a documented REST API, a responsive interface, testing, experiment records, and responsible-use guidance. At its centre are two related questions: how does a classical text classifier compare with a transformer on the same task, and how can the selected model be made available to users without presenting its output as unquestionable truth?</w:t>
+        <w:t xml:space="preserve">The work therefore goes beyond training a classifier in a notebook. It brings together data preparation, two modelling approaches, comparative evaluation, model management, a documented REST API, a responsive interface, testing, experiment records, and responsible-use guidance. At its </w:t>
+      </w:r>
+      <w:proofErr w:type="spellStart"/>
+      <w:r>
+        <w:rPr>
+          <w:rFonts w:ascii="Times New Roman" w:hAnsi="Times New Roman" w:cs="Times New Roman"/>
+        </w:rPr>
+        <w:t>centre</w:t>
+      </w:r>
+      <w:proofErr w:type="spellEnd"/>
+      <w:r>
+        <w:rPr>
+          <w:rFonts w:ascii="Times New Roman" w:hAnsi="Times New Roman" w:cs="Times New Roman"/>
+        </w:rPr>
+        <w:t xml:space="preserve"> are two related questions: how does a classical text classifier compare with a transformer on the same task, and how can the selected model be made available to users without presenting its output as unquestionable truth?</w:t>
       </w:r>
     </w:p>
     <w:p>
@@ -2083,7 +2275,21 @@
         <w:rPr>
           <w:rFonts w:ascii="Times New Roman" w:hAnsi="Times New Roman" w:cs="Times New Roman"/>
         </w:rPr>
-        <w:t>Online stories can reach a large audience long before anyone has checked their claims, sources, or context. Some misleading reports are presented with the language and layout of professional journalism, making them difficult for an ordinary reader to recognise. Repetition can add an appearance of credibility: a story seen on several platforms may feel reliable even when each version comes from the same false source. Manual verification remains necessary, but it is much slower than sharing.</w:t>
+        <w:t xml:space="preserve">Online stories can reach a large audience long before anyone has checked their claims, sources, or context. Some misleading reports are presented with the language and layout of professional journalism, making them difficult for an ordinary reader to </w:t>
+      </w:r>
+      <w:proofErr w:type="spellStart"/>
+      <w:r>
+        <w:rPr>
+          <w:rFonts w:ascii="Times New Roman" w:hAnsi="Times New Roman" w:cs="Times New Roman"/>
+        </w:rPr>
+        <w:t>recognise</w:t>
+      </w:r>
+      <w:proofErr w:type="spellEnd"/>
+      <w:r>
+        <w:rPr>
+          <w:rFonts w:ascii="Times New Roman" w:hAnsi="Times New Roman" w:cs="Times New Roman"/>
+        </w:rPr>
+        <w:t>. Repetition can add an appearance of credibility: a story seen on several platforms may feel reliable even when each version comes from the same false source. Manual verification remains necessary, but it is much slower than sharing.</w:t>
       </w:r>
     </w:p>
     <w:p>
@@ -2098,7 +2304,35 @@
         <w:rPr>
           <w:rFonts w:ascii="Times New Roman" w:hAnsi="Times New Roman" w:cs="Times New Roman"/>
         </w:rPr>
-        <w:t xml:space="preserve">Although professional fact-checking remains essential, it is labour-intensive and cannot always provide an immediate first assessment for every reader. There is therefore a need to investigate automated tools that can analyse article text and identify patterns associated with labelled real and </w:t>
+        <w:t xml:space="preserve">Although professional fact-checking remains essential, it is </w:t>
+      </w:r>
+      <w:proofErr w:type="spellStart"/>
+      <w:r>
+        <w:rPr>
+          <w:rFonts w:ascii="Times New Roman" w:hAnsi="Times New Roman" w:cs="Times New Roman"/>
+        </w:rPr>
+        <w:t>labour-intensive</w:t>
+      </w:r>
+      <w:proofErr w:type="spellEnd"/>
+      <w:r>
+        <w:rPr>
+          <w:rFonts w:ascii="Times New Roman" w:hAnsi="Times New Roman" w:cs="Times New Roman"/>
+        </w:rPr>
+        <w:t xml:space="preserve"> and cannot always provide an immediate first assessment for every reader. There is therefore a need to investigate automated tools that can </w:t>
+      </w:r>
+      <w:proofErr w:type="spellStart"/>
+      <w:r>
+        <w:rPr>
+          <w:rFonts w:ascii="Times New Roman" w:hAnsi="Times New Roman" w:cs="Times New Roman"/>
+        </w:rPr>
+        <w:t>analyse</w:t>
+      </w:r>
+      <w:proofErr w:type="spellEnd"/>
+      <w:r>
+        <w:rPr>
+          <w:rFonts w:ascii="Times New Roman" w:hAnsi="Times New Roman" w:cs="Times New Roman"/>
+        </w:rPr>
+        <w:t xml:space="preserve"> article text and identify patterns associated with labelled real and </w:t>
       </w:r>
       <w:r>
         <w:rPr>
@@ -2165,7 +2399,21 @@
         <w:rPr>
           <w:rFonts w:ascii="Times New Roman" w:hAnsi="Times New Roman" w:cs="Times New Roman"/>
         </w:rPr>
-        <w:t>In response, this study designs and implements a full-stack automated fake-news detection system that prepares the ISOT dataset, trains a TF-IDF and Logistic Regression baseline, fine-tunes DistilBERT, and evaluates both approaches under a shared framework. The selected classifier is combined with claim extraction, current-source search, evidence ranking, and evidence-based verification. Predictions and supporting or contradicting sources are served through a web API and presented through a responsive interface using cautious labels and responsible-use information.</w:t>
+        <w:t xml:space="preserve">In response, this study designs and implements a full-stack automated fake-news detection system that prepares the ISOT dataset, trains a TF-IDF and Logistic Regression baseline, fine-tunes </w:t>
+      </w:r>
+      <w:proofErr w:type="spellStart"/>
+      <w:r>
+        <w:rPr>
+          <w:rFonts w:ascii="Times New Roman" w:hAnsi="Times New Roman" w:cs="Times New Roman"/>
+        </w:rPr>
+        <w:t>DistilBERT</w:t>
+      </w:r>
+      <w:proofErr w:type="spellEnd"/>
+      <w:r>
+        <w:rPr>
+          <w:rFonts w:ascii="Times New Roman" w:hAnsi="Times New Roman" w:cs="Times New Roman"/>
+        </w:rPr>
+        <w:t>, and evaluates both approaches under a shared framework. The selected classifier is combined with claim extraction, current-source search, evidence ranking, and evidence-based verification. Predictions and supporting or contradicting sources are served through a web API and presented through a responsive interface using cautious labels and responsible-use information.</w:t>
       </w:r>
     </w:p>
     <w:p>
@@ -2272,7 +2520,21 @@
         <w:rPr>
           <w:rFonts w:ascii="Times New Roman" w:hAnsi="Times New Roman" w:cs="Times New Roman"/>
         </w:rPr>
-        <w:t>fine-tune a DistilBERT transformer model on the same binary article-classification task;</w:t>
+        <w:t xml:space="preserve">fine-tune a </w:t>
+      </w:r>
+      <w:proofErr w:type="spellStart"/>
+      <w:r>
+        <w:rPr>
+          <w:rFonts w:ascii="Times New Roman" w:hAnsi="Times New Roman" w:cs="Times New Roman"/>
+        </w:rPr>
+        <w:t>DistilBERT</w:t>
+      </w:r>
+      <w:proofErr w:type="spellEnd"/>
+      <w:r>
+        <w:rPr>
+          <w:rFonts w:ascii="Times New Roman" w:hAnsi="Times New Roman" w:cs="Times New Roman"/>
+        </w:rPr>
+        <w:t xml:space="preserve"> transformer model on the same binary article-classification task;</w:t>
       </w:r>
     </w:p>
     <w:p>
@@ -2367,7 +2629,21 @@
         <w:rPr>
           <w:rFonts w:ascii="Times New Roman" w:hAnsi="Times New Roman" w:cs="Times New Roman"/>
         </w:rPr>
-        <w:t>develop a FastAPI service that returns the predicted class, confidence score, evidence status, cited sources, retrieval date, model identity, processing time, and disclaimer;</w:t>
+        <w:t xml:space="preserve">develop a </w:t>
+      </w:r>
+      <w:proofErr w:type="spellStart"/>
+      <w:r>
+        <w:rPr>
+          <w:rFonts w:ascii="Times New Roman" w:hAnsi="Times New Roman" w:cs="Times New Roman"/>
+        </w:rPr>
+        <w:t>FastAPI</w:t>
+      </w:r>
+      <w:proofErr w:type="spellEnd"/>
+      <w:r>
+        <w:rPr>
+          <w:rFonts w:ascii="Times New Roman" w:hAnsi="Times New Roman" w:cs="Times New Roman"/>
+        </w:rPr>
+        <w:t xml:space="preserve"> service that returns the predicted class, confidence score, evidence status, cited sources, retrieval date, model identity, processing time, and disclaimer;</w:t>
       </w:r>
     </w:p>
     <w:p>
@@ -2405,7 +2681,21 @@
         <w:rPr>
           <w:rFonts w:ascii="Times New Roman" w:hAnsi="Times New Roman" w:cs="Times New Roman"/>
         </w:rPr>
-        <w:t>implement automated tests and documentation covering data processing, preprocessing, model utilities, search and retrieval behaviour, evidence handling, API responses, frontend states, system limitations, and responsible use.</w:t>
+        <w:t xml:space="preserve">implement automated tests and documentation covering data processing, preprocessing, model utilities, search and retrieval </w:t>
+      </w:r>
+      <w:proofErr w:type="spellStart"/>
+      <w:r>
+        <w:rPr>
+          <w:rFonts w:ascii="Times New Roman" w:hAnsi="Times New Roman" w:cs="Times New Roman"/>
+        </w:rPr>
+        <w:t>behaviour</w:t>
+      </w:r>
+      <w:proofErr w:type="spellEnd"/>
+      <w:r>
+        <w:rPr>
+          <w:rFonts w:ascii="Times New Roman" w:hAnsi="Times New Roman" w:cs="Times New Roman"/>
+        </w:rPr>
+        <w:t>, evidence handling, API responses, frontend states, system limitations, and responsible use.</w:t>
       </w:r>
     </w:p>
     <w:p>
@@ -2446,7 +2736,35 @@
           <w:rFonts w:ascii="Times New Roman" w:hAnsi="Times New Roman" w:cs="Times New Roman"/>
         </w:rPr>
         <w:lastRenderedPageBreak/>
-        <w:t>training, optional Linear SVM comparison, DistilBERT tokenisation and fine-tuning, shared evaluation, experiment reporting, model selection, and production artifact loading.</w:t>
+        <w:t xml:space="preserve">training, optional Linear SVM comparison, </w:t>
+      </w:r>
+      <w:proofErr w:type="spellStart"/>
+      <w:r>
+        <w:rPr>
+          <w:rFonts w:ascii="Times New Roman" w:hAnsi="Times New Roman" w:cs="Times New Roman"/>
+        </w:rPr>
+        <w:t>DistilBERT</w:t>
+      </w:r>
+      <w:proofErr w:type="spellEnd"/>
+      <w:r>
+        <w:rPr>
+          <w:rFonts w:ascii="Times New Roman" w:hAnsi="Times New Roman" w:cs="Times New Roman"/>
+        </w:rPr>
+        <w:t xml:space="preserve"> </w:t>
+      </w:r>
+      <w:proofErr w:type="spellStart"/>
+      <w:r>
+        <w:rPr>
+          <w:rFonts w:ascii="Times New Roman" w:hAnsi="Times New Roman" w:cs="Times New Roman"/>
+        </w:rPr>
+        <w:t>tokenisation</w:t>
+      </w:r>
+      <w:proofErr w:type="spellEnd"/>
+      <w:r>
+        <w:rPr>
+          <w:rFonts w:ascii="Times New Roman" w:hAnsi="Times New Roman" w:cs="Times New Roman"/>
+        </w:rPr>
+        <w:t xml:space="preserve"> and fine-tuning, shared evaluation, experiment reporting, model selection, and production artifact loading.</w:t>
       </w:r>
     </w:p>
     <w:p>
@@ -2461,7 +2779,21 @@
         <w:rPr>
           <w:rFonts w:ascii="Times New Roman" w:hAnsi="Times New Roman" w:cs="Times New Roman"/>
         </w:rPr>
-        <w:t>The evidence-retrieval scope includes extracting a limited set of checkable claims from an article, generating search queries, retrieving recent public web sources, recording URLs and retrieval times, filtering and ranking results, extracting relevant passages, and assigning an evidence status of supported, contradicted, mixed, or insufficient evidence. Preference is given to primary sources, official records, established news organisations, and professional fact-checking publications where appropriate. Search rank alone is not treated as proof of credibility.</w:t>
+        <w:t xml:space="preserve">The evidence-retrieval scope includes extracting a limited set of checkable claims from an article, generating search queries, retrieving recent public web sources, recording URLs and retrieval times, filtering and ranking results, extracting relevant passages, and assigning an evidence status of supported, contradicted, mixed, or insufficient evidence. Preference is given to primary sources, official records, established news </w:t>
+      </w:r>
+      <w:proofErr w:type="spellStart"/>
+      <w:r>
+        <w:rPr>
+          <w:rFonts w:ascii="Times New Roman" w:hAnsi="Times New Roman" w:cs="Times New Roman"/>
+        </w:rPr>
+        <w:t>organisations</w:t>
+      </w:r>
+      <w:proofErr w:type="spellEnd"/>
+      <w:r>
+        <w:rPr>
+          <w:rFonts w:ascii="Times New Roman" w:hAnsi="Times New Roman" w:cs="Times New Roman"/>
+        </w:rPr>
+        <w:t>, and professional fact-checking publications where appropriate. Search rank alone is not treated as proof of credibility.</w:t>
       </w:r>
     </w:p>
     <w:p>
@@ -2476,7 +2808,49 @@
         <w:rPr>
           <w:rFonts w:ascii="Times New Roman" w:hAnsi="Times New Roman" w:cs="Times New Roman"/>
         </w:rPr>
-        <w:t>The application scope includes a Next.js and TypeScript frontend, a FastAPI and Pydantic backend, request validation, environment-based configuration, model, search, evidence, and metrics endpoints, health checks, error handling, confidence presentation, cited evidence, and a responsible-use disclaimer. Automated testing covers central Python modules, API behaviour, retrieval failures, conflicting evidence, frontend components, and the main browser workflow.</w:t>
+        <w:t xml:space="preserve">The application scope includes a Next.js and TypeScript frontend, a </w:t>
+      </w:r>
+      <w:proofErr w:type="spellStart"/>
+      <w:r>
+        <w:rPr>
+          <w:rFonts w:ascii="Times New Roman" w:hAnsi="Times New Roman" w:cs="Times New Roman"/>
+        </w:rPr>
+        <w:t>FastAPI</w:t>
+      </w:r>
+      <w:proofErr w:type="spellEnd"/>
+      <w:r>
+        <w:rPr>
+          <w:rFonts w:ascii="Times New Roman" w:hAnsi="Times New Roman" w:cs="Times New Roman"/>
+        </w:rPr>
+        <w:t xml:space="preserve"> and </w:t>
+      </w:r>
+      <w:proofErr w:type="spellStart"/>
+      <w:r>
+        <w:rPr>
+          <w:rFonts w:ascii="Times New Roman" w:hAnsi="Times New Roman" w:cs="Times New Roman"/>
+        </w:rPr>
+        <w:t>Pydantic</w:t>
+      </w:r>
+      <w:proofErr w:type="spellEnd"/>
+      <w:r>
+        <w:rPr>
+          <w:rFonts w:ascii="Times New Roman" w:hAnsi="Times New Roman" w:cs="Times New Roman"/>
+        </w:rPr>
+        <w:t xml:space="preserve"> backend, request validation, environment-based configuration, model, search, evidence, and metrics endpoints, health checks, error handling, confidence presentation, cited evidence, and a responsible-use disclaimer. Automated testing covers central Python modules, API </w:t>
+      </w:r>
+      <w:proofErr w:type="spellStart"/>
+      <w:r>
+        <w:rPr>
+          <w:rFonts w:ascii="Times New Roman" w:hAnsi="Times New Roman" w:cs="Times New Roman"/>
+        </w:rPr>
+        <w:t>behaviour</w:t>
+      </w:r>
+      <w:proofErr w:type="spellEnd"/>
+      <w:r>
+        <w:rPr>
+          <w:rFonts w:ascii="Times New Roman" w:hAnsi="Times New Roman" w:cs="Times New Roman"/>
+        </w:rPr>
+        <w:t>, retrieval failures, conflicting evidence, frontend components, and the main browser workflow.</w:t>
       </w:r>
     </w:p>
     <w:p>
@@ -2491,7 +2865,35 @@
         <w:rPr>
           <w:rFonts w:ascii="Times New Roman" w:hAnsi="Times New Roman" w:cs="Times New Roman"/>
         </w:rPr>
-        <w:t>The study uses the ISOT dataset as its primary classification benchmark and treats each input as article text. It does not build a general-purpose crawler, monitor private messages, or automatically collect user data. It does not perform image, audio, or video verification or analyse social-network propagation. Web retrieval is limited to publicly accessible textual sources returned for specific extracted claims. The system does not guarantee that every relevant source is indexed, accessible, current, independent, or correct, and it does not automatically remove, censor, or penalise content.</w:t>
+        <w:t xml:space="preserve">The study uses the ISOT dataset as its primary classification benchmark and treats each input as article text. It does not build a general-purpose crawler, monitor private messages, or automatically collect user data. It does not perform image, audio, or video verification or </w:t>
+      </w:r>
+      <w:proofErr w:type="spellStart"/>
+      <w:r>
+        <w:rPr>
+          <w:rFonts w:ascii="Times New Roman" w:hAnsi="Times New Roman" w:cs="Times New Roman"/>
+        </w:rPr>
+        <w:t>analyse</w:t>
+      </w:r>
+      <w:proofErr w:type="spellEnd"/>
+      <w:r>
+        <w:rPr>
+          <w:rFonts w:ascii="Times New Roman" w:hAnsi="Times New Roman" w:cs="Times New Roman"/>
+        </w:rPr>
+        <w:t xml:space="preserve"> social-network propagation. Web retrieval is limited to publicly accessible textual sources returned for specific extracted claims. The system does not guarantee that every relevant source is indexed, accessible, current, independent, or correct, and it does not automatically remove, censor, or </w:t>
+      </w:r>
+      <w:proofErr w:type="spellStart"/>
+      <w:r>
+        <w:rPr>
+          <w:rFonts w:ascii="Times New Roman" w:hAnsi="Times New Roman" w:cs="Times New Roman"/>
+        </w:rPr>
+        <w:t>penalise</w:t>
+      </w:r>
+      <w:proofErr w:type="spellEnd"/>
+      <w:r>
+        <w:rPr>
+          <w:rFonts w:ascii="Times New Roman" w:hAnsi="Times New Roman" w:cs="Times New Roman"/>
+        </w:rPr>
+        <w:t xml:space="preserve"> content.</w:t>
       </w:r>
     </w:p>
     <w:p>
@@ -2574,7 +2976,21 @@
         <w:rPr>
           <w:rFonts w:ascii="Times New Roman" w:hAnsi="Times New Roman" w:cs="Times New Roman"/>
         </w:rPr>
-        <w:t>For journalists, fact-checkers, moderators, and media-monitoring teams, the proposed system provides a prototype screening tool that may help prioritise content for human review and locate potentially relevant sources. It does not replace investigation, but it demonstrates how classification, search, and evidence comparison can contribute to a broader verification workflow.</w:t>
+        <w:t xml:space="preserve">For journalists, fact-checkers, moderators, and media-monitoring teams, the proposed system provides a prototype screening tool that may help </w:t>
+      </w:r>
+      <w:proofErr w:type="spellStart"/>
+      <w:r>
+        <w:rPr>
+          <w:rFonts w:ascii="Times New Roman" w:hAnsi="Times New Roman" w:cs="Times New Roman"/>
+        </w:rPr>
+        <w:t>prioritise</w:t>
+      </w:r>
+      <w:proofErr w:type="spellEnd"/>
+      <w:r>
+        <w:rPr>
+          <w:rFonts w:ascii="Times New Roman" w:hAnsi="Times New Roman" w:cs="Times New Roman"/>
+        </w:rPr>
+        <w:t xml:space="preserve"> content for human review and locate potentially relevant sources. It does not replace investigation, but it demonstrates how classification, search, and evidence comparison can contribute to a broader verification workflow.</w:t>
       </w:r>
     </w:p>
     <w:p>
@@ -2604,7 +3020,35 @@
         <w:rPr>
           <w:rFonts w:ascii="Times New Roman" w:hAnsi="Times New Roman" w:cs="Times New Roman"/>
         </w:rPr>
-        <w:t>For software engineering practice, the study demonstrates the path from an experimental NLP pipeline to a modular application. It connects Python model development, artifact versioning, FastAPI inference, Pydantic validation, Next.js presentation, automated testing, and environment-based configuration while maintaining a clear separation between training and serving.</w:t>
+        <w:t xml:space="preserve">For software engineering practice, the study demonstrates the path from an experimental NLP pipeline to a modular application. It connects Python model development, artifact versioning, </w:t>
+      </w:r>
+      <w:proofErr w:type="spellStart"/>
+      <w:r>
+        <w:rPr>
+          <w:rFonts w:ascii="Times New Roman" w:hAnsi="Times New Roman" w:cs="Times New Roman"/>
+        </w:rPr>
+        <w:t>FastAPI</w:t>
+      </w:r>
+      <w:proofErr w:type="spellEnd"/>
+      <w:r>
+        <w:rPr>
+          <w:rFonts w:ascii="Times New Roman" w:hAnsi="Times New Roman" w:cs="Times New Roman"/>
+        </w:rPr>
+        <w:t xml:space="preserve"> inference, </w:t>
+      </w:r>
+      <w:proofErr w:type="spellStart"/>
+      <w:r>
+        <w:rPr>
+          <w:rFonts w:ascii="Times New Roman" w:hAnsi="Times New Roman" w:cs="Times New Roman"/>
+        </w:rPr>
+        <w:t>Pydantic</w:t>
+      </w:r>
+      <w:proofErr w:type="spellEnd"/>
+      <w:r>
+        <w:rPr>
+          <w:rFonts w:ascii="Times New Roman" w:hAnsi="Times New Roman" w:cs="Times New Roman"/>
+        </w:rPr>
+        <w:t xml:space="preserve"> validation, Next.js presentation, automated testing, and environment-based configuration while maintaining a clear separation between training and serving.</w:t>
       </w:r>
     </w:p>
     <w:p>
@@ -2675,7 +3119,21 @@
           <w:rFonts w:ascii="Times New Roman" w:hAnsi="Times New Roman" w:cs="Times New Roman"/>
         </w:rPr>
         <w:lastRenderedPageBreak/>
-        <w:t>of every sentence. The models may therefore learn associations between writing style or source markers and dataset labels instead of general features of misinformation. A source-style diagnostic conducted during development showed that the DistilBERT model's prediction on an accurate NASA example changed when a wire-service dateline was added. This result indicates sensitivity to style cues and reinforces that the reported ISOT scores should not be interpreted as proof of real-world accuracy.</w:t>
+        <w:t xml:space="preserve">of every sentence. The models may therefore learn associations between writing style or source markers and dataset labels instead of general features of misinformation. A source-style diagnostic conducted during development showed that the </w:t>
+      </w:r>
+      <w:proofErr w:type="spellStart"/>
+      <w:r>
+        <w:rPr>
+          <w:rFonts w:ascii="Times New Roman" w:hAnsi="Times New Roman" w:cs="Times New Roman"/>
+        </w:rPr>
+        <w:t>DistilBERT</w:t>
+      </w:r>
+      <w:proofErr w:type="spellEnd"/>
+      <w:r>
+        <w:rPr>
+          <w:rFonts w:ascii="Times New Roman" w:hAnsi="Times New Roman" w:cs="Times New Roman"/>
+        </w:rPr>
+        <w:t xml:space="preserve"> model's prediction on an accurate NASA example changed when a wire-service dateline was added. This result indicates sensitivity to style cues and reinforces that the reported ISOT scores should not be interpreted as proof of real-world accuracy.</w:t>
       </w:r>
     </w:p>
     <w:p>
@@ -2735,7 +3193,21 @@
         <w:rPr>
           <w:rFonts w:ascii="Times New Roman" w:hAnsi="Times New Roman" w:cs="Times New Roman"/>
         </w:rPr>
-        <w:t xml:space="preserve">The analysis is bounded by the number of claims and sources processed and by the amount of text accepted by the application. It focuses on English-language article text and publicly accessible web pages. It does not analyse images, video, audio, private messages, social-network propagation, </w:t>
+        <w:t xml:space="preserve">The analysis is bounded by the number of claims and sources processed and by the amount of text accepted by the application. It focuses on English-language article text and publicly accessible web pages. It does not </w:t>
+      </w:r>
+      <w:proofErr w:type="spellStart"/>
+      <w:r>
+        <w:rPr>
+          <w:rFonts w:ascii="Times New Roman" w:hAnsi="Times New Roman" w:cs="Times New Roman"/>
+        </w:rPr>
+        <w:t>analyse</w:t>
+      </w:r>
+      <w:proofErr w:type="spellEnd"/>
+      <w:r>
+        <w:rPr>
+          <w:rFonts w:ascii="Times New Roman" w:hAnsi="Times New Roman" w:cs="Times New Roman"/>
+        </w:rPr>
+        <w:t xml:space="preserve"> images, video, audio, private messages, social-network propagation, </w:t>
       </w:r>
       <w:r>
         <w:rPr>
@@ -2757,7 +3229,21 @@
         <w:rPr>
           <w:rFonts w:ascii="Times New Roman" w:hAnsi="Times New Roman" w:cs="Times New Roman"/>
         </w:rPr>
-        <w:t>Finally, the implementation is a research prototype rather than a large-scale field deployment. Automated software tests assess important pipeline, API, and interface behaviours, but they do not replace a broad user study, a comprehensive fairness audit, or long-term monitoring in operational settings. The study demonstrates a technical workflow for classification and evidence retrieval; it does not establish that the system reduces the spread or impact of misinformation.</w:t>
+        <w:t xml:space="preserve">Finally, the implementation is a research prototype rather than a large-scale field deployment. Automated software tests assess important pipeline, API, and interface </w:t>
+      </w:r>
+      <w:proofErr w:type="spellStart"/>
+      <w:r>
+        <w:rPr>
+          <w:rFonts w:ascii="Times New Roman" w:hAnsi="Times New Roman" w:cs="Times New Roman"/>
+        </w:rPr>
+        <w:t>behaviours</w:t>
+      </w:r>
+      <w:proofErr w:type="spellEnd"/>
+      <w:r>
+        <w:rPr>
+          <w:rFonts w:ascii="Times New Roman" w:hAnsi="Times New Roman" w:cs="Times New Roman"/>
+        </w:rPr>
+        <w:t>, but they do not replace a broad user study, a comprehensive fairness audit, or long-term monitoring in operational settings. The study demonstrates a technical workflow for classification and evidence retrieval; it does not establish that the system reduces the spread or impact of misinformation.</w:t>
       </w:r>
     </w:p>
     <w:p>
@@ -2939,7 +3425,21 @@
         <w:rPr>
           <w:rFonts w:ascii="Times New Roman" w:hAnsi="Times New Roman" w:cs="Times New Roman"/>
         </w:rPr>
-        <w:t xml:space="preserve"> A table that summarises correct and incorrect predictions for each class, including false positives and false negatives.</w:t>
+        <w:t xml:space="preserve"> A table that </w:t>
+      </w:r>
+      <w:proofErr w:type="spellStart"/>
+      <w:r>
+        <w:rPr>
+          <w:rFonts w:ascii="Times New Roman" w:hAnsi="Times New Roman" w:cs="Times New Roman"/>
+        </w:rPr>
+        <w:t>summarises</w:t>
+      </w:r>
+      <w:proofErr w:type="spellEnd"/>
+      <w:r>
+        <w:rPr>
+          <w:rFonts w:ascii="Times New Roman" w:hAnsi="Times New Roman" w:cs="Times New Roman"/>
+        </w:rPr>
+        <w:t xml:space="preserve"> correct and incorrect predictions for each class, including false positives and false negatives.</w:t>
       </w:r>
     </w:p>
     <w:p>
@@ -2950,11 +3450,19 @@
           <w:rFonts w:ascii="Times New Roman" w:hAnsi="Times New Roman" w:cs="Times New Roman"/>
         </w:rPr>
       </w:pPr>
-      <w:r>
-        <w:rPr>
-          <w:rFonts w:ascii="Times New Roman" w:hAnsi="Times New Roman" w:cs="Times New Roman"/>
-        </w:rPr>
-        <w:t>DistilBERT:</w:t>
+      <w:proofErr w:type="spellStart"/>
+      <w:r>
+        <w:rPr>
+          <w:rFonts w:ascii="Times New Roman" w:hAnsi="Times New Roman" w:cs="Times New Roman"/>
+        </w:rPr>
+        <w:t>DistilBERT</w:t>
+      </w:r>
+      <w:proofErr w:type="spellEnd"/>
+      <w:r>
+        <w:rPr>
+          <w:rFonts w:ascii="Times New Roman" w:hAnsi="Times New Roman" w:cs="Times New Roman"/>
+        </w:rPr>
+        <w:t>:</w:t>
       </w:r>
       <w:r>
         <w:rPr>
@@ -3077,11 +3585,19 @@
           <w:rFonts w:ascii="Times New Roman" w:hAnsi="Times New Roman" w:cs="Times New Roman"/>
         </w:rPr>
       </w:pPr>
-      <w:r>
-        <w:rPr>
-          <w:rFonts w:ascii="Times New Roman" w:hAnsi="Times New Roman" w:cs="Times New Roman"/>
-        </w:rPr>
-        <w:t>FastAPI:</w:t>
+      <w:proofErr w:type="spellStart"/>
+      <w:r>
+        <w:rPr>
+          <w:rFonts w:ascii="Times New Roman" w:hAnsi="Times New Roman" w:cs="Times New Roman"/>
+        </w:rPr>
+        <w:t>FastAPI</w:t>
+      </w:r>
+      <w:proofErr w:type="spellEnd"/>
+      <w:r>
+        <w:rPr>
+          <w:rFonts w:ascii="Times New Roman" w:hAnsi="Times New Roman" w:cs="Times New Roman"/>
+        </w:rPr>
+        <w:t>:</w:t>
       </w:r>
       <w:r>
         <w:rPr>
@@ -3213,7 +3729,21 @@
         <w:rPr>
           <w:rFonts w:ascii="Times New Roman" w:hAnsi="Times New Roman" w:cs="Times New Roman"/>
         </w:rPr>
-        <w:t xml:space="preserve"> Computational methods for representing, analysing, and generating human language.</w:t>
+        <w:t xml:space="preserve"> Computational methods for representing, </w:t>
+      </w:r>
+      <w:proofErr w:type="spellStart"/>
+      <w:r>
+        <w:rPr>
+          <w:rFonts w:ascii="Times New Roman" w:hAnsi="Times New Roman" w:cs="Times New Roman"/>
+        </w:rPr>
+        <w:t>analysing</w:t>
+      </w:r>
+      <w:proofErr w:type="spellEnd"/>
+      <w:r>
+        <w:rPr>
+          <w:rFonts w:ascii="Times New Roman" w:hAnsi="Times New Roman" w:cs="Times New Roman"/>
+        </w:rPr>
+        <w:t>, and generating human language.</w:t>
       </w:r>
     </w:p>
     <w:p>
@@ -3511,7 +4041,49 @@
         <w:rPr>
           <w:rFonts w:ascii="Times New Roman" w:hAnsi="Times New Roman" w:cs="Times New Roman"/>
         </w:rPr>
-        <w:t>The conceptual framework begins with the language of a news article and extends the analysis by considering external evidence. Online reports move quickly between news sites, search engines, social networks, and messaging applications. Although these channels broaden access to information, they can spread fabricated stories just as efficiently. Shu et al. (2017) therefore describe fake-news detection as a data-mining problem that may draw on both the content of a report and the social activity surrounding it. From an NLP perspective, Oshikawa, Qian, and Wang (2020) emphasise the difficulty of the task and distinguish it from related work on rumours, stance detection, and fact-checking.</w:t>
+        <w:t xml:space="preserve">The conceptual framework begins with the language of a news article and extends the analysis by considering external evidence. Online reports move quickly between news sites, search engines, social networks, and messaging applications. Although these channels broaden access to information, they can spread fabricated stories just as efficiently. Shu et al. (2017) therefore describe fake-news detection as a data-mining problem that may draw on both the content of a report and the social activity surrounding it. From an NLP perspective, </w:t>
+      </w:r>
+      <w:proofErr w:type="spellStart"/>
+      <w:r>
+        <w:rPr>
+          <w:rFonts w:ascii="Times New Roman" w:hAnsi="Times New Roman" w:cs="Times New Roman"/>
+        </w:rPr>
+        <w:t>Oshikawa</w:t>
+      </w:r>
+      <w:proofErr w:type="spellEnd"/>
+      <w:r>
+        <w:rPr>
+          <w:rFonts w:ascii="Times New Roman" w:hAnsi="Times New Roman" w:cs="Times New Roman"/>
+        </w:rPr>
+        <w:t xml:space="preserve">, Qian, and Wang (2020) </w:t>
+      </w:r>
+      <w:proofErr w:type="spellStart"/>
+      <w:r>
+        <w:rPr>
+          <w:rFonts w:ascii="Times New Roman" w:hAnsi="Times New Roman" w:cs="Times New Roman"/>
+        </w:rPr>
+        <w:t>emphasise</w:t>
+      </w:r>
+      <w:proofErr w:type="spellEnd"/>
+      <w:r>
+        <w:rPr>
+          <w:rFonts w:ascii="Times New Roman" w:hAnsi="Times New Roman" w:cs="Times New Roman"/>
+        </w:rPr>
+        <w:t xml:space="preserve"> the difficulty of the task and distinguish it from related work on </w:t>
+      </w:r>
+      <w:proofErr w:type="spellStart"/>
+      <w:r>
+        <w:rPr>
+          <w:rFonts w:ascii="Times New Roman" w:hAnsi="Times New Roman" w:cs="Times New Roman"/>
+        </w:rPr>
+        <w:t>rumours</w:t>
+      </w:r>
+      <w:proofErr w:type="spellEnd"/>
+      <w:r>
+        <w:rPr>
+          <w:rFonts w:ascii="Times New Roman" w:hAnsi="Times New Roman" w:cs="Times New Roman"/>
+        </w:rPr>
+        <w:t>, stance detection, and fact-checking.</w:t>
       </w:r>
     </w:p>
     <w:p>
@@ -3572,7 +4144,49 @@
         <w:rPr>
           <w:rFonts w:ascii="Times New Roman" w:hAnsi="Times New Roman" w:cs="Times New Roman"/>
         </w:rPr>
-        <w:t>Evidence-based verification is normally organised as a sequence of tasks. A complex article is first reduced to a manageable set of checkable claims. Search queries are then produced for each claim, relevant documents and passages are retrieved, and the evidence is compared with the claim. Thorne et al. (2018) formalised this pattern in FEVER through document retrieval, evidence selection, and claim classification. More recent work has moved beyond fixed collections toward real-world web evidence. AVeriTeC, for example, evaluates systems on both the correctness of their verdict and the quality of the evidence they retrieve (Schlichtkrull et al., 2023, 2024).</w:t>
+        <w:t xml:space="preserve">Evidence-based verification is normally </w:t>
+      </w:r>
+      <w:proofErr w:type="spellStart"/>
+      <w:r>
+        <w:rPr>
+          <w:rFonts w:ascii="Times New Roman" w:hAnsi="Times New Roman" w:cs="Times New Roman"/>
+        </w:rPr>
+        <w:t>organised</w:t>
+      </w:r>
+      <w:proofErr w:type="spellEnd"/>
+      <w:r>
+        <w:rPr>
+          <w:rFonts w:ascii="Times New Roman" w:hAnsi="Times New Roman" w:cs="Times New Roman"/>
+        </w:rPr>
+        <w:t xml:space="preserve"> as a sequence of tasks. A complex article is first reduced to a manageable set of checkable claims. Search queries are then produced for each claim, relevant documents and passages are retrieved, and the evidence is compared with the claim. Thorne et al. (2018) </w:t>
+      </w:r>
+      <w:proofErr w:type="spellStart"/>
+      <w:r>
+        <w:rPr>
+          <w:rFonts w:ascii="Times New Roman" w:hAnsi="Times New Roman" w:cs="Times New Roman"/>
+        </w:rPr>
+        <w:t>formalised</w:t>
+      </w:r>
+      <w:proofErr w:type="spellEnd"/>
+      <w:r>
+        <w:rPr>
+          <w:rFonts w:ascii="Times New Roman" w:hAnsi="Times New Roman" w:cs="Times New Roman"/>
+        </w:rPr>
+        <w:t xml:space="preserve"> this pattern in FEVER through document retrieval, evidence selection, and claim classification. More recent work has moved beyond fixed collections toward real-world web evidence. </w:t>
+      </w:r>
+      <w:proofErr w:type="spellStart"/>
+      <w:r>
+        <w:rPr>
+          <w:rFonts w:ascii="Times New Roman" w:hAnsi="Times New Roman" w:cs="Times New Roman"/>
+        </w:rPr>
+        <w:t>AVeriTeC</w:t>
+      </w:r>
+      <w:proofErr w:type="spellEnd"/>
+      <w:r>
+        <w:rPr>
+          <w:rFonts w:ascii="Times New Roman" w:hAnsi="Times New Roman" w:cs="Times New Roman"/>
+        </w:rPr>
+        <w:t>, for example, evaluates systems on both the correctness of their verdict and the quality of the evidence they retrieve (Schlichtkrull et al., 2023, 2024).</w:t>
       </w:r>
     </w:p>
     <w:p>
@@ -3602,7 +4216,35 @@
         <w:rPr>
           <w:rFonts w:ascii="Times New Roman" w:hAnsi="Times New Roman" w:cs="Times New Roman"/>
         </w:rPr>
-        <w:t>The transformer branch uses DistilBERT. Unlike a bag-of-words representation, a transformer encodes tokens in context using self-attention. Its representation of a word can therefore vary according to surrounding language. DistilBERT is pretrained on large-scale text and then fine-</w:t>
+        <w:t xml:space="preserve">The transformer branch uses </w:t>
+      </w:r>
+      <w:proofErr w:type="spellStart"/>
+      <w:r>
+        <w:rPr>
+          <w:rFonts w:ascii="Times New Roman" w:hAnsi="Times New Roman" w:cs="Times New Roman"/>
+        </w:rPr>
+        <w:t>DistilBERT</w:t>
+      </w:r>
+      <w:proofErr w:type="spellEnd"/>
+      <w:r>
+        <w:rPr>
+          <w:rFonts w:ascii="Times New Roman" w:hAnsi="Times New Roman" w:cs="Times New Roman"/>
+        </w:rPr>
+        <w:t xml:space="preserve">. Unlike a bag-of-words representation, a transformer encodes tokens in context using self-attention. Its representation of a word can therefore vary according to surrounding language. </w:t>
+      </w:r>
+      <w:proofErr w:type="spellStart"/>
+      <w:r>
+        <w:rPr>
+          <w:rFonts w:ascii="Times New Roman" w:hAnsi="Times New Roman" w:cs="Times New Roman"/>
+        </w:rPr>
+        <w:t>DistilBERT</w:t>
+      </w:r>
+      <w:proofErr w:type="spellEnd"/>
+      <w:r>
+        <w:rPr>
+          <w:rFonts w:ascii="Times New Roman" w:hAnsi="Times New Roman" w:cs="Times New Roman"/>
+        </w:rPr>
+        <w:t xml:space="preserve"> is pretrained on large-scale text and then fine-</w:t>
       </w:r>
       <w:r>
         <w:rPr>
@@ -3624,7 +4266,21 @@
         <w:rPr>
           <w:rFonts w:ascii="Times New Roman" w:hAnsi="Times New Roman" w:cs="Times New Roman"/>
         </w:rPr>
-        <w:t>This comparison is not only about which model records the highest score. DistilBERT may capture context that the classical model misses, but Logistic Regression may train faster, respond more quickly, occupy less storage, and run comfortably on a CPU. A sensible deployment decision must weigh these practical costs against predictive performance and the kinds of errors each model makes.</w:t>
+        <w:t xml:space="preserve">This comparison is not only about which model records the highest score. </w:t>
+      </w:r>
+      <w:proofErr w:type="spellStart"/>
+      <w:r>
+        <w:rPr>
+          <w:rFonts w:ascii="Times New Roman" w:hAnsi="Times New Roman" w:cs="Times New Roman"/>
+        </w:rPr>
+        <w:t>DistilBERT</w:t>
+      </w:r>
+      <w:proofErr w:type="spellEnd"/>
+      <w:r>
+        <w:rPr>
+          <w:rFonts w:ascii="Times New Roman" w:hAnsi="Times New Roman" w:cs="Times New Roman"/>
+        </w:rPr>
+        <w:t xml:space="preserve"> may capture context that the classical model misses, but Logistic Regression may train faster, respond more quickly, occupy less storage, and run comfortably on a CPU. A sensible deployment decision must weigh these practical costs against predictive performance and the kinds of errors each model makes.</w:t>
       </w:r>
     </w:p>
     <w:p>
@@ -3852,11 +4508,47 @@
           <w:rFonts w:ascii="Times New Roman" w:hAnsi="Times New Roman" w:cs="Times New Roman"/>
         </w:rPr>
       </w:pPr>
-      <w:r>
-        <w:rPr>
-          <w:rFonts w:ascii="Times New Roman" w:hAnsi="Times New Roman" w:cs="Times New Roman"/>
-        </w:rPr>
-        <w:t>Generalisation is central to the study. A model that memorises training articles may achieve very low training error but perform poorly on unseen data. Duplicate removal, a held-out test set, regularisation, and error analysis are therefore part of the research design. The comparison between a simpler linear classifier and a more expressive transformer also reflects the bias-complexity trade-off: greater model capacity may capture useful context, but it may also increase computational cost and sensitivity to dataset artefacts.</w:t>
+      <w:proofErr w:type="spellStart"/>
+      <w:r>
+        <w:rPr>
+          <w:rFonts w:ascii="Times New Roman" w:hAnsi="Times New Roman" w:cs="Times New Roman"/>
+        </w:rPr>
+        <w:t>Generalisation</w:t>
+      </w:r>
+      <w:proofErr w:type="spellEnd"/>
+      <w:r>
+        <w:rPr>
+          <w:rFonts w:ascii="Times New Roman" w:hAnsi="Times New Roman" w:cs="Times New Roman"/>
+        </w:rPr>
+        <w:t xml:space="preserve"> is central to the study. A model that </w:t>
+      </w:r>
+      <w:proofErr w:type="spellStart"/>
+      <w:r>
+        <w:rPr>
+          <w:rFonts w:ascii="Times New Roman" w:hAnsi="Times New Roman" w:cs="Times New Roman"/>
+        </w:rPr>
+        <w:t>memorises</w:t>
+      </w:r>
+      <w:proofErr w:type="spellEnd"/>
+      <w:r>
+        <w:rPr>
+          <w:rFonts w:ascii="Times New Roman" w:hAnsi="Times New Roman" w:cs="Times New Roman"/>
+        </w:rPr>
+        <w:t xml:space="preserve"> training articles may achieve very low training error but perform poorly on unseen data. Duplicate removal, a held-out test set, </w:t>
+      </w:r>
+      <w:proofErr w:type="spellStart"/>
+      <w:r>
+        <w:rPr>
+          <w:rFonts w:ascii="Times New Roman" w:hAnsi="Times New Roman" w:cs="Times New Roman"/>
+        </w:rPr>
+        <w:t>regularisation</w:t>
+      </w:r>
+      <w:proofErr w:type="spellEnd"/>
+      <w:r>
+        <w:rPr>
+          <w:rFonts w:ascii="Times New Roman" w:hAnsi="Times New Roman" w:cs="Times New Roman"/>
+        </w:rPr>
+        <w:t>, and error analysis are therefore part of the research design. The comparison between a simpler linear classifier and a more expressive transformer also reflects the bias-complexity trade-off: greater model capacity may capture useful context, but it may also increase computational cost and sensitivity to dataset artefacts.</w:t>
       </w:r>
     </w:p>
     <w:p>
@@ -3904,7 +4596,21 @@
         <w:rPr>
           <w:rFonts w:ascii="Times New Roman" w:hAnsi="Times New Roman" w:cs="Times New Roman"/>
         </w:rPr>
-        <w:t>Ahmed et al. (2017) used n-gram analysis and machine-learning techniques for online fake-news detection, while Ahmed et al. (2018) further demonstrated text classification for fake news and opinion spam. These works support the use of lexical patterns as a practical baseline. Logistic Regression is particularly appropriate because it works well with high-dimensional sparse input, supports regularisation, and can estimate class probabilities. Its feature weights can also be inspected to determine which terms influence predictions, although those weights must not be interpreted as universal evidence of deception.</w:t>
+        <w:t xml:space="preserve">Ahmed et al. (2017) used n-gram analysis and machine-learning techniques for online fake-news detection, while Ahmed et al. (2018) further demonstrated text classification for fake news and opinion spam. These works support the use of lexical patterns as a practical baseline. Logistic Regression is particularly appropriate because it works well with high-dimensional sparse input, supports </w:t>
+      </w:r>
+      <w:proofErr w:type="spellStart"/>
+      <w:r>
+        <w:rPr>
+          <w:rFonts w:ascii="Times New Roman" w:hAnsi="Times New Roman" w:cs="Times New Roman"/>
+        </w:rPr>
+        <w:t>regularisation</w:t>
+      </w:r>
+      <w:proofErr w:type="spellEnd"/>
+      <w:r>
+        <w:rPr>
+          <w:rFonts w:ascii="Times New Roman" w:hAnsi="Times New Roman" w:cs="Times New Roman"/>
+        </w:rPr>
+        <w:t>, and can estimate class probabilities. Its feature weights can also be inspected to determine which terms influence predictions, although those weights must not be interpreted as universal evidence of deception.</w:t>
       </w:r>
     </w:p>
     <w:p>
@@ -3964,11 +4670,33 @@
           <w:rFonts w:ascii="Times New Roman" w:hAnsi="Times New Roman" w:cs="Times New Roman"/>
         </w:rPr>
       </w:pPr>
-      <w:r>
-        <w:rPr>
-          <w:rFonts w:ascii="Times New Roman" w:hAnsi="Times New Roman" w:cs="Times New Roman"/>
-        </w:rPr>
-        <w:t>DistilBERT applies knowledge distillation during pretraining. Sanh et al. (2019) report a smaller model that retains much of BERT's language-understanding performance while reducing size and increasing speed. This makes DistilBERT a reasonable choice for the study because the proposed approach requires contextual modelling but must also consider deployment cost.</w:t>
+      <w:proofErr w:type="spellStart"/>
+      <w:r>
+        <w:rPr>
+          <w:rFonts w:ascii="Times New Roman" w:hAnsi="Times New Roman" w:cs="Times New Roman"/>
+        </w:rPr>
+        <w:t>DistilBERT</w:t>
+      </w:r>
+      <w:proofErr w:type="spellEnd"/>
+      <w:r>
+        <w:rPr>
+          <w:rFonts w:ascii="Times New Roman" w:hAnsi="Times New Roman" w:cs="Times New Roman"/>
+        </w:rPr>
+        <w:t xml:space="preserve"> applies knowledge distillation during pretraining. Sanh et al. (2019) report a smaller model that retains much of BERT's language-understanding performance while reducing size and increasing speed. This makes </w:t>
+      </w:r>
+      <w:proofErr w:type="spellStart"/>
+      <w:r>
+        <w:rPr>
+          <w:rFonts w:ascii="Times New Roman" w:hAnsi="Times New Roman" w:cs="Times New Roman"/>
+        </w:rPr>
+        <w:t>DistilBERT</w:t>
+      </w:r>
+      <w:proofErr w:type="spellEnd"/>
+      <w:r>
+        <w:rPr>
+          <w:rFonts w:ascii="Times New Roman" w:hAnsi="Times New Roman" w:cs="Times New Roman"/>
+        </w:rPr>
+        <w:t xml:space="preserve"> a reasonable choice for the study because the proposed approach requires contextual modelling but must also consider deployment cost.</w:t>
       </w:r>
     </w:p>
     <w:p>
@@ -3983,7 +4711,35 @@
         <w:rPr>
           <w:rFonts w:ascii="Times New Roman" w:hAnsi="Times New Roman" w:cs="Times New Roman"/>
         </w:rPr>
-        <w:t>Fine-tuning adapts the pretrained encoder and classification head to the labelled articles. Tokenisation, truncation, padding, attention masks, optimisation settings, random seeds, and checkpoint selection all influence the experiment. Long articles present a particular challenge because transformer models accept a limited token sequence. Truncation may discard relevant information, while chunking increases complexity. The study must record the selected strategy and treat it as a limitation during evaluation.</w:t>
+        <w:t xml:space="preserve">Fine-tuning adapts the pretrained encoder and classification head to the labelled articles. </w:t>
+      </w:r>
+      <w:proofErr w:type="spellStart"/>
+      <w:r>
+        <w:rPr>
+          <w:rFonts w:ascii="Times New Roman" w:hAnsi="Times New Roman" w:cs="Times New Roman"/>
+        </w:rPr>
+        <w:t>Tokenisation</w:t>
+      </w:r>
+      <w:proofErr w:type="spellEnd"/>
+      <w:r>
+        <w:rPr>
+          <w:rFonts w:ascii="Times New Roman" w:hAnsi="Times New Roman" w:cs="Times New Roman"/>
+        </w:rPr>
+        <w:t xml:space="preserve">, truncation, padding, attention masks, </w:t>
+      </w:r>
+      <w:proofErr w:type="spellStart"/>
+      <w:r>
+        <w:rPr>
+          <w:rFonts w:ascii="Times New Roman" w:hAnsi="Times New Roman" w:cs="Times New Roman"/>
+        </w:rPr>
+        <w:t>optimisation</w:t>
+      </w:r>
+      <w:proofErr w:type="spellEnd"/>
+      <w:r>
+        <w:rPr>
+          <w:rFonts w:ascii="Times New Roman" w:hAnsi="Times New Roman" w:cs="Times New Roman"/>
+        </w:rPr>
+        <w:t xml:space="preserve"> settings, random seeds, and checkpoint selection all influence the experiment. Long articles present a particular challenge because transformer models accept a limited token sequence. Truncation may discard relevant information, while chunking increases complexity. The study must record the selected strategy and treat it as a limitation during evaluation.</w:t>
       </w:r>
     </w:p>
     <w:p>
@@ -4047,7 +4803,21 @@
           <w:rFonts w:ascii="Times New Roman" w:hAnsi="Times New Roman" w:cs="Times New Roman"/>
         </w:rPr>
         <w:lastRenderedPageBreak/>
-        <w:t>The output is best understood as an aid to judgement. A confidence score shows how strongly the model favours one class under the patterns it has learned; it is not a measure of objective truth. Any decision with serious consequences still requires a person to examine the article and its evidence. This principle shapes the wording of the result, the disclaimer, and the decision not to use the prediction as an automatic basis for censorship.</w:t>
+        <w:t xml:space="preserve">The output is best understood as an aid to judgement. A confidence score shows how strongly the model </w:t>
+      </w:r>
+      <w:proofErr w:type="spellStart"/>
+      <w:r>
+        <w:rPr>
+          <w:rFonts w:ascii="Times New Roman" w:hAnsi="Times New Roman" w:cs="Times New Roman"/>
+        </w:rPr>
+        <w:t>favours</w:t>
+      </w:r>
+      <w:proofErr w:type="spellEnd"/>
+      <w:r>
+        <w:rPr>
+          <w:rFonts w:ascii="Times New Roman" w:hAnsi="Times New Roman" w:cs="Times New Roman"/>
+        </w:rPr>
+        <w:t xml:space="preserve"> one class under the patterns it has learned; it is not a measure of objective truth. Any decision with serious consequences still requires a person to examine the article and its evidence. This principle shapes the wording of the result, the disclaimer, and the decision not to use the prediction as an automatic basis for censorship.</w:t>
       </w:r>
     </w:p>
     <w:p>
@@ -4095,7 +4865,21 @@
         <w:rPr>
           <w:rFonts w:ascii="Times New Roman" w:hAnsi="Times New Roman" w:cs="Times New Roman"/>
         </w:rPr>
-        <w:t>FEVER established a widely used three-part pipeline consisting of document retrieval, sentence selection, and claim verification (Thorne et al., 2018). AVeriTeC extends this idea to naturally occurring claims and web evidence. Its evaluation requires both an appropriate verdict and evidence of sufficient quality, reflecting the principle that a conclusion should be traceable to its sources (Schlichtkrull et al., 2024).</w:t>
+        <w:t xml:space="preserve">FEVER established a widely used three-part pipeline consisting of document retrieval, sentence selection, and claim verification (Thorne et al., 2018). </w:t>
+      </w:r>
+      <w:proofErr w:type="spellStart"/>
+      <w:r>
+        <w:rPr>
+          <w:rFonts w:ascii="Times New Roman" w:hAnsi="Times New Roman" w:cs="Times New Roman"/>
+        </w:rPr>
+        <w:t>AVeriTeC</w:t>
+      </w:r>
+      <w:proofErr w:type="spellEnd"/>
+      <w:r>
+        <w:rPr>
+          <w:rFonts w:ascii="Times New Roman" w:hAnsi="Times New Roman" w:cs="Times New Roman"/>
+        </w:rPr>
+        <w:t xml:space="preserve"> extends this idea to naturally occurring claims and web evidence. Its evaluation requires both an appropriate verdict and evidence of sufficient quality, reflecting the principle that a conclusion should be traceable to its sources (Schlichtkrull et al., 2024).</w:t>
       </w:r>
     </w:p>
     <w:p>
@@ -4110,7 +4894,21 @@
         <w:rPr>
           <w:rFonts w:ascii="Times New Roman" w:hAnsi="Times New Roman" w:cs="Times New Roman"/>
         </w:rPr>
-        <w:t>Time introduces another dimension. A source published after a claim may be useful when analysing the claim today, but it would be inappropriate in an experiment that asks what evidence was available when the claim first appeared. Chen et al. (2024) address this issue by restricting retrieval to documents available before a claim was made when modelling emerging-claim verification. In the present system, the purpose is current assessment, so later evidence may be retrieved, but publication and retrieval dates must be displayed so that the user can understand the temporal relationship.</w:t>
+        <w:t xml:space="preserve">Time introduces another dimension. A source published after a claim may be useful when </w:t>
+      </w:r>
+      <w:proofErr w:type="spellStart"/>
+      <w:r>
+        <w:rPr>
+          <w:rFonts w:ascii="Times New Roman" w:hAnsi="Times New Roman" w:cs="Times New Roman"/>
+        </w:rPr>
+        <w:t>analysing</w:t>
+      </w:r>
+      <w:proofErr w:type="spellEnd"/>
+      <w:r>
+        <w:rPr>
+          <w:rFonts w:ascii="Times New Roman" w:hAnsi="Times New Roman" w:cs="Times New Roman"/>
+        </w:rPr>
+        <w:t xml:space="preserve"> the claim today, but it would be inappropriate in an experiment that asks what evidence was available when the claim first appeared. Chen et al. (2024) address this issue by restricting retrieval to documents available before a claim was made when modelling emerging-claim verification. In the present system, the purpose is current assessment, so later evidence may be retrieved, but publication and retrieval dates must be displayed so that the user can understand the temporal relationship.</w:t>
       </w:r>
     </w:p>
     <w:p>
@@ -4159,7 +4957,21 @@
         <w:rPr>
           <w:rFonts w:ascii="Times New Roman" w:hAnsi="Times New Roman" w:cs="Times New Roman"/>
         </w:rPr>
-        <w:t>Shu et al. (2017) organised fake-news detection around news content and social context, explaining that deceptive content may be difficult to identify from text alone and that user engagement can add useful signals. Their work provides a broad framework for understanding the task. The present study adopts only the content component, which makes the system easier to use independently of a social platform but limits the evidence available to the model.</w:t>
+        <w:t xml:space="preserve">Shu et al. (2017) </w:t>
+      </w:r>
+      <w:proofErr w:type="spellStart"/>
+      <w:r>
+        <w:rPr>
+          <w:rFonts w:ascii="Times New Roman" w:hAnsi="Times New Roman" w:cs="Times New Roman"/>
+        </w:rPr>
+        <w:t>organised</w:t>
+      </w:r>
+      <w:proofErr w:type="spellEnd"/>
+      <w:r>
+        <w:rPr>
+          <w:rFonts w:ascii="Times New Roman" w:hAnsi="Times New Roman" w:cs="Times New Roman"/>
+        </w:rPr>
+        <w:t xml:space="preserve"> fake-news detection around news content and social context, explaining that deceptive content may be difficult to identify from text alone and that user engagement can add useful signals. Their work provides a broad framework for understanding the task. The present study adopts only the content component, which makes the system easier to use independently of a social platform but limits the evidence available to the model.</w:t>
       </w:r>
     </w:p>
     <w:p>
@@ -4170,11 +4982,33 @@
           <w:rFonts w:ascii="Times New Roman" w:hAnsi="Times New Roman" w:cs="Times New Roman"/>
         </w:rPr>
       </w:pPr>
-      <w:r>
-        <w:rPr>
-          <w:rFonts w:ascii="Times New Roman" w:hAnsi="Times New Roman" w:cs="Times New Roman"/>
-        </w:rPr>
-        <w:t>Oshikawa et al. (2020) reviewed NLP formulations, datasets, and methods for fake-news detection and emphasised the task's practical value and difficulty. They also highlighted the need for fairer, more detailed, and more practical detection models. This supports the present study's attention to clearly defined labels, shared evaluation, error analysis, and responsible presentation.</w:t>
+      <w:proofErr w:type="spellStart"/>
+      <w:r>
+        <w:rPr>
+          <w:rFonts w:ascii="Times New Roman" w:hAnsi="Times New Roman" w:cs="Times New Roman"/>
+        </w:rPr>
+        <w:t>Oshikawa</w:t>
+      </w:r>
+      <w:proofErr w:type="spellEnd"/>
+      <w:r>
+        <w:rPr>
+          <w:rFonts w:ascii="Times New Roman" w:hAnsi="Times New Roman" w:cs="Times New Roman"/>
+        </w:rPr>
+        <w:t xml:space="preserve"> et al. (2020) reviewed NLP formulations, datasets, and methods for fake-news detection and </w:t>
+      </w:r>
+      <w:proofErr w:type="spellStart"/>
+      <w:r>
+        <w:rPr>
+          <w:rFonts w:ascii="Times New Roman" w:hAnsi="Times New Roman" w:cs="Times New Roman"/>
+        </w:rPr>
+        <w:t>emphasised</w:t>
+      </w:r>
+      <w:proofErr w:type="spellEnd"/>
+      <w:r>
+        <w:rPr>
+          <w:rFonts w:ascii="Times New Roman" w:hAnsi="Times New Roman" w:cs="Times New Roman"/>
+        </w:rPr>
+        <w:t xml:space="preserve"> the task's practical value and difficulty. They also highlighted the need for fairer, more detailed, and more practical detection models. This supports the present study's attention to clearly defined labels, shared evaluation, error analysis, and responsible presentation.</w:t>
       </w:r>
     </w:p>
     <w:p>
@@ -4189,7 +5023,21 @@
         <w:rPr>
           <w:rFonts w:ascii="Times New Roman" w:hAnsi="Times New Roman" w:cs="Times New Roman"/>
         </w:rPr>
-        <w:t>Zhou and Zafarani (2020) surveyed fundamental theories and detection methods and described the multidisciplinary nature of fake-news research. Their review shows that detection can involve style, knowledge, propagation, and source information. The present system does not claim to cover all these dimensions; it investigates a defined text-classification approach within a deployable architecture.</w:t>
+        <w:t xml:space="preserve">Zhou and </w:t>
+      </w:r>
+      <w:proofErr w:type="spellStart"/>
+      <w:r>
+        <w:rPr>
+          <w:rFonts w:ascii="Times New Roman" w:hAnsi="Times New Roman" w:cs="Times New Roman"/>
+        </w:rPr>
+        <w:t>Zafarani</w:t>
+      </w:r>
+      <w:proofErr w:type="spellEnd"/>
+      <w:r>
+        <w:rPr>
+          <w:rFonts w:ascii="Times New Roman" w:hAnsi="Times New Roman" w:cs="Times New Roman"/>
+        </w:rPr>
+        <w:t xml:space="preserve"> (2020) surveyed fundamental theories and detection methods and described the multidisciplinary nature of fake-news research. Their review shows that detection can involve style, knowledge, propagation, and source information. The present system does not claim to cover all these dimensions; it investigates a defined text-classification approach within a deployable architecture.</w:t>
       </w:r>
     </w:p>
     <w:p>
@@ -4265,7 +5113,21 @@
         <w:rPr>
           <w:rFonts w:ascii="Times New Roman" w:hAnsi="Times New Roman" w:cs="Times New Roman"/>
         </w:rPr>
-        <w:t>ISOT is suitable for article-level experiments and offers enough examples for both a classical model and transformer fine-tuning. However, its source composition creates an important risk. A random split may reward a model for learning Reuters style, topic distributions, or source-specific artefacts rather than broadly generalisable truthfulness cues. The age and geographic focus of the data also limit its relevance to current and Nigerian news. These characteristics require careful interpretation of any high held-out score.</w:t>
+        <w:t xml:space="preserve">ISOT is suitable for article-level experiments and offers enough examples for both a classical model and transformer fine-tuning. However, its source composition creates an important risk. A random split may reward a model for learning Reuters style, topic distributions, or source-specific artefacts rather than broadly </w:t>
+      </w:r>
+      <w:proofErr w:type="spellStart"/>
+      <w:r>
+        <w:rPr>
+          <w:rFonts w:ascii="Times New Roman" w:hAnsi="Times New Roman" w:cs="Times New Roman"/>
+        </w:rPr>
+        <w:t>generalisable</w:t>
+      </w:r>
+      <w:proofErr w:type="spellEnd"/>
+      <w:r>
+        <w:rPr>
+          <w:rFonts w:ascii="Times New Roman" w:hAnsi="Times New Roman" w:cs="Times New Roman"/>
+        </w:rPr>
+        <w:t xml:space="preserve"> truthfulness cues. The age and geographic focus of the data also limit its relevance to current and Nigerian news. These characteristics require careful interpretation of any high held-out score.</w:t>
       </w:r>
     </w:p>
     <w:p>
@@ -4291,11 +5153,33 @@
           <w:rFonts w:ascii="Times New Roman" w:hAnsi="Times New Roman" w:cs="Times New Roman"/>
         </w:rPr>
       </w:pPr>
-      <w:r>
-        <w:rPr>
-          <w:rFonts w:ascii="Times New Roman" w:hAnsi="Times New Roman" w:cs="Times New Roman"/>
-        </w:rPr>
-        <w:t>Kaliyar, Goswami, and Narang (2021) proposed FakeBERT, combining BERT-based representations with a neural classification architecture for fake-news detection. The work illustrates the use of pretrained contextual language models in this domain. Such approaches may improve predictive performance, but they also increase training cost, model size, latency, and the difficulty of explaining individual predictions.</w:t>
+      <w:proofErr w:type="spellStart"/>
+      <w:r>
+        <w:rPr>
+          <w:rFonts w:ascii="Times New Roman" w:hAnsi="Times New Roman" w:cs="Times New Roman"/>
+        </w:rPr>
+        <w:t>Kaliyar</w:t>
+      </w:r>
+      <w:proofErr w:type="spellEnd"/>
+      <w:r>
+        <w:rPr>
+          <w:rFonts w:ascii="Times New Roman" w:hAnsi="Times New Roman" w:cs="Times New Roman"/>
+        </w:rPr>
+        <w:t xml:space="preserve">, Goswami, and Narang (2021) proposed </w:t>
+      </w:r>
+      <w:proofErr w:type="spellStart"/>
+      <w:r>
+        <w:rPr>
+          <w:rFonts w:ascii="Times New Roman" w:hAnsi="Times New Roman" w:cs="Times New Roman"/>
+        </w:rPr>
+        <w:t>FakeBERT</w:t>
+      </w:r>
+      <w:proofErr w:type="spellEnd"/>
+      <w:r>
+        <w:rPr>
+          <w:rFonts w:ascii="Times New Roman" w:hAnsi="Times New Roman" w:cs="Times New Roman"/>
+        </w:rPr>
+        <w:t>, combining BERT-based representations with a neural classification architecture for fake-news detection. The work illustrates the use of pretrained contextual language models in this domain. Such approaches may improve predictive performance, but they also increase training cost, model size, latency, and the difficulty of explaining individual predictions.</w:t>
       </w:r>
     </w:p>
     <w:p>
@@ -4306,11 +5190,33 @@
           <w:rFonts w:ascii="Times New Roman" w:hAnsi="Times New Roman" w:cs="Times New Roman"/>
         </w:rPr>
       </w:pPr>
-      <w:r>
-        <w:rPr>
-          <w:rFonts w:ascii="Times New Roman" w:hAnsi="Times New Roman" w:cs="Times New Roman"/>
-        </w:rPr>
-        <w:t>DistilBERT offers a compromise between contextual modelling and efficiency. Sanh et al. (2019) designed it to be smaller and faster than BERT through knowledge distillation. This study uses DistilBERT rather than a larger transformer so that the comparison reflects a realistic model that could later be deployed under constrained resources.</w:t>
+      <w:proofErr w:type="spellStart"/>
+      <w:r>
+        <w:rPr>
+          <w:rFonts w:ascii="Times New Roman" w:hAnsi="Times New Roman" w:cs="Times New Roman"/>
+        </w:rPr>
+        <w:t>DistilBERT</w:t>
+      </w:r>
+      <w:proofErr w:type="spellEnd"/>
+      <w:r>
+        <w:rPr>
+          <w:rFonts w:ascii="Times New Roman" w:hAnsi="Times New Roman" w:cs="Times New Roman"/>
+        </w:rPr>
+        <w:t xml:space="preserve"> offers a compromise between contextual modelling and efficiency. Sanh et al. (2019) designed it to be smaller and faster than BERT through knowledge distillation. This study uses </w:t>
+      </w:r>
+      <w:proofErr w:type="spellStart"/>
+      <w:r>
+        <w:rPr>
+          <w:rFonts w:ascii="Times New Roman" w:hAnsi="Times New Roman" w:cs="Times New Roman"/>
+        </w:rPr>
+        <w:t>DistilBERT</w:t>
+      </w:r>
+      <w:proofErr w:type="spellEnd"/>
+      <w:r>
+        <w:rPr>
+          <w:rFonts w:ascii="Times New Roman" w:hAnsi="Times New Roman" w:cs="Times New Roman"/>
+        </w:rPr>
+        <w:t xml:space="preserve"> rather than a larger transformer so that the comparison reflects a realistic model that could later be deployed under constrained resources.</w:t>
       </w:r>
     </w:p>
     <w:p>
@@ -4356,7 +5262,35 @@
         <w:rPr>
           <w:rFonts w:ascii="Times New Roman" w:hAnsi="Times New Roman" w:cs="Times New Roman"/>
         </w:rPr>
-        <w:t>The Nigerian context demonstrates why misinformation tools and media literacy matter, while also showing the need for locally representative data. Ahmed and Msughter (2022) studied COVID-19 fake news among social-media users in Kano State and found substantial awareness and exposure, with respondents associating misinformation with non-adherence to safety measures. Their work concerns user behaviour rather than automated classification, but it shows that misinformation can have consequences beyond online discussion.</w:t>
+        <w:t xml:space="preserve">The Nigerian context demonstrates why misinformation tools and media literacy matter, while also showing the need for locally representative data. Ahmed and </w:t>
+      </w:r>
+      <w:proofErr w:type="spellStart"/>
+      <w:r>
+        <w:rPr>
+          <w:rFonts w:ascii="Times New Roman" w:hAnsi="Times New Roman" w:cs="Times New Roman"/>
+        </w:rPr>
+        <w:t>Msughter</w:t>
+      </w:r>
+      <w:proofErr w:type="spellEnd"/>
+      <w:r>
+        <w:rPr>
+          <w:rFonts w:ascii="Times New Roman" w:hAnsi="Times New Roman" w:cs="Times New Roman"/>
+        </w:rPr>
+        <w:t xml:space="preserve"> (2022) studied COVID-19 fake news among social-media users in Kano State and found substantial awareness and exposure, with respondents associating misinformation with non-adherence to safety measures. Their work concerns user </w:t>
+      </w:r>
+      <w:proofErr w:type="spellStart"/>
+      <w:r>
+        <w:rPr>
+          <w:rFonts w:ascii="Times New Roman" w:hAnsi="Times New Roman" w:cs="Times New Roman"/>
+        </w:rPr>
+        <w:t>behaviour</w:t>
+      </w:r>
+      <w:proofErr w:type="spellEnd"/>
+      <w:r>
+        <w:rPr>
+          <w:rFonts w:ascii="Times New Roman" w:hAnsi="Times New Roman" w:cs="Times New Roman"/>
+        </w:rPr>
+        <w:t xml:space="preserve"> rather than automated classification, but it shows that misinformation can have consequences beyond online discussion.</w:t>
       </w:r>
     </w:p>
     <w:p>
@@ -4423,7 +5357,49 @@
         <w:rPr>
           <w:rFonts w:ascii="Times New Roman" w:hAnsi="Times New Roman" w:cs="Times New Roman"/>
         </w:rPr>
-        <w:t>Augenstein et al. (2019) introduced MultiFC using naturally occurring claims collected from 26 fact-checking organisations, together with textual sources and metadata. Their results showed that representing evidence improves veracity prediction. This supports the move from classifying an isolated claim toward analysing the relationship between a claim and supporting material.</w:t>
+        <w:t xml:space="preserve">Augenstein et al. (2019) introduced </w:t>
+      </w:r>
+      <w:proofErr w:type="spellStart"/>
+      <w:r>
+        <w:rPr>
+          <w:rFonts w:ascii="Times New Roman" w:hAnsi="Times New Roman" w:cs="Times New Roman"/>
+        </w:rPr>
+        <w:t>MultiFC</w:t>
+      </w:r>
+      <w:proofErr w:type="spellEnd"/>
+      <w:r>
+        <w:rPr>
+          <w:rFonts w:ascii="Times New Roman" w:hAnsi="Times New Roman" w:cs="Times New Roman"/>
+        </w:rPr>
+        <w:t xml:space="preserve"> using naturally occurring claims collected from 26 fact-checking </w:t>
+      </w:r>
+      <w:proofErr w:type="spellStart"/>
+      <w:r>
+        <w:rPr>
+          <w:rFonts w:ascii="Times New Roman" w:hAnsi="Times New Roman" w:cs="Times New Roman"/>
+        </w:rPr>
+        <w:t>organisations</w:t>
+      </w:r>
+      <w:proofErr w:type="spellEnd"/>
+      <w:r>
+        <w:rPr>
+          <w:rFonts w:ascii="Times New Roman" w:hAnsi="Times New Roman" w:cs="Times New Roman"/>
+        </w:rPr>
+        <w:t xml:space="preserve">, together with textual sources and metadata. Their results showed that representing evidence improves veracity prediction. This supports the move from classifying an isolated claim toward </w:t>
+      </w:r>
+      <w:proofErr w:type="spellStart"/>
+      <w:r>
+        <w:rPr>
+          <w:rFonts w:ascii="Times New Roman" w:hAnsi="Times New Roman" w:cs="Times New Roman"/>
+        </w:rPr>
+        <w:t>analysing</w:t>
+      </w:r>
+      <w:proofErr w:type="spellEnd"/>
+      <w:r>
+        <w:rPr>
+          <w:rFonts w:ascii="Times New Roman" w:hAnsi="Times New Roman" w:cs="Times New Roman"/>
+        </w:rPr>
+        <w:t xml:space="preserve"> the relationship between a claim and supporting material.</w:t>
       </w:r>
     </w:p>
     <w:p>
@@ -4434,11 +5410,33 @@
           <w:rFonts w:ascii="Times New Roman" w:hAnsi="Times New Roman" w:cs="Times New Roman"/>
         </w:rPr>
       </w:pPr>
-      <w:r>
-        <w:rPr>
-          <w:rFonts w:ascii="Times New Roman" w:hAnsi="Times New Roman" w:cs="Times New Roman"/>
-        </w:rPr>
-        <w:t>AVeriTeC was designed for real-world claim verification with evidence from the web. The dataset contains 4,568 claims drawn from fact-checks by 50 organisations, with question-answer pairs, online evidence, justifications, and verdicts (Schlichtkrull et al., 2023). The subsequent shared task allowed evidence to be obtained through search engines or a supplied knowledge store and evaluated the verdict only when the evidence reached a quality threshold (Schlichtkrull et al., 2024). This is closely aligned with the proposed extension because it treats retrieval quality and verdict quality as connected requirements.</w:t>
+      <w:proofErr w:type="spellStart"/>
+      <w:r>
+        <w:rPr>
+          <w:rFonts w:ascii="Times New Roman" w:hAnsi="Times New Roman" w:cs="Times New Roman"/>
+        </w:rPr>
+        <w:t>AVeriTeC</w:t>
+      </w:r>
+      <w:proofErr w:type="spellEnd"/>
+      <w:r>
+        <w:rPr>
+          <w:rFonts w:ascii="Times New Roman" w:hAnsi="Times New Roman" w:cs="Times New Roman"/>
+        </w:rPr>
+        <w:t xml:space="preserve"> was designed for real-world claim verification with evidence from the web. The dataset contains 4,568 claims drawn from fact-checks by 50 </w:t>
+      </w:r>
+      <w:proofErr w:type="spellStart"/>
+      <w:r>
+        <w:rPr>
+          <w:rFonts w:ascii="Times New Roman" w:hAnsi="Times New Roman" w:cs="Times New Roman"/>
+        </w:rPr>
+        <w:t>organisations</w:t>
+      </w:r>
+      <w:proofErr w:type="spellEnd"/>
+      <w:r>
+        <w:rPr>
+          <w:rFonts w:ascii="Times New Roman" w:hAnsi="Times New Roman" w:cs="Times New Roman"/>
+        </w:rPr>
+        <w:t>, with question-answer pairs, online evidence, justifications, and verdicts (Schlichtkrull et al., 2023). The subsequent shared task allowed evidence to be obtained through search engines or a supplied knowledge store and evaluated the verdict only when the evidence reached a quality threshold (Schlichtkrull et al., 2024). This is closely aligned with the proposed extension because it treats retrieval quality and verdict quality as connected requirements.</w:t>
       </w:r>
     </w:p>
     <w:p>
@@ -4453,7 +5451,21 @@
         <w:rPr>
           <w:rFonts w:ascii="Times New Roman" w:hAnsi="Times New Roman" w:cs="Times New Roman"/>
         </w:rPr>
-        <w:t>Chen et al. (2024) presented a realistic pipeline for complex claims that includes claim decomposition, raw web-document retrieval, fine-grained evidence retrieval, claim-focused summarisation, and veracity judgement. Their work shows why a full article should not be converted directly into one broad search query: complex content often needs to be divided into smaller claims before useful evidence can be found.</w:t>
+        <w:t xml:space="preserve">Chen et al. (2024) presented a realistic pipeline for complex claims that includes claim decomposition, raw web-document retrieval, fine-grained evidence retrieval, claim-focused </w:t>
+      </w:r>
+      <w:proofErr w:type="spellStart"/>
+      <w:r>
+        <w:rPr>
+          <w:rFonts w:ascii="Times New Roman" w:hAnsi="Times New Roman" w:cs="Times New Roman"/>
+        </w:rPr>
+        <w:t>summarisation</w:t>
+      </w:r>
+      <w:proofErr w:type="spellEnd"/>
+      <w:r>
+        <w:rPr>
+          <w:rFonts w:ascii="Times New Roman" w:hAnsi="Times New Roman" w:cs="Times New Roman"/>
+        </w:rPr>
+        <w:t>, and veracity judgement. Their work shows why a full article should not be converted directly into one broad search query: complex content often needs to be divided into smaller claims before useful evidence can be found.</w:t>
       </w:r>
     </w:p>
     <w:p>
@@ -4514,7 +5526,21 @@
         <w:rPr>
           <w:rFonts w:ascii="Times New Roman" w:hAnsi="Times New Roman" w:cs="Times New Roman"/>
         </w:rPr>
-        <w:t>Responsible deployment also requires limits on use. Text-only classification should not automatically remove content, punish authors, determine legal liability, or replace professional fact-checking. Important claims must be evaluated against evidence. Privacy and security controls should minimise unnecessary retention of submitted text, restrict cross-origin access, validate request sizes, protect model files, and keep secrets outside source control.</w:t>
+        <w:t xml:space="preserve">Responsible deployment also requires limits on use. Text-only classification should not automatically remove content, punish authors, determine legal liability, or replace professional fact-checking. Important claims must be evaluated against evidence. Privacy and security controls should </w:t>
+      </w:r>
+      <w:proofErr w:type="spellStart"/>
+      <w:r>
+        <w:rPr>
+          <w:rFonts w:ascii="Times New Roman" w:hAnsi="Times New Roman" w:cs="Times New Roman"/>
+        </w:rPr>
+        <w:t>minimise</w:t>
+      </w:r>
+      <w:proofErr w:type="spellEnd"/>
+      <w:r>
+        <w:rPr>
+          <w:rFonts w:ascii="Times New Roman" w:hAnsi="Times New Roman" w:cs="Times New Roman"/>
+        </w:rPr>
+        <w:t xml:space="preserve"> unnecessary retention of submitted text, restrict cross-origin access, validate request sizes, protect model files, and keep secrets outside source control.</w:t>
       </w:r>
     </w:p>
     <w:p>
@@ -4547,7 +5573,35 @@
         <w:rPr>
           <w:rFonts w:ascii="Times New Roman" w:hAnsi="Times New Roman" w:cs="Times New Roman"/>
         </w:rPr>
-        <w:t>The reviewed literature establishes fake-news detection as a significant but difficult NLP and data-mining task. Content-based models can analyse lexical, stylistic, and semantic features, while broader approaches may add social context, source information, external knowledge, or multiple media types. This study uses article text as its input and combines content classification with current web evidence. It does not analyse social propagation or non-textual media, and retrieved sources still require careful interpretation.</w:t>
+        <w:t xml:space="preserve">The reviewed literature establishes fake-news detection as a significant but difficult NLP and data-mining task. Content-based models can </w:t>
+      </w:r>
+      <w:proofErr w:type="spellStart"/>
+      <w:r>
+        <w:rPr>
+          <w:rFonts w:ascii="Times New Roman" w:hAnsi="Times New Roman" w:cs="Times New Roman"/>
+        </w:rPr>
+        <w:t>analyse</w:t>
+      </w:r>
+      <w:proofErr w:type="spellEnd"/>
+      <w:r>
+        <w:rPr>
+          <w:rFonts w:ascii="Times New Roman" w:hAnsi="Times New Roman" w:cs="Times New Roman"/>
+        </w:rPr>
+        <w:t xml:space="preserve"> lexical, stylistic, and semantic features, while broader approaches may add social context, source information, external knowledge, or multiple media types. This study uses article text as its input and combines content classification with current web evidence. It does not </w:t>
+      </w:r>
+      <w:proofErr w:type="spellStart"/>
+      <w:r>
+        <w:rPr>
+          <w:rFonts w:ascii="Times New Roman" w:hAnsi="Times New Roman" w:cs="Times New Roman"/>
+        </w:rPr>
+        <w:t>analyse</w:t>
+      </w:r>
+      <w:proofErr w:type="spellEnd"/>
+      <w:r>
+        <w:rPr>
+          <w:rFonts w:ascii="Times New Roman" w:hAnsi="Times New Roman" w:cs="Times New Roman"/>
+        </w:rPr>
+        <w:t xml:space="preserve"> social propagation or non-textual media, and retrieved sources still require careful interpretation.</w:t>
       </w:r>
     </w:p>
     <w:p>
@@ -4562,7 +5616,21 @@
         <w:rPr>
           <w:rFonts w:ascii="Times New Roman" w:hAnsi="Times New Roman" w:cs="Times New Roman"/>
         </w:rPr>
-        <w:t>Classical research shows that n-gram and TF-IDF representations can support effective fake-news classification. Logistic Regression provides an efficient and interpretable baseline for sparse features. Transformer research shows that pretrained contextual language representations can be fine-tuned for classification, and DistilBERT offers a lighter alternative to BERT. The literature therefore supports comparing these approaches under the same experimental conditions.</w:t>
+        <w:t xml:space="preserve">Classical research shows that n-gram and TF-IDF representations can support effective fake-news classification. Logistic Regression provides an efficient and interpretable baseline for sparse features. Transformer research shows that pretrained contextual language representations can be fine-tuned for classification, and </w:t>
+      </w:r>
+      <w:proofErr w:type="spellStart"/>
+      <w:r>
+        <w:rPr>
+          <w:rFonts w:ascii="Times New Roman" w:hAnsi="Times New Roman" w:cs="Times New Roman"/>
+        </w:rPr>
+        <w:t>DistilBERT</w:t>
+      </w:r>
+      <w:proofErr w:type="spellEnd"/>
+      <w:r>
+        <w:rPr>
+          <w:rFonts w:ascii="Times New Roman" w:hAnsi="Times New Roman" w:cs="Times New Roman"/>
+        </w:rPr>
+        <w:t xml:space="preserve"> offers a lighter alternative to BERT. The literature therefore supports comparing these approaches under the same experimental conditions.</w:t>
       </w:r>
     </w:p>
     <w:p>
@@ -4614,7 +5682,21 @@
         <w:rPr>
           <w:rFonts w:ascii="Times New Roman" w:hAnsi="Times New Roman" w:cs="Times New Roman"/>
         </w:rPr>
-        <w:t>The reviewed studies make substantial contributions to the understanding of fake news, benchmark datasets, classical classifiers, deep learning, transformers, and misinformation behaviour. Even so, an important gap remains between high-performing experimental models and systems that can examine current evidence, explain the basis of a result, and operate within realistic deployment constraints.</w:t>
+        <w:t xml:space="preserve">The reviewed studies make substantial contributions to the understanding of fake news, benchmark datasets, classical classifiers, deep learning, transformers, and misinformation </w:t>
+      </w:r>
+      <w:proofErr w:type="spellStart"/>
+      <w:r>
+        <w:rPr>
+          <w:rFonts w:ascii="Times New Roman" w:hAnsi="Times New Roman" w:cs="Times New Roman"/>
+        </w:rPr>
+        <w:t>behaviour</w:t>
+      </w:r>
+      <w:proofErr w:type="spellEnd"/>
+      <w:r>
+        <w:rPr>
+          <w:rFonts w:ascii="Times New Roman" w:hAnsi="Times New Roman" w:cs="Times New Roman"/>
+        </w:rPr>
+        <w:t>. Even so, an important gap remains between high-performing experimental models and systems that can examine current evidence, explain the basis of a result, and operate within realistic deployment constraints.</w:t>
       </w:r>
     </w:p>
     <w:p>
@@ -4644,7 +5726,21 @@
         <w:rPr>
           <w:rFonts w:ascii="Times New Roman" w:hAnsi="Times New Roman" w:cs="Times New Roman"/>
         </w:rPr>
-        <w:t xml:space="preserve">To address these gaps, the study compares TF-IDF with Logistic Regression against a fine-tuned DistilBERT model using one prepared ISOT pipeline. The selected classifier is combined with claim extraction and current web retrieval so that recent evidence can be considered alongside linguistic patterns. Retrieved pages are ranked for relevance and source quality, important passages </w:t>
+        <w:t xml:space="preserve">To address these gaps, the study compares TF-IDF with Logistic Regression against a fine-tuned </w:t>
+      </w:r>
+      <w:proofErr w:type="spellStart"/>
+      <w:r>
+        <w:rPr>
+          <w:rFonts w:ascii="Times New Roman" w:hAnsi="Times New Roman" w:cs="Times New Roman"/>
+        </w:rPr>
+        <w:t>DistilBERT</w:t>
+      </w:r>
+      <w:proofErr w:type="spellEnd"/>
+      <w:r>
+        <w:rPr>
+          <w:rFonts w:ascii="Times New Roman" w:hAnsi="Times New Roman" w:cs="Times New Roman"/>
+        </w:rPr>
+        <w:t xml:space="preserve"> model using one prepared ISOT pipeline. The selected classifier is combined with claim extraction and current web retrieval so that recent evidence can be considered alongside linguistic patterns. Retrieved pages are ranked for relevance and source quality, important passages </w:t>
       </w:r>
       <w:r>
         <w:rPr>
@@ -4799,7 +5895,35 @@
         <w:rPr>
           <w:rFonts w:ascii="Times New Roman" w:hAnsi="Times New Roman" w:cs="Times New Roman"/>
         </w:rPr>
-        <w:t>Agile development organises work into small increments and encourages regular feedback instead of postponing integration until the end. This is useful for machine-learning systems because model behaviour, data problems, and deployment constraints often become visible only after an early version is tested. A highly accurate notebook experiment, for example, may still be unsuitable if its artifact cannot be loaded within the memory available to the deployed API.</w:t>
+        <w:t xml:space="preserve">Agile development </w:t>
+      </w:r>
+      <w:proofErr w:type="spellStart"/>
+      <w:r>
+        <w:rPr>
+          <w:rFonts w:ascii="Times New Roman" w:hAnsi="Times New Roman" w:cs="Times New Roman"/>
+        </w:rPr>
+        <w:t>organises</w:t>
+      </w:r>
+      <w:proofErr w:type="spellEnd"/>
+      <w:r>
+        <w:rPr>
+          <w:rFonts w:ascii="Times New Roman" w:hAnsi="Times New Roman" w:cs="Times New Roman"/>
+        </w:rPr>
+        <w:t xml:space="preserve"> work into small increments and encourages regular feedback instead of postponing integration until the end. This is useful for machine-learning systems because model </w:t>
+      </w:r>
+      <w:proofErr w:type="spellStart"/>
+      <w:r>
+        <w:rPr>
+          <w:rFonts w:ascii="Times New Roman" w:hAnsi="Times New Roman" w:cs="Times New Roman"/>
+        </w:rPr>
+        <w:t>behaviour</w:t>
+      </w:r>
+      <w:proofErr w:type="spellEnd"/>
+      <w:r>
+        <w:rPr>
+          <w:rFonts w:ascii="Times New Roman" w:hAnsi="Times New Roman" w:cs="Times New Roman"/>
+        </w:rPr>
+        <w:t>, data problems, and deployment constraints often become visible only after an early version is tested. A highly accurate notebook experiment, for example, may still be unsuitable if its artifact cannot be loaded within the memory available to the deployed API.</w:t>
       </w:r>
     </w:p>
     <w:p>
@@ -4815,7 +5939,21 @@
           <w:rFonts w:ascii="Times New Roman" w:hAnsi="Times New Roman" w:cs="Times New Roman"/>
         </w:rPr>
         <w:lastRenderedPageBreak/>
-        <w:t>The Agile approach supported gradual implementation of the dataset pipeline, classical baseline, transformer experiment, evaluation reports, FastAPI service, and current-source verification pipeline. Each increment was expected to be usable and testable before the next one began. Automated tests and documented configuration reduced the risk that an improvement in one part would silently break another.</w:t>
+        <w:t xml:space="preserve">The Agile approach supported gradual implementation of the dataset pipeline, classical baseline, transformer experiment, evaluation reports, </w:t>
+      </w:r>
+      <w:proofErr w:type="spellStart"/>
+      <w:r>
+        <w:rPr>
+          <w:rFonts w:ascii="Times New Roman" w:hAnsi="Times New Roman" w:cs="Times New Roman"/>
+        </w:rPr>
+        <w:t>FastAPI</w:t>
+      </w:r>
+      <w:proofErr w:type="spellEnd"/>
+      <w:r>
+        <w:rPr>
+          <w:rFonts w:ascii="Times New Roman" w:hAnsi="Times New Roman" w:cs="Times New Roman"/>
+        </w:rPr>
+        <w:t xml:space="preserve"> service, and current-source verification pipeline. Each increment was expected to be usable and testable before the next one began. Automated tests and documented configuration reduced the risk that an improvement in one part would silently break another.</w:t>
       </w:r>
     </w:p>
     <w:p>
@@ -5016,7 +6154,49 @@
         <w:rPr>
           <w:rFonts w:ascii="Times New Roman" w:hAnsi="Times New Roman" w:cs="Times New Roman"/>
         </w:rPr>
-        <w:t>The Product Owner responsibility involves maintaining the product goal and prioritising the backlog. The backlog contains research and engineering items such as cleaning the ISOT dataset, preventing duplicate leakage, training the TF-IDF and Logistic Regression baseline, fine-tuning DistilBERT, evaluating both models, exposing analysis through FastAPI, and retrieving evidence from current sources. The Scrum Master responsibility involves keeping the process visible and resolving obstacles such as limited storage, CPU-only training, dependency problems, and deployment constraints. The Developer responsibility covers implementation, testing, experimentation, documentation, and integration.</w:t>
+        <w:t xml:space="preserve">The Product Owner responsibility involves maintaining the product goal and </w:t>
+      </w:r>
+      <w:proofErr w:type="spellStart"/>
+      <w:r>
+        <w:rPr>
+          <w:rFonts w:ascii="Times New Roman" w:hAnsi="Times New Roman" w:cs="Times New Roman"/>
+        </w:rPr>
+        <w:t>prioritising</w:t>
+      </w:r>
+      <w:proofErr w:type="spellEnd"/>
+      <w:r>
+        <w:rPr>
+          <w:rFonts w:ascii="Times New Roman" w:hAnsi="Times New Roman" w:cs="Times New Roman"/>
+        </w:rPr>
+        <w:t xml:space="preserve"> the backlog. The backlog contains research and engineering items such as cleaning the ISOT dataset, preventing duplicate leakage, training the TF-IDF and Logistic Regression baseline, fine-tuning </w:t>
+      </w:r>
+      <w:proofErr w:type="spellStart"/>
+      <w:r>
+        <w:rPr>
+          <w:rFonts w:ascii="Times New Roman" w:hAnsi="Times New Roman" w:cs="Times New Roman"/>
+        </w:rPr>
+        <w:t>DistilBERT</w:t>
+      </w:r>
+      <w:proofErr w:type="spellEnd"/>
+      <w:r>
+        <w:rPr>
+          <w:rFonts w:ascii="Times New Roman" w:hAnsi="Times New Roman" w:cs="Times New Roman"/>
+        </w:rPr>
+        <w:t xml:space="preserve">, evaluating both models, exposing analysis through </w:t>
+      </w:r>
+      <w:proofErr w:type="spellStart"/>
+      <w:r>
+        <w:rPr>
+          <w:rFonts w:ascii="Times New Roman" w:hAnsi="Times New Roman" w:cs="Times New Roman"/>
+        </w:rPr>
+        <w:t>FastAPI</w:t>
+      </w:r>
+      <w:proofErr w:type="spellEnd"/>
+      <w:r>
+        <w:rPr>
+          <w:rFonts w:ascii="Times New Roman" w:hAnsi="Times New Roman" w:cs="Times New Roman"/>
+        </w:rPr>
+        <w:t>, and retrieving evidence from current sources. The Scrum Master responsibility involves keeping the process visible and resolving obstacles such as limited storage, CPU-only training, dependency problems, and deployment constraints. The Developer responsibility covers implementation, testing, experimentation, documentation, and integration.</w:t>
       </w:r>
     </w:p>
     <w:p>
@@ -5142,7 +6322,21 @@
         <w:rPr>
           <w:rFonts w:ascii="Times New Roman" w:hAnsi="Times New Roman" w:cs="Times New Roman"/>
         </w:rPr>
-        <w:t>The main artifacts are the Product Backlog, which records prioritised work; the Sprint Backlog, which contains work selected for the current sprint; and the Increment, which is the integrated result satisfying the definition of done. For this project, that definition includes correct implementation, relevant automated tests, reproducible configuration, updated documentation, and an explicit record of known limitations.</w:t>
+        <w:t xml:space="preserve">The main artifacts are the Product Backlog, which records </w:t>
+      </w:r>
+      <w:proofErr w:type="spellStart"/>
+      <w:r>
+        <w:rPr>
+          <w:rFonts w:ascii="Times New Roman" w:hAnsi="Times New Roman" w:cs="Times New Roman"/>
+        </w:rPr>
+        <w:t>prioritised</w:t>
+      </w:r>
+      <w:proofErr w:type="spellEnd"/>
+      <w:r>
+        <w:rPr>
+          <w:rFonts w:ascii="Times New Roman" w:hAnsi="Times New Roman" w:cs="Times New Roman"/>
+        </w:rPr>
+        <w:t xml:space="preserve"> work; the Sprint Backlog, which contains work selected for the current sprint; and the Increment, which is the integrated result satisfying the definition of done. For this project, that definition includes correct implementation, relevant automated tests, reproducible configuration, updated documentation, and an explicit record of known limitations.</w:t>
       </w:r>
     </w:p>
     <w:p>
@@ -5279,7 +6473,21 @@
         <w:rPr>
           <w:rFonts w:ascii="Times New Roman" w:hAnsi="Times New Roman" w:cs="Times New Roman"/>
         </w:rPr>
-        <w:t xml:space="preserve">The MLDLC structures the activities required to move from raw data to a monitored machine-learning service. Machine-learning systems accumulate risks outside the model, including data dependencies, configuration errors, training-serving differences, and weak monitoring (Sculley et al., 2015). Amershi et al. (2019) similarly show that production machine learning requires </w:t>
+        <w:t xml:space="preserve">The MLDLC structures the activities required to move from raw data to a monitored machine-learning service. Machine-learning systems accumulate risks outside the model, including data dependencies, configuration errors, training-serving differences, and weak monitoring (Sculley et al., 2015). </w:t>
+      </w:r>
+      <w:proofErr w:type="spellStart"/>
+      <w:r>
+        <w:rPr>
+          <w:rFonts w:ascii="Times New Roman" w:hAnsi="Times New Roman" w:cs="Times New Roman"/>
+        </w:rPr>
+        <w:t>Amershi</w:t>
+      </w:r>
+      <w:proofErr w:type="spellEnd"/>
+      <w:r>
+        <w:rPr>
+          <w:rFonts w:ascii="Times New Roman" w:hAnsi="Times New Roman" w:cs="Times New Roman"/>
+        </w:rPr>
+        <w:t xml:space="preserve"> et al. (2019) similarly show that production machine learning requires </w:t>
       </w:r>
       <w:r>
         <w:rPr>
@@ -5310,7 +6518,35 @@
         <w:rPr>
           <w:rFonts w:ascii="Times New Roman" w:hAnsi="Times New Roman" w:cs="Times New Roman"/>
         </w:rPr>
-        <w:t>Problem and success definition: The task is binary textual classification supported by a separate evidence-verification result. The classifier returns likely_fake or likely_real with confidence, while the evidence branch may return supported, contradicted, mixed, or insufficient.</w:t>
+        <w:t xml:space="preserve">Problem and success definition: The task is binary textual classification supported by a separate evidence-verification result. The classifier returns </w:t>
+      </w:r>
+      <w:proofErr w:type="spellStart"/>
+      <w:r>
+        <w:rPr>
+          <w:rFonts w:ascii="Times New Roman" w:hAnsi="Times New Roman" w:cs="Times New Roman"/>
+        </w:rPr>
+        <w:t>likely_fake</w:t>
+      </w:r>
+      <w:proofErr w:type="spellEnd"/>
+      <w:r>
+        <w:rPr>
+          <w:rFonts w:ascii="Times New Roman" w:hAnsi="Times New Roman" w:cs="Times New Roman"/>
+        </w:rPr>
+        <w:t xml:space="preserve"> or </w:t>
+      </w:r>
+      <w:proofErr w:type="spellStart"/>
+      <w:r>
+        <w:rPr>
+          <w:rFonts w:ascii="Times New Roman" w:hAnsi="Times New Roman" w:cs="Times New Roman"/>
+        </w:rPr>
+        <w:t>likely_real</w:t>
+      </w:r>
+      <w:proofErr w:type="spellEnd"/>
+      <w:r>
+        <w:rPr>
+          <w:rFonts w:ascii="Times New Roman" w:hAnsi="Times New Roman" w:cs="Times New Roman"/>
+        </w:rPr>
+        <w:t xml:space="preserve"> with confidence, while the evidence branch may return supported, contradicted, mixed, or insufficient.</w:t>
       </w:r>
     </w:p>
     <w:p>
@@ -5358,7 +6594,35 @@
         <w:rPr>
           <w:rFonts w:ascii="Times New Roman" w:hAnsi="Times New Roman" w:cs="Times New Roman"/>
         </w:rPr>
-        <w:t>Data preparation: Empty inputs are removed, whitespace is normalised, title and body are combined, exact duplicates are dropped, and texts with conflicting labels are excluded. The cleaned data are divided deterministically into training, validation, and held-out test sets. A temporal split is also available to examine time-related generalisation.</w:t>
+        <w:t xml:space="preserve">Data preparation: Empty inputs are removed, whitespace is </w:t>
+      </w:r>
+      <w:proofErr w:type="spellStart"/>
+      <w:r>
+        <w:rPr>
+          <w:rFonts w:ascii="Times New Roman" w:hAnsi="Times New Roman" w:cs="Times New Roman"/>
+        </w:rPr>
+        <w:t>normalised</w:t>
+      </w:r>
+      <w:proofErr w:type="spellEnd"/>
+      <w:r>
+        <w:rPr>
+          <w:rFonts w:ascii="Times New Roman" w:hAnsi="Times New Roman" w:cs="Times New Roman"/>
+        </w:rPr>
+        <w:t xml:space="preserve">, title and body are combined, exact duplicates are dropped, and texts with conflicting labels are excluded. The cleaned data are divided deterministically into training, validation, and held-out test sets. A temporal split is also available to examine time-related </w:t>
+      </w:r>
+      <w:proofErr w:type="spellStart"/>
+      <w:r>
+        <w:rPr>
+          <w:rFonts w:ascii="Times New Roman" w:hAnsi="Times New Roman" w:cs="Times New Roman"/>
+        </w:rPr>
+        <w:t>generalisation</w:t>
+      </w:r>
+      <w:proofErr w:type="spellEnd"/>
+      <w:r>
+        <w:rPr>
+          <w:rFonts w:ascii="Times New Roman" w:hAnsi="Times New Roman" w:cs="Times New Roman"/>
+        </w:rPr>
+        <w:t>.</w:t>
       </w:r>
     </w:p>
     <w:p>
@@ -5382,7 +6646,21 @@
         <w:rPr>
           <w:rFonts w:ascii="Times New Roman" w:hAnsi="Times New Roman" w:cs="Times New Roman"/>
         </w:rPr>
-        <w:t>Model development: A TF-IDF and Logistic Regression pipeline provides the classical baseline. A fine-tuned DistilBERT sequence classifier provides the contextual deep-learning model. Shared labels and test records permit a meaningful comparison.</w:t>
+        <w:t xml:space="preserve">Model development: A TF-IDF and Logistic Regression pipeline provides the classical baseline. A fine-tuned </w:t>
+      </w:r>
+      <w:proofErr w:type="spellStart"/>
+      <w:r>
+        <w:rPr>
+          <w:rFonts w:ascii="Times New Roman" w:hAnsi="Times New Roman" w:cs="Times New Roman"/>
+        </w:rPr>
+        <w:t>DistilBERT</w:t>
+      </w:r>
+      <w:proofErr w:type="spellEnd"/>
+      <w:r>
+        <w:rPr>
+          <w:rFonts w:ascii="Times New Roman" w:hAnsi="Times New Roman" w:cs="Times New Roman"/>
+        </w:rPr>
+        <w:t xml:space="preserve"> sequence classifier provides the contextual deep-learning model. Shared labels and test records permit a meaningful comparison.</w:t>
       </w:r>
     </w:p>
     <w:p>
@@ -5430,7 +6708,35 @@
         <w:rPr>
           <w:rFonts w:ascii="Times New Roman" w:hAnsi="Times New Roman" w:cs="Times New Roman"/>
         </w:rPr>
-        <w:t>Integration and deployment: The selected artifact is loaded behind FastAPI. Configuration comes from environment variables, and large artifacts may be downloaded from a versioned GitHub Release. The API is intended for Render and the later Next.js client for Vercel.</w:t>
+        <w:t xml:space="preserve">Integration and deployment: The selected artifact is loaded behind </w:t>
+      </w:r>
+      <w:proofErr w:type="spellStart"/>
+      <w:r>
+        <w:rPr>
+          <w:rFonts w:ascii="Times New Roman" w:hAnsi="Times New Roman" w:cs="Times New Roman"/>
+        </w:rPr>
+        <w:t>FastAPI</w:t>
+      </w:r>
+      <w:proofErr w:type="spellEnd"/>
+      <w:r>
+        <w:rPr>
+          <w:rFonts w:ascii="Times New Roman" w:hAnsi="Times New Roman" w:cs="Times New Roman"/>
+        </w:rPr>
+        <w:t xml:space="preserve">. Configuration comes from environment variables, and large artifacts may be downloaded from a versioned GitHub Release. The API is intended for Render and the later Next.js client for </w:t>
+      </w:r>
+      <w:proofErr w:type="spellStart"/>
+      <w:r>
+        <w:rPr>
+          <w:rFonts w:ascii="Times New Roman" w:hAnsi="Times New Roman" w:cs="Times New Roman"/>
+        </w:rPr>
+        <w:t>Vercel</w:t>
+      </w:r>
+      <w:proofErr w:type="spellEnd"/>
+      <w:r>
+        <w:rPr>
+          <w:rFonts w:ascii="Times New Roman" w:hAnsi="Times New Roman" w:cs="Times New Roman"/>
+        </w:rPr>
+        <w:t>.</w:t>
       </w:r>
     </w:p>
     <w:p>
@@ -5491,7 +6797,21 @@
         <w:rPr>
           <w:rFonts w:ascii="Times New Roman" w:hAnsi="Times New Roman" w:cs="Times New Roman"/>
         </w:rPr>
-        <w:t>The strengths of MLDLC are traceability, repeatability, attention to data quality, and continuous evaluation. Its limitations include the need for specialised knowledge, substantial computing and storage resources, dependence on dataset quality, and continuing maintenance after deployment. These are material because transformer training was performed locally on a CPU and current-source verification depends on changing external pages and search services.</w:t>
+        <w:t xml:space="preserve">The strengths of MLDLC are traceability, repeatability, attention to data quality, and continuous evaluation. Its limitations include the need for </w:t>
+      </w:r>
+      <w:proofErr w:type="spellStart"/>
+      <w:r>
+        <w:rPr>
+          <w:rFonts w:ascii="Times New Roman" w:hAnsi="Times New Roman" w:cs="Times New Roman"/>
+        </w:rPr>
+        <w:t>specialised</w:t>
+      </w:r>
+      <w:proofErr w:type="spellEnd"/>
+      <w:r>
+        <w:rPr>
+          <w:rFonts w:ascii="Times New Roman" w:hAnsi="Times New Roman" w:cs="Times New Roman"/>
+        </w:rPr>
+        <w:t xml:space="preserve"> knowledge, substantial computing and storage resources, dependence on dataset quality, and continuing maintenance after deployment. These are material because transformer training was performed locally on a CPU and current-source verification depends on changing external pages and search services.</w:t>
       </w:r>
     </w:p>
     <w:p>
@@ -5645,7 +6965,21 @@
         <w:rPr>
           <w:rFonts w:ascii="Times New Roman" w:hAnsi="Times New Roman" w:cs="Times New Roman"/>
         </w:rPr>
-        <w:t>Define the product and research goal: The system should analyse submitted news text, provide a cautious NLP classification, and retrieve traceable evidence from current sources.</w:t>
+        <w:t xml:space="preserve">Define the product and research goal: The system should </w:t>
+      </w:r>
+      <w:proofErr w:type="spellStart"/>
+      <w:r>
+        <w:rPr>
+          <w:rFonts w:ascii="Times New Roman" w:hAnsi="Times New Roman" w:cs="Times New Roman"/>
+        </w:rPr>
+        <w:t>analyse</w:t>
+      </w:r>
+      <w:proofErr w:type="spellEnd"/>
+      <w:r>
+        <w:rPr>
+          <w:rFonts w:ascii="Times New Roman" w:hAnsi="Times New Roman" w:cs="Times New Roman"/>
+        </w:rPr>
+        <w:t xml:space="preserve"> submitted news text, provide a cautious NLP classification, and retrieve traceable evidence from current sources.</w:t>
       </w:r>
     </w:p>
     <w:p>
@@ -5789,7 +7123,21 @@
         <w:rPr>
           <w:rFonts w:ascii="Times New Roman" w:hAnsi="Times New Roman" w:cs="Times New Roman"/>
         </w:rPr>
-        <w:t>Develop the contextual model: DistilBERT was fine-tuned using the same labels and evaluated on the same held-out test set.</w:t>
+        <w:t xml:space="preserve">Develop the contextual model: </w:t>
+      </w:r>
+      <w:proofErr w:type="spellStart"/>
+      <w:r>
+        <w:rPr>
+          <w:rFonts w:ascii="Times New Roman" w:hAnsi="Times New Roman" w:cs="Times New Roman"/>
+        </w:rPr>
+        <w:t>DistilBERT</w:t>
+      </w:r>
+      <w:proofErr w:type="spellEnd"/>
+      <w:r>
+        <w:rPr>
+          <w:rFonts w:ascii="Times New Roman" w:hAnsi="Times New Roman" w:cs="Times New Roman"/>
+        </w:rPr>
+        <w:t xml:space="preserve"> was fine-tuned using the same labels and evaluated on the same held-out test set.</w:t>
       </w:r>
     </w:p>
     <w:p>
@@ -5837,7 +7185,21 @@
         <w:rPr>
           <w:rFonts w:ascii="Times New Roman" w:hAnsi="Times New Roman" w:cs="Times New Roman"/>
         </w:rPr>
-        <w:t>Integrate the increment: FastAPI settings, schemas, routes, artifact loading, and current-source verification were connected and tested.</w:t>
+        <w:t xml:space="preserve">Integrate the increment: </w:t>
+      </w:r>
+      <w:proofErr w:type="spellStart"/>
+      <w:r>
+        <w:rPr>
+          <w:rFonts w:ascii="Times New Roman" w:hAnsi="Times New Roman" w:cs="Times New Roman"/>
+        </w:rPr>
+        <w:t>FastAPI</w:t>
+      </w:r>
+      <w:proofErr w:type="spellEnd"/>
+      <w:r>
+        <w:rPr>
+          <w:rFonts w:ascii="Times New Roman" w:hAnsi="Times New Roman" w:cs="Times New Roman"/>
+        </w:rPr>
+        <w:t xml:space="preserve"> settings, schemas, routes, artifact loading, and current-source verification were connected and tested.</w:t>
       </w:r>
     </w:p>
     <w:p>
@@ -5928,7 +7290,21 @@
         <w:rPr>
           <w:rFonts w:ascii="Times New Roman" w:hAnsi="Times New Roman" w:cs="Times New Roman"/>
         </w:rPr>
-        <w:t>Over SSADM: SSADM offers extensive documentation and a sequential structure, but it is less convenient when data findings or model behaviour require repeated experimentation. The hybrid approach retains documentation while allowing revision between sprints.</w:t>
+        <w:t xml:space="preserve">Over SSADM: SSADM offers extensive documentation and a sequential structure, but it is less convenient when data findings or model </w:t>
+      </w:r>
+      <w:proofErr w:type="spellStart"/>
+      <w:r>
+        <w:rPr>
+          <w:rFonts w:ascii="Times New Roman" w:hAnsi="Times New Roman" w:cs="Times New Roman"/>
+        </w:rPr>
+        <w:t>behaviour</w:t>
+      </w:r>
+      <w:proofErr w:type="spellEnd"/>
+      <w:r>
+        <w:rPr>
+          <w:rFonts w:ascii="Times New Roman" w:hAnsi="Times New Roman" w:cs="Times New Roman"/>
+        </w:rPr>
+        <w:t xml:space="preserve"> require repeated experimentation. The hybrid approach retains documentation while allowing revision between sprints.</w:t>
       </w:r>
     </w:p>
     <w:p>
@@ -6109,7 +7485,21 @@
           <w:rFonts w:ascii="Times New Roman" w:hAnsi="Times New Roman" w:cs="Times New Roman"/>
         </w:rPr>
         <w:lastRenderedPageBreak/>
-        <w:t>At the end of each sprint, the increment was examined using observable evidence. Dataset work was reviewed through validation output and separation tests, model work through saved artifacts and held-out metrics, and API work through health and analysis requests. Issues identified during these reviews were recorded in the backlog and considered in subsequent sprints. Questionnaire findings will provide an additional basis for refinement when the completed responses are analysed.</w:t>
+        <w:t xml:space="preserve">At the end of each sprint, the increment was examined using observable evidence. Dataset work was reviewed through validation output and separation tests, model work through saved artifacts and held-out metrics, and API work through health and analysis requests. Issues identified during these reviews were recorded in the backlog and considered in subsequent sprints. Questionnaire findings will provide an additional basis for refinement when the completed responses are </w:t>
+      </w:r>
+      <w:proofErr w:type="spellStart"/>
+      <w:r>
+        <w:rPr>
+          <w:rFonts w:ascii="Times New Roman" w:hAnsi="Times New Roman" w:cs="Times New Roman"/>
+        </w:rPr>
+        <w:t>analysed</w:t>
+      </w:r>
+      <w:proofErr w:type="spellEnd"/>
+      <w:r>
+        <w:rPr>
+          <w:rFonts w:ascii="Times New Roman" w:hAnsi="Times New Roman" w:cs="Times New Roman"/>
+        </w:rPr>
+        <w:t>.</w:t>
       </w:r>
     </w:p>
     <w:p>
@@ -6259,14 +7649,98 @@
         <w:rPr>
           <w:rFonts w:ascii="Times New Roman" w:hAnsi="Times New Roman" w:cs="Times New Roman"/>
         </w:rPr>
-        <w:t xml:space="preserve">Pandas and NumPy support data preparation and numerical operations. scikit-learn supplies TF-IDF, Logistic Regression, splitting utilities, and classification metrics. PyTorch supports </w:t>
+        <w:t xml:space="preserve">Pandas and NumPy support data preparation and numerical operations. scikit-learn supplies TF-IDF, Logistic Regression, splitting utilities, and classification metrics. </w:t>
+      </w:r>
+      <w:proofErr w:type="spellStart"/>
+      <w:r>
+        <w:rPr>
+          <w:rFonts w:ascii="Times New Roman" w:hAnsi="Times New Roman" w:cs="Times New Roman"/>
+        </w:rPr>
+        <w:t>PyTorch</w:t>
+      </w:r>
+      <w:proofErr w:type="spellEnd"/>
+      <w:r>
+        <w:rPr>
+          <w:rFonts w:ascii="Times New Roman" w:hAnsi="Times New Roman" w:cs="Times New Roman"/>
+        </w:rPr>
+        <w:t xml:space="preserve"> supports </w:t>
       </w:r>
       <w:r>
         <w:rPr>
           <w:rFonts w:ascii="Times New Roman" w:hAnsi="Times New Roman" w:cs="Times New Roman"/>
         </w:rPr>
         <w:lastRenderedPageBreak/>
-        <w:t>transformer optimisation, while Hugging Face Transformers and Datasets provide DistilBERT, tokenisation, training, and artifact interfaces (Paszke et al., 2019; Wolf et al., 2020). Joblib persists the classical pipeline.</w:t>
+        <w:t xml:space="preserve">transformer </w:t>
+      </w:r>
+      <w:proofErr w:type="spellStart"/>
+      <w:r>
+        <w:rPr>
+          <w:rFonts w:ascii="Times New Roman" w:hAnsi="Times New Roman" w:cs="Times New Roman"/>
+        </w:rPr>
+        <w:t>optimisation</w:t>
+      </w:r>
+      <w:proofErr w:type="spellEnd"/>
+      <w:r>
+        <w:rPr>
+          <w:rFonts w:ascii="Times New Roman" w:hAnsi="Times New Roman" w:cs="Times New Roman"/>
+        </w:rPr>
+        <w:t xml:space="preserve">, while Hugging Face Transformers and Datasets provide </w:t>
+      </w:r>
+      <w:proofErr w:type="spellStart"/>
+      <w:r>
+        <w:rPr>
+          <w:rFonts w:ascii="Times New Roman" w:hAnsi="Times New Roman" w:cs="Times New Roman"/>
+        </w:rPr>
+        <w:t>DistilBERT</w:t>
+      </w:r>
+      <w:proofErr w:type="spellEnd"/>
+      <w:r>
+        <w:rPr>
+          <w:rFonts w:ascii="Times New Roman" w:hAnsi="Times New Roman" w:cs="Times New Roman"/>
+        </w:rPr>
+        <w:t xml:space="preserve">, </w:t>
+      </w:r>
+      <w:proofErr w:type="spellStart"/>
+      <w:r>
+        <w:rPr>
+          <w:rFonts w:ascii="Times New Roman" w:hAnsi="Times New Roman" w:cs="Times New Roman"/>
+        </w:rPr>
+        <w:t>tokenisation</w:t>
+      </w:r>
+      <w:proofErr w:type="spellEnd"/>
+      <w:r>
+        <w:rPr>
+          <w:rFonts w:ascii="Times New Roman" w:hAnsi="Times New Roman" w:cs="Times New Roman"/>
+        </w:rPr>
+        <w:t>, training, and artifact interfaces (</w:t>
+      </w:r>
+      <w:proofErr w:type="spellStart"/>
+      <w:r>
+        <w:rPr>
+          <w:rFonts w:ascii="Times New Roman" w:hAnsi="Times New Roman" w:cs="Times New Roman"/>
+        </w:rPr>
+        <w:t>Paszke</w:t>
+      </w:r>
+      <w:proofErr w:type="spellEnd"/>
+      <w:r>
+        <w:rPr>
+          <w:rFonts w:ascii="Times New Roman" w:hAnsi="Times New Roman" w:cs="Times New Roman"/>
+        </w:rPr>
+        <w:t xml:space="preserve"> et al., 2019; Wolf et al., 2020). </w:t>
+      </w:r>
+      <w:proofErr w:type="spellStart"/>
+      <w:r>
+        <w:rPr>
+          <w:rFonts w:ascii="Times New Roman" w:hAnsi="Times New Roman" w:cs="Times New Roman"/>
+        </w:rPr>
+        <w:t>Joblib</w:t>
+      </w:r>
+      <w:proofErr w:type="spellEnd"/>
+      <w:r>
+        <w:rPr>
+          <w:rFonts w:ascii="Times New Roman" w:hAnsi="Times New Roman" w:cs="Times New Roman"/>
+        </w:rPr>
+        <w:t xml:space="preserve"> persists the classical pipeline.</w:t>
       </w:r>
     </w:p>
     <w:p>
@@ -6277,11 +7751,93 @@
           <w:rFonts w:ascii="Times New Roman" w:hAnsi="Times New Roman" w:cs="Times New Roman"/>
         </w:rPr>
       </w:pPr>
-      <w:r>
-        <w:rPr>
-          <w:rFonts w:ascii="Times New Roman" w:hAnsi="Times New Roman" w:cs="Times New Roman"/>
-        </w:rPr>
-        <w:t>FastAPI implements the HTTP service, and Pydantic validates settings, requests, and responses. HTTPX retrieves search results and public pages with controlled timeouts. Pytest supports unit and integration testing. Matplotlib and Seaborn produce evaluation plots. Dependencies are declared in pyproject.toml, resolved in uv.lock, and installed through uv.</w:t>
+      <w:proofErr w:type="spellStart"/>
+      <w:r>
+        <w:rPr>
+          <w:rFonts w:ascii="Times New Roman" w:hAnsi="Times New Roman" w:cs="Times New Roman"/>
+        </w:rPr>
+        <w:t>FastAPI</w:t>
+      </w:r>
+      <w:proofErr w:type="spellEnd"/>
+      <w:r>
+        <w:rPr>
+          <w:rFonts w:ascii="Times New Roman" w:hAnsi="Times New Roman" w:cs="Times New Roman"/>
+        </w:rPr>
+        <w:t xml:space="preserve"> implements the HTTP service, and </w:t>
+      </w:r>
+      <w:proofErr w:type="spellStart"/>
+      <w:r>
+        <w:rPr>
+          <w:rFonts w:ascii="Times New Roman" w:hAnsi="Times New Roman" w:cs="Times New Roman"/>
+        </w:rPr>
+        <w:t>Pydantic</w:t>
+      </w:r>
+      <w:proofErr w:type="spellEnd"/>
+      <w:r>
+        <w:rPr>
+          <w:rFonts w:ascii="Times New Roman" w:hAnsi="Times New Roman" w:cs="Times New Roman"/>
+        </w:rPr>
+        <w:t xml:space="preserve"> validates settings, requests, and responses. HTTPX retrieves search results and public pages with controlled timeouts. </w:t>
+      </w:r>
+      <w:proofErr w:type="spellStart"/>
+      <w:r>
+        <w:rPr>
+          <w:rFonts w:ascii="Times New Roman" w:hAnsi="Times New Roman" w:cs="Times New Roman"/>
+        </w:rPr>
+        <w:t>Pytest</w:t>
+      </w:r>
+      <w:proofErr w:type="spellEnd"/>
+      <w:r>
+        <w:rPr>
+          <w:rFonts w:ascii="Times New Roman" w:hAnsi="Times New Roman" w:cs="Times New Roman"/>
+        </w:rPr>
+        <w:t xml:space="preserve"> supports unit and integration testing. Matplotlib and Seaborn produce evaluation plots. Dependencies are declared in </w:t>
+      </w:r>
+      <w:proofErr w:type="spellStart"/>
+      <w:proofErr w:type="gramStart"/>
+      <w:r>
+        <w:rPr>
+          <w:rFonts w:ascii="Times New Roman" w:hAnsi="Times New Roman" w:cs="Times New Roman"/>
+        </w:rPr>
+        <w:t>pyproject.toml</w:t>
+      </w:r>
+      <w:proofErr w:type="spellEnd"/>
+      <w:proofErr w:type="gramEnd"/>
+      <w:r>
+        <w:rPr>
+          <w:rFonts w:ascii="Times New Roman" w:hAnsi="Times New Roman" w:cs="Times New Roman"/>
+        </w:rPr>
+        <w:t xml:space="preserve">, resolved in </w:t>
+      </w:r>
+      <w:proofErr w:type="spellStart"/>
+      <w:proofErr w:type="gramStart"/>
+      <w:r>
+        <w:rPr>
+          <w:rFonts w:ascii="Times New Roman" w:hAnsi="Times New Roman" w:cs="Times New Roman"/>
+        </w:rPr>
+        <w:t>uv.lock</w:t>
+      </w:r>
+      <w:proofErr w:type="spellEnd"/>
+      <w:proofErr w:type="gramEnd"/>
+      <w:r>
+        <w:rPr>
+          <w:rFonts w:ascii="Times New Roman" w:hAnsi="Times New Roman" w:cs="Times New Roman"/>
+        </w:rPr>
+        <w:t xml:space="preserve">, and installed through </w:t>
+      </w:r>
+      <w:proofErr w:type="spellStart"/>
+      <w:r>
+        <w:rPr>
+          <w:rFonts w:ascii="Times New Roman" w:hAnsi="Times New Roman" w:cs="Times New Roman"/>
+        </w:rPr>
+        <w:t>uv</w:t>
+      </w:r>
+      <w:proofErr w:type="spellEnd"/>
+      <w:r>
+        <w:rPr>
+          <w:rFonts w:ascii="Times New Roman" w:hAnsi="Times New Roman" w:cs="Times New Roman"/>
+        </w:rPr>
+        <w:t>.</w:t>
       </w:r>
     </w:p>
     <w:p>
@@ -6314,7 +7870,21 @@
         <w:rPr>
           <w:rFonts w:ascii="Times New Roman" w:hAnsi="Times New Roman" w:cs="Times New Roman"/>
         </w:rPr>
-        <w:t>The system does not require a database within the present scope. Training data and evaluation outputs are stored as CSV, JSON, and PNG files, while model artifacts are stored as Joblib files or Hugging Face directories. The API remains stateless and does not retain submitted articles, thereby reducing unnecessary data storage and its associated privacy risks. Database support would become necessary only if later requirements introduced user accounts, saved analyses, feedback records, or an audit history.</w:t>
+        <w:t xml:space="preserve">The system does not require a database within the present scope. Training data and evaluation outputs are stored as CSV, JSON, and PNG files, while model artifacts are stored as </w:t>
+      </w:r>
+      <w:proofErr w:type="spellStart"/>
+      <w:r>
+        <w:rPr>
+          <w:rFonts w:ascii="Times New Roman" w:hAnsi="Times New Roman" w:cs="Times New Roman"/>
+        </w:rPr>
+        <w:t>Joblib</w:t>
+      </w:r>
+      <w:proofErr w:type="spellEnd"/>
+      <w:r>
+        <w:rPr>
+          <w:rFonts w:ascii="Times New Roman" w:hAnsi="Times New Roman" w:cs="Times New Roman"/>
+        </w:rPr>
+        <w:t xml:space="preserve"> files or Hugging Face directories. The API remains stateless and does not retain submitted articles, thereby reducing unnecessary data storage and its associated privacy risks. Database support would become necessary only if later requirements introduced user accounts, saved analyses, feedback records, or an audit history.</w:t>
       </w:r>
     </w:p>
     <w:p>
@@ -6347,7 +7917,21 @@
         <w:rPr>
           <w:rFonts w:ascii="Times New Roman" w:hAnsi="Times New Roman" w:cs="Times New Roman"/>
         </w:rPr>
-        <w:t>The presentation layer is designed with Next.js, React, TypeScript, HTML, and CSS. Its API address is supplied through NEXT_PUBLIC_API_URL, allowing the Vercel-hosted client to communicate with the Render-hosted API without embedding a deployment address in the source code. The interface is intended to distinguish the linguistic prediction from the evidence assessment and to display source URLs, publication dates, confidence, and uncertainty clearly. Development at this stage concentrated on the machine-learning and API layers; full implementation of the user interface follows after these underlying services have been validated.</w:t>
+        <w:t xml:space="preserve">The presentation layer is designed with Next.js, React, TypeScript, HTML, and CSS. Its API address is supplied through NEXT_PUBLIC_API_URL, allowing the </w:t>
+      </w:r>
+      <w:proofErr w:type="spellStart"/>
+      <w:r>
+        <w:rPr>
+          <w:rFonts w:ascii="Times New Roman" w:hAnsi="Times New Roman" w:cs="Times New Roman"/>
+        </w:rPr>
+        <w:t>Vercel</w:t>
+      </w:r>
+      <w:proofErr w:type="spellEnd"/>
+      <w:r>
+        <w:rPr>
+          <w:rFonts w:ascii="Times New Roman" w:hAnsi="Times New Roman" w:cs="Times New Roman"/>
+        </w:rPr>
+        <w:t>-hosted client to communicate with the Render-hosted API without embedding a deployment address in the source code. The interface is intended to distinguish the linguistic prediction from the evidence assessment and to display source URLs, publication dates, confidence, and uncertainty clearly. Development at this stage concentrated on the machine-learning and API layers; full implementation of the user interface follows after these underlying services have been validated.</w:t>
       </w:r>
     </w:p>
     <w:p>
@@ -6380,7 +7964,35 @@
         <w:rPr>
           <w:rFonts w:ascii="Times New Roman" w:hAnsi="Times New Roman" w:cs="Times New Roman"/>
         </w:rPr>
-        <w:t>Development is performed on Windows using PowerShell, Visual Studio Code, Git, GitHub, uv, and JupyterLab where exploration is appropriate</w:t>
+        <w:t xml:space="preserve">Development is performed on Windows using PowerShell, Visual Studio Code, Git, GitHub, </w:t>
+      </w:r>
+      <w:proofErr w:type="spellStart"/>
+      <w:r>
+        <w:rPr>
+          <w:rFonts w:ascii="Times New Roman" w:hAnsi="Times New Roman" w:cs="Times New Roman"/>
+        </w:rPr>
+        <w:t>uv</w:t>
+      </w:r>
+      <w:proofErr w:type="spellEnd"/>
+      <w:r>
+        <w:rPr>
+          <w:rFonts w:ascii="Times New Roman" w:hAnsi="Times New Roman" w:cs="Times New Roman"/>
+        </w:rPr>
+        <w:t xml:space="preserve">, and </w:t>
+      </w:r>
+      <w:proofErr w:type="spellStart"/>
+      <w:r>
+        <w:rPr>
+          <w:rFonts w:ascii="Times New Roman" w:hAnsi="Times New Roman" w:cs="Times New Roman"/>
+        </w:rPr>
+        <w:t>JupyterLab</w:t>
+      </w:r>
+      <w:proofErr w:type="spellEnd"/>
+      <w:r>
+        <w:rPr>
+          <w:rFonts w:ascii="Times New Roman" w:hAnsi="Times New Roman" w:cs="Times New Roman"/>
+        </w:rPr>
+        <w:t xml:space="preserve"> where exploration is appropriate</w:t>
       </w:r>
       <w:r>
         <w:rPr>
@@ -6392,7 +8004,21 @@
         <w:rPr>
           <w:rFonts w:ascii="Times New Roman" w:hAnsi="Times New Roman" w:cs="Times New Roman"/>
         </w:rPr>
-        <w:t xml:space="preserve"> Render is the intended API host and Vercel the intended web host. Environment variables configure CORS, model paths, artifact URLs and hashes, search credentials, recency windows, request limits, and timeouts; secrets and deployment-specific values are not embedded in source code.</w:t>
+        <w:t xml:space="preserve"> Render is the intended API host and </w:t>
+      </w:r>
+      <w:proofErr w:type="spellStart"/>
+      <w:r>
+        <w:rPr>
+          <w:rFonts w:ascii="Times New Roman" w:hAnsi="Times New Roman" w:cs="Times New Roman"/>
+        </w:rPr>
+        <w:t>Vercel</w:t>
+      </w:r>
+      <w:proofErr w:type="spellEnd"/>
+      <w:r>
+        <w:rPr>
+          <w:rFonts w:ascii="Times New Roman" w:hAnsi="Times New Roman" w:cs="Times New Roman"/>
+        </w:rPr>
+        <w:t xml:space="preserve"> the intended web host. Environment variables configure CORS, model paths, artifact URLs and hashes, search credentials, recency windows, request limits, and timeouts; secrets and deployment-specific values are not embedded in source code.</w:t>
       </w:r>
       <w:r>
         <w:rPr>
@@ -6486,7 +8112,21 @@
         <w:rPr>
           <w:rFonts w:ascii="Times New Roman" w:hAnsi="Times New Roman" w:cs="Times New Roman"/>
         </w:rPr>
-        <w:t>The classification component contains two model branches. A TF-IDF and Logistic Regression pipeline provides a lightweight classical baseline, while a fine-tuned DistilBERT classifier provides contextual language representation. Both models were developed from the same cleaned ISOT dataset and assessed on the same held-out test set. This common experimental foundation makes differences in their results easier to interpret.</w:t>
+        <w:t xml:space="preserve">The classification component contains two model branches. A TF-IDF and Logistic Regression pipeline provides a lightweight classical baseline, while a fine-tuned </w:t>
+      </w:r>
+      <w:proofErr w:type="spellStart"/>
+      <w:r>
+        <w:rPr>
+          <w:rFonts w:ascii="Times New Roman" w:hAnsi="Times New Roman" w:cs="Times New Roman"/>
+        </w:rPr>
+        <w:t>DistilBERT</w:t>
+      </w:r>
+      <w:proofErr w:type="spellEnd"/>
+      <w:r>
+        <w:rPr>
+          <w:rFonts w:ascii="Times New Roman" w:hAnsi="Times New Roman" w:cs="Times New Roman"/>
+        </w:rPr>
+        <w:t xml:space="preserve"> classifier provides contextual language representation. Both models were developed from the same cleaned ISOT dataset and assessed on the same held-out test set. This common experimental foundation makes differences in their results easier to interpret.</w:t>
       </w:r>
     </w:p>
     <w:p>
@@ -6512,20 +8152,62 @@
         <w:rPr>
           <w:rFonts w:ascii="Times New Roman" w:hAnsi="Times New Roman" w:cs="Times New Roman"/>
         </w:rPr>
-        <w:t>The application follows a client-server architecture. A FastAPI service provides health and analysis endpoints, loads the selected production model artifact, coordinates the evidence pipeline, and returns structured JSON. The Next.js, React, and TypeScript presentation layer provides a responsive article workspace, separate prediction and evidence views, loading and error states, a disclaimer, and mobile navigation. Deployment-specific values such as API addresses, CORS origins, model paths, artifact URLs, search credentials, recency limits, and timeouts are supplied through environment variables.</w:t>
-      </w:r>
-    </w:p>
-    <w:p>
-      <w:pPr>
-        <w:rPr>
-          <w:rFonts w:ascii="Times New Roman" w:hAnsi="Times New Roman" w:cs="Times New Roman"/>
-        </w:rPr>
-      </w:pPr>
-      <w:r>
-        <w:rPr>
-          <w:rFonts w:ascii="Times New Roman" w:hAnsi="Times New Roman" w:cs="Times New Roman"/>
-        </w:rPr>
-        <w:t>The system is intended as a decision-support tool rather than an automatic judge of truth. Its outputs use the cautious labels likely_fake and likely_real, preserve a separate evidence assessment, and include a disclaimer. This design acknowledges that high performance on a benchmark dataset does not remove the risks of source bias, domain shift, incomplete retrieval, or misleading confidence.</w:t>
+        <w:t xml:space="preserve">The application follows a client-server architecture. A </w:t>
+      </w:r>
+      <w:proofErr w:type="spellStart"/>
+      <w:r>
+        <w:rPr>
+          <w:rFonts w:ascii="Times New Roman" w:hAnsi="Times New Roman" w:cs="Times New Roman"/>
+        </w:rPr>
+        <w:t>FastAPI</w:t>
+      </w:r>
+      <w:proofErr w:type="spellEnd"/>
+      <w:r>
+        <w:rPr>
+          <w:rFonts w:ascii="Times New Roman" w:hAnsi="Times New Roman" w:cs="Times New Roman"/>
+        </w:rPr>
+        <w:t xml:space="preserve"> service provides health and analysis endpoints, loads the selected production model artifact, coordinates the evidence pipeline, and returns structured JSON. The Next.js, React, and TypeScript presentation layer provides a responsive article workspace, separate prediction and evidence views, loading and error states, a disclaimer, and mobile navigation. Deployment-specific values such as API addresses, CORS origins, model paths, artifact URLs, search credentials, recency limits, and timeouts are supplied through environment variables.</w:t>
+      </w:r>
+    </w:p>
+    <w:p>
+      <w:pPr>
+        <w:rPr>
+          <w:rFonts w:ascii="Times New Roman" w:hAnsi="Times New Roman" w:cs="Times New Roman"/>
+        </w:rPr>
+      </w:pPr>
+      <w:r>
+        <w:rPr>
+          <w:rFonts w:ascii="Times New Roman" w:hAnsi="Times New Roman" w:cs="Times New Roman"/>
+        </w:rPr>
+        <w:t xml:space="preserve">The system is intended as a decision-support tool rather than an automatic judge of truth. Its outputs use the cautious labels </w:t>
+      </w:r>
+      <w:proofErr w:type="spellStart"/>
+      <w:r>
+        <w:rPr>
+          <w:rFonts w:ascii="Times New Roman" w:hAnsi="Times New Roman" w:cs="Times New Roman"/>
+        </w:rPr>
+        <w:t>likely_fake</w:t>
+      </w:r>
+      <w:proofErr w:type="spellEnd"/>
+      <w:r>
+        <w:rPr>
+          <w:rFonts w:ascii="Times New Roman" w:hAnsi="Times New Roman" w:cs="Times New Roman"/>
+        </w:rPr>
+        <w:t xml:space="preserve"> and </w:t>
+      </w:r>
+      <w:proofErr w:type="spellStart"/>
+      <w:r>
+        <w:rPr>
+          <w:rFonts w:ascii="Times New Roman" w:hAnsi="Times New Roman" w:cs="Times New Roman"/>
+        </w:rPr>
+        <w:t>likely_real</w:t>
+      </w:r>
+      <w:proofErr w:type="spellEnd"/>
+      <w:r>
+        <w:rPr>
+          <w:rFonts w:ascii="Times New Roman" w:hAnsi="Times New Roman" w:cs="Times New Roman"/>
+        </w:rPr>
+        <w:t>, preserve a separate evidence assessment, and include a disclaimer. This design acknowledges that high performance on a benchmark dataset does not remove the risks of source bias, domain shift, incomplete retrieval, or misleading confidence.</w:t>
       </w:r>
     </w:p>
     <w:p>
@@ -6549,44 +8231,38 @@
       <w:pPr>
         <w:rPr>
           <w:rFonts w:ascii="Times New Roman" w:hAnsi="Times New Roman" w:cs="Times New Roman"/>
-        </w:rPr>
-      </w:pPr>
-      <w:r>
-        <w:rPr>
-          <w:rFonts w:ascii="Times New Roman" w:hAnsi="Times New Roman" w:cs="Times New Roman"/>
-        </w:rPr>
-        <w:t xml:space="preserve">This section presents the resources required to develop, run, and deploy the system. The requirements are grouped into server-side, client-side, and software requirements because model </w:t>
-      </w:r>
+          <w:b/>
+          <w:bCs/>
+        </w:rPr>
+      </w:pPr>
       <w:r>
         <w:rPr>
           <w:rFonts w:ascii="Times New Roman" w:hAnsi="Times New Roman" w:cs="Times New Roman"/>
         </w:rPr>
         <w:lastRenderedPageBreak/>
-        <w:t>inference and evidence retrieval take place on the API server, whereas users access the service through a browser-based client.</w:t>
-      </w:r>
-    </w:p>
-    <w:p>
-      <w:pPr>
-        <w:rPr>
-          <w:rFonts w:ascii="Times New Roman" w:hAnsi="Times New Roman" w:cs="Times New Roman"/>
-          <w:b/>
-          <w:bCs/>
-        </w:rPr>
-      </w:pPr>
-      <w:r>
-        <w:rPr>
-          <w:rFonts w:ascii="Times New Roman" w:hAnsi="Times New Roman" w:cs="Times New Roman"/>
-          <w:b/>
-          <w:bCs/>
-        </w:rPr>
-        <w:t>4.2.1 Server-Side Requirements</w:t>
-      </w:r>
-    </w:p>
-    <w:p>
-      <w:pPr>
+        <w:t xml:space="preserve">The project can be developed and run locally on a modern laptop. The hardware requirements depend on the task: the web application, API, and classical classifier require fewer resources than loading or training </w:t>
+      </w:r>
+      <w:proofErr w:type="spellStart"/>
+      <w:r>
+        <w:rPr>
+          <w:rFonts w:ascii="Times New Roman" w:hAnsi="Times New Roman" w:cs="Times New Roman"/>
+        </w:rPr>
+        <w:t>DistilBERT</w:t>
+      </w:r>
+      <w:proofErr w:type="spellEnd"/>
+      <w:r>
+        <w:rPr>
+          <w:rFonts w:ascii="Times New Roman" w:hAnsi="Times New Roman" w:cs="Times New Roman"/>
+        </w:rPr>
+        <w:t>.</w:t>
+      </w:r>
+    </w:p>
+    <w:p>
+      <w:pPr>
+        <w:pStyle w:val="ListParagraph"/>
         <w:numPr>
           <w:ilvl w:val="0"/>
-          <w:numId w:val="4"/>
+          <w:numId w:val="11"/>
         </w:numPr>
         <w:rPr>
           <w:rFonts w:ascii="Times New Roman" w:hAnsi="Times New Roman" w:cs="Times New Roman"/>
@@ -6595,23 +8271,16 @@
       <w:r>
         <w:rPr>
           <w:rFonts w:ascii="Times New Roman" w:hAnsi="Times New Roman" w:cs="Times New Roman"/>
-          <w:b/>
-          <w:bCs/>
-        </w:rPr>
-        <w:t>Hosting environment:</w:t>
-      </w:r>
-      <w:r>
-        <w:rPr>
-          <w:rFonts w:ascii="Times New Roman" w:hAnsi="Times New Roman" w:cs="Times New Roman"/>
-        </w:rPr>
-        <w:t xml:space="preserve"> A Python-compatible service capable of running an ASGI application. Render is configured as the host for the FastAPI service.</w:t>
-      </w:r>
-    </w:p>
-    <w:p>
-      <w:pPr>
+        </w:rPr>
+        <w:t>Minimum practical capacity: A 64-bit laptop with a multi-core processor, 8 GB of RAM, and at least 10 GB of free storage can run the web application, API, and classical model, and can support transformer inference with limited headroom.</w:t>
+      </w:r>
+    </w:p>
+    <w:p>
+      <w:pPr>
+        <w:pStyle w:val="ListParagraph"/>
         <w:numPr>
           <w:ilvl w:val="0"/>
-          <w:numId w:val="4"/>
+          <w:numId w:val="11"/>
         </w:numPr>
         <w:rPr>
           <w:rFonts w:ascii="Times New Roman" w:hAnsi="Times New Roman" w:cs="Times New Roman"/>
@@ -6620,23 +8289,30 @@
       <w:r>
         <w:rPr>
           <w:rFonts w:ascii="Times New Roman" w:hAnsi="Times New Roman" w:cs="Times New Roman"/>
-          <w:b/>
-          <w:bCs/>
-        </w:rPr>
-        <w:t>Python runtime:</w:t>
-      </w:r>
-      <w:r>
-        <w:rPr>
-          <w:rFonts w:ascii="Times New Roman" w:hAnsi="Times New Roman" w:cs="Times New Roman"/>
-        </w:rPr>
-        <w:t xml:space="preserve"> Python 3.11 to 3.13, with Python 3.12 used during development.</w:t>
-      </w:r>
-    </w:p>
-    <w:p>
-      <w:pPr>
+        </w:rPr>
+        <w:t xml:space="preserve">Recommended capacity: A quad-core or better processor, 16 GB of RAM, and at least 20 GB of free storage provide a more comfortable environment for running the API and web client together, handling the dataset, and loading the </w:t>
+      </w:r>
+      <w:proofErr w:type="spellStart"/>
+      <w:r>
+        <w:rPr>
+          <w:rFonts w:ascii="Times New Roman" w:hAnsi="Times New Roman" w:cs="Times New Roman"/>
+        </w:rPr>
+        <w:t>DistilBERT</w:t>
+      </w:r>
+      <w:proofErr w:type="spellEnd"/>
+      <w:r>
+        <w:rPr>
+          <w:rFonts w:ascii="Times New Roman" w:hAnsi="Times New Roman" w:cs="Times New Roman"/>
+        </w:rPr>
+        <w:t xml:space="preserve"> model.</w:t>
+      </w:r>
+    </w:p>
+    <w:p>
+      <w:pPr>
+        <w:pStyle w:val="ListParagraph"/>
         <w:numPr>
           <w:ilvl w:val="0"/>
-          <w:numId w:val="4"/>
+          <w:numId w:val="11"/>
         </w:numPr>
         <w:rPr>
           <w:rFonts w:ascii="Times New Roman" w:hAnsi="Times New Roman" w:cs="Times New Roman"/>
@@ -6645,23 +8321,30 @@
       <w:r>
         <w:rPr>
           <w:rFonts w:ascii="Times New Roman" w:hAnsi="Times New Roman" w:cs="Times New Roman"/>
-          <w:b/>
-          <w:bCs/>
-        </w:rPr>
-        <w:t>Processor:</w:t>
-      </w:r>
-      <w:r>
-        <w:rPr>
-          <w:rFonts w:ascii="Times New Roman" w:hAnsi="Times New Roman" w:cs="Times New Roman"/>
-        </w:rPr>
-        <w:t xml:space="preserve"> A modern multi-core CPU is sufficient for the classical production model. Transformer inference benefits from greater CPU capacity or GPU acceleration.</w:t>
-      </w:r>
-    </w:p>
-    <w:p>
-      <w:pPr>
+        </w:rPr>
+        <w:t xml:space="preserve">Transformer training: A dedicated GPU is not required, but it is recommended to reduce training time. The </w:t>
+      </w:r>
+      <w:proofErr w:type="spellStart"/>
+      <w:r>
+        <w:rPr>
+          <w:rFonts w:ascii="Times New Roman" w:hAnsi="Times New Roman" w:cs="Times New Roman"/>
+        </w:rPr>
+        <w:t>DistilBERT</w:t>
+      </w:r>
+      <w:proofErr w:type="spellEnd"/>
+      <w:r>
+        <w:rPr>
+          <w:rFonts w:ascii="Times New Roman" w:hAnsi="Times New Roman" w:cs="Times New Roman"/>
+        </w:rPr>
+        <w:t xml:space="preserve"> training run documented in this study took approximately 17.5 hours on a CPU; training on a laptop without a GPU may therefore be slow.</w:t>
+      </w:r>
+    </w:p>
+    <w:p>
+      <w:pPr>
+        <w:pStyle w:val="ListParagraph"/>
         <w:numPr>
           <w:ilvl w:val="0"/>
-          <w:numId w:val="4"/>
+          <w:numId w:val="11"/>
         </w:numPr>
         <w:rPr>
           <w:rFonts w:ascii="Times New Roman" w:hAnsi="Times New Roman" w:cs="Times New Roman"/>
@@ -6670,664 +8353,134 @@
       <w:r>
         <w:rPr>
           <w:rFonts w:ascii="Times New Roman" w:hAnsi="Times New Roman" w:cs="Times New Roman"/>
-          <w:b/>
-          <w:bCs/>
-        </w:rPr>
-        <w:t>Memory:</w:t>
-      </w:r>
-      <w:r>
-        <w:rPr>
-          <w:rFonts w:ascii="Times New Roman" w:hAnsi="Times New Roman" w:cs="Times New Roman"/>
-        </w:rPr>
-        <w:t xml:space="preserve"> At least 1 GB is advisable for the classical API. Serving the PyTorch and DistilBERT stack directly requires substantially more memory; a 2 GB instance is a practical minimum for reliable transformer inference.</w:t>
-      </w:r>
-    </w:p>
-    <w:p>
-      <w:pPr>
-        <w:numPr>
-          <w:ilvl w:val="0"/>
-          <w:numId w:val="4"/>
-        </w:numPr>
-        <w:rPr>
-          <w:rFonts w:ascii="Times New Roman" w:hAnsi="Times New Roman" w:cs="Times New Roman"/>
-        </w:rPr>
-      </w:pPr>
-      <w:r>
-        <w:rPr>
-          <w:rFonts w:ascii="Times New Roman" w:hAnsi="Times New Roman" w:cs="Times New Roman"/>
-          <w:b/>
-          <w:bCs/>
-        </w:rPr>
-        <w:t>Storage:</w:t>
-      </w:r>
-      <w:r>
-        <w:rPr>
-          <w:rFonts w:ascii="Times New Roman" w:hAnsi="Times New Roman" w:cs="Times New Roman"/>
-        </w:rPr>
-        <w:t xml:space="preserve"> Space is required for the application, locked dependencies, and the selected model artifact. The classical artifact is substantially smaller than the DistilBERT directory, whose weights alone are approximately 268 MB.</w:t>
-      </w:r>
-    </w:p>
-    <w:p>
-      <w:pPr>
-        <w:numPr>
-          <w:ilvl w:val="0"/>
-          <w:numId w:val="4"/>
-        </w:numPr>
-        <w:rPr>
-          <w:rFonts w:ascii="Times New Roman" w:hAnsi="Times New Roman" w:cs="Times New Roman"/>
-        </w:rPr>
-      </w:pPr>
-      <w:r>
-        <w:rPr>
-          <w:rFonts w:ascii="Times New Roman" w:hAnsi="Times New Roman" w:cs="Times New Roman"/>
-          <w:b/>
-          <w:bCs/>
-        </w:rPr>
-        <w:t>Internet connectivity:</w:t>
-      </w:r>
-      <w:r>
-        <w:rPr>
-          <w:rFonts w:ascii="Times New Roman" w:hAnsi="Times New Roman" w:cs="Times New Roman"/>
-        </w:rPr>
-        <w:t xml:space="preserve"> Outbound network access is required when the evidence pipeline uses a live search provider and fetches public pages. It is also required when a versioned model artifact is downloaded during deployment.</w:t>
-      </w:r>
-    </w:p>
-    <w:p>
-      <w:pPr>
-        <w:numPr>
-          <w:ilvl w:val="0"/>
-          <w:numId w:val="4"/>
-        </w:numPr>
-        <w:rPr>
-          <w:rFonts w:ascii="Times New Roman" w:hAnsi="Times New Roman" w:cs="Times New Roman"/>
-        </w:rPr>
-      </w:pPr>
-      <w:r>
-        <w:rPr>
-          <w:rFonts w:ascii="Times New Roman" w:hAnsi="Times New Roman" w:cs="Times New Roman"/>
-          <w:b/>
-          <w:bCs/>
-        </w:rPr>
-        <w:t>Environment configuration:</w:t>
-      </w:r>
-      <w:r>
-        <w:rPr>
-          <w:rFonts w:ascii="Times New Roman" w:hAnsi="Times New Roman" w:cs="Times New Roman"/>
-        </w:rPr>
-        <w:t xml:space="preserve"> The server must receive values for the runtime environment, model path, allowed CORS origins, and any configured search-provider credentials. Secrets must not be committed to the repository.</w:t>
-      </w:r>
-    </w:p>
-    <w:p>
-      <w:pPr>
-        <w:numPr>
-          <w:ilvl w:val="0"/>
-          <w:numId w:val="4"/>
-        </w:numPr>
-        <w:rPr>
-          <w:rFonts w:ascii="Times New Roman" w:hAnsi="Times New Roman" w:cs="Times New Roman"/>
-        </w:rPr>
-      </w:pPr>
-      <w:r>
-        <w:rPr>
-          <w:rFonts w:ascii="Times New Roman" w:hAnsi="Times New Roman" w:cs="Times New Roman"/>
-          <w:b/>
-          <w:bCs/>
-        </w:rPr>
-        <w:t>Transport security:</w:t>
-      </w:r>
-      <w:r>
-        <w:rPr>
-          <w:rFonts w:ascii="Times New Roman" w:hAnsi="Times New Roman" w:cs="Times New Roman"/>
-        </w:rPr>
-        <w:t xml:space="preserve"> Production traffic should use HTTPS so submitted text, search credentials, and returned evidence are protected in transit.</w:t>
-      </w:r>
-    </w:p>
-    <w:p>
-      <w:pPr>
-        <w:rPr>
-          <w:rFonts w:ascii="Times New Roman" w:hAnsi="Times New Roman" w:cs="Times New Roman"/>
-          <w:b/>
-          <w:bCs/>
-        </w:rPr>
-      </w:pPr>
-      <w:r>
-        <w:rPr>
-          <w:rFonts w:ascii="Times New Roman" w:hAnsi="Times New Roman" w:cs="Times New Roman"/>
-          <w:b/>
-          <w:bCs/>
-        </w:rPr>
-        <w:t>4.2.2 Client-Side Requirements</w:t>
-      </w:r>
-    </w:p>
-    <w:p>
-      <w:pPr>
-        <w:numPr>
-          <w:ilvl w:val="0"/>
-          <w:numId w:val="5"/>
-        </w:numPr>
-        <w:rPr>
-          <w:rFonts w:ascii="Times New Roman" w:hAnsi="Times New Roman" w:cs="Times New Roman"/>
-        </w:rPr>
-      </w:pPr>
-      <w:r>
-        <w:rPr>
-          <w:rFonts w:ascii="Times New Roman" w:hAnsi="Times New Roman" w:cs="Times New Roman"/>
-          <w:b/>
-          <w:bCs/>
-        </w:rPr>
-        <w:t>Device:</w:t>
-      </w:r>
-      <w:r>
-        <w:rPr>
-          <w:rFonts w:ascii="Times New Roman" w:hAnsi="Times New Roman" w:cs="Times New Roman"/>
-        </w:rPr>
-        <w:t xml:space="preserve"> A desktop computer, laptop, tablet, or smartphone capable of running a modern browser.</w:t>
-      </w:r>
-    </w:p>
-    <w:p>
-      <w:pPr>
-        <w:numPr>
-          <w:ilvl w:val="0"/>
-          <w:numId w:val="5"/>
-        </w:numPr>
-        <w:rPr>
-          <w:rFonts w:ascii="Times New Roman" w:hAnsi="Times New Roman" w:cs="Times New Roman"/>
-        </w:rPr>
-      </w:pPr>
-      <w:r>
-        <w:rPr>
-          <w:rFonts w:ascii="Times New Roman" w:hAnsi="Times New Roman" w:cs="Times New Roman"/>
-          <w:b/>
-          <w:bCs/>
-        </w:rPr>
-        <w:t>Browser:</w:t>
-      </w:r>
-      <w:r>
-        <w:rPr>
-          <w:rFonts w:ascii="Times New Roman" w:hAnsi="Times New Roman" w:cs="Times New Roman"/>
-        </w:rPr>
-        <w:t xml:space="preserve"> A current version of Chrome, Firefox, Edge, Safari, or another standards-compliant browser with JavaScript enabled.</w:t>
-      </w:r>
-    </w:p>
-    <w:p>
-      <w:pPr>
-        <w:numPr>
-          <w:ilvl w:val="0"/>
-          <w:numId w:val="5"/>
-        </w:numPr>
-        <w:rPr>
-          <w:rFonts w:ascii="Times New Roman" w:hAnsi="Times New Roman" w:cs="Times New Roman"/>
-        </w:rPr>
-      </w:pPr>
-      <w:r>
-        <w:rPr>
-          <w:rFonts w:ascii="Times New Roman" w:hAnsi="Times New Roman" w:cs="Times New Roman"/>
-          <w:b/>
-          <w:bCs/>
-        </w:rPr>
-        <w:t>Internet connection:</w:t>
-      </w:r>
-      <w:r>
-        <w:rPr>
-          <w:rFonts w:ascii="Times New Roman" w:hAnsi="Times New Roman" w:cs="Times New Roman"/>
-        </w:rPr>
-        <w:t xml:space="preserve"> A stable connection is required to submit the article and receive the combined analysis response.</w:t>
-      </w:r>
-    </w:p>
-    <w:p>
-      <w:pPr>
-        <w:numPr>
-          <w:ilvl w:val="0"/>
-          <w:numId w:val="5"/>
-        </w:numPr>
-        <w:rPr>
-          <w:rFonts w:ascii="Times New Roman" w:hAnsi="Times New Roman" w:cs="Times New Roman"/>
-        </w:rPr>
-      </w:pPr>
-      <w:r>
-        <w:rPr>
-          <w:rFonts w:ascii="Times New Roman" w:hAnsi="Times New Roman" w:cs="Times New Roman"/>
-          <w:b/>
-          <w:bCs/>
-        </w:rPr>
-        <w:t>Text input:</w:t>
-      </w:r>
-      <w:r>
-        <w:rPr>
-          <w:rFonts w:ascii="Times New Roman" w:hAnsi="Times New Roman" w:cs="Times New Roman"/>
-        </w:rPr>
-        <w:t xml:space="preserve"> The user must provide article text containing between 100 and 20,000 non-whitespace characters by default. These limits are deployment-configurable.</w:t>
-      </w:r>
-    </w:p>
-    <w:p>
-      <w:pPr>
-        <w:numPr>
-          <w:ilvl w:val="0"/>
-          <w:numId w:val="5"/>
-        </w:numPr>
-        <w:rPr>
-          <w:rFonts w:ascii="Times New Roman" w:hAnsi="Times New Roman" w:cs="Times New Roman"/>
-        </w:rPr>
-      </w:pPr>
-      <w:r>
-        <w:rPr>
-          <w:rFonts w:ascii="Times New Roman" w:hAnsi="Times New Roman" w:cs="Times New Roman"/>
-          <w:b/>
-          <w:bCs/>
+        </w:rPr>
+        <w:t>Internet access:</w:t>
+      </w:r>
+      <w:r>
+        <w:rPr>
+          <w:rFonts w:ascii="Times New Roman" w:hAnsi="Times New Roman" w:cs="Times New Roman"/>
+        </w:rPr>
+        <w:t xml:space="preserve"> </w:t>
+      </w:r>
+      <w:r>
+        <w:rPr>
+          <w:rFonts w:ascii="Times New Roman" w:hAnsi="Times New Roman" w:cs="Times New Roman"/>
+        </w:rPr>
+        <w:t>A connection is needed to install project dependencies, obtain model files when they are not already available locally, and use live search and public-source retrieval.</w:t>
+      </w:r>
+    </w:p>
+    <w:p>
+      <w:pPr>
+        <w:rPr>
+          <w:rFonts w:ascii="Times New Roman" w:hAnsi="Times New Roman" w:cs="Times New Roman"/>
+          <w:b/>
+          <w:bCs/>
+        </w:rPr>
+      </w:pPr>
+      <w:r>
+        <w:rPr>
+          <w:rFonts w:ascii="Times New Roman" w:hAnsi="Times New Roman" w:cs="Times New Roman"/>
+          <w:b/>
+          <w:bCs/>
+        </w:rPr>
+        <w:t>4.3 System Design</w:t>
+      </w:r>
+    </w:p>
+    <w:p>
+      <w:pPr>
+        <w:rPr>
+          <w:rFonts w:ascii="Times New Roman" w:hAnsi="Times New Roman" w:cs="Times New Roman"/>
+        </w:rPr>
+      </w:pPr>
+      <w:r>
+        <w:rPr>
+          <w:rFonts w:ascii="Times New Roman" w:hAnsi="Times New Roman" w:cs="Times New Roman"/>
+        </w:rPr>
+        <w:t>The system was designed as a collection of modules with clearly separated responsibilities. Offline modules prepare the dataset, train the models, save their artifacts, and produce evaluation reports. Online modules validate a submitted article, obtain a model prediction, search for current evidence, and return a combined response. This separation makes the model experiments reproducible while allowing the evidence available at analysis time to remain current.</w:t>
+      </w:r>
+    </w:p>
+    <w:p>
+      <w:pPr>
+        <w:rPr>
+          <w:rFonts w:ascii="Times New Roman" w:hAnsi="Times New Roman" w:cs="Times New Roman"/>
+        </w:rPr>
+      </w:pPr>
+      <w:r>
+        <w:rPr>
+          <w:rFonts w:ascii="Times New Roman" w:hAnsi="Times New Roman" w:cs="Times New Roman"/>
+        </w:rPr>
+        <w:t>The API route does not contain the complete retrieval or inference logic. Instead, it receives the inference service and verification pipeline through dependency injection. This arrangement permits deterministic tests to substitute temporary artifacts, in-memory search results, or controlled evidence pages without changing the production route. The following diagrams present the principal actors and runtime flow.</w:t>
+      </w:r>
+    </w:p>
+    <w:p>
+      <w:pPr>
+        <w:rPr>
+          <w:rFonts w:ascii="Times New Roman" w:hAnsi="Times New Roman" w:cs="Times New Roman"/>
+          <w:b/>
+          <w:bCs/>
+        </w:rPr>
+      </w:pPr>
+      <w:r>
+        <w:rPr>
+          <w:rFonts w:ascii="Times New Roman" w:hAnsi="Times New Roman" w:cs="Times New Roman"/>
+          <w:b/>
+          <w:bCs/>
+        </w:rPr>
+        <w:t>4.3.1 Use Case Diagram</w:t>
+      </w:r>
+    </w:p>
+    <w:p>
+      <w:pPr>
+        <w:rPr>
+          <w:rFonts w:ascii="Times New Roman" w:hAnsi="Times New Roman" w:cs="Times New Roman"/>
+        </w:rPr>
+      </w:pPr>
+      <w:r>
+        <w:rPr>
+          <w:rFonts w:ascii="Times New Roman" w:hAnsi="Times New Roman" w:cs="Times New Roman"/>
+        </w:rPr>
+        <w:t xml:space="preserve">The use case diagram identifies the people and external services that interact with the system. The news reader submits an article or </w:t>
+      </w:r>
+      <w:proofErr w:type="gramStart"/>
+      <w:r>
+        <w:rPr>
+          <w:rFonts w:ascii="Times New Roman" w:hAnsi="Times New Roman" w:cs="Times New Roman"/>
+        </w:rPr>
+        <w:t>claim</w:t>
+      </w:r>
+      <w:proofErr w:type="gramEnd"/>
+      <w:r>
+        <w:rPr>
+          <w:rFonts w:ascii="Times New Roman" w:hAnsi="Times New Roman" w:cs="Times New Roman"/>
+        </w:rPr>
+        <w:t xml:space="preserve"> and receives the resulting prediction and evidence assessment. A model developer prepares the dataset, trains and evaluates the models, and publishes a versioned artifact for deployment. The search provider supplies current result candidates used by the evidence pipeline.</w:t>
+      </w:r>
+    </w:p>
+    <w:p>
+      <w:pPr>
+        <w:rPr>
+          <w:rFonts w:ascii="Times New Roman" w:hAnsi="Times New Roman" w:cs="Times New Roman"/>
+        </w:rPr>
+      </w:pPr>
+      <w:r>
+        <w:rPr>
+          <w:rFonts w:ascii="Times New Roman" w:hAnsi="Times New Roman" w:cs="Times New Roman"/>
+        </w:rPr>
+        <w:t>Figure 4.1: Use case diagram for the automated fake-news detection system</w:t>
+      </w:r>
+    </w:p>
+    <w:p>
+      <w:pPr>
+        <w:rPr>
+          <w:rFonts w:ascii="Times New Roman" w:hAnsi="Times New Roman" w:cs="Times New Roman"/>
+        </w:rPr>
+      </w:pPr>
+      <w:r>
+        <w:rPr>
+          <w:rFonts w:ascii="Times New Roman" w:hAnsi="Times New Roman" w:cs="Times New Roman"/>
+          <w:noProof/>
         </w:rPr>
         <w:lastRenderedPageBreak/>
-        <w:t>Display:</w:t>
-      </w:r>
-      <w:r>
-        <w:rPr>
-          <w:rFonts w:ascii="Times New Roman" w:hAnsi="Times New Roman" w:cs="Times New Roman"/>
-        </w:rPr>
-        <w:t xml:space="preserve"> The interface should have enough space to distinguish the model prediction, confidence, claim assessments, evidence passages, sources, dates, and disclaimer without merging them into one verdict.</w:t>
-      </w:r>
-    </w:p>
-    <w:p>
-      <w:pPr>
-        <w:rPr>
-          <w:rFonts w:ascii="Times New Roman" w:hAnsi="Times New Roman" w:cs="Times New Roman"/>
-        </w:rPr>
-      </w:pPr>
-      <w:r>
-        <w:rPr>
-          <w:rFonts w:ascii="Times New Roman" w:hAnsi="Times New Roman" w:cs="Times New Roman"/>
-        </w:rPr>
-        <w:t>No microphone, camera, biometric device, or browser extension is required because the system analyses text.</w:t>
-      </w:r>
-    </w:p>
-    <w:p>
-      <w:pPr>
-        <w:rPr>
-          <w:rFonts w:ascii="Times New Roman" w:hAnsi="Times New Roman" w:cs="Times New Roman"/>
-          <w:b/>
-          <w:bCs/>
-        </w:rPr>
-      </w:pPr>
-      <w:r>
-        <w:rPr>
-          <w:rFonts w:ascii="Times New Roman" w:hAnsi="Times New Roman" w:cs="Times New Roman"/>
-          <w:b/>
-          <w:bCs/>
-        </w:rPr>
-        <w:t>4.2.3 Software Requirements</w:t>
-      </w:r>
-    </w:p>
-    <w:p>
-      <w:pPr>
-        <w:numPr>
-          <w:ilvl w:val="0"/>
-          <w:numId w:val="6"/>
-        </w:numPr>
-        <w:rPr>
-          <w:rFonts w:ascii="Times New Roman" w:hAnsi="Times New Roman" w:cs="Times New Roman"/>
-        </w:rPr>
-      </w:pPr>
-      <w:r>
-        <w:rPr>
-          <w:rFonts w:ascii="Times New Roman" w:hAnsi="Times New Roman" w:cs="Times New Roman"/>
-          <w:b/>
-          <w:bCs/>
-        </w:rPr>
-        <w:t>Programming languages:</w:t>
-      </w:r>
-      <w:r>
-        <w:rPr>
-          <w:rFonts w:ascii="Times New Roman" w:hAnsi="Times New Roman" w:cs="Times New Roman"/>
-        </w:rPr>
-        <w:t xml:space="preserve"> Python is used for the API, data pipeline, model training, evaluation, retrieval, and verification. TypeScript supports the web client.</w:t>
-      </w:r>
-    </w:p>
-    <w:p>
-      <w:pPr>
-        <w:numPr>
-          <w:ilvl w:val="0"/>
-          <w:numId w:val="6"/>
-        </w:numPr>
-        <w:rPr>
-          <w:rFonts w:ascii="Times New Roman" w:hAnsi="Times New Roman" w:cs="Times New Roman"/>
-        </w:rPr>
-      </w:pPr>
-      <w:r>
-        <w:rPr>
-          <w:rFonts w:ascii="Times New Roman" w:hAnsi="Times New Roman" w:cs="Times New Roman"/>
-          <w:b/>
-          <w:bCs/>
-        </w:rPr>
-        <w:t>API framework:</w:t>
-      </w:r>
-      <w:r>
-        <w:rPr>
-          <w:rFonts w:ascii="Times New Roman" w:hAnsi="Times New Roman" w:cs="Times New Roman"/>
-        </w:rPr>
-        <w:t xml:space="preserve"> FastAPI provides routing, dependency injection, schema validation, OpenAPI documentation, and response serialisation. Uvicorn runs the ASGI application.</w:t>
-      </w:r>
-    </w:p>
-    <w:p>
-      <w:pPr>
-        <w:numPr>
-          <w:ilvl w:val="0"/>
-          <w:numId w:val="6"/>
-        </w:numPr>
-        <w:rPr>
-          <w:rFonts w:ascii="Times New Roman" w:hAnsi="Times New Roman" w:cs="Times New Roman"/>
-        </w:rPr>
-      </w:pPr>
-      <w:r>
-        <w:rPr>
-          <w:rFonts w:ascii="Times New Roman" w:hAnsi="Times New Roman" w:cs="Times New Roman"/>
-          <w:b/>
-          <w:bCs/>
-        </w:rPr>
-        <w:t>Data libraries:</w:t>
-      </w:r>
-      <w:r>
-        <w:rPr>
-          <w:rFonts w:ascii="Times New Roman" w:hAnsi="Times New Roman" w:cs="Times New Roman"/>
-        </w:rPr>
-        <w:t xml:space="preserve"> Pandas and NumPy support dataset preparation and numerical operations. PyArrow supports efficient dataset interchange where required.</w:t>
-      </w:r>
-    </w:p>
-    <w:p>
-      <w:pPr>
-        <w:numPr>
-          <w:ilvl w:val="0"/>
-          <w:numId w:val="6"/>
-        </w:numPr>
-        <w:rPr>
-          <w:rFonts w:ascii="Times New Roman" w:hAnsi="Times New Roman" w:cs="Times New Roman"/>
-        </w:rPr>
-      </w:pPr>
-      <w:r>
-        <w:rPr>
-          <w:rFonts w:ascii="Times New Roman" w:hAnsi="Times New Roman" w:cs="Times New Roman"/>
-          <w:b/>
-          <w:bCs/>
-        </w:rPr>
-        <w:t>Classical machine learning:</w:t>
-      </w:r>
-      <w:r>
-        <w:rPr>
-          <w:rFonts w:ascii="Times New Roman" w:hAnsi="Times New Roman" w:cs="Times New Roman"/>
-        </w:rPr>
-        <w:t xml:space="preserve"> scikit-learn provides TF-IDF vectorisation, Logistic Regression, splitting utilities, and evaluation metrics. Joblib stores and reloads the fitted pipeline.</w:t>
-      </w:r>
-    </w:p>
-    <w:p>
-      <w:pPr>
-        <w:numPr>
-          <w:ilvl w:val="0"/>
-          <w:numId w:val="6"/>
-        </w:numPr>
-        <w:rPr>
-          <w:rFonts w:ascii="Times New Roman" w:hAnsi="Times New Roman" w:cs="Times New Roman"/>
-        </w:rPr>
-      </w:pPr>
-      <w:r>
-        <w:rPr>
-          <w:rFonts w:ascii="Times New Roman" w:hAnsi="Times New Roman" w:cs="Times New Roman"/>
-          <w:b/>
-          <w:bCs/>
-        </w:rPr>
-        <w:t>Transformer machine learning:</w:t>
-      </w:r>
-      <w:r>
-        <w:rPr>
-          <w:rFonts w:ascii="Times New Roman" w:hAnsi="Times New Roman" w:cs="Times New Roman"/>
-        </w:rPr>
-        <w:t xml:space="preserve"> PyTorch, Hugging Face Transformers, Datasets, and Accelerate support tokenisation, DistilBERT fine-tuning, batched inference, and artifact storage.</w:t>
-      </w:r>
-    </w:p>
-    <w:p>
-      <w:pPr>
-        <w:numPr>
-          <w:ilvl w:val="0"/>
-          <w:numId w:val="6"/>
-        </w:numPr>
-        <w:rPr>
-          <w:rFonts w:ascii="Times New Roman" w:hAnsi="Times New Roman" w:cs="Times New Roman"/>
-        </w:rPr>
-      </w:pPr>
-      <w:r>
-        <w:rPr>
-          <w:rFonts w:ascii="Times New Roman" w:hAnsi="Times New Roman" w:cs="Times New Roman"/>
-          <w:b/>
-          <w:bCs/>
-        </w:rPr>
-        <w:t>Retrieval and verification:</w:t>
-      </w:r>
-      <w:r>
-        <w:rPr>
-          <w:rFonts w:ascii="Times New Roman" w:hAnsi="Times New Roman" w:cs="Times New Roman"/>
-        </w:rPr>
-        <w:t xml:space="preserve"> HTTPX handles search and page requests. Custom Python modules perform claim extraction, query construction, source filtering, ranking, evidence extraction, and verification.</w:t>
-      </w:r>
-    </w:p>
-    <w:p>
-      <w:pPr>
-        <w:numPr>
-          <w:ilvl w:val="0"/>
-          <w:numId w:val="6"/>
-        </w:numPr>
-        <w:rPr>
-          <w:rFonts w:ascii="Times New Roman" w:hAnsi="Times New Roman" w:cs="Times New Roman"/>
-        </w:rPr>
-      </w:pPr>
-      <w:r>
-        <w:rPr>
-          <w:rFonts w:ascii="Times New Roman" w:hAnsi="Times New Roman" w:cs="Times New Roman"/>
-          <w:b/>
-          <w:bCs/>
-        </w:rPr>
-        <w:t>Visualisation:</w:t>
-      </w:r>
-      <w:r>
-        <w:rPr>
-          <w:rFonts w:ascii="Times New Roman" w:hAnsi="Times New Roman" w:cs="Times New Roman"/>
-        </w:rPr>
-        <w:t xml:space="preserve"> Matplotlib and Seaborn generate confusion matrices and confidence-distribution plots.</w:t>
-      </w:r>
-    </w:p>
-    <w:p>
-      <w:pPr>
-        <w:numPr>
-          <w:ilvl w:val="0"/>
-          <w:numId w:val="6"/>
-        </w:numPr>
-        <w:rPr>
-          <w:rFonts w:ascii="Times New Roman" w:hAnsi="Times New Roman" w:cs="Times New Roman"/>
-        </w:rPr>
-      </w:pPr>
-      <w:r>
-        <w:rPr>
-          <w:rFonts w:ascii="Times New Roman" w:hAnsi="Times New Roman" w:cs="Times New Roman"/>
-          <w:b/>
-          <w:bCs/>
-        </w:rPr>
-        <w:t>Testing and quality checks:</w:t>
-      </w:r>
-      <w:r>
-        <w:rPr>
-          <w:rFonts w:ascii="Times New Roman" w:hAnsi="Times New Roman" w:cs="Times New Roman"/>
-        </w:rPr>
-        <w:t xml:space="preserve"> Pytest provides unit and integration testing, while Ruff supports static analysis and formatting checks.</w:t>
-      </w:r>
-    </w:p>
-    <w:p>
-      <w:pPr>
-        <w:numPr>
-          <w:ilvl w:val="0"/>
-          <w:numId w:val="6"/>
-        </w:numPr>
-        <w:rPr>
-          <w:rFonts w:ascii="Times New Roman" w:hAnsi="Times New Roman" w:cs="Times New Roman"/>
-        </w:rPr>
-      </w:pPr>
-      <w:r>
-        <w:rPr>
-          <w:rFonts w:ascii="Times New Roman" w:hAnsi="Times New Roman" w:cs="Times New Roman"/>
-          <w:b/>
-          <w:bCs/>
-        </w:rPr>
-        <w:t>Dependency management:</w:t>
-      </w:r>
-      <w:r>
-        <w:rPr>
-          <w:rFonts w:ascii="Times New Roman" w:hAnsi="Times New Roman" w:cs="Times New Roman"/>
-        </w:rPr>
-        <w:t xml:space="preserve"> Project dependencies are declared in pyproject.toml, resolved in uv.lock, and installed through uv.</w:t>
-      </w:r>
-    </w:p>
-    <w:p>
-      <w:pPr>
-        <w:numPr>
-          <w:ilvl w:val="0"/>
-          <w:numId w:val="6"/>
-        </w:numPr>
-        <w:rPr>
-          <w:rFonts w:ascii="Times New Roman" w:hAnsi="Times New Roman" w:cs="Times New Roman"/>
-        </w:rPr>
-      </w:pPr>
-      <w:r>
-        <w:rPr>
-          <w:rFonts w:ascii="Times New Roman" w:hAnsi="Times New Roman" w:cs="Times New Roman"/>
-          <w:b/>
-          <w:bCs/>
-        </w:rPr>
-        <w:t>Frontend technologies:</w:t>
-      </w:r>
-      <w:r>
-        <w:rPr>
-          <w:rFonts w:ascii="Times New Roman" w:hAnsi="Times New Roman" w:cs="Times New Roman"/>
-        </w:rPr>
-        <w:t xml:space="preserve"> Next.js, React, TypeScript, HTML, and CSS provide the responsive browser client and its article-analysis interface.</w:t>
-      </w:r>
-    </w:p>
-    <w:p>
-      <w:pPr>
-        <w:numPr>
-          <w:ilvl w:val="0"/>
-          <w:numId w:val="6"/>
-        </w:numPr>
-        <w:rPr>
-          <w:rFonts w:ascii="Times New Roman" w:hAnsi="Times New Roman" w:cs="Times New Roman"/>
-        </w:rPr>
-      </w:pPr>
-      <w:r>
-        <w:rPr>
-          <w:rFonts w:ascii="Times New Roman" w:hAnsi="Times New Roman" w:cs="Times New Roman"/>
-          <w:b/>
-          <w:bCs/>
-        </w:rPr>
-        <w:t>Version control and deployment:</w:t>
-      </w:r>
-      <w:r>
-        <w:rPr>
-          <w:rFonts w:ascii="Times New Roman" w:hAnsi="Times New Roman" w:cs="Times New Roman"/>
-        </w:rPr>
-        <w:t xml:space="preserve"> Git and GitHub manage source history and versioned releases, including the transformer release artifact. Render hosts the API configuration and Vercel deploys the web client.</w:t>
-      </w:r>
-    </w:p>
-    <w:p>
-      <w:pPr>
-        <w:rPr>
-          <w:rFonts w:ascii="Times New Roman" w:hAnsi="Times New Roman" w:cs="Times New Roman"/>
-          <w:b/>
-          <w:bCs/>
-        </w:rPr>
-      </w:pPr>
-      <w:r>
-        <w:rPr>
-          <w:rFonts w:ascii="Times New Roman" w:hAnsi="Times New Roman" w:cs="Times New Roman"/>
-          <w:b/>
-          <w:bCs/>
-        </w:rPr>
-        <w:t>4.3 System Design</w:t>
-      </w:r>
-    </w:p>
-    <w:p>
-      <w:pPr>
-        <w:rPr>
-          <w:rFonts w:ascii="Times New Roman" w:hAnsi="Times New Roman" w:cs="Times New Roman"/>
-        </w:rPr>
-      </w:pPr>
-      <w:r>
-        <w:rPr>
-          <w:rFonts w:ascii="Times New Roman" w:hAnsi="Times New Roman" w:cs="Times New Roman"/>
-        </w:rPr>
-        <w:lastRenderedPageBreak/>
-        <w:t>The system was designed as a collection of modules with clearly separated responsibilities. Offline modules prepare the dataset, train the models, save their artifacts, and produce evaluation reports. Online modules validate a submitted article, obtain a model prediction, search for current evidence, and return a combined response. This separation makes the model experiments reproducible while allowing the evidence available at analysis time to remain current.</w:t>
-      </w:r>
-    </w:p>
-    <w:p>
-      <w:pPr>
-        <w:rPr>
-          <w:rFonts w:ascii="Times New Roman" w:hAnsi="Times New Roman" w:cs="Times New Roman"/>
-        </w:rPr>
-      </w:pPr>
-      <w:r>
-        <w:rPr>
-          <w:rFonts w:ascii="Times New Roman" w:hAnsi="Times New Roman" w:cs="Times New Roman"/>
-        </w:rPr>
-        <w:t>The API route does not contain the complete retrieval or inference logic. Instead, it receives the inference service and verification pipeline through dependency injection. This arrangement permits deterministic tests to substitute temporary artifacts, in-memory search results, or controlled evidence pages without changing the production route. The following diagrams present the principal actors and runtime flow.</w:t>
-      </w:r>
-    </w:p>
-    <w:p>
-      <w:pPr>
-        <w:rPr>
-          <w:rFonts w:ascii="Times New Roman" w:hAnsi="Times New Roman" w:cs="Times New Roman"/>
-          <w:b/>
-          <w:bCs/>
-        </w:rPr>
-      </w:pPr>
-      <w:r>
-        <w:rPr>
-          <w:rFonts w:ascii="Times New Roman" w:hAnsi="Times New Roman" w:cs="Times New Roman"/>
-          <w:b/>
-          <w:bCs/>
-        </w:rPr>
-        <w:t>4.3.1 Use Case Diagram</w:t>
-      </w:r>
-    </w:p>
-    <w:p>
-      <w:pPr>
-        <w:rPr>
-          <w:rFonts w:ascii="Times New Roman" w:hAnsi="Times New Roman" w:cs="Times New Roman"/>
-        </w:rPr>
-      </w:pPr>
-      <w:r>
-        <w:rPr>
-          <w:rFonts w:ascii="Times New Roman" w:hAnsi="Times New Roman" w:cs="Times New Roman"/>
-        </w:rPr>
-        <w:t>The use case diagram identifies the people and external services that interact with the system. The news reader submits an article or claim and receives the resulting prediction and evidence assessment. A model developer prepares the dataset, trains and evaluates the models, and publishes a versioned artifact for deployment. The search provider supplies current result candidates used by the evidence pipeline.</w:t>
-      </w:r>
-    </w:p>
-    <w:p>
-      <w:pPr>
-        <w:rPr>
-          <w:rFonts w:ascii="Times New Roman" w:hAnsi="Times New Roman" w:cs="Times New Roman"/>
-        </w:rPr>
-      </w:pPr>
-      <w:r>
-        <w:rPr>
-          <w:rFonts w:ascii="Times New Roman" w:hAnsi="Times New Roman" w:cs="Times New Roman"/>
-        </w:rPr>
-        <w:t>Figure 4.1: Use case diagram for the automated fake-news detection system</w:t>
-      </w:r>
-    </w:p>
-    <w:p>
-      <w:pPr>
-        <w:rPr>
-          <w:rFonts w:ascii="Times New Roman" w:hAnsi="Times New Roman" w:cs="Times New Roman"/>
-        </w:rPr>
-      </w:pPr>
-      <w:r>
-        <w:rPr>
-          <w:rFonts w:ascii="Times New Roman" w:hAnsi="Times New Roman" w:cs="Times New Roman"/>
-          <w:noProof/>
-        </w:rPr>
         <w:drawing>
           <wp:inline distT="0" distB="0" distL="0" distR="0" wp14:anchorId="44F69355" wp14:editId="30E46021">
             <wp:extent cx="5943600" cy="3474720"/>
@@ -7381,71 +8534,65 @@
         <w:rPr>
           <w:rFonts w:ascii="Times New Roman" w:hAnsi="Times New Roman" w:cs="Times New Roman"/>
         </w:rPr>
-        <w:t xml:space="preserve">The diagram separates user-facing analysis from offline model development. This is necessary because users do not train the model when they submit an article, and the search provider does </w:t>
-      </w:r>
-      <w:r>
-        <w:rPr>
-          <w:rFonts w:ascii="Times New Roman" w:hAnsi="Times New Roman" w:cs="Times New Roman"/>
+        <w:t>The diagram separates user-facing analysis from offline model development. This is necessary because users do not train the model when they submit an article, and the search provider does not determine the classifier's label. Its role is limited to providing candidate material that the evidence pipeline must still filter and assess.</w:t>
+      </w:r>
+    </w:p>
+    <w:p>
+      <w:pPr>
+        <w:rPr>
+          <w:rFonts w:ascii="Times New Roman" w:hAnsi="Times New Roman" w:cs="Times New Roman"/>
+          <w:b/>
+          <w:bCs/>
+        </w:rPr>
+      </w:pPr>
+      <w:r>
+        <w:rPr>
+          <w:rFonts w:ascii="Times New Roman" w:hAnsi="Times New Roman" w:cs="Times New Roman"/>
+          <w:b/>
+          <w:bCs/>
+        </w:rPr>
+        <w:t>4.3.2 Activity Diagram</w:t>
+      </w:r>
+    </w:p>
+    <w:p>
+      <w:pPr>
+        <w:rPr>
+          <w:rFonts w:ascii="Times New Roman" w:hAnsi="Times New Roman" w:cs="Times New Roman"/>
+        </w:rPr>
+      </w:pPr>
+      <w:r>
+        <w:rPr>
+          <w:rFonts w:ascii="Times New Roman" w:hAnsi="Times New Roman" w:cs="Times New Roman"/>
+        </w:rPr>
+        <w:t>The activity diagram describes the sequence followed after an article is submitted. Validation occurs before expensive processing. Valid text enters the evidence-verification and classification activities, after which the system combines the two outputs. Invalid input ends with a validation response, while unavailable or inadequate evidence leads to insufficient rather than a forced factual judgement.</w:t>
+      </w:r>
+    </w:p>
+    <w:p>
+      <w:pPr>
+        <w:rPr>
+          <w:rFonts w:ascii="Times New Roman" w:hAnsi="Times New Roman" w:cs="Times New Roman"/>
+        </w:rPr>
+      </w:pPr>
+      <w:r>
+        <w:rPr>
+          <w:rFonts w:ascii="Times New Roman" w:hAnsi="Times New Roman" w:cs="Times New Roman"/>
+        </w:rPr>
+        <w:t>Figure 4.2: Activity diagram for article analysis</w:t>
+      </w:r>
+    </w:p>
+    <w:p>
+      <w:pPr>
+        <w:jc w:val="center"/>
+        <w:rPr>
+          <w:rFonts w:ascii="Times New Roman" w:hAnsi="Times New Roman" w:cs="Times New Roman"/>
+        </w:rPr>
+      </w:pPr>
+      <w:r>
+        <w:rPr>
+          <w:rFonts w:ascii="Times New Roman" w:hAnsi="Times New Roman" w:cs="Times New Roman"/>
+          <w:noProof/>
         </w:rPr>
         <w:lastRenderedPageBreak/>
-        <w:t>not determine the classifier's label. Its role is limited to providing candidate material that the evidence pipeline must still filter and assess.</w:t>
-      </w:r>
-    </w:p>
-    <w:p>
-      <w:pPr>
-        <w:rPr>
-          <w:rFonts w:ascii="Times New Roman" w:hAnsi="Times New Roman" w:cs="Times New Roman"/>
-          <w:b/>
-          <w:bCs/>
-        </w:rPr>
-      </w:pPr>
-      <w:r>
-        <w:rPr>
-          <w:rFonts w:ascii="Times New Roman" w:hAnsi="Times New Roman" w:cs="Times New Roman"/>
-          <w:b/>
-          <w:bCs/>
-        </w:rPr>
-        <w:t>4.3.2 Activity Diagram</w:t>
-      </w:r>
-    </w:p>
-    <w:p>
-      <w:pPr>
-        <w:rPr>
-          <w:rFonts w:ascii="Times New Roman" w:hAnsi="Times New Roman" w:cs="Times New Roman"/>
-        </w:rPr>
-      </w:pPr>
-      <w:r>
-        <w:rPr>
-          <w:rFonts w:ascii="Times New Roman" w:hAnsi="Times New Roman" w:cs="Times New Roman"/>
-        </w:rPr>
-        <w:t>The activity diagram describes the sequence followed after an article is submitted. Validation occurs before expensive processing. Valid text enters the evidence-verification and classification activities, after which the system combines the two outputs. Invalid input ends with a validation response, while unavailable or inadequate evidence leads to insufficient rather than a forced factual judgement.</w:t>
-      </w:r>
-    </w:p>
-    <w:p>
-      <w:pPr>
-        <w:rPr>
-          <w:rFonts w:ascii="Times New Roman" w:hAnsi="Times New Roman" w:cs="Times New Roman"/>
-        </w:rPr>
-      </w:pPr>
-      <w:r>
-        <w:rPr>
-          <w:rFonts w:ascii="Times New Roman" w:hAnsi="Times New Roman" w:cs="Times New Roman"/>
-        </w:rPr>
-        <w:t>Figure 4.2: Activity diagram for article analysis</w:t>
-      </w:r>
-    </w:p>
-    <w:p>
-      <w:pPr>
-        <w:jc w:val="center"/>
-        <w:rPr>
-          <w:rFonts w:ascii="Times New Roman" w:hAnsi="Times New Roman" w:cs="Times New Roman"/>
-        </w:rPr>
-      </w:pPr>
-      <w:r>
-        <w:rPr>
-          <w:rFonts w:ascii="Times New Roman" w:hAnsi="Times New Roman" w:cs="Times New Roman"/>
-          <w:noProof/>
-        </w:rPr>
         <w:drawing>
           <wp:inline distT="0" distB="0" distL="0" distR="0" wp14:anchorId="1FCC2D90" wp14:editId="77C69C18">
             <wp:extent cx="4602877" cy="4937760"/>
@@ -7516,50 +8663,50 @@
           <w:b/>
           <w:bCs/>
         </w:rPr>
+        <w:t>4.3.3 Flowchart Diagram</w:t>
+      </w:r>
+    </w:p>
+    <w:p>
+      <w:pPr>
+        <w:rPr>
+          <w:rFonts w:ascii="Times New Roman" w:hAnsi="Times New Roman" w:cs="Times New Roman"/>
+        </w:rPr>
+      </w:pPr>
+      <w:r>
+        <w:rPr>
+          <w:rFonts w:ascii="Times New Roman" w:hAnsi="Times New Roman" w:cs="Times New Roman"/>
+        </w:rPr>
+        <w:t>The flowchart provides a simplified view of the runtime decisions made by the analysis endpoint. It includes the two controlled-failure conditions that are especially important in deployment: absence of a model artifact and absence of adequate evidence. Neither condition prevents the response from accurately describing what was and was not available.</w:t>
+      </w:r>
+    </w:p>
+    <w:p>
+      <w:pPr>
+        <w:rPr>
+          <w:rFonts w:ascii="Times New Roman" w:hAnsi="Times New Roman" w:cs="Times New Roman"/>
+        </w:rPr>
+      </w:pPr>
+      <w:r>
+        <w:rPr>
+          <w:rFonts w:ascii="Times New Roman" w:hAnsi="Times New Roman" w:cs="Times New Roman"/>
+        </w:rPr>
+        <w:t>Figure 4.3: Runtime flowchart for automated news analysis</w:t>
+      </w:r>
+    </w:p>
+    <w:p>
+      <w:pPr>
+        <w:jc w:val="center"/>
+        <w:rPr>
+          <w:rFonts w:ascii="Times New Roman" w:hAnsi="Times New Roman" w:cs="Times New Roman"/>
+        </w:rPr>
+      </w:pPr>
+      <w:r>
+        <w:rPr>
+          <w:rFonts w:ascii="Times New Roman" w:hAnsi="Times New Roman" w:cs="Times New Roman"/>
+          <w:noProof/>
+        </w:rPr>
         <w:lastRenderedPageBreak/>
-        <w:t>4.3.3 Flowchart Diagram</w:t>
-      </w:r>
-    </w:p>
-    <w:p>
-      <w:pPr>
-        <w:rPr>
-          <w:rFonts w:ascii="Times New Roman" w:hAnsi="Times New Roman" w:cs="Times New Roman"/>
-        </w:rPr>
-      </w:pPr>
-      <w:r>
-        <w:rPr>
-          <w:rFonts w:ascii="Times New Roman" w:hAnsi="Times New Roman" w:cs="Times New Roman"/>
-        </w:rPr>
-        <w:t>The flowchart provides a simplified view of the runtime decisions made by the analysis endpoint. It includes the two controlled-failure conditions that are especially important in deployment: absence of a model artifact and absence of adequate evidence. Neither condition prevents the response from accurately describing what was and was not available.</w:t>
-      </w:r>
-    </w:p>
-    <w:p>
-      <w:pPr>
-        <w:rPr>
-          <w:rFonts w:ascii="Times New Roman" w:hAnsi="Times New Roman" w:cs="Times New Roman"/>
-        </w:rPr>
-      </w:pPr>
-      <w:r>
-        <w:rPr>
-          <w:rFonts w:ascii="Times New Roman" w:hAnsi="Times New Roman" w:cs="Times New Roman"/>
-        </w:rPr>
-        <w:t>Figure 4.3: Runtime flowchart for automated news analysis</w:t>
-      </w:r>
-    </w:p>
-    <w:p>
-      <w:pPr>
-        <w:jc w:val="center"/>
-        <w:rPr>
-          <w:rFonts w:ascii="Times New Roman" w:hAnsi="Times New Roman" w:cs="Times New Roman"/>
-        </w:rPr>
-      </w:pPr>
-      <w:r>
-        <w:rPr>
-          <w:rFonts w:ascii="Times New Roman" w:hAnsi="Times New Roman" w:cs="Times New Roman"/>
-          <w:noProof/>
-        </w:rPr>
         <w:drawing>
-          <wp:inline distT="0" distB="0" distL="0" distR="0" wp14:anchorId="67A07784" wp14:editId="37D24C7B">
+          <wp:inline distT="0" distB="0" distL="0" distR="0" wp14:anchorId="67A07784" wp14:editId="733B50AE">
             <wp:extent cx="4046435" cy="6400800"/>
             <wp:effectExtent l="0" t="0" r="0" b="0"/>
             <wp:docPr id="1715168133" name="Picture 10"/>
@@ -7611,68 +8758,128 @@
         <w:rPr>
           <w:rFonts w:ascii="Times New Roman" w:hAnsi="Times New Roman" w:cs="Times New Roman"/>
         </w:rPr>
+        <w:t xml:space="preserve">When the selected production artifact is available, the inference service returns the label, confidence, model identity, model version, processing time, and disclaimer. The selected predictor may be the classical TF-IDF/Logistic Regression pipeline or the fine-tuned </w:t>
+      </w:r>
+      <w:proofErr w:type="spellStart"/>
+      <w:r>
+        <w:rPr>
+          <w:rFonts w:ascii="Times New Roman" w:hAnsi="Times New Roman" w:cs="Times New Roman"/>
+        </w:rPr>
+        <w:t>DistilBERT</w:t>
+      </w:r>
+      <w:proofErr w:type="spellEnd"/>
+      <w:r>
+        <w:rPr>
+          <w:rFonts w:ascii="Times New Roman" w:hAnsi="Times New Roman" w:cs="Times New Roman"/>
+        </w:rPr>
+        <w:t xml:space="preserve"> classifier. If the selected artifact is unavailable, the prediction object reports that state without inventing a label. In the evidence branch, successful retrieval can lead to supported, contradicted, or mixed assessments; weak or missing evidence leads to insufficient evidence. The final response assembles both branches with the extracted claims and source provenance.</w:t>
+      </w:r>
+    </w:p>
+    <w:p>
+      <w:pPr>
+        <w:rPr>
+          <w:rFonts w:ascii="Times New Roman" w:hAnsi="Times New Roman" w:cs="Times New Roman"/>
+          <w:b/>
+          <w:bCs/>
+        </w:rPr>
+      </w:pPr>
+      <w:r>
+        <w:rPr>
+          <w:rFonts w:ascii="Times New Roman" w:hAnsi="Times New Roman" w:cs="Times New Roman"/>
+          <w:b/>
+          <w:bCs/>
+        </w:rPr>
+        <w:t>4.4 System Design Output/Result</w:t>
+      </w:r>
+    </w:p>
+    <w:p>
+      <w:pPr>
+        <w:rPr>
+          <w:rFonts w:ascii="Times New Roman" w:hAnsi="Times New Roman" w:cs="Times New Roman"/>
+        </w:rPr>
+      </w:pPr>
+      <w:r>
+        <w:rPr>
+          <w:rFonts w:ascii="Times New Roman" w:hAnsi="Times New Roman" w:cs="Times New Roman"/>
+        </w:rPr>
         <w:lastRenderedPageBreak/>
-        <w:t>When the selected production artifact is available, the inference service returns the label, confidence, model identity, model version, processing time, and disclaimer. The selected predictor may be the classical TF-IDF/Logistic Regression pipeline or the fine-tuned DistilBERT classifier. If the selected artifact is unavailable, the prediction object reports that state without inventing a label. In the evidence branch, successful retrieval can lead to supported, contradicted, or mixed assessments; weak or missing evidence leads to insufficient evidence. The final response assembles both branches with the extracted claims and source provenance.</w:t>
-      </w:r>
-    </w:p>
-    <w:p>
-      <w:pPr>
-        <w:rPr>
-          <w:rFonts w:ascii="Times New Roman" w:hAnsi="Times New Roman" w:cs="Times New Roman"/>
-          <w:b/>
-          <w:bCs/>
-        </w:rPr>
-      </w:pPr>
-      <w:r>
-        <w:rPr>
-          <w:rFonts w:ascii="Times New Roman" w:hAnsi="Times New Roman" w:cs="Times New Roman"/>
-          <w:b/>
-          <w:bCs/>
-        </w:rPr>
-        <w:t>4.4 System Design Output/Result</w:t>
-      </w:r>
-    </w:p>
-    <w:p>
-      <w:pPr>
-        <w:rPr>
-          <w:rFonts w:ascii="Times New Roman" w:hAnsi="Times New Roman" w:cs="Times New Roman"/>
-        </w:rPr>
-      </w:pPr>
-      <w:r>
-        <w:rPr>
-          <w:rFonts w:ascii="Times New Roman" w:hAnsi="Times New Roman" w:cs="Times New Roman"/>
-        </w:rPr>
-        <w:t>The implemented outputs are exposed through the FastAPI service, reproducible evaluation reports, and the browser interface. The responsive web client accepts article text, displays the model estimate and confidence separately from the current-source evidence assessment, links evidence sources, and presents a cautionary disclaimer. Consequently, this section reports the observable API, machine-learning, and browser-client outputs.</w:t>
-      </w:r>
-    </w:p>
-    <w:p>
-      <w:pPr>
-        <w:rPr>
-          <w:rFonts w:ascii="Times New Roman" w:hAnsi="Times New Roman" w:cs="Times New Roman"/>
-          <w:b/>
-          <w:bCs/>
-        </w:rPr>
-      </w:pPr>
-      <w:r>
-        <w:rPr>
-          <w:rFonts w:ascii="Times New Roman" w:hAnsi="Times New Roman" w:cs="Times New Roman"/>
-          <w:b/>
-          <w:bCs/>
-        </w:rPr>
-        <w:t>(i) API Health and Article-Analysis Output</w:t>
-      </w:r>
-    </w:p>
-    <w:p>
-      <w:pPr>
-        <w:rPr>
-          <w:rFonts w:ascii="Times New Roman" w:hAnsi="Times New Roman" w:cs="Times New Roman"/>
-        </w:rPr>
-      </w:pPr>
-      <w:r>
-        <w:rPr>
-          <w:rFonts w:ascii="Times New Roman" w:hAnsi="Times New Roman" w:cs="Times New Roman"/>
-        </w:rPr>
-        <w:t>The GET /health endpoint confirms that the API process is available and returns the active environment and configured model name. The principal analysis operation is POST /api/v1/analyze. It accepts an object containing article text and returns two top-level objects: prediction and verification.</w:t>
+        <w:t xml:space="preserve">The implemented outputs are exposed through the </w:t>
+      </w:r>
+      <w:proofErr w:type="spellStart"/>
+      <w:r>
+        <w:rPr>
+          <w:rFonts w:ascii="Times New Roman" w:hAnsi="Times New Roman" w:cs="Times New Roman"/>
+        </w:rPr>
+        <w:t>FastAPI</w:t>
+      </w:r>
+      <w:proofErr w:type="spellEnd"/>
+      <w:r>
+        <w:rPr>
+          <w:rFonts w:ascii="Times New Roman" w:hAnsi="Times New Roman" w:cs="Times New Roman"/>
+        </w:rPr>
+        <w:t xml:space="preserve"> service, reproducible evaluation reports, and the browser interface. The responsive web client accepts article text, displays the model estimate and confidence separately from the current-source evidence assessment, links evidence sources, and presents a cautionary disclaimer. Consequently, this section reports the observable API, machine-learning, and browser-client outputs.</w:t>
+      </w:r>
+    </w:p>
+    <w:p>
+      <w:pPr>
+        <w:rPr>
+          <w:rFonts w:ascii="Times New Roman" w:hAnsi="Times New Roman" w:cs="Times New Roman"/>
+          <w:b/>
+          <w:bCs/>
+        </w:rPr>
+      </w:pPr>
+      <w:r>
+        <w:rPr>
+          <w:rFonts w:ascii="Times New Roman" w:hAnsi="Times New Roman" w:cs="Times New Roman"/>
+          <w:b/>
+          <w:bCs/>
+        </w:rPr>
+        <w:t>(</w:t>
+      </w:r>
+      <w:proofErr w:type="spellStart"/>
+      <w:r>
+        <w:rPr>
+          <w:rFonts w:ascii="Times New Roman" w:hAnsi="Times New Roman" w:cs="Times New Roman"/>
+          <w:b/>
+          <w:bCs/>
+        </w:rPr>
+        <w:t>i</w:t>
+      </w:r>
+      <w:proofErr w:type="spellEnd"/>
+      <w:r>
+        <w:rPr>
+          <w:rFonts w:ascii="Times New Roman" w:hAnsi="Times New Roman" w:cs="Times New Roman"/>
+          <w:b/>
+          <w:bCs/>
+        </w:rPr>
+        <w:t>) API Health and Article-Analysis Output</w:t>
+      </w:r>
+    </w:p>
+    <w:p>
+      <w:pPr>
+        <w:rPr>
+          <w:rFonts w:ascii="Times New Roman" w:hAnsi="Times New Roman" w:cs="Times New Roman"/>
+        </w:rPr>
+      </w:pPr>
+      <w:r>
+        <w:rPr>
+          <w:rFonts w:ascii="Times New Roman" w:hAnsi="Times New Roman" w:cs="Times New Roman"/>
+        </w:rPr>
+        <w:t>The GET /health endpoint confirms that the API process is available and returns the active environment and configured model name. The principal analysis operation is POST /</w:t>
+      </w:r>
+      <w:proofErr w:type="spellStart"/>
+      <w:r>
+        <w:rPr>
+          <w:rFonts w:ascii="Times New Roman" w:hAnsi="Times New Roman" w:cs="Times New Roman"/>
+        </w:rPr>
+        <w:t>api</w:t>
+      </w:r>
+      <w:proofErr w:type="spellEnd"/>
+      <w:r>
+        <w:rPr>
+          <w:rFonts w:ascii="Times New Roman" w:hAnsi="Times New Roman" w:cs="Times New Roman"/>
+        </w:rPr>
+        <w:t>/v1/analyze. It accepts an object containing article text and returns two top-level objects: prediction and verification.</w:t>
       </w:r>
     </w:p>
     <w:p>
@@ -7737,7 +8944,21 @@
         <w:rPr>
           <w:rFonts w:ascii="Times New Roman" w:hAnsi="Times New Roman" w:cs="Times New Roman"/>
         </w:rPr>
-        <w:t xml:space="preserve">    "label": "likely_fake",</w:t>
+        <w:t xml:space="preserve">    "label": "</w:t>
+      </w:r>
+      <w:proofErr w:type="spellStart"/>
+      <w:r>
+        <w:rPr>
+          <w:rFonts w:ascii="Times New Roman" w:hAnsi="Times New Roman" w:cs="Times New Roman"/>
+        </w:rPr>
+        <w:t>likely_fake</w:t>
+      </w:r>
+      <w:proofErr w:type="spellEnd"/>
+      <w:r>
+        <w:rPr>
+          <w:rFonts w:ascii="Times New Roman" w:hAnsi="Times New Roman" w:cs="Times New Roman"/>
+        </w:rPr>
+        <w:t>",</w:t>
       </w:r>
     </w:p>
     <w:p>
@@ -7763,33 +8984,91 @@
         <w:rPr>
           <w:rFonts w:ascii="Times New Roman" w:hAnsi="Times New Roman" w:cs="Times New Roman"/>
         </w:rPr>
-        <w:t xml:space="preserve">    "model": "tfidf_logistic_regression",</w:t>
-      </w:r>
-    </w:p>
-    <w:p>
-      <w:pPr>
-        <w:rPr>
-          <w:rFonts w:ascii="Times New Roman" w:hAnsi="Times New Roman" w:cs="Times New Roman"/>
-        </w:rPr>
-      </w:pPr>
-      <w:r>
-        <w:rPr>
-          <w:rFonts w:ascii="Times New Roman" w:hAnsi="Times New Roman" w:cs="Times New Roman"/>
-        </w:rPr>
-        <w:t xml:space="preserve">    "model_version": "classical-tfidf-logreg-0.1.0",</w:t>
-      </w:r>
-    </w:p>
-    <w:p>
-      <w:pPr>
-        <w:rPr>
-          <w:rFonts w:ascii="Times New Roman" w:hAnsi="Times New Roman" w:cs="Times New Roman"/>
-        </w:rPr>
-      </w:pPr>
-      <w:r>
-        <w:rPr>
-          <w:rFonts w:ascii="Times New Roman" w:hAnsi="Times New Roman" w:cs="Times New Roman"/>
-        </w:rPr>
-        <w:t xml:space="preserve">    "processing_time_ms": 4.2,</w:t>
+        <w:t xml:space="preserve">    "model": "</w:t>
+      </w:r>
+      <w:proofErr w:type="spellStart"/>
+      <w:r>
+        <w:rPr>
+          <w:rFonts w:ascii="Times New Roman" w:hAnsi="Times New Roman" w:cs="Times New Roman"/>
+        </w:rPr>
+        <w:t>tfidf_logistic_regression</w:t>
+      </w:r>
+      <w:proofErr w:type="spellEnd"/>
+      <w:r>
+        <w:rPr>
+          <w:rFonts w:ascii="Times New Roman" w:hAnsi="Times New Roman" w:cs="Times New Roman"/>
+        </w:rPr>
+        <w:t>",</w:t>
+      </w:r>
+    </w:p>
+    <w:p>
+      <w:pPr>
+        <w:rPr>
+          <w:rFonts w:ascii="Times New Roman" w:hAnsi="Times New Roman" w:cs="Times New Roman"/>
+        </w:rPr>
+      </w:pPr>
+      <w:r>
+        <w:rPr>
+          <w:rFonts w:ascii="Times New Roman" w:hAnsi="Times New Roman" w:cs="Times New Roman"/>
+        </w:rPr>
+        <w:t xml:space="preserve">    "</w:t>
+      </w:r>
+      <w:proofErr w:type="spellStart"/>
+      <w:proofErr w:type="gramStart"/>
+      <w:r>
+        <w:rPr>
+          <w:rFonts w:ascii="Times New Roman" w:hAnsi="Times New Roman" w:cs="Times New Roman"/>
+        </w:rPr>
+        <w:t>model</w:t>
+      </w:r>
+      <w:proofErr w:type="gramEnd"/>
+      <w:r>
+        <w:rPr>
+          <w:rFonts w:ascii="Times New Roman" w:hAnsi="Times New Roman" w:cs="Times New Roman"/>
+        </w:rPr>
+        <w:t>_version</w:t>
+      </w:r>
+      <w:proofErr w:type="spellEnd"/>
+      <w:r>
+        <w:rPr>
+          <w:rFonts w:ascii="Times New Roman" w:hAnsi="Times New Roman" w:cs="Times New Roman"/>
+        </w:rPr>
+        <w:t>": "classical-tfidf-logreg-0.1.0",</w:t>
+      </w:r>
+    </w:p>
+    <w:p>
+      <w:pPr>
+        <w:rPr>
+          <w:rFonts w:ascii="Times New Roman" w:hAnsi="Times New Roman" w:cs="Times New Roman"/>
+        </w:rPr>
+      </w:pPr>
+      <w:r>
+        <w:rPr>
+          <w:rFonts w:ascii="Times New Roman" w:hAnsi="Times New Roman" w:cs="Times New Roman"/>
+        </w:rPr>
+        <w:t xml:space="preserve">    "</w:t>
+      </w:r>
+      <w:proofErr w:type="spellStart"/>
+      <w:proofErr w:type="gramStart"/>
+      <w:r>
+        <w:rPr>
+          <w:rFonts w:ascii="Times New Roman" w:hAnsi="Times New Roman" w:cs="Times New Roman"/>
+        </w:rPr>
+        <w:t>processing</w:t>
+      </w:r>
+      <w:proofErr w:type="gramEnd"/>
+      <w:r>
+        <w:rPr>
+          <w:rFonts w:ascii="Times New Roman" w:hAnsi="Times New Roman" w:cs="Times New Roman"/>
+        </w:rPr>
+        <w:t>_time_ms</w:t>
+      </w:r>
+      <w:proofErr w:type="spellEnd"/>
+      <w:r>
+        <w:rPr>
+          <w:rFonts w:ascii="Times New Roman" w:hAnsi="Times New Roman" w:cs="Times New Roman"/>
+        </w:rPr>
+        <w:t>": 4.2,</w:t>
       </w:r>
     </w:p>
     <w:p>
@@ -7828,85 +9107,107 @@
         <w:rPr>
           <w:rFonts w:ascii="Times New Roman" w:hAnsi="Times New Roman" w:cs="Times New Roman"/>
         </w:rPr>
+        <w:t xml:space="preserve">  "verification": {</w:t>
+      </w:r>
+    </w:p>
+    <w:p>
+      <w:pPr>
+        <w:rPr>
+          <w:rFonts w:ascii="Times New Roman" w:hAnsi="Times New Roman" w:cs="Times New Roman"/>
+        </w:rPr>
+      </w:pPr>
+      <w:r>
+        <w:rPr>
+          <w:rFonts w:ascii="Times New Roman" w:hAnsi="Times New Roman" w:cs="Times New Roman"/>
+        </w:rPr>
+        <w:t xml:space="preserve">    "status": "insufficient",</w:t>
+      </w:r>
+    </w:p>
+    <w:p>
+      <w:pPr>
+        <w:rPr>
+          <w:rFonts w:ascii="Times New Roman" w:hAnsi="Times New Roman" w:cs="Times New Roman"/>
+        </w:rPr>
+      </w:pPr>
+      <w:r>
+        <w:rPr>
+          <w:rFonts w:ascii="Times New Roman" w:hAnsi="Times New Roman" w:cs="Times New Roman"/>
+        </w:rPr>
+        <w:t xml:space="preserve">    "claims": [</w:t>
+      </w:r>
+    </w:p>
+    <w:p>
+      <w:pPr>
+        <w:rPr>
+          <w:rFonts w:ascii="Times New Roman" w:hAnsi="Times New Roman" w:cs="Times New Roman"/>
+        </w:rPr>
+      </w:pPr>
+      <w:r>
+        <w:rPr>
+          <w:rFonts w:ascii="Times New Roman" w:hAnsi="Times New Roman" w:cs="Times New Roman"/>
+        </w:rPr>
+        <w:t xml:space="preserve">      {</w:t>
+      </w:r>
+    </w:p>
+    <w:p>
+      <w:pPr>
+        <w:rPr>
+          <w:rFonts w:ascii="Times New Roman" w:hAnsi="Times New Roman" w:cs="Times New Roman"/>
+        </w:rPr>
+      </w:pPr>
+      <w:r>
+        <w:rPr>
+          <w:rFonts w:ascii="Times New Roman" w:hAnsi="Times New Roman" w:cs="Times New Roman"/>
+        </w:rPr>
+        <w:t xml:space="preserve">        "</w:t>
+      </w:r>
+      <w:proofErr w:type="spellStart"/>
+      <w:proofErr w:type="gramStart"/>
+      <w:r>
+        <w:rPr>
+          <w:rFonts w:ascii="Times New Roman" w:hAnsi="Times New Roman" w:cs="Times New Roman"/>
+        </w:rPr>
+        <w:t>claim</w:t>
+      </w:r>
+      <w:proofErr w:type="gramEnd"/>
+      <w:r>
+        <w:rPr>
+          <w:rFonts w:ascii="Times New Roman" w:hAnsi="Times New Roman" w:cs="Times New Roman"/>
+        </w:rPr>
+        <w:t>_id</w:t>
+      </w:r>
+      <w:proofErr w:type="spellEnd"/>
+      <w:r>
+        <w:rPr>
+          <w:rFonts w:ascii="Times New Roman" w:hAnsi="Times New Roman" w:cs="Times New Roman"/>
+        </w:rPr>
+        <w:t>": "claim-1",</w:t>
+      </w:r>
+    </w:p>
+    <w:p>
+      <w:pPr>
+        <w:rPr>
+          <w:rFonts w:ascii="Times New Roman" w:hAnsi="Times New Roman" w:cs="Times New Roman"/>
+        </w:rPr>
+      </w:pPr>
+      <w:r>
+        <w:rPr>
+          <w:rFonts w:ascii="Times New Roman" w:hAnsi="Times New Roman" w:cs="Times New Roman"/>
+        </w:rPr>
+        <w:t xml:space="preserve">        "claim": "Extracted checkable claim",</w:t>
+      </w:r>
+    </w:p>
+    <w:p>
+      <w:pPr>
+        <w:rPr>
+          <w:rFonts w:ascii="Times New Roman" w:hAnsi="Times New Roman" w:cs="Times New Roman"/>
+        </w:rPr>
+      </w:pPr>
+      <w:r>
+        <w:rPr>
+          <w:rFonts w:ascii="Times New Roman" w:hAnsi="Times New Roman" w:cs="Times New Roman"/>
+        </w:rPr>
         <w:lastRenderedPageBreak/>
-        <w:t xml:space="preserve">  "verification": {</w:t>
-      </w:r>
-    </w:p>
-    <w:p>
-      <w:pPr>
-        <w:rPr>
-          <w:rFonts w:ascii="Times New Roman" w:hAnsi="Times New Roman" w:cs="Times New Roman"/>
-        </w:rPr>
-      </w:pPr>
-      <w:r>
-        <w:rPr>
-          <w:rFonts w:ascii="Times New Roman" w:hAnsi="Times New Roman" w:cs="Times New Roman"/>
-        </w:rPr>
-        <w:t xml:space="preserve">    "status": "insufficient",</w:t>
-      </w:r>
-    </w:p>
-    <w:p>
-      <w:pPr>
-        <w:rPr>
-          <w:rFonts w:ascii="Times New Roman" w:hAnsi="Times New Roman" w:cs="Times New Roman"/>
-        </w:rPr>
-      </w:pPr>
-      <w:r>
-        <w:rPr>
-          <w:rFonts w:ascii="Times New Roman" w:hAnsi="Times New Roman" w:cs="Times New Roman"/>
-        </w:rPr>
-        <w:t xml:space="preserve">    "claims": [</w:t>
-      </w:r>
-    </w:p>
-    <w:p>
-      <w:pPr>
-        <w:rPr>
-          <w:rFonts w:ascii="Times New Roman" w:hAnsi="Times New Roman" w:cs="Times New Roman"/>
-        </w:rPr>
-      </w:pPr>
-      <w:r>
-        <w:rPr>
-          <w:rFonts w:ascii="Times New Roman" w:hAnsi="Times New Roman" w:cs="Times New Roman"/>
-        </w:rPr>
-        <w:t xml:space="preserve">      {</w:t>
-      </w:r>
-    </w:p>
-    <w:p>
-      <w:pPr>
-        <w:rPr>
-          <w:rFonts w:ascii="Times New Roman" w:hAnsi="Times New Roman" w:cs="Times New Roman"/>
-        </w:rPr>
-      </w:pPr>
-      <w:r>
-        <w:rPr>
-          <w:rFonts w:ascii="Times New Roman" w:hAnsi="Times New Roman" w:cs="Times New Roman"/>
-        </w:rPr>
-        <w:t xml:space="preserve">        "claim_id": "claim-1",</w:t>
-      </w:r>
-    </w:p>
-    <w:p>
-      <w:pPr>
-        <w:rPr>
-          <w:rFonts w:ascii="Times New Roman" w:hAnsi="Times New Roman" w:cs="Times New Roman"/>
-        </w:rPr>
-      </w:pPr>
-      <w:r>
-        <w:rPr>
-          <w:rFonts w:ascii="Times New Roman" w:hAnsi="Times New Roman" w:cs="Times New Roman"/>
-        </w:rPr>
-        <w:t xml:space="preserve">        "claim": "Extracted checkable claim",</w:t>
-      </w:r>
-    </w:p>
-    <w:p>
-      <w:pPr>
-        <w:rPr>
-          <w:rFonts w:ascii="Times New Roman" w:hAnsi="Times New Roman" w:cs="Times New Roman"/>
-        </w:rPr>
-      </w:pPr>
-      <w:r>
-        <w:rPr>
-          <w:rFonts w:ascii="Times New Roman" w:hAnsi="Times New Roman" w:cs="Times New Roman"/>
-        </w:rPr>
         <w:t xml:space="preserve">        "status": "insufficient",</w:t>
       </w:r>
     </w:p>
@@ -8369,7 +9670,6 @@
               <w:rPr>
                 <w:rFonts w:ascii="Times New Roman" w:hAnsi="Times New Roman" w:cs="Times New Roman"/>
               </w:rPr>
-              <w:lastRenderedPageBreak/>
               <w:t>Expected calibration error</w:t>
             </w:r>
           </w:p>
@@ -8496,7 +9796,91 @@
         <w:rPr>
           <w:rFonts w:ascii="Times New Roman" w:hAnsi="Times New Roman" w:cs="Times New Roman"/>
         </w:rPr>
-        <w:t>The confusion matrix contained 1,768 correctly identified likely_fake articles and 2,102 correctly identified likely_real articles. Twenty-two likely_fake articles were predicted as likely_real, while seventeen likely_real articles were predicted as likely_fake, producing 39 errors in total.</w:t>
+        <w:t xml:space="preserve">The confusion matrix contained 1,768 correctly identified </w:t>
+      </w:r>
+      <w:proofErr w:type="spellStart"/>
+      <w:r>
+        <w:rPr>
+          <w:rFonts w:ascii="Times New Roman" w:hAnsi="Times New Roman" w:cs="Times New Roman"/>
+        </w:rPr>
+        <w:t>likely_fake</w:t>
+      </w:r>
+      <w:proofErr w:type="spellEnd"/>
+      <w:r>
+        <w:rPr>
+          <w:rFonts w:ascii="Times New Roman" w:hAnsi="Times New Roman" w:cs="Times New Roman"/>
+        </w:rPr>
+        <w:t xml:space="preserve"> articles and 2,102 correctly identified </w:t>
+      </w:r>
+      <w:proofErr w:type="spellStart"/>
+      <w:r>
+        <w:rPr>
+          <w:rFonts w:ascii="Times New Roman" w:hAnsi="Times New Roman" w:cs="Times New Roman"/>
+        </w:rPr>
+        <w:t>likely_real</w:t>
+      </w:r>
+      <w:proofErr w:type="spellEnd"/>
+      <w:r>
+        <w:rPr>
+          <w:rFonts w:ascii="Times New Roman" w:hAnsi="Times New Roman" w:cs="Times New Roman"/>
+        </w:rPr>
+        <w:t xml:space="preserve"> articles. Twenty-two </w:t>
+      </w:r>
+      <w:proofErr w:type="spellStart"/>
+      <w:r>
+        <w:rPr>
+          <w:rFonts w:ascii="Times New Roman" w:hAnsi="Times New Roman" w:cs="Times New Roman"/>
+        </w:rPr>
+        <w:t>likely_fake</w:t>
+      </w:r>
+      <w:proofErr w:type="spellEnd"/>
+      <w:r>
+        <w:rPr>
+          <w:rFonts w:ascii="Times New Roman" w:hAnsi="Times New Roman" w:cs="Times New Roman"/>
+        </w:rPr>
+        <w:t xml:space="preserve"> articles were predicted as </w:t>
+      </w:r>
+      <w:proofErr w:type="spellStart"/>
+      <w:r>
+        <w:rPr>
+          <w:rFonts w:ascii="Times New Roman" w:hAnsi="Times New Roman" w:cs="Times New Roman"/>
+        </w:rPr>
+        <w:t>likely_real</w:t>
+      </w:r>
+      <w:proofErr w:type="spellEnd"/>
+      <w:r>
+        <w:rPr>
+          <w:rFonts w:ascii="Times New Roman" w:hAnsi="Times New Roman" w:cs="Times New Roman"/>
+        </w:rPr>
+        <w:t xml:space="preserve">, while seventeen </w:t>
+      </w:r>
+      <w:proofErr w:type="spellStart"/>
+      <w:r>
+        <w:rPr>
+          <w:rFonts w:ascii="Times New Roman" w:hAnsi="Times New Roman" w:cs="Times New Roman"/>
+        </w:rPr>
+        <w:t>likely_real</w:t>
+      </w:r>
+      <w:proofErr w:type="spellEnd"/>
+      <w:r>
+        <w:rPr>
+          <w:rFonts w:ascii="Times New Roman" w:hAnsi="Times New Roman" w:cs="Times New Roman"/>
+        </w:rPr>
+        <w:t xml:space="preserve"> articles were predicted as </w:t>
+      </w:r>
+      <w:proofErr w:type="spellStart"/>
+      <w:r>
+        <w:rPr>
+          <w:rFonts w:ascii="Times New Roman" w:hAnsi="Times New Roman" w:cs="Times New Roman"/>
+        </w:rPr>
+        <w:t>likely_fake</w:t>
+      </w:r>
+      <w:proofErr w:type="spellEnd"/>
+      <w:r>
+        <w:rPr>
+          <w:rFonts w:ascii="Times New Roman" w:hAnsi="Times New Roman" w:cs="Times New Roman"/>
+        </w:rPr>
+        <w:t>, producing 39 errors in total.</w:t>
       </w:r>
     </w:p>
     <w:p>
@@ -8513,6 +9897,7 @@
           <w:i/>
           <w:iCs/>
         </w:rPr>
+        <w:lastRenderedPageBreak/>
         <w:t>Figure 4.4: Confusion matrix for TF-IDF and Logistic Regression</w:t>
       </w:r>
     </w:p>
@@ -8596,7 +9981,6 @@
           <w:rFonts w:ascii="Times New Roman" w:hAnsi="Times New Roman" w:cs="Times New Roman"/>
           <w:noProof/>
         </w:rPr>
-        <w:lastRenderedPageBreak/>
         <w:drawing>
           <wp:inline distT="0" distB="0" distL="0" distR="0" wp14:anchorId="57961DAB" wp14:editId="146123D9">
             <wp:extent cx="4389119" cy="2926080"/>
@@ -8663,7 +10047,14 @@
         <w:rPr>
           <w:rFonts w:ascii="Times New Roman" w:hAnsi="Times New Roman" w:cs="Times New Roman"/>
         </w:rPr>
-        <w:t>The classical model was also evaluated with a temporal split containing 3,909 later records. It obtained 0.9936 accuracy and 0.9839 macro F1-score, with a confusion matrix of [[426, 10], [15, 3458]]. The large difference between the numbers of fake and real examples in this test set makes macro F1-score more informative than accuracy alone. Although the result was strong, it did not remove the broader risk that ISOT models learn source, topic, or period-specific patterns.</w:t>
+        <w:t xml:space="preserve">The classical model was also evaluated with a temporal split containing 3,909 later records. It obtained 0.9936 accuracy and 0.9839 macro F1-score, with a confusion matrix of [[426, 10], [15, </w:t>
+      </w:r>
+      <w:r>
+        <w:rPr>
+          <w:rFonts w:ascii="Times New Roman" w:hAnsi="Times New Roman" w:cs="Times New Roman"/>
+        </w:rPr>
+        <w:lastRenderedPageBreak/>
+        <w:t>3458]]. The large difference between the numbers of fake and real examples in this test set makes macro F1-score more informative than accuracy alone. Although the result was strong, it did not remove the broader risk that ISOT models learn source, topic, or period-specific patterns.</w:t>
       </w:r>
     </w:p>
     <w:p>
@@ -8693,22 +10084,54 @@
         <w:rPr>
           <w:rFonts w:ascii="Times New Roman" w:hAnsi="Times New Roman" w:cs="Times New Roman"/>
         </w:rPr>
-        <w:t>The fine-tuned DistilBERT model was evaluated on the same 3,909-record random test set. The completed training run used a maximum sequence length of 256, training batch size of 8, evaluation batch size of 16, learning rate of 2 × 10⁻⁵, weight decay of 0.01, random seed 42, and one training epoch. Training was performed on a CPU and required approximately 17.5 hours.</w:t>
-      </w:r>
-    </w:p>
-    <w:p>
-      <w:pPr>
-        <w:rPr>
-          <w:rFonts w:ascii="Times New Roman" w:hAnsi="Times New Roman" w:cs="Times New Roman"/>
-        </w:rPr>
-      </w:pPr>
-      <w:r>
-        <w:rPr>
-          <w:rFonts w:ascii="Times New Roman" w:hAnsi="Times New Roman" w:cs="Times New Roman"/>
-          <w:b/>
-          <w:bCs/>
-        </w:rPr>
-        <w:t>Table 4.2: DistilBERT performance on the random held-out test set</w:t>
+        <w:t xml:space="preserve">The fine-tuned </w:t>
+      </w:r>
+      <w:proofErr w:type="spellStart"/>
+      <w:r>
+        <w:rPr>
+          <w:rFonts w:ascii="Times New Roman" w:hAnsi="Times New Roman" w:cs="Times New Roman"/>
+        </w:rPr>
+        <w:t>DistilBERT</w:t>
+      </w:r>
+      <w:proofErr w:type="spellEnd"/>
+      <w:r>
+        <w:rPr>
+          <w:rFonts w:ascii="Times New Roman" w:hAnsi="Times New Roman" w:cs="Times New Roman"/>
+        </w:rPr>
+        <w:t xml:space="preserve"> model was evaluated on the same 3,909-record random test set. The completed training run used a maximum sequence length of 256, training batch size of 8, evaluation batch size of 16, learning rate of 2 × 10⁻⁵, weight decay of 0.01, random seed 42, and one training epoch. Training was performed on a CPU and required approximately 17.5 hours.</w:t>
+      </w:r>
+    </w:p>
+    <w:p>
+      <w:pPr>
+        <w:rPr>
+          <w:rFonts w:ascii="Times New Roman" w:hAnsi="Times New Roman" w:cs="Times New Roman"/>
+        </w:rPr>
+      </w:pPr>
+      <w:r>
+        <w:rPr>
+          <w:rFonts w:ascii="Times New Roman" w:hAnsi="Times New Roman" w:cs="Times New Roman"/>
+          <w:b/>
+          <w:bCs/>
+        </w:rPr>
+        <w:t xml:space="preserve">Table 4.2: </w:t>
+      </w:r>
+      <w:proofErr w:type="spellStart"/>
+      <w:r>
+        <w:rPr>
+          <w:rFonts w:ascii="Times New Roman" w:hAnsi="Times New Roman" w:cs="Times New Roman"/>
+          <w:b/>
+          <w:bCs/>
+        </w:rPr>
+        <w:t>DistilBERT</w:t>
+      </w:r>
+      <w:proofErr w:type="spellEnd"/>
+      <w:r>
+        <w:rPr>
+          <w:rFonts w:ascii="Times New Roman" w:hAnsi="Times New Roman" w:cs="Times New Roman"/>
+          <w:b/>
+          <w:bCs/>
+        </w:rPr>
+        <w:t xml:space="preserve"> performance on the random held-out test set</w:t>
       </w:r>
     </w:p>
     <w:tbl>
@@ -8899,7 +10322,6 @@
               <w:rPr>
                 <w:rFonts w:ascii="Times New Roman" w:hAnsi="Times New Roman" w:cs="Times New Roman"/>
               </w:rPr>
-              <w:lastRenderedPageBreak/>
               <w:t>Macro recall</w:t>
             </w:r>
           </w:p>
@@ -9161,20 +10583,76 @@
         <w:rPr>
           <w:rFonts w:ascii="Times New Roman" w:hAnsi="Times New Roman" w:cs="Times New Roman"/>
         </w:rPr>
-        <w:t>The transformer correctly classified all 1,790 likely_fake test records. Of the 2,119 likely_real records, 2,117 were correct and two were predicted as likely_fake. Its confusion matrix was therefore [[1790, 0], [2, 2117]].</w:t>
-      </w:r>
-    </w:p>
-    <w:p>
-      <w:pPr>
-        <w:rPr>
-          <w:rFonts w:ascii="Times New Roman" w:hAnsi="Times New Roman" w:cs="Times New Roman"/>
-        </w:rPr>
-      </w:pPr>
-      <w:r>
-        <w:rPr>
-          <w:rFonts w:ascii="Times New Roman" w:hAnsi="Times New Roman" w:cs="Times New Roman"/>
-        </w:rPr>
-        <w:t>Figure 4.6: Confusion matrix for the fine-tuned DistilBERT model</w:t>
+        <w:t xml:space="preserve">The transformer correctly classified all 1,790 </w:t>
+      </w:r>
+      <w:proofErr w:type="spellStart"/>
+      <w:r>
+        <w:rPr>
+          <w:rFonts w:ascii="Times New Roman" w:hAnsi="Times New Roman" w:cs="Times New Roman"/>
+        </w:rPr>
+        <w:t>likely_fake</w:t>
+      </w:r>
+      <w:proofErr w:type="spellEnd"/>
+      <w:r>
+        <w:rPr>
+          <w:rFonts w:ascii="Times New Roman" w:hAnsi="Times New Roman" w:cs="Times New Roman"/>
+        </w:rPr>
+        <w:t xml:space="preserve"> test records. Of the 2,119 </w:t>
+      </w:r>
+      <w:proofErr w:type="spellStart"/>
+      <w:r>
+        <w:rPr>
+          <w:rFonts w:ascii="Times New Roman" w:hAnsi="Times New Roman" w:cs="Times New Roman"/>
+        </w:rPr>
+        <w:t>likely_real</w:t>
+      </w:r>
+      <w:proofErr w:type="spellEnd"/>
+      <w:r>
+        <w:rPr>
+          <w:rFonts w:ascii="Times New Roman" w:hAnsi="Times New Roman" w:cs="Times New Roman"/>
+        </w:rPr>
+        <w:t xml:space="preserve"> records, 2,117 were correct and two were predicted as </w:t>
+      </w:r>
+      <w:proofErr w:type="spellStart"/>
+      <w:r>
+        <w:rPr>
+          <w:rFonts w:ascii="Times New Roman" w:hAnsi="Times New Roman" w:cs="Times New Roman"/>
+        </w:rPr>
+        <w:t>likely_fake</w:t>
+      </w:r>
+      <w:proofErr w:type="spellEnd"/>
+      <w:r>
+        <w:rPr>
+          <w:rFonts w:ascii="Times New Roman" w:hAnsi="Times New Roman" w:cs="Times New Roman"/>
+        </w:rPr>
+        <w:t>. Its confusion matrix was therefore [[1790, 0], [2, 2117]].</w:t>
+      </w:r>
+    </w:p>
+    <w:p>
+      <w:pPr>
+        <w:rPr>
+          <w:rFonts w:ascii="Times New Roman" w:hAnsi="Times New Roman" w:cs="Times New Roman"/>
+        </w:rPr>
+      </w:pPr>
+      <w:r>
+        <w:rPr>
+          <w:rFonts w:ascii="Times New Roman" w:hAnsi="Times New Roman" w:cs="Times New Roman"/>
+        </w:rPr>
+        <w:t xml:space="preserve">Figure 4.6: Confusion matrix for the fine-tuned </w:t>
+      </w:r>
+      <w:proofErr w:type="spellStart"/>
+      <w:r>
+        <w:rPr>
+          <w:rFonts w:ascii="Times New Roman" w:hAnsi="Times New Roman" w:cs="Times New Roman"/>
+        </w:rPr>
+        <w:t>DistilBERT</w:t>
+      </w:r>
+      <w:proofErr w:type="spellEnd"/>
+      <w:r>
+        <w:rPr>
+          <w:rFonts w:ascii="Times New Roman" w:hAnsi="Times New Roman" w:cs="Times New Roman"/>
+        </w:rPr>
+        <w:t xml:space="preserve"> model</w:t>
       </w:r>
     </w:p>
     <w:p>
@@ -9189,6 +10667,7 @@
           <w:rFonts w:ascii="Times New Roman" w:hAnsi="Times New Roman" w:cs="Times New Roman"/>
           <w:noProof/>
         </w:rPr>
+        <w:lastRenderedPageBreak/>
         <w:drawing>
           <wp:inline distT="0" distB="0" distL="0" distR="0" wp14:anchorId="42E2296E" wp14:editId="1478235C">
             <wp:extent cx="4114800" cy="3291840"/>
@@ -9242,7 +10721,21 @@
         <w:rPr>
           <w:rFonts w:ascii="Times New Roman" w:hAnsi="Times New Roman" w:cs="Times New Roman"/>
         </w:rPr>
-        <w:t>Figure 4.7: Prediction-confidence distribution for the fine-tuned DistilBERT model</w:t>
+        <w:t xml:space="preserve">Figure 4.7: Prediction-confidence distribution for the fine-tuned </w:t>
+      </w:r>
+      <w:proofErr w:type="spellStart"/>
+      <w:r>
+        <w:rPr>
+          <w:rFonts w:ascii="Times New Roman" w:hAnsi="Times New Roman" w:cs="Times New Roman"/>
+        </w:rPr>
+        <w:t>DistilBERT</w:t>
+      </w:r>
+      <w:proofErr w:type="spellEnd"/>
+      <w:r>
+        <w:rPr>
+          <w:rFonts w:ascii="Times New Roman" w:hAnsi="Times New Roman" w:cs="Times New Roman"/>
+        </w:rPr>
+        <w:t xml:space="preserve"> model</w:t>
       </w:r>
     </w:p>
     <w:p>
@@ -9257,7 +10750,6 @@
           <w:rFonts w:ascii="Times New Roman" w:hAnsi="Times New Roman" w:cs="Times New Roman"/>
           <w:noProof/>
         </w:rPr>
-        <w:lastRenderedPageBreak/>
         <w:drawing>
           <wp:inline distT="0" distB="0" distL="0" distR="0" wp14:anchorId="4B944482" wp14:editId="39C7B669">
             <wp:extent cx="4526279" cy="3017520"/>
@@ -9311,7 +10803,14 @@
         <w:rPr>
           <w:rFonts w:ascii="Times New Roman" w:hAnsi="Times New Roman" w:cs="Times New Roman"/>
         </w:rPr>
-        <w:t>Every transformer prediction had confidence above 0.90, and the mean confidence was approximately 0.9999. The two errors were legitimate Reuters articles from True.csv, yet the model predicted the fake class with high confidence. This finding is important: excellent benchmark accuracy and apparent calibration on the same test distribution do not establish dependable factual verification on new publishers or current Nigerian news. For this reason, the transformer result supports further comparative study but does not replace the evidence-retrieval branch or human judgement.</w:t>
+        <w:t xml:space="preserve">Every transformer prediction had confidence above 0.90, and the mean confidence was approximately 0.9999. The two errors were legitimate Reuters articles from True.csv, yet the model predicted the fake class with high confidence. This finding is important: excellent benchmark accuracy and apparent calibration on the same test distribution do not establish dependable factual verification on new publishers or current Nigerian news. For this reason, the </w:t>
+      </w:r>
+      <w:r>
+        <w:rPr>
+          <w:rFonts w:ascii="Times New Roman" w:hAnsi="Times New Roman" w:cs="Times New Roman"/>
+        </w:rPr>
+        <w:lastRenderedPageBreak/>
+        <w:t>transformer result supports further comparative study but does not replace the evidence-retrieval branch or human judgement.</w:t>
       </w:r>
     </w:p>
     <w:p>
@@ -9341,20 +10840,78 @@
         <w:rPr>
           <w:rFonts w:ascii="Times New Roman" w:hAnsi="Times New Roman" w:cs="Times New Roman"/>
         </w:rPr>
-        <w:t>Implementation was organised around the same separation used in the design. The ml package contains dataset, preprocessing, classical, transformer, evaluation, retrieval, verification, and inference modules. The apps/api package contains settings, request and response schemas, dependencies, routes, and application services. Tests exercise individual rules and connected API workflows with deterministic fixtures.</w:t>
-      </w:r>
-    </w:p>
-    <w:p>
-      <w:pPr>
-        <w:rPr>
-          <w:rFonts w:ascii="Times New Roman" w:hAnsi="Times New Roman" w:cs="Times New Roman"/>
-        </w:rPr>
-      </w:pPr>
-      <w:r>
-        <w:rPr>
-          <w:rFonts w:ascii="Times New Roman" w:hAnsi="Times New Roman" w:cs="Times New Roman"/>
-        </w:rPr>
-        <w:t>The implementation avoids embedding deployment-specific values in source code. Pydantic Settings reads local development values from an optional .env file and production values from the hosting environment. Python dependencies and development tools are version-resolved through uv.lock. Large model artifacts remain outside normal Git history and can be distributed as versioned GitHub Release assets with an optional SHA-256 integrity check.</w:t>
+        <w:t xml:space="preserve">Implementation was </w:t>
+      </w:r>
+      <w:proofErr w:type="spellStart"/>
+      <w:r>
+        <w:rPr>
+          <w:rFonts w:ascii="Times New Roman" w:hAnsi="Times New Roman" w:cs="Times New Roman"/>
+        </w:rPr>
+        <w:t>organised</w:t>
+      </w:r>
+      <w:proofErr w:type="spellEnd"/>
+      <w:r>
+        <w:rPr>
+          <w:rFonts w:ascii="Times New Roman" w:hAnsi="Times New Roman" w:cs="Times New Roman"/>
+        </w:rPr>
+        <w:t xml:space="preserve"> around the same separation used in the design. The ml package contains dataset, preprocessing, classical, transformer, evaluation, retrieval, verification, and inference modules. The apps/</w:t>
+      </w:r>
+      <w:proofErr w:type="spellStart"/>
+      <w:r>
+        <w:rPr>
+          <w:rFonts w:ascii="Times New Roman" w:hAnsi="Times New Roman" w:cs="Times New Roman"/>
+        </w:rPr>
+        <w:t>api</w:t>
+      </w:r>
+      <w:proofErr w:type="spellEnd"/>
+      <w:r>
+        <w:rPr>
+          <w:rFonts w:ascii="Times New Roman" w:hAnsi="Times New Roman" w:cs="Times New Roman"/>
+        </w:rPr>
+        <w:t xml:space="preserve"> package contains settings, request and response schemas, dependencies, routes, and application services. Tests exercise individual rules and connected API workflows with deterministic fixtures.</w:t>
+      </w:r>
+    </w:p>
+    <w:p>
+      <w:pPr>
+        <w:rPr>
+          <w:rFonts w:ascii="Times New Roman" w:hAnsi="Times New Roman" w:cs="Times New Roman"/>
+        </w:rPr>
+      </w:pPr>
+      <w:r>
+        <w:rPr>
+          <w:rFonts w:ascii="Times New Roman" w:hAnsi="Times New Roman" w:cs="Times New Roman"/>
+        </w:rPr>
+        <w:t xml:space="preserve">The implementation avoids embedding deployment-specific values in source code. </w:t>
+      </w:r>
+      <w:proofErr w:type="spellStart"/>
+      <w:r>
+        <w:rPr>
+          <w:rFonts w:ascii="Times New Roman" w:hAnsi="Times New Roman" w:cs="Times New Roman"/>
+        </w:rPr>
+        <w:t>Pydantic</w:t>
+      </w:r>
+      <w:proofErr w:type="spellEnd"/>
+      <w:r>
+        <w:rPr>
+          <w:rFonts w:ascii="Times New Roman" w:hAnsi="Times New Roman" w:cs="Times New Roman"/>
+        </w:rPr>
+        <w:t xml:space="preserve"> Settings reads local development values from an optional .env file and production values from the hosting environment. Python dependencies and development tools are version-resolved through </w:t>
+      </w:r>
+      <w:proofErr w:type="spellStart"/>
+      <w:proofErr w:type="gramStart"/>
+      <w:r>
+        <w:rPr>
+          <w:rFonts w:ascii="Times New Roman" w:hAnsi="Times New Roman" w:cs="Times New Roman"/>
+        </w:rPr>
+        <w:t>uv.lock</w:t>
+      </w:r>
+      <w:proofErr w:type="spellEnd"/>
+      <w:proofErr w:type="gramEnd"/>
+      <w:r>
+        <w:rPr>
+          <w:rFonts w:ascii="Times New Roman" w:hAnsi="Times New Roman" w:cs="Times New Roman"/>
+        </w:rPr>
+        <w:t>. Large model artifacts remain outside normal Git history and can be distributed as versioned GitHub Release assets with an optional SHA-256 integrity check.</w:t>
       </w:r>
     </w:p>
     <w:p>
@@ -9384,40 +10941,172 @@
         <w:rPr>
           <w:rFonts w:ascii="Times New Roman" w:hAnsi="Times New Roman" w:cs="Times New Roman"/>
         </w:rPr>
-        <w:t xml:space="preserve">The runtime architecture consists of a browser client, a FastAPI service, an inference service, a verification pipeline, a selected model artifact, and an external search provider. The browser sends article text to the API. FastAPI validates the request and obtains the inference and </w:t>
-      </w:r>
-      <w:r>
-        <w:rPr>
-          <w:rFonts w:ascii="Times New Roman" w:hAnsi="Times New Roman" w:cs="Times New Roman"/>
+        <w:t xml:space="preserve">The runtime architecture consists of a browser client, a </w:t>
+      </w:r>
+      <w:proofErr w:type="spellStart"/>
+      <w:r>
+        <w:rPr>
+          <w:rFonts w:ascii="Times New Roman" w:hAnsi="Times New Roman" w:cs="Times New Roman"/>
+        </w:rPr>
+        <w:t>FastAPI</w:t>
+      </w:r>
+      <w:proofErr w:type="spellEnd"/>
+      <w:r>
+        <w:rPr>
+          <w:rFonts w:ascii="Times New Roman" w:hAnsi="Times New Roman" w:cs="Times New Roman"/>
+        </w:rPr>
+        <w:t xml:space="preserve"> service, an inference service, a verification pipeline, a selected model artifact, and an external search provider. The browser sends article text to the API. </w:t>
+      </w:r>
+      <w:proofErr w:type="spellStart"/>
+      <w:r>
+        <w:rPr>
+          <w:rFonts w:ascii="Times New Roman" w:hAnsi="Times New Roman" w:cs="Times New Roman"/>
+        </w:rPr>
+        <w:t>FastAPI</w:t>
+      </w:r>
+      <w:proofErr w:type="spellEnd"/>
+      <w:r>
+        <w:rPr>
+          <w:rFonts w:ascii="Times New Roman" w:hAnsi="Times New Roman" w:cs="Times New Roman"/>
+        </w:rPr>
+        <w:t xml:space="preserve"> validates the request and obtains the inference and verification components through dependency injection. The inference service loads either the saved classical model or the fine-tuned </w:t>
+      </w:r>
+      <w:proofErr w:type="spellStart"/>
+      <w:r>
+        <w:rPr>
+          <w:rFonts w:ascii="Times New Roman" w:hAnsi="Times New Roman" w:cs="Times New Roman"/>
+        </w:rPr>
+        <w:t>DistilBERT</w:t>
+      </w:r>
+      <w:proofErr w:type="spellEnd"/>
+      <w:r>
+        <w:rPr>
+          <w:rFonts w:ascii="Times New Roman" w:hAnsi="Times New Roman" w:cs="Times New Roman"/>
+        </w:rPr>
+        <w:t xml:space="preserve"> artifact according to PRODUCTION_MODEL and returns a prediction. The verification pipeline extracts claims, searches for evidence through the configured Brave Search provider, fetches bounded public page content, ranks passages, and aggregates claim assessments. The route </w:t>
+      </w:r>
+      <w:proofErr w:type="spellStart"/>
+      <w:r>
+        <w:rPr>
+          <w:rFonts w:ascii="Times New Roman" w:hAnsi="Times New Roman" w:cs="Times New Roman"/>
+        </w:rPr>
+        <w:t>serialises</w:t>
+      </w:r>
+      <w:proofErr w:type="spellEnd"/>
+      <w:r>
+        <w:rPr>
+          <w:rFonts w:ascii="Times New Roman" w:hAnsi="Times New Roman" w:cs="Times New Roman"/>
+        </w:rPr>
+        <w:t xml:space="preserve"> both results into one response.</w:t>
+      </w:r>
+    </w:p>
+    <w:p>
+      <w:pPr>
+        <w:rPr>
+          <w:rFonts w:ascii="Times New Roman" w:hAnsi="Times New Roman" w:cs="Times New Roman"/>
+        </w:rPr>
+      </w:pPr>
+      <w:r>
+        <w:rPr>
+          <w:rFonts w:ascii="Times New Roman" w:hAnsi="Times New Roman" w:cs="Times New Roman"/>
+        </w:rPr>
+        <w:t xml:space="preserve">The production API supports model selection through PRODUCTION_MODEL. The Render deployment configuration selects the versioned </w:t>
+      </w:r>
+      <w:proofErr w:type="spellStart"/>
+      <w:r>
+        <w:rPr>
+          <w:rFonts w:ascii="Times New Roman" w:hAnsi="Times New Roman" w:cs="Times New Roman"/>
+        </w:rPr>
+        <w:t>DistilBERT</w:t>
+      </w:r>
+      <w:proofErr w:type="spellEnd"/>
+      <w:r>
+        <w:rPr>
+          <w:rFonts w:ascii="Times New Roman" w:hAnsi="Times New Roman" w:cs="Times New Roman"/>
+        </w:rPr>
+        <w:t xml:space="preserve"> release artifact, while the classical predictor remains available for lower-resource deployments. The transformer artifact is downloaded and verified with a SHA-256 checksum during deployment, allowing the deployed model to remain traceable to a versioned GitHub Release.</w:t>
+      </w:r>
+    </w:p>
+    <w:p>
+      <w:pPr>
+        <w:rPr>
+          <w:rFonts w:ascii="Times New Roman" w:hAnsi="Times New Roman" w:cs="Times New Roman"/>
+        </w:rPr>
+      </w:pPr>
+      <w:r>
+        <w:rPr>
+          <w:rFonts w:ascii="Times New Roman" w:hAnsi="Times New Roman" w:cs="Times New Roman"/>
+        </w:rPr>
+        <w:t>The API is stateless and does not store submitted articles. Cross-origin browser access is limited by CORS_ORIGINS. A health endpoint supports deployment monitoring, and missing artifacts or insufficient evidence are represented as controlled response states rather than server crashes or fabricated conclusions.</w:t>
+      </w:r>
+    </w:p>
+    <w:p>
+      <w:pPr>
+        <w:rPr>
+          <w:rFonts w:ascii="Times New Roman" w:hAnsi="Times New Roman" w:cs="Times New Roman"/>
+        </w:rPr>
+      </w:pPr>
+      <w:r>
+        <w:rPr>
+          <w:rFonts w:ascii="Times New Roman" w:hAnsi="Times New Roman" w:cs="Times New Roman"/>
+          <w:noProof/>
         </w:rPr>
         <w:lastRenderedPageBreak/>
-        <w:t>verification components through dependency injection. The inference service loads either the saved classical model or the fine-tuned DistilBERT artifact according to PRODUCTION_MODEL and returns a prediction. The verification pipeline extracts claims, searches for evidence through the configured Brave Search provider, fetches bounded public page content, ranks passages, and aggregates claim assessments. The route serialises both results into one response.</w:t>
-      </w:r>
-    </w:p>
-    <w:p>
-      <w:pPr>
-        <w:rPr>
-          <w:rFonts w:ascii="Times New Roman" w:hAnsi="Times New Roman" w:cs="Times New Roman"/>
-        </w:rPr>
-      </w:pPr>
-      <w:r>
-        <w:rPr>
-          <w:rFonts w:ascii="Times New Roman" w:hAnsi="Times New Roman" w:cs="Times New Roman"/>
-        </w:rPr>
-        <w:t>The production API supports model selection through PRODUCTION_MODEL. The Render deployment configuration selects the versioned DistilBERT release artifact, while the classical predictor remains available for lower-resource deployments. The transformer artifact is downloaded and verified with a SHA-256 checksum during deployment, allowing the deployed model to remain traceable to a versioned GitHub Release.</w:t>
-      </w:r>
-    </w:p>
-    <w:p>
-      <w:pPr>
-        <w:rPr>
-          <w:rFonts w:ascii="Times New Roman" w:hAnsi="Times New Roman" w:cs="Times New Roman"/>
-        </w:rPr>
-      </w:pPr>
-      <w:r>
-        <w:rPr>
-          <w:rFonts w:ascii="Times New Roman" w:hAnsi="Times New Roman" w:cs="Times New Roman"/>
-        </w:rPr>
-        <w:t>The API is stateless and does not store submitted articles. Cross-origin browser access is limited by CORS_ORIGINS. A health endpoint supports deployment monitoring, and missing artifacts or insufficient evidence are represented as controlled response states rather than server crashes or fabricated conclusions.</w:t>
+        <w:drawing>
+          <wp:inline distT="0" distB="0" distL="0" distR="0" wp14:anchorId="20DB90DB" wp14:editId="32352B64">
+            <wp:extent cx="5943600" cy="1684020"/>
+            <wp:effectExtent l="0" t="0" r="0" b="0"/>
+            <wp:docPr id="1566811239" name="Graphic 1"/>
+            <wp:cNvGraphicFramePr>
+              <a:graphicFrameLocks xmlns:a="http://schemas.openxmlformats.org/drawingml/2006/main" noChangeAspect="1"/>
+            </wp:cNvGraphicFramePr>
+            <a:graphic xmlns:a="http://schemas.openxmlformats.org/drawingml/2006/main">
+              <a:graphicData uri="http://schemas.openxmlformats.org/drawingml/2006/picture">
+                <pic:pic xmlns:pic="http://schemas.openxmlformats.org/drawingml/2006/picture">
+                  <pic:nvPicPr>
+                    <pic:cNvPr id="1566811239" name="Graphic 1566811239"/>
+                    <pic:cNvPicPr/>
+                  </pic:nvPicPr>
+                  <pic:blipFill>
+                    <a:blip r:embed="rId19">
+                      <a:extLst>
+                        <a:ext uri="{96DAC541-7B7A-43D3-8B79-37D633B846F1}">
+                          <asvg:svgBlip xmlns:asvg="http://schemas.microsoft.com/office/drawing/2016/SVG/main" r:embed="rId20"/>
+                        </a:ext>
+                      </a:extLst>
+                    </a:blip>
+                    <a:stretch>
+                      <a:fillRect/>
+                    </a:stretch>
+                  </pic:blipFill>
+                  <pic:spPr>
+                    <a:xfrm>
+                      <a:off x="0" y="0"/>
+                      <a:ext cx="5943600" cy="1684020"/>
+                    </a:xfrm>
+                    <a:prstGeom prst="rect">
+                      <a:avLst/>
+                    </a:prstGeom>
+                  </pic:spPr>
+                </pic:pic>
+              </a:graphicData>
+            </a:graphic>
+          </wp:inline>
+        </w:drawing>
+      </w:r>
+    </w:p>
+    <w:p>
+      <w:pPr>
+        <w:jc w:val="center"/>
+        <w:rPr>
+          <w:rFonts w:ascii="Times New Roman" w:hAnsi="Times New Roman" w:cs="Times New Roman"/>
+        </w:rPr>
+      </w:pPr>
+      <w:r>
+        <w:rPr>
+          <w:rFonts w:ascii="Times New Roman" w:hAnsi="Times New Roman" w:cs="Times New Roman"/>
+        </w:rPr>
+        <w:t>Figure 4.8: Simple flow from article input to analysis output</w:t>
       </w:r>
     </w:p>
     <w:p>
@@ -9460,20 +11149,104 @@
         <w:rPr>
           <w:rFonts w:ascii="Times New Roman" w:hAnsi="Times New Roman" w:cs="Times New Roman"/>
         </w:rPr>
-        <w:t>The classical pipeline applies TF-IDF vectorisation directly to the normalised text. Its configuration permits up to 50,000 features, includes unigrams and bigrams, uses sublinear term frequency, ignores terms appearing in more than 95 per cent of documents, and retains a minimum document frequency of one. Logistic Regression uses a maximum of 1,000 iterations and random state 42. The fitted vectoriser and classifier are saved together, ensuring that production input undergoes the same transformation used during training.</w:t>
-      </w:r>
-    </w:p>
-    <w:p>
-      <w:pPr>
-        <w:rPr>
-          <w:rFonts w:ascii="Times New Roman" w:hAnsi="Times New Roman" w:cs="Times New Roman"/>
-        </w:rPr>
-      </w:pPr>
-      <w:r>
-        <w:rPr>
-          <w:rFonts w:ascii="Times New Roman" w:hAnsi="Times New Roman" w:cs="Times New Roman"/>
-        </w:rPr>
-        <w:t>The transformer pipeline uses the distilbert-base-uncased tokenizer. Inputs are padded or truncated to a maximum of 256 tokens and accompanied by attention masks. Unlike the classical branch, it does not apply stemming or aggressive stop-word removal because the pretrained model relies on word order and context. The public labels are mapped consistently as likely_fake = 0 and likely_real = 1.</w:t>
+        <w:t xml:space="preserve">The classical pipeline applies TF-IDF </w:t>
+      </w:r>
+      <w:proofErr w:type="spellStart"/>
+      <w:r>
+        <w:rPr>
+          <w:rFonts w:ascii="Times New Roman" w:hAnsi="Times New Roman" w:cs="Times New Roman"/>
+        </w:rPr>
+        <w:t>vectorisation</w:t>
+      </w:r>
+      <w:proofErr w:type="spellEnd"/>
+      <w:r>
+        <w:rPr>
+          <w:rFonts w:ascii="Times New Roman" w:hAnsi="Times New Roman" w:cs="Times New Roman"/>
+        </w:rPr>
+        <w:t xml:space="preserve"> directly to the </w:t>
+      </w:r>
+      <w:proofErr w:type="spellStart"/>
+      <w:r>
+        <w:rPr>
+          <w:rFonts w:ascii="Times New Roman" w:hAnsi="Times New Roman" w:cs="Times New Roman"/>
+        </w:rPr>
+        <w:t>normalised</w:t>
+      </w:r>
+      <w:proofErr w:type="spellEnd"/>
+      <w:r>
+        <w:rPr>
+          <w:rFonts w:ascii="Times New Roman" w:hAnsi="Times New Roman" w:cs="Times New Roman"/>
+        </w:rPr>
+        <w:t xml:space="preserve"> text. Its configuration permits up to 50,000 features, includes unigrams and bigrams, uses sublinear term frequency, ignores terms appearing in more than 95 per cent of documents, and retains a minimum document frequency of one. Logistic Regression uses a maximum of 1,000 iterations and random state 42. The fitted </w:t>
+      </w:r>
+      <w:proofErr w:type="spellStart"/>
+      <w:r>
+        <w:rPr>
+          <w:rFonts w:ascii="Times New Roman" w:hAnsi="Times New Roman" w:cs="Times New Roman"/>
+        </w:rPr>
+        <w:t>vectoriser</w:t>
+      </w:r>
+      <w:proofErr w:type="spellEnd"/>
+      <w:r>
+        <w:rPr>
+          <w:rFonts w:ascii="Times New Roman" w:hAnsi="Times New Roman" w:cs="Times New Roman"/>
+        </w:rPr>
+        <w:t xml:space="preserve"> and classifier are saved together, ensuring that production input undergoes the same transformation used during training.</w:t>
+      </w:r>
+    </w:p>
+    <w:p>
+      <w:pPr>
+        <w:rPr>
+          <w:rFonts w:ascii="Times New Roman" w:hAnsi="Times New Roman" w:cs="Times New Roman"/>
+        </w:rPr>
+      </w:pPr>
+      <w:r>
+        <w:rPr>
+          <w:rFonts w:ascii="Times New Roman" w:hAnsi="Times New Roman" w:cs="Times New Roman"/>
+        </w:rPr>
+        <w:t xml:space="preserve">The transformer pipeline uses the </w:t>
+      </w:r>
+      <w:proofErr w:type="spellStart"/>
+      <w:r>
+        <w:rPr>
+          <w:rFonts w:ascii="Times New Roman" w:hAnsi="Times New Roman" w:cs="Times New Roman"/>
+        </w:rPr>
+        <w:t>distilbert</w:t>
+      </w:r>
+      <w:proofErr w:type="spellEnd"/>
+      <w:r>
+        <w:rPr>
+          <w:rFonts w:ascii="Times New Roman" w:hAnsi="Times New Roman" w:cs="Times New Roman"/>
+        </w:rPr>
+        <w:t xml:space="preserve">-base-uncased tokenizer. Inputs are padded or truncated to a maximum of 256 tokens and accompanied by attention masks. Unlike the classical branch, it does not apply stemming or aggressive stop-word removal because the pretrained model relies on word order and context. The public labels are mapped consistently as </w:t>
+      </w:r>
+      <w:proofErr w:type="spellStart"/>
+      <w:r>
+        <w:rPr>
+          <w:rFonts w:ascii="Times New Roman" w:hAnsi="Times New Roman" w:cs="Times New Roman"/>
+        </w:rPr>
+        <w:t>likely_fake</w:t>
+      </w:r>
+      <w:proofErr w:type="spellEnd"/>
+      <w:r>
+        <w:rPr>
+          <w:rFonts w:ascii="Times New Roman" w:hAnsi="Times New Roman" w:cs="Times New Roman"/>
+        </w:rPr>
+        <w:t xml:space="preserve"> = 0 and </w:t>
+      </w:r>
+      <w:proofErr w:type="spellStart"/>
+      <w:r>
+        <w:rPr>
+          <w:rFonts w:ascii="Times New Roman" w:hAnsi="Times New Roman" w:cs="Times New Roman"/>
+        </w:rPr>
+        <w:t>likely_real</w:t>
+      </w:r>
+      <w:proofErr w:type="spellEnd"/>
+      <w:r>
+        <w:rPr>
+          <w:rFonts w:ascii="Times New Roman" w:hAnsi="Times New Roman" w:cs="Times New Roman"/>
+        </w:rPr>
+        <w:t xml:space="preserve"> = 1.</w:t>
       </w:r>
     </w:p>
     <w:p>
@@ -9503,39 +11276,117 @@
         <w:rPr>
           <w:rFonts w:ascii="Times New Roman" w:hAnsi="Times New Roman" w:cs="Times New Roman"/>
         </w:rPr>
-        <w:t xml:space="preserve">The classical training module reads the prepared training CSV, validates that both labels are present, fits the TF-IDF and Logistic Regression pipeline, and saves a Joblib dictionary containing the estimator and model metadata. The prediction class reloads this artifact and </w:t>
-      </w:r>
+        <w:t xml:space="preserve">The classical training module reads the prepared training CSV, validates that both labels are present, fits the TF-IDF and Logistic Regression pipeline, and saves a </w:t>
+      </w:r>
+      <w:proofErr w:type="spellStart"/>
+      <w:r>
+        <w:rPr>
+          <w:rFonts w:ascii="Times New Roman" w:hAnsi="Times New Roman" w:cs="Times New Roman"/>
+        </w:rPr>
+        <w:t>Joblib</w:t>
+      </w:r>
+      <w:proofErr w:type="spellEnd"/>
+      <w:r>
+        <w:rPr>
+          <w:rFonts w:ascii="Times New Roman" w:hAnsi="Times New Roman" w:cs="Times New Roman"/>
+        </w:rPr>
+        <w:t xml:space="preserve"> dictionary containing the estimator and model metadata. The prediction class reloads this artifact and verifies the required fields before serving inference. Each result contains the </w:t>
+      </w:r>
+      <w:proofErr w:type="gramStart"/>
+      <w:r>
+        <w:rPr>
+          <w:rFonts w:ascii="Times New Roman" w:hAnsi="Times New Roman" w:cs="Times New Roman"/>
+        </w:rPr>
+        <w:t>model</w:t>
+      </w:r>
+      <w:proofErr w:type="gramEnd"/>
+      <w:r>
+        <w:rPr>
+          <w:rFonts w:ascii="Times New Roman" w:hAnsi="Times New Roman" w:cs="Times New Roman"/>
+        </w:rPr>
+        <w:t xml:space="preserve"> name and version so that later outputs remain traceable to a particular artifact.</w:t>
+      </w:r>
+    </w:p>
+    <w:p>
+      <w:pPr>
+        <w:rPr>
+          <w:rFonts w:ascii="Times New Roman" w:hAnsi="Times New Roman" w:cs="Times New Roman"/>
+        </w:rPr>
+      </w:pPr>
+      <w:r>
+        <w:rPr>
+          <w:rFonts w:ascii="Times New Roman" w:hAnsi="Times New Roman" w:cs="Times New Roman"/>
+        </w:rPr>
+        <w:t xml:space="preserve">The transformer training module </w:t>
+      </w:r>
+      <w:proofErr w:type="spellStart"/>
+      <w:r>
+        <w:rPr>
+          <w:rFonts w:ascii="Times New Roman" w:hAnsi="Times New Roman" w:cs="Times New Roman"/>
+        </w:rPr>
+        <w:t>tokenises</w:t>
+      </w:r>
+      <w:proofErr w:type="spellEnd"/>
+      <w:r>
+        <w:rPr>
+          <w:rFonts w:ascii="Times New Roman" w:hAnsi="Times New Roman" w:cs="Times New Roman"/>
+        </w:rPr>
+        <w:t xml:space="preserve"> the training and validation records, loads </w:t>
+      </w:r>
+      <w:proofErr w:type="spellStart"/>
+      <w:r>
+        <w:rPr>
+          <w:rFonts w:ascii="Times New Roman" w:hAnsi="Times New Roman" w:cs="Times New Roman"/>
+        </w:rPr>
+        <w:t>DistilBERT</w:t>
+      </w:r>
+      <w:proofErr w:type="spellEnd"/>
+      <w:r>
+        <w:rPr>
+          <w:rFonts w:ascii="Times New Roman" w:hAnsi="Times New Roman" w:cs="Times New Roman"/>
+        </w:rPr>
+        <w:t xml:space="preserve"> with a two-class classification head, and fine-tunes the network through the Hugging Face Trainer interface. The pretrained classification layers are newly </w:t>
+      </w:r>
+      <w:proofErr w:type="spellStart"/>
+      <w:r>
+        <w:rPr>
+          <w:rFonts w:ascii="Times New Roman" w:hAnsi="Times New Roman" w:cs="Times New Roman"/>
+        </w:rPr>
+        <w:t>initialised</w:t>
+      </w:r>
+      <w:proofErr w:type="spellEnd"/>
+      <w:r>
+        <w:rPr>
+          <w:rFonts w:ascii="Times New Roman" w:hAnsi="Times New Roman" w:cs="Times New Roman"/>
+        </w:rPr>
+        <w:t xml:space="preserve">, while the encoder begins from the downloaded </w:t>
+      </w:r>
+      <w:proofErr w:type="spellStart"/>
+      <w:r>
+        <w:rPr>
+          <w:rFonts w:ascii="Times New Roman" w:hAnsi="Times New Roman" w:cs="Times New Roman"/>
+        </w:rPr>
+        <w:t>DistilBERT</w:t>
+      </w:r>
+      <w:proofErr w:type="spellEnd"/>
+      <w:r>
+        <w:rPr>
+          <w:rFonts w:ascii="Times New Roman" w:hAnsi="Times New Roman" w:cs="Times New Roman"/>
+        </w:rPr>
+        <w:t xml:space="preserve"> weights. After training, the model, tokenizer, training arguments, and project metadata are saved in a Hugging Face-compatible directory.</w:t>
+      </w:r>
+    </w:p>
+    <w:p>
+      <w:pPr>
+        <w:rPr>
+          <w:rFonts w:ascii="Times New Roman" w:hAnsi="Times New Roman" w:cs="Times New Roman"/>
+        </w:rPr>
+      </w:pPr>
       <w:r>
         <w:rPr>
           <w:rFonts w:ascii="Times New Roman" w:hAnsi="Times New Roman" w:cs="Times New Roman"/>
         </w:rPr>
         <w:lastRenderedPageBreak/>
-        <w:t>verifies the required fields before serving inference. Each result contains the model name and version so that later outputs remain traceable to a particular artifact.</w:t>
-      </w:r>
-    </w:p>
-    <w:p>
-      <w:pPr>
-        <w:rPr>
-          <w:rFonts w:ascii="Times New Roman" w:hAnsi="Times New Roman" w:cs="Times New Roman"/>
-        </w:rPr>
-      </w:pPr>
-      <w:r>
-        <w:rPr>
-          <w:rFonts w:ascii="Times New Roman" w:hAnsi="Times New Roman" w:cs="Times New Roman"/>
-        </w:rPr>
-        <w:t>The transformer training module tokenises the training and validation records, loads DistilBERT with a two-class classification head, and fine-tunes the network through the Hugging Face Trainer interface. The pretrained classification layers are newly initialised, while the encoder begins from the downloaded DistilBERT weights. After training, the model, tokenizer, training arguments, and project metadata are saved in a Hugging Face-compatible directory.</w:t>
-      </w:r>
-    </w:p>
-    <w:p>
-      <w:pPr>
-        <w:rPr>
-          <w:rFonts w:ascii="Times New Roman" w:hAnsi="Times New Roman" w:cs="Times New Roman"/>
-        </w:rPr>
-      </w:pPr>
-      <w:r>
-        <w:rPr>
-          <w:rFonts w:ascii="Times New Roman" w:hAnsi="Times New Roman" w:cs="Times New Roman"/>
-        </w:rPr>
         <w:t>Evaluation is kept separate from training. The classical and transformer evaluators load saved artifacts and make batched predictions on the held-out test set. Shared metric functions calculate classification, confusion-matrix, confidence-distribution, and calibration outputs. Keeping evaluation separate reduces the risk of adjusting the final model after observing its test errors.</w:t>
       </w:r>
     </w:p>
@@ -9566,20 +11417,90 @@
         <w:rPr>
           <w:rFonts w:ascii="Times New Roman" w:hAnsi="Times New Roman" w:cs="Times New Roman"/>
         </w:rPr>
-        <w:t>The raw ISOT files contain 23,481 fake and 21,417 real articles, giving 44,898 records before cleaning. The data pipeline assigns the canonical labels likely_fake and likely_real, preserves relevant metadata, normalises text, removes empty records, drops exact duplicates, and excludes texts that occur with conflicting labels.</w:t>
-      </w:r>
-    </w:p>
-    <w:p>
-      <w:pPr>
-        <w:rPr>
-          <w:rFonts w:ascii="Times New Roman" w:hAnsi="Times New Roman" w:cs="Times New Roman"/>
-        </w:rPr>
-      </w:pPr>
-      <w:r>
-        <w:rPr>
-          <w:rFonts w:ascii="Times New Roman" w:hAnsi="Times New Roman" w:cs="Times New Roman"/>
-        </w:rPr>
-        <w:t>The prepared dataset contains 39,100 records: 17,905 likely_fake and 21,195 likely_real. A deterministic stratified split with random seed 42 produced the distribution shown in Table 4.3.</w:t>
+        <w:t xml:space="preserve">The raw ISOT files contain 23,481 fake and 21,417 real articles, giving 44,898 records before cleaning. The data pipeline assigns the canonical labels </w:t>
+      </w:r>
+      <w:proofErr w:type="spellStart"/>
+      <w:r>
+        <w:rPr>
+          <w:rFonts w:ascii="Times New Roman" w:hAnsi="Times New Roman" w:cs="Times New Roman"/>
+        </w:rPr>
+        <w:t>likely_fake</w:t>
+      </w:r>
+      <w:proofErr w:type="spellEnd"/>
+      <w:r>
+        <w:rPr>
+          <w:rFonts w:ascii="Times New Roman" w:hAnsi="Times New Roman" w:cs="Times New Roman"/>
+        </w:rPr>
+        <w:t xml:space="preserve"> and </w:t>
+      </w:r>
+      <w:proofErr w:type="spellStart"/>
+      <w:r>
+        <w:rPr>
+          <w:rFonts w:ascii="Times New Roman" w:hAnsi="Times New Roman" w:cs="Times New Roman"/>
+        </w:rPr>
+        <w:t>likely_real</w:t>
+      </w:r>
+      <w:proofErr w:type="spellEnd"/>
+      <w:r>
+        <w:rPr>
+          <w:rFonts w:ascii="Times New Roman" w:hAnsi="Times New Roman" w:cs="Times New Roman"/>
+        </w:rPr>
+        <w:t xml:space="preserve">, preserves relevant metadata, </w:t>
+      </w:r>
+      <w:proofErr w:type="spellStart"/>
+      <w:r>
+        <w:rPr>
+          <w:rFonts w:ascii="Times New Roman" w:hAnsi="Times New Roman" w:cs="Times New Roman"/>
+        </w:rPr>
+        <w:t>normalises</w:t>
+      </w:r>
+      <w:proofErr w:type="spellEnd"/>
+      <w:r>
+        <w:rPr>
+          <w:rFonts w:ascii="Times New Roman" w:hAnsi="Times New Roman" w:cs="Times New Roman"/>
+        </w:rPr>
+        <w:t xml:space="preserve"> text, removes empty records, drops exact duplicates, and excludes texts that occur with conflicting labels.</w:t>
+      </w:r>
+    </w:p>
+    <w:p>
+      <w:pPr>
+        <w:rPr>
+          <w:rFonts w:ascii="Times New Roman" w:hAnsi="Times New Roman" w:cs="Times New Roman"/>
+        </w:rPr>
+      </w:pPr>
+      <w:r>
+        <w:rPr>
+          <w:rFonts w:ascii="Times New Roman" w:hAnsi="Times New Roman" w:cs="Times New Roman"/>
+        </w:rPr>
+        <w:t xml:space="preserve">The prepared dataset contains 39,100 records: 17,905 </w:t>
+      </w:r>
+      <w:proofErr w:type="spellStart"/>
+      <w:r>
+        <w:rPr>
+          <w:rFonts w:ascii="Times New Roman" w:hAnsi="Times New Roman" w:cs="Times New Roman"/>
+        </w:rPr>
+        <w:t>likely_fake</w:t>
+      </w:r>
+      <w:proofErr w:type="spellEnd"/>
+      <w:r>
+        <w:rPr>
+          <w:rFonts w:ascii="Times New Roman" w:hAnsi="Times New Roman" w:cs="Times New Roman"/>
+        </w:rPr>
+        <w:t xml:space="preserve"> and 21,195 </w:t>
+      </w:r>
+      <w:proofErr w:type="spellStart"/>
+      <w:r>
+        <w:rPr>
+          <w:rFonts w:ascii="Times New Roman" w:hAnsi="Times New Roman" w:cs="Times New Roman"/>
+        </w:rPr>
+        <w:t>likely_real</w:t>
+      </w:r>
+      <w:proofErr w:type="spellEnd"/>
+      <w:r>
+        <w:rPr>
+          <w:rFonts w:ascii="Times New Roman" w:hAnsi="Times New Roman" w:cs="Times New Roman"/>
+        </w:rPr>
+        <w:t>. A deterministic stratified split with random seed 42 produced the distribution shown in Table 4.3.</w:t>
       </w:r>
     </w:p>
     <w:p>
@@ -9975,69 +11896,155 @@
         <w:rPr>
           <w:rFonts w:ascii="Times New Roman" w:hAnsi="Times New Roman" w:cs="Times New Roman"/>
         </w:rPr>
-        <w:t>Automated checks verify required columns, permitted labels, non-empty text, duplicates, conflicting labels, reproducible splitting, and separation between train and test data. The temporal strategy sorts parseable dates, places later records in the test set, and reports malformed dates rather than silently treating them as valid. Six malformed date values were excluded from that temporal experiment.</w:t>
-      </w:r>
-    </w:p>
-    <w:p>
-      <w:pPr>
-        <w:rPr>
-          <w:rFonts w:ascii="Times New Roman" w:hAnsi="Times New Roman" w:cs="Times New Roman"/>
-        </w:rPr>
-      </w:pPr>
-      <w:r>
-        <w:rPr>
-          <w:rFonts w:ascii="Times New Roman" w:hAnsi="Times New Roman" w:cs="Times New Roman"/>
-        </w:rPr>
-        <w:t xml:space="preserve">Processed CSV files and raw datasets are kept outside normal source-control history because of their size. Evaluation reports are written as JSON, CSV, and PNG files, while models are stored </w:t>
-      </w:r>
+        <w:t xml:space="preserve">Automated checks verify required columns, permitted labels, non-empty text, duplicates, conflicting labels, reproducible splitting, and separation between train and test data. The temporal strategy sorts </w:t>
+      </w:r>
+      <w:proofErr w:type="spellStart"/>
+      <w:r>
+        <w:rPr>
+          <w:rFonts w:ascii="Times New Roman" w:hAnsi="Times New Roman" w:cs="Times New Roman"/>
+        </w:rPr>
+        <w:t>parseable</w:t>
+      </w:r>
+      <w:proofErr w:type="spellEnd"/>
+      <w:r>
+        <w:rPr>
+          <w:rFonts w:ascii="Times New Roman" w:hAnsi="Times New Roman" w:cs="Times New Roman"/>
+        </w:rPr>
+        <w:t xml:space="preserve"> dates, places later records in the test set, and reports malformed dates rather than silently treating them as valid. Six malformed date values were excluded from that temporal experiment.</w:t>
+      </w:r>
+    </w:p>
+    <w:p>
+      <w:pPr>
+        <w:rPr>
+          <w:rFonts w:ascii="Times New Roman" w:hAnsi="Times New Roman" w:cs="Times New Roman"/>
+        </w:rPr>
+      </w:pPr>
+      <w:r>
+        <w:rPr>
+          <w:rFonts w:ascii="Times New Roman" w:hAnsi="Times New Roman" w:cs="Times New Roman"/>
+        </w:rPr>
+        <w:t xml:space="preserve">Processed CSV files and raw datasets are kept outside normal source-control history because of their size. Evaluation reports are written as JSON, CSV, and PNG files, while models are stored as </w:t>
+      </w:r>
+      <w:proofErr w:type="spellStart"/>
+      <w:r>
+        <w:rPr>
+          <w:rFonts w:ascii="Times New Roman" w:hAnsi="Times New Roman" w:cs="Times New Roman"/>
+        </w:rPr>
+        <w:t>Joblib</w:t>
+      </w:r>
+      <w:proofErr w:type="spellEnd"/>
+      <w:r>
+        <w:rPr>
+          <w:rFonts w:ascii="Times New Roman" w:hAnsi="Times New Roman" w:cs="Times New Roman"/>
+        </w:rPr>
+        <w:t xml:space="preserve"> or Hugging Face artifacts. A database was unnecessary because the API does not manage user accounts or retain submitted content.</w:t>
+      </w:r>
+    </w:p>
+    <w:p>
+      <w:pPr>
+        <w:rPr>
+          <w:rFonts w:ascii="Times New Roman" w:hAnsi="Times New Roman" w:cs="Times New Roman"/>
+          <w:b/>
+          <w:bCs/>
+        </w:rPr>
+      </w:pPr>
+      <w:r>
+        <w:rPr>
+          <w:rFonts w:ascii="Times New Roman" w:hAnsi="Times New Roman" w:cs="Times New Roman"/>
+          <w:b/>
+          <w:bCs/>
+        </w:rPr>
+        <w:t>4.5.5 API and Web Interface Implementation</w:t>
+      </w:r>
+    </w:p>
+    <w:p>
+      <w:pPr>
+        <w:rPr>
+          <w:rFonts w:ascii="Times New Roman" w:hAnsi="Times New Roman" w:cs="Times New Roman"/>
+        </w:rPr>
+      </w:pPr>
+      <w:proofErr w:type="spellStart"/>
+      <w:r>
+        <w:rPr>
+          <w:rFonts w:ascii="Times New Roman" w:hAnsi="Times New Roman" w:cs="Times New Roman"/>
+        </w:rPr>
+        <w:t>FastAPI</w:t>
+      </w:r>
+      <w:proofErr w:type="spellEnd"/>
+      <w:r>
+        <w:rPr>
+          <w:rFonts w:ascii="Times New Roman" w:hAnsi="Times New Roman" w:cs="Times New Roman"/>
+        </w:rPr>
+        <w:t xml:space="preserve"> creates the application, registers the routers, loads settings, and configures CORS from environment variables. </w:t>
+      </w:r>
+      <w:proofErr w:type="spellStart"/>
+      <w:r>
+        <w:rPr>
+          <w:rFonts w:ascii="Times New Roman" w:hAnsi="Times New Roman" w:cs="Times New Roman"/>
+        </w:rPr>
+        <w:t>Pydantic</w:t>
+      </w:r>
+      <w:proofErr w:type="spellEnd"/>
+      <w:r>
+        <w:rPr>
+          <w:rFonts w:ascii="Times New Roman" w:hAnsi="Times New Roman" w:cs="Times New Roman"/>
+        </w:rPr>
+        <w:t xml:space="preserve"> schemas enforce the request and response structures. GET /health exposes deployment-safe status information, while POST /</w:t>
+      </w:r>
+      <w:proofErr w:type="spellStart"/>
+      <w:r>
+        <w:rPr>
+          <w:rFonts w:ascii="Times New Roman" w:hAnsi="Times New Roman" w:cs="Times New Roman"/>
+        </w:rPr>
+        <w:t>api</w:t>
+      </w:r>
+      <w:proofErr w:type="spellEnd"/>
+      <w:r>
+        <w:rPr>
+          <w:rFonts w:ascii="Times New Roman" w:hAnsi="Times New Roman" w:cs="Times New Roman"/>
+        </w:rPr>
+        <w:t xml:space="preserve">/v1/analyze coordinates the classifier and evidence pipeline. </w:t>
+      </w:r>
+      <w:proofErr w:type="spellStart"/>
+      <w:r>
+        <w:rPr>
+          <w:rFonts w:ascii="Times New Roman" w:hAnsi="Times New Roman" w:cs="Times New Roman"/>
+        </w:rPr>
+        <w:t>FastAPI's</w:t>
+      </w:r>
+      <w:proofErr w:type="spellEnd"/>
+      <w:r>
+        <w:rPr>
+          <w:rFonts w:ascii="Times New Roman" w:hAnsi="Times New Roman" w:cs="Times New Roman"/>
+        </w:rPr>
+        <w:t xml:space="preserve"> generated </w:t>
+      </w:r>
+      <w:proofErr w:type="spellStart"/>
+      <w:r>
+        <w:rPr>
+          <w:rFonts w:ascii="Times New Roman" w:hAnsi="Times New Roman" w:cs="Times New Roman"/>
+        </w:rPr>
+        <w:t>OpenAPI</w:t>
+      </w:r>
+      <w:proofErr w:type="spellEnd"/>
+      <w:r>
+        <w:rPr>
+          <w:rFonts w:ascii="Times New Roman" w:hAnsi="Times New Roman" w:cs="Times New Roman"/>
+        </w:rPr>
+        <w:t xml:space="preserve"> documentation also provides an interactive means of examining the endpoints during development.</w:t>
+      </w:r>
+    </w:p>
+    <w:p>
+      <w:pPr>
+        <w:rPr>
+          <w:rFonts w:ascii="Times New Roman" w:hAnsi="Times New Roman" w:cs="Times New Roman"/>
+        </w:rPr>
+      </w:pPr>
       <w:r>
         <w:rPr>
           <w:rFonts w:ascii="Times New Roman" w:hAnsi="Times New Roman" w:cs="Times New Roman"/>
         </w:rPr>
         <w:lastRenderedPageBreak/>
-        <w:t>as Joblib or Hugging Face artifacts. A database was unnecessary because the API does not manage user accounts or retain submitted content.</w:t>
-      </w:r>
-    </w:p>
-    <w:p>
-      <w:pPr>
-        <w:rPr>
-          <w:rFonts w:ascii="Times New Roman" w:hAnsi="Times New Roman" w:cs="Times New Roman"/>
-          <w:b/>
-          <w:bCs/>
-        </w:rPr>
-      </w:pPr>
-      <w:r>
-        <w:rPr>
-          <w:rFonts w:ascii="Times New Roman" w:hAnsi="Times New Roman" w:cs="Times New Roman"/>
-          <w:b/>
-          <w:bCs/>
-        </w:rPr>
-        <w:t>4.5.5 API and Web Interface Implementation</w:t>
-      </w:r>
-    </w:p>
-    <w:p>
-      <w:pPr>
-        <w:rPr>
-          <w:rFonts w:ascii="Times New Roman" w:hAnsi="Times New Roman" w:cs="Times New Roman"/>
-        </w:rPr>
-      </w:pPr>
-      <w:r>
-        <w:rPr>
-          <w:rFonts w:ascii="Times New Roman" w:hAnsi="Times New Roman" w:cs="Times New Roman"/>
-        </w:rPr>
-        <w:t>FastAPI creates the application, registers the routers, loads settings, and configures CORS from environment variables. Pydantic schemas enforce the request and response structures. GET /health exposes deployment-safe status information, while POST /api/v1/analyze coordinates the classifier and evidence pipeline. FastAPI's generated OpenAPI documentation also provides an interactive means of examining the endpoints during development.</w:t>
-      </w:r>
-    </w:p>
-    <w:p>
-      <w:pPr>
-        <w:rPr>
-          <w:rFonts w:ascii="Times New Roman" w:hAnsi="Times New Roman" w:cs="Times New Roman"/>
-        </w:rPr>
-      </w:pPr>
-      <w:r>
-        <w:rPr>
-          <w:rFonts w:ascii="Times New Roman" w:hAnsi="Times New Roman" w:cs="Times New Roman"/>
-        </w:rPr>
         <w:t>The Next.js project provides the completed browser client, including a shared layout, responsive styling, sticky navigation, a mobile hamburger menu, an article form, client-side length checks, loading and network-error states, and a structured result presentation. NEXT_PUBLIC_API_URL identifies the deployed API without hard-coding localhost or Render addresses. The result view presents the model label and confidence separately from claim-level evidence statuses, passages, source links, dates where available, and the decision-support disclaimer.</w:t>
       </w:r>
     </w:p>
@@ -10081,40 +12088,105 @@
         <w:rPr>
           <w:rFonts w:ascii="Times New Roman" w:hAnsi="Times New Roman" w:cs="Times New Roman"/>
         </w:rPr>
-        <w:t>The integrated workflow begins when article text reaches the analysis endpoint. Pydantic validates the request before the route calls the verification pipeline and inference service. The verification pipeline extracts a bounded number of claims, constructs queries, obtains search results through the configured Brave Search client, applies source rules, retrieves bounded public page content, ranks documents, extracts relevant passages, and aggregates the claim-level findings. The inference service independently loads the selected classical or transformer artifact and predicts a label and confidence.</w:t>
-      </w:r>
-    </w:p>
-    <w:p>
-      <w:pPr>
-        <w:rPr>
-          <w:rFonts w:ascii="Times New Roman" w:hAnsi="Times New Roman" w:cs="Times New Roman"/>
-        </w:rPr>
-      </w:pPr>
-      <w:r>
-        <w:rPr>
-          <w:rFonts w:ascii="Times New Roman" w:hAnsi="Times New Roman" w:cs="Times New Roman"/>
-        </w:rPr>
-        <w:t>The route converts internal objects into a stable public schema and returns the two branches together. If one page fails, other evidence candidates can still be processed. If the search provider is not configured or no reliable evidence is found, the result becomes insufficient. If the model artifact is missing, prediction.available becomes false and an explanatory error is returned while the evidence branch remains usable.</w:t>
-      </w:r>
-    </w:p>
-    <w:p>
-      <w:pPr>
-        <w:rPr>
-          <w:rFonts w:ascii="Times New Roman" w:hAnsi="Times New Roman" w:cs="Times New Roman"/>
-        </w:rPr>
-      </w:pPr>
-      <w:r>
-        <w:rPr>
-          <w:rFonts w:ascii="Times New Roman" w:hAnsi="Times New Roman" w:cs="Times New Roman"/>
-        </w:rPr>
-        <w:t xml:space="preserve">Unit tests cover data loading, label mapping, duplicate removal, splitting, preprocessing, classical prediction, transformer tokenisation, evaluation metrics, claim extraction, query construction, Brave Search response handling, source filtering, evidence extraction, model download, configuration, and verification rules. Frontend tests cover the article form and </w:t>
-      </w:r>
-      <w:r>
-        <w:rPr>
-          <w:rFonts w:ascii="Times New Roman" w:hAnsi="Times New Roman" w:cs="Times New Roman"/>
-        </w:rPr>
-        <w:lastRenderedPageBreak/>
-        <w:t>responsive navigation. Integration tests follow requests through FastAPI, dependency injection, prediction, evidence assessment, and response serialisation. This layered testing makes it possible to identify whether a failure originates in an individual rule, a persisted artifact, an external-service adapter, the browser client, or the connected API workflow.</w:t>
+        <w:t xml:space="preserve">The integrated workflow begins when article text reaches the analysis endpoint. </w:t>
+      </w:r>
+      <w:proofErr w:type="spellStart"/>
+      <w:r>
+        <w:rPr>
+          <w:rFonts w:ascii="Times New Roman" w:hAnsi="Times New Roman" w:cs="Times New Roman"/>
+        </w:rPr>
+        <w:t>Pydantic</w:t>
+      </w:r>
+      <w:proofErr w:type="spellEnd"/>
+      <w:r>
+        <w:rPr>
+          <w:rFonts w:ascii="Times New Roman" w:hAnsi="Times New Roman" w:cs="Times New Roman"/>
+        </w:rPr>
+        <w:t xml:space="preserve"> validates the request before the route calls the verification pipeline and inference service. The verification pipeline extracts a bounded number of claims, constructs queries, obtains search results through the configured Brave Search client, applies source rules, retrieves bounded public page content, ranks documents, extracts relevant passages, and aggregates the claim-level findings. The inference service independently loads the selected classical or transformer artifact and predicts a label and confidence.</w:t>
+      </w:r>
+    </w:p>
+    <w:p>
+      <w:pPr>
+        <w:rPr>
+          <w:rFonts w:ascii="Times New Roman" w:hAnsi="Times New Roman" w:cs="Times New Roman"/>
+        </w:rPr>
+      </w:pPr>
+      <w:r>
+        <w:rPr>
+          <w:rFonts w:ascii="Times New Roman" w:hAnsi="Times New Roman" w:cs="Times New Roman"/>
+        </w:rPr>
+        <w:t xml:space="preserve">The route converts internal objects into a stable public schema and returns the two branches together. If one page fails, other evidence candidates can still be processed. If the search provider is not configured or no reliable evidence is found, the result becomes insufficient. If the model artifact is missing, </w:t>
+      </w:r>
+      <w:proofErr w:type="spellStart"/>
+      <w:proofErr w:type="gramStart"/>
+      <w:r>
+        <w:rPr>
+          <w:rFonts w:ascii="Times New Roman" w:hAnsi="Times New Roman" w:cs="Times New Roman"/>
+        </w:rPr>
+        <w:t>prediction.available</w:t>
+      </w:r>
+      <w:proofErr w:type="spellEnd"/>
+      <w:proofErr w:type="gramEnd"/>
+      <w:r>
+        <w:rPr>
+          <w:rFonts w:ascii="Times New Roman" w:hAnsi="Times New Roman" w:cs="Times New Roman"/>
+        </w:rPr>
+        <w:t xml:space="preserve"> becomes false and an explanatory error is returned while the evidence branch remains usable.</w:t>
+      </w:r>
+    </w:p>
+    <w:p>
+      <w:pPr>
+        <w:rPr>
+          <w:rFonts w:ascii="Times New Roman" w:hAnsi="Times New Roman" w:cs="Times New Roman"/>
+        </w:rPr>
+      </w:pPr>
+      <w:r>
+        <w:rPr>
+          <w:rFonts w:ascii="Times New Roman" w:hAnsi="Times New Roman" w:cs="Times New Roman"/>
+        </w:rPr>
+        <w:t xml:space="preserve">Unit tests cover data loading, label mapping, duplicate removal, splitting, preprocessing, classical prediction, transformer </w:t>
+      </w:r>
+      <w:proofErr w:type="spellStart"/>
+      <w:r>
+        <w:rPr>
+          <w:rFonts w:ascii="Times New Roman" w:hAnsi="Times New Roman" w:cs="Times New Roman"/>
+        </w:rPr>
+        <w:t>tokenisation</w:t>
+      </w:r>
+      <w:proofErr w:type="spellEnd"/>
+      <w:r>
+        <w:rPr>
+          <w:rFonts w:ascii="Times New Roman" w:hAnsi="Times New Roman" w:cs="Times New Roman"/>
+        </w:rPr>
+        <w:t xml:space="preserve">, evaluation metrics, claim extraction, query construction, Brave Search response handling, source filtering, evidence extraction, model download, configuration, and verification rules. Frontend tests cover the article form and responsive navigation. Integration tests follow requests through </w:t>
+      </w:r>
+      <w:proofErr w:type="spellStart"/>
+      <w:r>
+        <w:rPr>
+          <w:rFonts w:ascii="Times New Roman" w:hAnsi="Times New Roman" w:cs="Times New Roman"/>
+        </w:rPr>
+        <w:t>FastAPI</w:t>
+      </w:r>
+      <w:proofErr w:type="spellEnd"/>
+      <w:r>
+        <w:rPr>
+          <w:rFonts w:ascii="Times New Roman" w:hAnsi="Times New Roman" w:cs="Times New Roman"/>
+        </w:rPr>
+        <w:t xml:space="preserve">, dependency injection, prediction, evidence assessment, and response </w:t>
+      </w:r>
+      <w:proofErr w:type="spellStart"/>
+      <w:r>
+        <w:rPr>
+          <w:rFonts w:ascii="Times New Roman" w:hAnsi="Times New Roman" w:cs="Times New Roman"/>
+        </w:rPr>
+        <w:t>serialisation</w:t>
+      </w:r>
+      <w:proofErr w:type="spellEnd"/>
+      <w:r>
+        <w:rPr>
+          <w:rFonts w:ascii="Times New Roman" w:hAnsi="Times New Roman" w:cs="Times New Roman"/>
+        </w:rPr>
+        <w:t>. This layered testing makes it possible to identify whether a failure originates in an individual rule, a persisted artifact, an external-service adapter, the browser client, or the connected API workflow.</w:t>
       </w:r>
     </w:p>
     <w:p>
@@ -10217,7 +12289,21 @@
         <w:rPr>
           <w:rFonts w:ascii="Times New Roman" w:hAnsi="Times New Roman" w:cs="Times New Roman"/>
         </w:rPr>
-        <w:t>This study designed and implemented a full-stack system for analysing news article text through two separate processes: machine-learning classification and current-source evidence review.</w:t>
+        <w:t xml:space="preserve">This study designed and implemented a full-stack system for </w:t>
+      </w:r>
+      <w:proofErr w:type="spellStart"/>
+      <w:r>
+        <w:rPr>
+          <w:rFonts w:ascii="Times New Roman" w:hAnsi="Times New Roman" w:cs="Times New Roman"/>
+        </w:rPr>
+        <w:t>analysing</w:t>
+      </w:r>
+      <w:proofErr w:type="spellEnd"/>
+      <w:r>
+        <w:rPr>
+          <w:rFonts w:ascii="Times New Roman" w:hAnsi="Times New Roman" w:cs="Times New Roman"/>
+        </w:rPr>
+        <w:t xml:space="preserve"> news article text through two separate processes: machine-learning classification and current-source evidence review.</w:t>
       </w:r>
       <w:r>
         <w:rPr>
@@ -10242,33 +12328,131 @@
         <w:rPr>
           <w:rFonts w:ascii="Times New Roman" w:hAnsi="Times New Roman" w:cs="Times New Roman"/>
         </w:rPr>
-        <w:t>The data preparation pipeline cleaned and validated the ISOT records, removed empty and duplicate texts, excluded records with conflicting labels, and produced a reproducible stratified dataset. The resulting dataset contained 39,100 articles: 17,905 labelled likely_fake and 21,195 labelled likely_real. The split comprised 31,280 training records, 3,911 validation records, and 3,909 held-out test records. A separate temporal evaluation was also conducted for the classical model.</w:t>
-      </w:r>
-    </w:p>
-    <w:p>
-      <w:pPr>
-        <w:rPr>
-          <w:rFonts w:ascii="Times New Roman" w:hAnsi="Times New Roman" w:cs="Times New Roman"/>
-        </w:rPr>
-      </w:pPr>
-      <w:r>
-        <w:rPr>
-          <w:rFonts w:ascii="Times New Roman" w:hAnsi="Times New Roman" w:cs="Times New Roman"/>
-        </w:rPr>
-        <w:t>The TF-IDF and Logistic Regression model achieved 0.9900 accuracy and 0.9899 macro F1-score on the random held-out test set. It made 39 errors among 3,909 records. On the separate temporal test set, it achieved 0.9936 accuracy and 0.9839 macro F1-score. The fine-tuned DistilBERT model achieved 0.9995 accuracy and 0.9995 macro F1-score on the same random test set, with two errors. These results show that DistilBERT performed better on this benchmark split. They do not establish that it will perform better on unrelated publishers, later events, or Nigerian news. The transformer also produced very high confidence on its two incorrect predictions, demonstrating why confidence must not be interpreted as proof of accuracy.</w:t>
-      </w:r>
-    </w:p>
-    <w:p>
-      <w:pPr>
-        <w:rPr>
-          <w:rFonts w:ascii="Times New Roman" w:hAnsi="Times New Roman" w:cs="Times New Roman"/>
-        </w:rPr>
-      </w:pPr>
-      <w:r>
-        <w:rPr>
-          <w:rFonts w:ascii="Times New Roman" w:hAnsi="Times New Roman" w:cs="Times New Roman"/>
-        </w:rPr>
-        <w:t>The implementation provides a FastAPI endpoint that validates article text and returns a prediction separately from the evidence assessment. The API can select the classical or transformer predictor through configuration. Its evidence pipeline extracts a bounded number of checkable claims, uses a Brave Search adapter to obtain public web results when configured, fetches and ranks source material, extracts relevant passages, and reports supported, contradicted, mixed, or insufficient evidence. The Next.js client allows users to submit text and view the prediction, confidence, evidence, source links, and responsible-use information. Tests cover key model, retrieval, API, and frontend behaviour. The application has also been configured for a Render API and Vercel web deployment; free hosting is suitable for demonstration but does not establish service capacity or production reliability.</w:t>
+        <w:t xml:space="preserve">The data preparation pipeline cleaned and validated the ISOT records, removed empty and duplicate texts, excluded records with conflicting labels, and produced a reproducible stratified dataset. The resulting dataset contained 39,100 articles: 17,905 labelled </w:t>
+      </w:r>
+      <w:proofErr w:type="spellStart"/>
+      <w:r>
+        <w:rPr>
+          <w:rFonts w:ascii="Times New Roman" w:hAnsi="Times New Roman" w:cs="Times New Roman"/>
+        </w:rPr>
+        <w:t>likely_fake</w:t>
+      </w:r>
+      <w:proofErr w:type="spellEnd"/>
+      <w:r>
+        <w:rPr>
+          <w:rFonts w:ascii="Times New Roman" w:hAnsi="Times New Roman" w:cs="Times New Roman"/>
+        </w:rPr>
+        <w:t xml:space="preserve"> and 21,195 labelled </w:t>
+      </w:r>
+      <w:proofErr w:type="spellStart"/>
+      <w:r>
+        <w:rPr>
+          <w:rFonts w:ascii="Times New Roman" w:hAnsi="Times New Roman" w:cs="Times New Roman"/>
+        </w:rPr>
+        <w:t>likely_real</w:t>
+      </w:r>
+      <w:proofErr w:type="spellEnd"/>
+      <w:r>
+        <w:rPr>
+          <w:rFonts w:ascii="Times New Roman" w:hAnsi="Times New Roman" w:cs="Times New Roman"/>
+        </w:rPr>
+        <w:t>. The split comprised 31,280 training records, 3,911 validation records, and 3,909 held-out test records. A separate temporal evaluation was also conducted for the classical model.</w:t>
+      </w:r>
+    </w:p>
+    <w:p>
+      <w:pPr>
+        <w:rPr>
+          <w:rFonts w:ascii="Times New Roman" w:hAnsi="Times New Roman" w:cs="Times New Roman"/>
+        </w:rPr>
+      </w:pPr>
+      <w:r>
+        <w:rPr>
+          <w:rFonts w:ascii="Times New Roman" w:hAnsi="Times New Roman" w:cs="Times New Roman"/>
+        </w:rPr>
+        <w:t xml:space="preserve">The TF-IDF and Logistic Regression model achieved 0.9900 accuracy and 0.9899 macro F1-score on the random held-out test set. It made 39 errors among 3,909 records. On the separate temporal test set, it achieved 0.9936 accuracy and 0.9839 macro F1-score. The fine-tuned </w:t>
+      </w:r>
+      <w:proofErr w:type="spellStart"/>
+      <w:r>
+        <w:rPr>
+          <w:rFonts w:ascii="Times New Roman" w:hAnsi="Times New Roman" w:cs="Times New Roman"/>
+        </w:rPr>
+        <w:t>DistilBERT</w:t>
+      </w:r>
+      <w:proofErr w:type="spellEnd"/>
+      <w:r>
+        <w:rPr>
+          <w:rFonts w:ascii="Times New Roman" w:hAnsi="Times New Roman" w:cs="Times New Roman"/>
+        </w:rPr>
+        <w:t xml:space="preserve"> model achieved 0.9995 accuracy and 0.9995 macro F1-score on the same random test set, with two errors. These results show that </w:t>
+      </w:r>
+      <w:proofErr w:type="spellStart"/>
+      <w:r>
+        <w:rPr>
+          <w:rFonts w:ascii="Times New Roman" w:hAnsi="Times New Roman" w:cs="Times New Roman"/>
+        </w:rPr>
+        <w:t>DistilBERT</w:t>
+      </w:r>
+      <w:proofErr w:type="spellEnd"/>
+      <w:r>
+        <w:rPr>
+          <w:rFonts w:ascii="Times New Roman" w:hAnsi="Times New Roman" w:cs="Times New Roman"/>
+        </w:rPr>
+        <w:t xml:space="preserve"> performed better on this benchmark split. They do not establish that it will perform better on unrelated publishers, later events, or Nigerian news. The transformer also produced very high confidence on its two incorrect predictions, demonstrating why confidence must not be interpreted as proof of accuracy.</w:t>
+      </w:r>
+    </w:p>
+    <w:p>
+      <w:pPr>
+        <w:rPr>
+          <w:rFonts w:ascii="Times New Roman" w:hAnsi="Times New Roman" w:cs="Times New Roman"/>
+        </w:rPr>
+      </w:pPr>
+      <w:r>
+        <w:rPr>
+          <w:rFonts w:ascii="Times New Roman" w:hAnsi="Times New Roman" w:cs="Times New Roman"/>
+        </w:rPr>
+        <w:t xml:space="preserve">The implementation provides a </w:t>
+      </w:r>
+      <w:proofErr w:type="spellStart"/>
+      <w:r>
+        <w:rPr>
+          <w:rFonts w:ascii="Times New Roman" w:hAnsi="Times New Roman" w:cs="Times New Roman"/>
+        </w:rPr>
+        <w:t>FastAPI</w:t>
+      </w:r>
+      <w:proofErr w:type="spellEnd"/>
+      <w:r>
+        <w:rPr>
+          <w:rFonts w:ascii="Times New Roman" w:hAnsi="Times New Roman" w:cs="Times New Roman"/>
+        </w:rPr>
+        <w:t xml:space="preserve"> endpoint that validates article text and returns a prediction separately from the evidence assessment. The API can select the classical or transformer predictor through configuration. Its evidence pipeline extracts a bounded number of checkable claims, uses a Brave Search adapter to obtain public web results when configured, fetches and ranks source material, extracts relevant passages, and reports supported, contradicted, mixed, or insufficient evidence. The Next.js client allows users to submit text and view the prediction, confidence, evidence, source links, and responsible-use information. Tests cover key model, retrieval, API, and frontend </w:t>
+      </w:r>
+      <w:proofErr w:type="spellStart"/>
+      <w:r>
+        <w:rPr>
+          <w:rFonts w:ascii="Times New Roman" w:hAnsi="Times New Roman" w:cs="Times New Roman"/>
+        </w:rPr>
+        <w:t>behaviour</w:t>
+      </w:r>
+      <w:proofErr w:type="spellEnd"/>
+      <w:r>
+        <w:rPr>
+          <w:rFonts w:ascii="Times New Roman" w:hAnsi="Times New Roman" w:cs="Times New Roman"/>
+        </w:rPr>
+        <w:t xml:space="preserve">. The application has also been configured for a Render API and </w:t>
+      </w:r>
+      <w:proofErr w:type="spellStart"/>
+      <w:r>
+        <w:rPr>
+          <w:rFonts w:ascii="Times New Roman" w:hAnsi="Times New Roman" w:cs="Times New Roman"/>
+        </w:rPr>
+        <w:t>Vercel</w:t>
+      </w:r>
+      <w:proofErr w:type="spellEnd"/>
+      <w:r>
+        <w:rPr>
+          <w:rFonts w:ascii="Times New Roman" w:hAnsi="Times New Roman" w:cs="Times New Roman"/>
+        </w:rPr>
+        <w:t xml:space="preserve"> web deployment; free hosting is suitable for demonstration but does not establish service capacity or production reliability.</w:t>
       </w:r>
     </w:p>
     <w:p>
@@ -10305,7 +12489,35 @@
           <w:rFonts w:ascii="Times New Roman" w:hAnsi="Times New Roman" w:cs="Times New Roman"/>
         </w:rPr>
         <w:lastRenderedPageBreak/>
-        <w:t>random ISOT test split, DistilBERT obtained higher classification scores than TF-IDF with Logistic Regression. The classical model nevertheless remains useful as a lower-resource baseline, and its separate temporal evaluation provides an additional, though still dataset-limited, view of generalisation.</w:t>
+        <w:t xml:space="preserve">random ISOT test split, </w:t>
+      </w:r>
+      <w:proofErr w:type="spellStart"/>
+      <w:r>
+        <w:rPr>
+          <w:rFonts w:ascii="Times New Roman" w:hAnsi="Times New Roman" w:cs="Times New Roman"/>
+        </w:rPr>
+        <w:t>DistilBERT</w:t>
+      </w:r>
+      <w:proofErr w:type="spellEnd"/>
+      <w:r>
+        <w:rPr>
+          <w:rFonts w:ascii="Times New Roman" w:hAnsi="Times New Roman" w:cs="Times New Roman"/>
+        </w:rPr>
+        <w:t xml:space="preserve"> obtained higher classification scores than TF-IDF with Logistic Regression. The classical model nevertheless remains useful as a lower-resource baseline, and its separate temporal evaluation provides an additional, though still dataset-limited, view of </w:t>
+      </w:r>
+      <w:proofErr w:type="spellStart"/>
+      <w:r>
+        <w:rPr>
+          <w:rFonts w:ascii="Times New Roman" w:hAnsi="Times New Roman" w:cs="Times New Roman"/>
+        </w:rPr>
+        <w:t>generalisation</w:t>
+      </w:r>
+      <w:proofErr w:type="spellEnd"/>
+      <w:r>
+        <w:rPr>
+          <w:rFonts w:ascii="Times New Roman" w:hAnsi="Times New Roman" w:cs="Times New Roman"/>
+        </w:rPr>
+        <w:t>.</w:t>
       </w:r>
     </w:p>
     <w:p>
@@ -10331,7 +12543,21 @@
         <w:rPr>
           <w:rFonts w:ascii="Times New Roman" w:hAnsi="Times New Roman" w:cs="Times New Roman"/>
         </w:rPr>
-        <w:t>The project objectives were addressed through data preparation, model development and comparison, evidence retrieval, API and interface implementation, and automated testing. However, the results support the conclusion that the implemented system is a research and decision-support prototype, not an automated fact-checker. Its outputs require independent review, particularly when the subject is consequential or the available evidence is limited. The high scores on ISOT should be interpreted within the limits of that dataset and should not be generalised to all publishers, topics, languages, or current events.</w:t>
+        <w:t xml:space="preserve">The project objectives were addressed through data preparation, model development and comparison, evidence retrieval, API and interface implementation, and automated testing. However, the results support the conclusion that the implemented system is a research and decision-support prototype, not an automated fact-checker. Its outputs require independent review, particularly when the subject is consequential or the available evidence is limited. The high scores on ISOT should be interpreted within the limits of that dataset and should not be </w:t>
+      </w:r>
+      <w:proofErr w:type="spellStart"/>
+      <w:r>
+        <w:rPr>
+          <w:rFonts w:ascii="Times New Roman" w:hAnsi="Times New Roman" w:cs="Times New Roman"/>
+        </w:rPr>
+        <w:t>generalised</w:t>
+      </w:r>
+      <w:proofErr w:type="spellEnd"/>
+      <w:r>
+        <w:rPr>
+          <w:rFonts w:ascii="Times New Roman" w:hAnsi="Times New Roman" w:cs="Times New Roman"/>
+        </w:rPr>
+        <w:t xml:space="preserve"> to all publishers, topics, languages, or current events.</w:t>
       </w:r>
     </w:p>
     <w:p>
@@ -10353,22 +12579,10 @@
     </w:p>
     <w:p>
       <w:pPr>
-        <w:rPr>
-          <w:rFonts w:ascii="Times New Roman" w:hAnsi="Times New Roman" w:cs="Times New Roman"/>
-        </w:rPr>
-      </w:pPr>
-      <w:r>
-        <w:rPr>
-          <w:rFonts w:ascii="Times New Roman" w:hAnsi="Times New Roman" w:cs="Times New Roman"/>
-        </w:rPr>
-        <w:t>Based on the findings and limitations of the study, the following recommendations are made:</w:t>
-      </w:r>
-    </w:p>
-    <w:p>
-      <w:pPr>
+        <w:pStyle w:val="ListParagraph"/>
         <w:numPr>
           <w:ilvl w:val="0"/>
-          <w:numId w:val="7"/>
+          <w:numId w:val="9"/>
         </w:numPr>
         <w:rPr>
           <w:rFonts w:ascii="Times New Roman" w:hAnsi="Times New Roman" w:cs="Times New Roman"/>
@@ -10377,23 +12591,16 @@
       <w:r>
         <w:rPr>
           <w:rFonts w:ascii="Times New Roman" w:hAnsi="Times New Roman" w:cs="Times New Roman"/>
-          <w:b/>
-          <w:bCs/>
-        </w:rPr>
-        <w:t>Evaluate beyond ISOT.</w:t>
-      </w:r>
-      <w:r>
-        <w:rPr>
-          <w:rFonts w:ascii="Times New Roman" w:hAnsi="Times New Roman" w:cs="Times New Roman"/>
-        </w:rPr>
-        <w:t xml:space="preserve"> Test both classifiers on independent datasets and on recent articles from publishers not represented in training. Include Nigerian news sources and report class-wise precision, recall, F1-score, confusion matrices, and calibration so that performance is not represented by accuracy alone.</w:t>
-      </w:r>
-    </w:p>
-    <w:p>
-      <w:pPr>
+        </w:rPr>
+        <w:t>Evaluate the classifiers on recent news from publishers outside the ISOT dataset, including Nigerian sources, to test performance beyond the training data.</w:t>
+      </w:r>
+    </w:p>
+    <w:p>
+      <w:pPr>
+        <w:pStyle w:val="ListParagraph"/>
         <w:numPr>
           <w:ilvl w:val="0"/>
-          <w:numId w:val="7"/>
+          <w:numId w:val="9"/>
         </w:numPr>
         <w:rPr>
           <w:rFonts w:ascii="Times New Roman" w:hAnsi="Times New Roman" w:cs="Times New Roman"/>
@@ -10402,23 +12609,16 @@
       <w:r>
         <w:rPr>
           <w:rFonts w:ascii="Times New Roman" w:hAnsi="Times New Roman" w:cs="Times New Roman"/>
-          <w:b/>
-          <w:bCs/>
-        </w:rPr>
-        <w:t>Review data leakage and dataset shortcuts.</w:t>
-      </w:r>
-      <w:r>
-        <w:rPr>
-          <w:rFonts w:ascii="Times New Roman" w:hAnsi="Times New Roman" w:cs="Times New Roman"/>
-        </w:rPr>
-        <w:t xml:space="preserve"> Continue examining duplicate or near-duplicate articles, publisher overlap, topic cues, and time-period effects. Where possible, use publisher-held-out and time-based splits to determine whether the models learn transferable language patterns rather than dataset-specific signals.</w:t>
-      </w:r>
-    </w:p>
-    <w:p>
-      <w:pPr>
+        </w:rPr>
+        <w:t>Use publisher-based and time-based test splits to check whether the models rely on writing style or dataset-specific patterns.</w:t>
+      </w:r>
+    </w:p>
+    <w:p>
+      <w:pPr>
+        <w:pStyle w:val="ListParagraph"/>
         <w:numPr>
           <w:ilvl w:val="0"/>
-          <w:numId w:val="7"/>
+          <w:numId w:val="9"/>
         </w:numPr>
         <w:rPr>
           <w:rFonts w:ascii="Times New Roman" w:hAnsi="Times New Roman" w:cs="Times New Roman"/>
@@ -10427,23 +12627,30 @@
       <w:r>
         <w:rPr>
           <w:rFonts w:ascii="Times New Roman" w:hAnsi="Times New Roman" w:cs="Times New Roman"/>
-          <w:b/>
-          <w:bCs/>
-        </w:rPr>
-        <w:t>Calibrate and communicate confidence carefully.</w:t>
-      </w:r>
-      <w:r>
-        <w:rPr>
-          <w:rFonts w:ascii="Times New Roman" w:hAnsi="Times New Roman" w:cs="Times New Roman"/>
-        </w:rPr>
-        <w:t xml:space="preserve"> Reassess confidence on independent data and consider calibration methods if they improve reliability. Continue to describe confidence as the model's confidence in its learned label, not as the probability that a story is true.</w:t>
-      </w:r>
-    </w:p>
-    <w:p>
-      <w:pPr>
+        </w:rPr>
+        <w:t xml:space="preserve">Review the </w:t>
+      </w:r>
+      <w:proofErr w:type="spellStart"/>
+      <w:r>
+        <w:rPr>
+          <w:rFonts w:ascii="Times New Roman" w:hAnsi="Times New Roman" w:cs="Times New Roman"/>
+        </w:rPr>
+        <w:t>DistilBERT</w:t>
+      </w:r>
+      <w:proofErr w:type="spellEnd"/>
+      <w:r>
+        <w:rPr>
+          <w:rFonts w:ascii="Times New Roman" w:hAnsi="Times New Roman" w:cs="Times New Roman"/>
+        </w:rPr>
+        <w:t xml:space="preserve"> model's errors and confidence scores on held-out examples before interpreting its predictions.</w:t>
+      </w:r>
+    </w:p>
+    <w:p>
+      <w:pPr>
+        <w:pStyle w:val="ListParagraph"/>
         <w:numPr>
           <w:ilvl w:val="0"/>
-          <w:numId w:val="7"/>
+          <w:numId w:val="9"/>
         </w:numPr>
         <w:rPr>
           <w:rFonts w:ascii="Times New Roman" w:hAnsi="Times New Roman" w:cs="Times New Roman"/>
@@ -10452,23 +12659,16 @@
       <w:r>
         <w:rPr>
           <w:rFonts w:ascii="Times New Roman" w:hAnsi="Times New Roman" w:cs="Times New Roman"/>
-          <w:b/>
-          <w:bCs/>
-        </w:rPr>
-        <w:t>Improve and evaluate evidence verification.</w:t>
-      </w:r>
-      <w:r>
-        <w:rPr>
-          <w:rFonts w:ascii="Times New Roman" w:hAnsi="Times New Roman" w:cs="Times New Roman"/>
-        </w:rPr>
-        <w:t xml:space="preserve"> Compare extracted claims, retrieved sources, and evidence-status decisions with human-annotated examples. Measure claim coverage, relevance, source diversity, freshness, retrieval failures, and agreement with trained reviewers. Treat search rank as a retrieval signal rather than proof of source credibility.</w:t>
-      </w:r>
-    </w:p>
-    <w:p>
-      <w:pPr>
+        </w:rPr>
+        <w:t>Compare retrieved passages with human judgements to assess whether they are relevant to each claim; retain an “insufficient evidence” outcome when they are not.</w:t>
+      </w:r>
+    </w:p>
+    <w:p>
+      <w:pPr>
+        <w:pStyle w:val="ListParagraph"/>
         <w:numPr>
           <w:ilvl w:val="0"/>
-          <w:numId w:val="7"/>
+          <w:numId w:val="9"/>
         </w:numPr>
         <w:rPr>
           <w:rFonts w:ascii="Times New Roman" w:hAnsi="Times New Roman" w:cs="Times New Roman"/>
@@ -10477,24 +12677,132 @@
       <w:r>
         <w:rPr>
           <w:rFonts w:ascii="Times New Roman" w:hAnsi="Times New Roman" w:cs="Times New Roman"/>
-          <w:b/>
-          <w:bCs/>
+        </w:rPr>
+        <w:t>Present the classifier estimate and retrieved-source assessment as separate results, and remind users that neither is conclusive proof of truth.</w:t>
+      </w:r>
+    </w:p>
+    <w:p>
+      <w:pPr>
+        <w:rPr>
+          <w:rFonts w:ascii="Times New Roman" w:hAnsi="Times New Roman" w:cs="Times New Roman"/>
+          <w:b/>
+          <w:bCs/>
+        </w:rPr>
+      </w:pPr>
+      <w:r>
+        <w:rPr>
+          <w:rFonts w:ascii="Times New Roman" w:hAnsi="Times New Roman" w:cs="Times New Roman"/>
+          <w:b/>
+          <w:bCs/>
+        </w:rPr>
+        <w:t>5.4 Contribution to Knowledge</w:t>
+      </w:r>
+    </w:p>
+    <w:p>
+      <w:pPr>
+        <w:rPr>
+          <w:rFonts w:ascii="Times New Roman" w:hAnsi="Times New Roman" w:cs="Times New Roman"/>
+        </w:rPr>
+      </w:pPr>
+      <w:r>
+        <w:rPr>
+          <w:rFonts w:ascii="Times New Roman" w:hAnsi="Times New Roman" w:cs="Times New Roman"/>
+        </w:rPr>
+        <w:t xml:space="preserve">This study contributes a reproducible comparison of TF-IDF with Logistic Regression and fine-tuned </w:t>
+      </w:r>
+      <w:proofErr w:type="spellStart"/>
+      <w:r>
+        <w:rPr>
+          <w:rFonts w:ascii="Times New Roman" w:hAnsi="Times New Roman" w:cs="Times New Roman"/>
+        </w:rPr>
+        <w:t>DistilBERT</w:t>
+      </w:r>
+      <w:proofErr w:type="spellEnd"/>
+      <w:r>
+        <w:rPr>
+          <w:rFonts w:ascii="Times New Roman" w:hAnsi="Times New Roman" w:cs="Times New Roman"/>
+        </w:rPr>
+        <w:t xml:space="preserve"> for binary article classification using a common prepared ISOT dataset and held-out test set. Reporting class-sensitive metrics, confusion matrices, calibration measures, error observations, and a temporal evaluation of the classical model </w:t>
+      </w:r>
+      <w:proofErr w:type="gramStart"/>
+      <w:r>
+        <w:rPr>
+          <w:rFonts w:ascii="Times New Roman" w:hAnsi="Times New Roman" w:cs="Times New Roman"/>
+        </w:rPr>
+        <w:t>extends</w:t>
+      </w:r>
+      <w:proofErr w:type="gramEnd"/>
+      <w:r>
+        <w:rPr>
+          <w:rFonts w:ascii="Times New Roman" w:hAnsi="Times New Roman" w:cs="Times New Roman"/>
+        </w:rPr>
+        <w:t xml:space="preserve"> the comparison beyond a single headline accuracy score. The results also document the limits of interpreting near-perfect benchmark performance as evidence of real-world factual reliability.</w:t>
+      </w:r>
+    </w:p>
+    <w:p>
+      <w:pPr>
+        <w:rPr>
+          <w:rFonts w:ascii="Times New Roman" w:hAnsi="Times New Roman" w:cs="Times New Roman"/>
+        </w:rPr>
+      </w:pPr>
+      <w:r>
+        <w:rPr>
+          <w:rFonts w:ascii="Times New Roman" w:hAnsi="Times New Roman" w:cs="Times New Roman"/>
         </w:rPr>
         <w:lastRenderedPageBreak/>
-        <w:t>Expand locally representative research data.</w:t>
-      </w:r>
-      <w:r>
-        <w:rPr>
-          <w:rFonts w:ascii="Times New Roman" w:hAnsi="Times New Roman" w:cs="Times New Roman"/>
-        </w:rPr>
-        <w:t xml:space="preserve"> Develop a responsibly collected and labelled Nigerian news dataset with documented sources, dates, topics, annotation guidance, and adjudication. Protect annotators and publishers from unsupported accusations, and separate article-level labels from claim-level evidence judgements.</w:t>
-      </w:r>
-    </w:p>
-    <w:p>
-      <w:pPr>
+        <w:t xml:space="preserve">The study further contributes an integrated prototype that presents learned text classification and current-source claim review as distinct outputs in one workflow. The implementation connects data and model artifacts, configurable inference, claim extraction, Brave Search retrieval, evidence passage ranking, a </w:t>
+      </w:r>
+      <w:proofErr w:type="spellStart"/>
+      <w:r>
+        <w:rPr>
+          <w:rFonts w:ascii="Times New Roman" w:hAnsi="Times New Roman" w:cs="Times New Roman"/>
+        </w:rPr>
+        <w:t>FastAPI</w:t>
+      </w:r>
+      <w:proofErr w:type="spellEnd"/>
+      <w:r>
+        <w:rPr>
+          <w:rFonts w:ascii="Times New Roman" w:hAnsi="Times New Roman" w:cs="Times New Roman"/>
+        </w:rPr>
+        <w:t xml:space="preserve"> service, and a responsive Next.js interface. This implementation provides a concrete basis for further research into evidence-aware news analysis, while its explicit insufficient-evidence state and source presentation show how uncertainty can remain visible to users.</w:t>
+      </w:r>
+    </w:p>
+    <w:p>
+      <w:pPr>
+        <w:rPr>
+          <w:rFonts w:ascii="Times New Roman" w:hAnsi="Times New Roman" w:cs="Times New Roman"/>
+        </w:rPr>
+      </w:pPr>
+      <w:r>
+        <w:rPr>
+          <w:rFonts w:ascii="Times New Roman" w:hAnsi="Times New Roman" w:cs="Times New Roman"/>
+        </w:rPr>
+        <w:t>The contribution is therefore both empirical and practical: an experimental comparison under shared dataset conditions, and a tested software architecture that exposes a model estimate together with retrievable evidence. It does not establish a validated method for determining truth, nor does it establish that either model is locally valid for contemporary Nigerian journalism.</w:t>
+      </w:r>
+    </w:p>
+    <w:p>
+      <w:pPr>
+        <w:rPr>
+          <w:rFonts w:ascii="Times New Roman" w:hAnsi="Times New Roman" w:cs="Times New Roman"/>
+          <w:b/>
+          <w:bCs/>
+        </w:rPr>
+      </w:pPr>
+      <w:r>
+        <w:rPr>
+          <w:rFonts w:ascii="Times New Roman" w:hAnsi="Times New Roman" w:cs="Times New Roman"/>
+          <w:b/>
+          <w:bCs/>
+        </w:rPr>
+        <w:t>5.5 Future Work</w:t>
+      </w:r>
+    </w:p>
+    <w:p>
+      <w:pPr>
+        <w:pStyle w:val="ListParagraph"/>
         <w:numPr>
           <w:ilvl w:val="0"/>
-          <w:numId w:val="7"/>
+          <w:numId w:val="8"/>
         </w:numPr>
         <w:rPr>
           <w:rFonts w:ascii="Times New Roman" w:hAnsi="Times New Roman" w:cs="Times New Roman"/>
@@ -10503,23 +12811,16 @@
       <w:r>
         <w:rPr>
           <w:rFonts w:ascii="Times New Roman" w:hAnsi="Times New Roman" w:cs="Times New Roman"/>
-          <w:b/>
-          <w:bCs/>
-        </w:rPr>
-        <w:t>Protect the live service and provider budget.</w:t>
-      </w:r>
-      <w:r>
-        <w:rPr>
-          <w:rFonts w:ascii="Times New Roman" w:hAnsi="Times New Roman" w:cs="Times New Roman"/>
-        </w:rPr>
-        <w:t xml:space="preserve"> Keep the Brave API key in Render's secret environment configuration. Before opening the service to broad public use, add and test request rate limits and a shared daily search budget; do not rely on process-local counters on a service that can restart or scale. Monitor provider usage and define the response shown when a search budget is exhausted.</w:t>
-      </w:r>
-    </w:p>
-    <w:p>
-      <w:pPr>
+        </w:rPr>
+        <w:t>Nigerian news dataset: Build and evaluate a labelled dataset covering local publishers, topics, and languages.</w:t>
+      </w:r>
+    </w:p>
+    <w:p>
+      <w:pPr>
+        <w:pStyle w:val="ListParagraph"/>
         <w:numPr>
           <w:ilvl w:val="0"/>
-          <w:numId w:val="7"/>
+          <w:numId w:val="8"/>
         </w:numPr>
         <w:rPr>
           <w:rFonts w:ascii="Times New Roman" w:hAnsi="Times New Roman" w:cs="Times New Roman"/>
@@ -10528,23 +12829,16 @@
       <w:r>
         <w:rPr>
           <w:rFonts w:ascii="Times New Roman" w:hAnsi="Times New Roman" w:cs="Times New Roman"/>
-          <w:b/>
-          <w:bCs/>
-        </w:rPr>
-        <w:t>Plan hosting for the selected model.</w:t>
-      </w:r>
-      <w:r>
-        <w:rPr>
-          <w:rFonts w:ascii="Times New Roman" w:hAnsi="Times New Roman" w:cs="Times New Roman"/>
-        </w:rPr>
-        <w:t xml:space="preserve"> Measure memory use, cold-start time, inference latency, and failure rates on the actual host. The free Render tier can support a demonstration, but its resource and sleep limitations are not evidence of production capacity for PyTorch and DistilBERT. Select infrastructure that meets measured requirements before relying on the service for continuous public use.</w:t>
-      </w:r>
-    </w:p>
-    <w:p>
-      <w:pPr>
+        </w:rPr>
+        <w:t>Cross-publisher model evaluation: Study how fake-news classifiers perform across different publishers and time periods.</w:t>
+      </w:r>
+    </w:p>
+    <w:p>
+      <w:pPr>
+        <w:pStyle w:val="ListParagraph"/>
         <w:numPr>
           <w:ilvl w:val="0"/>
-          <w:numId w:val="7"/>
+          <w:numId w:val="8"/>
         </w:numPr>
         <w:rPr>
           <w:rFonts w:ascii="Times New Roman" w:hAnsi="Times New Roman" w:cs="Times New Roman"/>
@@ -10553,23 +12847,16 @@
       <w:r>
         <w:rPr>
           <w:rFonts w:ascii="Times New Roman" w:hAnsi="Times New Roman" w:cs="Times New Roman"/>
-          <w:b/>
-          <w:bCs/>
-        </w:rPr>
-        <w:t>Strengthen operational monitoring and security.</w:t>
-      </w:r>
-      <w:r>
-        <w:rPr>
-          <w:rFonts w:ascii="Times New Roman" w:hAnsi="Times New Roman" w:cs="Times New Roman"/>
-        </w:rPr>
-        <w:t xml:space="preserve"> Monitor API availability, errors, latency, model loading, and retrieval failures. Keep dependencies updated, restrict CORS to the deployed web origin, protect model artifacts with checksum verification, and review public-source fetching safeguards as the service evolves.</w:t>
-      </w:r>
-    </w:p>
-    <w:p>
-      <w:pPr>
+        </w:rPr>
+        <w:t>Semantic evidence verification: Develop a system that classifies retrieved passages as supporting, contradicting, or unrelated to a claim.</w:t>
+      </w:r>
+    </w:p>
+    <w:p>
+      <w:pPr>
+        <w:pStyle w:val="ListParagraph"/>
         <w:numPr>
           <w:ilvl w:val="0"/>
-          <w:numId w:val="7"/>
+          <w:numId w:val="8"/>
         </w:numPr>
         <w:rPr>
           <w:rFonts w:ascii="Times New Roman" w:hAnsi="Times New Roman" w:cs="Times New Roman"/>
@@ -10578,23 +12865,16 @@
       <w:r>
         <w:rPr>
           <w:rFonts w:ascii="Times New Roman" w:hAnsi="Times New Roman" w:cs="Times New Roman"/>
-          <w:b/>
-          <w:bCs/>
-        </w:rPr>
-        <w:t>Complete user and stakeholder evaluation.</w:t>
-      </w:r>
-      <w:r>
-        <w:rPr>
-          <w:rFonts w:ascii="Times New Roman" w:hAnsi="Times New Roman" w:cs="Times New Roman"/>
-        </w:rPr>
-        <w:t xml:space="preserve"> Administer the proposed questionnaire and conduct usability sessions with readers, journalists, or fact-checkers. Use a documented protocol and report the number and characteristics of participants before drawing conclusions about user acceptance.</w:t>
-      </w:r>
-    </w:p>
-    <w:p>
-      <w:pPr>
+        </w:rPr>
+        <w:t>Multimodal misinformation detection: Extend detection to claims that combine text with images or video.</w:t>
+      </w:r>
+    </w:p>
+    <w:p>
+      <w:pPr>
+        <w:pStyle w:val="ListParagraph"/>
         <w:numPr>
           <w:ilvl w:val="0"/>
-          <w:numId w:val="7"/>
+          <w:numId w:val="8"/>
         </w:numPr>
         <w:rPr>
           <w:rFonts w:ascii="Times New Roman" w:hAnsi="Times New Roman" w:cs="Times New Roman"/>
@@ -10603,161 +12883,48 @@
       <w:r>
         <w:rPr>
           <w:rFonts w:ascii="Times New Roman" w:hAnsi="Times New Roman" w:cs="Times New Roman"/>
-          <w:b/>
-          <w:bCs/>
-        </w:rPr>
-        <w:t>Maintain responsible presentation.</w:t>
-      </w:r>
-      <w:r>
-        <w:rPr>
-          <w:rFonts w:ascii="Times New Roman" w:hAnsi="Times New Roman" w:cs="Times New Roman"/>
-        </w:rPr>
-        <w:t xml:space="preserve"> Preserve separate prediction and evidence results, provide direct source links and retrieval details when available, show insufficient evidence when appropriate, and avoid using the system output alone to censor, penalise, or make consequential decisions about people or publishers.</w:t>
-      </w:r>
-    </w:p>
-    <w:p>
-      <w:pPr>
-        <w:rPr>
-          <w:rFonts w:ascii="Times New Roman" w:hAnsi="Times New Roman" w:cs="Times New Roman"/>
-          <w:b/>
-          <w:bCs/>
-        </w:rPr>
-      </w:pPr>
-      <w:r>
-        <w:rPr>
-          <w:rFonts w:ascii="Times New Roman" w:hAnsi="Times New Roman" w:cs="Times New Roman"/>
-          <w:b/>
-          <w:bCs/>
-        </w:rPr>
-        <w:t>5.4 Contribution to Knowledge</w:t>
-      </w:r>
-    </w:p>
-    <w:p>
-      <w:pPr>
-        <w:rPr>
-          <w:rFonts w:ascii="Times New Roman" w:hAnsi="Times New Roman" w:cs="Times New Roman"/>
-        </w:rPr>
-      </w:pPr>
-      <w:r>
-        <w:rPr>
-          <w:rFonts w:ascii="Times New Roman" w:hAnsi="Times New Roman" w:cs="Times New Roman"/>
-        </w:rPr>
-        <w:t>This study contributes a reproducible comparison of TF-IDF with Logistic Regression and fine-tuned DistilBERT for binary article classification using a common prepared ISOT dataset and held-out test set. Reporting class-sensitive metrics, confusion matrices, calibration measures, error observations, and a temporal evaluation of the classical model extends the comparison beyond a single headline accuracy score. The results also document the limits of interpreting near-perfect benchmark performance as evidence of real-world factual reliability.</w:t>
-      </w:r>
-    </w:p>
-    <w:p>
-      <w:pPr>
-        <w:rPr>
-          <w:rFonts w:ascii="Times New Roman" w:hAnsi="Times New Roman" w:cs="Times New Roman"/>
-        </w:rPr>
-      </w:pPr>
-      <w:r>
-        <w:rPr>
-          <w:rFonts w:ascii="Times New Roman" w:hAnsi="Times New Roman" w:cs="Times New Roman"/>
-        </w:rPr>
-        <w:t xml:space="preserve">The study further contributes an integrated prototype that presents learned text classification and current-source claim review as distinct outputs in one workflow. The implementation connects data and model artifacts, configurable inference, claim extraction, Brave Search retrieval, </w:t>
-      </w:r>
-      <w:r>
-        <w:rPr>
-          <w:rFonts w:ascii="Times New Roman" w:hAnsi="Times New Roman" w:cs="Times New Roman"/>
-        </w:rPr>
-        <w:lastRenderedPageBreak/>
-        <w:t>evidence passage ranking, a FastAPI service, and a responsive Next.js interface. This implementation provides a concrete basis for further research into evidence-aware news analysis, while its explicit insufficient-evidence state and source presentation show how uncertainty can remain visible to users.</w:t>
-      </w:r>
-    </w:p>
-    <w:p>
-      <w:pPr>
-        <w:rPr>
-          <w:rFonts w:ascii="Times New Roman" w:hAnsi="Times New Roman" w:cs="Times New Roman"/>
-        </w:rPr>
-      </w:pPr>
-      <w:r>
-        <w:rPr>
-          <w:rFonts w:ascii="Times New Roman" w:hAnsi="Times New Roman" w:cs="Times New Roman"/>
-        </w:rPr>
-        <w:t>The contribution is therefore both empirical and practical: an experimental comparison under shared dataset conditions, and a tested software architecture that exposes a model estimate together with retrievable evidence. It does not establish a validated method for determining truth, nor does it establish that either model is locally valid for contemporary Nigerian journalism.</w:t>
-      </w:r>
-    </w:p>
-    <w:p>
-      <w:pPr>
-        <w:rPr>
-          <w:rFonts w:ascii="Times New Roman" w:hAnsi="Times New Roman" w:cs="Times New Roman"/>
-          <w:b/>
-          <w:bCs/>
-        </w:rPr>
-      </w:pPr>
-      <w:r>
-        <w:rPr>
-          <w:rFonts w:ascii="Times New Roman" w:hAnsi="Times New Roman" w:cs="Times New Roman"/>
-          <w:b/>
-          <w:bCs/>
-        </w:rPr>
-        <w:t>5.5 Future Work</w:t>
-      </w:r>
-    </w:p>
-    <w:p>
-      <w:pPr>
-        <w:rPr>
-          <w:rFonts w:ascii="Times New Roman" w:hAnsi="Times New Roman" w:cs="Times New Roman"/>
-        </w:rPr>
-      </w:pPr>
-      <w:r>
-        <w:rPr>
-          <w:rFonts w:ascii="Times New Roman" w:hAnsi="Times New Roman" w:cs="Times New Roman"/>
-        </w:rPr>
-        <w:t>Future work should first evaluate the implemented system with independent, recent, and locally representative Nigerian news data.</w:t>
-      </w:r>
-      <w:r>
-        <w:rPr>
-          <w:rFonts w:ascii="Times New Roman" w:hAnsi="Times New Roman" w:cs="Times New Roman"/>
-        </w:rPr>
-        <w:t xml:space="preserve"> </w:t>
-      </w:r>
-      <w:r>
-        <w:rPr>
-          <w:rFonts w:ascii="Times New Roman" w:hAnsi="Times New Roman" w:cs="Times New Roman"/>
-        </w:rPr>
-        <w:t>The dataset should include clear annotation rules and quality review, and the evaluation should test generalisation across publishers, topics, and time periods. Both the classical model and DistilBERT should be assessed under comparable conditions, including deployment cost, latency, model size, class-specific errors, and confidence calibration.</w:t>
-      </w:r>
-    </w:p>
-    <w:p>
-      <w:pPr>
-        <w:rPr>
-          <w:rFonts w:ascii="Times New Roman" w:hAnsi="Times New Roman" w:cs="Times New Roman"/>
-        </w:rPr>
-      </w:pPr>
-      <w:r>
-        <w:rPr>
-          <w:rFonts w:ascii="Times New Roman" w:hAnsi="Times New Roman" w:cs="Times New Roman"/>
-        </w:rPr>
-        <w:t>The evidence workflow can be improved by using stronger claim extraction, query generation, source credibility and diversity policies, and natural-language inference methods for comparing evidence with claims. Human reviewers should annotate a representative sample so that retrieval relevance and evidence-status decisions can be measured rather than inferred from successful API responses. The system should also record when evidence could not be retrieved and distinguish this from evidence that contradicts a claim.</w:t>
-      </w:r>
-    </w:p>
-    <w:p>
-      <w:pPr>
-        <w:rPr>
-          <w:rFonts w:ascii="Times New Roman" w:hAnsi="Times New Roman" w:cs="Times New Roman"/>
-        </w:rPr>
-      </w:pPr>
-      <w:r>
-        <w:rPr>
-          <w:rFonts w:ascii="Times New Roman" w:hAnsi="Times New Roman" w:cs="Times New Roman"/>
-        </w:rPr>
-        <w:t>Further engineering work should add tested per-user or per-IP request limits and a persistent, shared search-usage budget, along with monitoring for service availability, model loading, retrieval quality, latency, and provider consumption. Hosting should be reassessed using measured transformer memory and cold-start requirements. Additional research could investigate multilingual and non-textual misinformation, such as image and video claims, but these capabilities require their own datasets, methods, and evaluations before inclusion in the system.</w:t>
-      </w:r>
-    </w:p>
-    <w:p>
-      <w:pPr>
-        <w:rPr>
-          <w:rFonts w:ascii="Times New Roman" w:hAnsi="Times New Roman" w:cs="Times New Roman"/>
-        </w:rPr>
-      </w:pPr>
-      <w:r>
-        <w:rPr>
-          <w:rFonts w:ascii="Times New Roman" w:hAnsi="Times New Roman" w:cs="Times New Roman"/>
-        </w:rPr>
-        <w:t>Finally, future studies should complete the planned questionnaire and carry out structured usability evaluation with intended users, including journalists and fact-checkers. Their feedback can guide improvements to the interface, evidence explanations, source context, and accessibility. Any extension should retain human review for consequential uses and should preserve the distinction between a model's text-pattern estimate and an evidence-based assessment.</w:t>
-      </w:r>
+        </w:rPr>
+        <w:t>Conversational news research assistant: Develop a question-answering interface that responds using retrieved articles and displays its sources.</w:t>
+      </w:r>
+    </w:p>
+    <w:p>
+      <w:pPr>
+        <w:pStyle w:val="ListParagraph"/>
+        <w:numPr>
+          <w:ilvl w:val="0"/>
+          <w:numId w:val="8"/>
+        </w:numPr>
+        <w:rPr>
+          <w:rFonts w:ascii="Times New Roman" w:hAnsi="Times New Roman" w:cs="Times New Roman"/>
+        </w:rPr>
+      </w:pPr>
+      <w:r>
+        <w:rPr>
+          <w:rFonts w:ascii="Times New Roman" w:hAnsi="Times New Roman" w:cs="Times New Roman"/>
+        </w:rPr>
+        <w:t>User-</w:t>
+      </w:r>
+      <w:proofErr w:type="spellStart"/>
+      <w:r>
+        <w:rPr>
+          <w:rFonts w:ascii="Times New Roman" w:hAnsi="Times New Roman" w:cs="Times New Roman"/>
+        </w:rPr>
+        <w:t>centred</w:t>
+      </w:r>
+      <w:proofErr w:type="spellEnd"/>
+      <w:r>
+        <w:rPr>
+          <w:rFonts w:ascii="Times New Roman" w:hAnsi="Times New Roman" w:cs="Times New Roman"/>
+        </w:rPr>
+        <w:t xml:space="preserve"> evaluation: Study how readers, journalists, and fact-checkers interpret model estimates and source evidence.</w:t>
+      </w:r>
+    </w:p>
+    <w:p>
+      <w:pPr>
+        <w:rPr>
+          <w:rFonts w:ascii="Times New Roman" w:hAnsi="Times New Roman" w:cs="Times New Roman"/>
+        </w:rPr>
+      </w:pPr>
     </w:p>
     <w:p>
       <w:pPr>
@@ -10820,7 +12987,21 @@
         <w:rPr>
           <w:rFonts w:ascii="Times New Roman" w:hAnsi="Times New Roman" w:cs="Times New Roman"/>
         </w:rPr>
-        <w:t xml:space="preserve">Ahmed, H., Traore, I., &amp; Saad, S. (2017). Detection of online fake news using n-gram analysis and machine learning techniques. In I. Traore, I. Woungang, &amp; A. Awad (Eds.), </w:t>
+        <w:t xml:space="preserve">Ahmed, H., Traore, I., &amp; Saad, S. (2017). Detection of online fake news using n-gram analysis and machine learning techniques. In I. Traore, I. </w:t>
+      </w:r>
+      <w:proofErr w:type="spellStart"/>
+      <w:r>
+        <w:rPr>
+          <w:rFonts w:ascii="Times New Roman" w:hAnsi="Times New Roman" w:cs="Times New Roman"/>
+        </w:rPr>
+        <w:t>Woungang</w:t>
+      </w:r>
+      <w:proofErr w:type="spellEnd"/>
+      <w:r>
+        <w:rPr>
+          <w:rFonts w:ascii="Times New Roman" w:hAnsi="Times New Roman" w:cs="Times New Roman"/>
+        </w:rPr>
+        <w:t xml:space="preserve">, &amp; A. Awad (Eds.), </w:t>
       </w:r>
       <w:r>
         <w:rPr>
@@ -10880,7 +13061,21 @@
         <w:rPr>
           <w:rFonts w:ascii="Times New Roman" w:hAnsi="Times New Roman" w:cs="Times New Roman"/>
         </w:rPr>
-        <w:t xml:space="preserve">Ahmed, M. O., &amp; Msughter, A. E. (2022). Assessment of the spread of fake news of COVID-19 amongst social media users in Kano State, Nigeria. </w:t>
+        <w:t xml:space="preserve">Ahmed, M. O., &amp; </w:t>
+      </w:r>
+      <w:proofErr w:type="spellStart"/>
+      <w:r>
+        <w:rPr>
+          <w:rFonts w:ascii="Times New Roman" w:hAnsi="Times New Roman" w:cs="Times New Roman"/>
+        </w:rPr>
+        <w:t>Msughter</w:t>
+      </w:r>
+      <w:proofErr w:type="spellEnd"/>
+      <w:r>
+        <w:rPr>
+          <w:rFonts w:ascii="Times New Roman" w:hAnsi="Times New Roman" w:cs="Times New Roman"/>
+        </w:rPr>
+        <w:t xml:space="preserve">, A. E. (2022). Assessment of the spread of fake news of COVID-19 amongst social media users in Kano State, Nigeria. </w:t>
       </w:r>
       <w:r>
         <w:rPr>
@@ -10936,11 +13131,19 @@
           <w:rFonts w:ascii="Times New Roman" w:hAnsi="Times New Roman" w:cs="Times New Roman"/>
         </w:rPr>
       </w:pPr>
-      <w:r>
-        <w:rPr>
-          <w:rFonts w:ascii="Times New Roman" w:hAnsi="Times New Roman" w:cs="Times New Roman"/>
-        </w:rPr>
-        <w:t xml:space="preserve">Amershi, S., Begel, A., Bird, C., DeLine, R., Gall, H., Kamar, E., Nagappan, N., Nushi, B., &amp; Zimmermann, T. (2019). Software engineering for machine learning: A case study. In </w:t>
+      <w:proofErr w:type="spellStart"/>
+      <w:r>
+        <w:rPr>
+          <w:rFonts w:ascii="Times New Roman" w:hAnsi="Times New Roman" w:cs="Times New Roman"/>
+        </w:rPr>
+        <w:t>Amershi</w:t>
+      </w:r>
+      <w:proofErr w:type="spellEnd"/>
+      <w:r>
+        <w:rPr>
+          <w:rFonts w:ascii="Times New Roman" w:hAnsi="Times New Roman" w:cs="Times New Roman"/>
+        </w:rPr>
+        <w:t xml:space="preserve">, S., Begel, A., Bird, C., DeLine, R., Gall, H., Kamar, E., Nagappan, N., Nushi, B., &amp; Zimmermann, T. (2019). Software engineering for machine learning: A case study. In </w:t>
       </w:r>
       <w:r>
         <w:rPr>
@@ -10970,7 +13173,35 @@
         <w:rPr>
           <w:rFonts w:ascii="Times New Roman" w:hAnsi="Times New Roman" w:cs="Times New Roman"/>
         </w:rPr>
-        <w:t xml:space="preserve">Augenstein, I., Lioma, C., Wang, D., Chaves Lima, L., Hansen, C., Hansen, C., &amp; Simonsen, J. G. (2019). MultiFC: A real-world multi-domain dataset for evidence-based fact checking of claims. In </w:t>
+        <w:t xml:space="preserve">Augenstein, I., </w:t>
+      </w:r>
+      <w:proofErr w:type="spellStart"/>
+      <w:r>
+        <w:rPr>
+          <w:rFonts w:ascii="Times New Roman" w:hAnsi="Times New Roman" w:cs="Times New Roman"/>
+        </w:rPr>
+        <w:t>Lioma</w:t>
+      </w:r>
+      <w:proofErr w:type="spellEnd"/>
+      <w:r>
+        <w:rPr>
+          <w:rFonts w:ascii="Times New Roman" w:hAnsi="Times New Roman" w:cs="Times New Roman"/>
+        </w:rPr>
+        <w:t xml:space="preserve">, C., Wang, D., Chaves Lima, L., Hansen, C., Hansen, C., &amp; Simonsen, J. G. (2019). </w:t>
+      </w:r>
+      <w:proofErr w:type="spellStart"/>
+      <w:r>
+        <w:rPr>
+          <w:rFonts w:ascii="Times New Roman" w:hAnsi="Times New Roman" w:cs="Times New Roman"/>
+        </w:rPr>
+        <w:t>MultiFC</w:t>
+      </w:r>
+      <w:proofErr w:type="spellEnd"/>
+      <w:r>
+        <w:rPr>
+          <w:rFonts w:ascii="Times New Roman" w:hAnsi="Times New Roman" w:cs="Times New Roman"/>
+        </w:rPr>
+        <w:t xml:space="preserve">: A real-world multi-domain dataset for evidence-based fact checking of claims. In </w:t>
       </w:r>
       <w:r>
         <w:rPr>
@@ -11065,11 +13296,33 @@
           <w:rFonts w:ascii="Times New Roman" w:hAnsi="Times New Roman" w:cs="Times New Roman"/>
         </w:rPr>
       </w:pPr>
-      <w:r>
-        <w:rPr>
-          <w:rFonts w:ascii="Times New Roman" w:hAnsi="Times New Roman" w:cs="Times New Roman"/>
-        </w:rPr>
-        <w:t xml:space="preserve">Kaliyar, R. K., Goswami, A., &amp; Narang, P. (2021). FakeBERT: Fake news detection in social media with a BERT-based deep learning approach. </w:t>
+      <w:proofErr w:type="spellStart"/>
+      <w:r>
+        <w:rPr>
+          <w:rFonts w:ascii="Times New Roman" w:hAnsi="Times New Roman" w:cs="Times New Roman"/>
+        </w:rPr>
+        <w:t>Kaliyar</w:t>
+      </w:r>
+      <w:proofErr w:type="spellEnd"/>
+      <w:r>
+        <w:rPr>
+          <w:rFonts w:ascii="Times New Roman" w:hAnsi="Times New Roman" w:cs="Times New Roman"/>
+        </w:rPr>
+        <w:t xml:space="preserve">, R. K., Goswami, A., &amp; Narang, P. (2021). </w:t>
+      </w:r>
+      <w:proofErr w:type="spellStart"/>
+      <w:r>
+        <w:rPr>
+          <w:rFonts w:ascii="Times New Roman" w:hAnsi="Times New Roman" w:cs="Times New Roman"/>
+        </w:rPr>
+        <w:t>FakeBERT</w:t>
+      </w:r>
+      <w:proofErr w:type="spellEnd"/>
+      <w:r>
+        <w:rPr>
+          <w:rFonts w:ascii="Times New Roman" w:hAnsi="Times New Roman" w:cs="Times New Roman"/>
+        </w:rPr>
+        <w:t xml:space="preserve">: Fake news detection in social media with a BERT-based deep learning approach. </w:t>
       </w:r>
       <w:r>
         <w:rPr>
@@ -11095,11 +13348,19 @@
           <w:rFonts w:ascii="Times New Roman" w:hAnsi="Times New Roman" w:cs="Times New Roman"/>
         </w:rPr>
       </w:pPr>
-      <w:r>
-        <w:rPr>
-          <w:rFonts w:ascii="Times New Roman" w:hAnsi="Times New Roman" w:cs="Times New Roman"/>
-        </w:rPr>
-        <w:t xml:space="preserve">Oshikawa, R., Qian, J., &amp; Wang, W. Y. (2020). A survey on natural language processing for fake news detection. In </w:t>
+      <w:proofErr w:type="spellStart"/>
+      <w:r>
+        <w:rPr>
+          <w:rFonts w:ascii="Times New Roman" w:hAnsi="Times New Roman" w:cs="Times New Roman"/>
+        </w:rPr>
+        <w:t>Oshikawa</w:t>
+      </w:r>
+      <w:proofErr w:type="spellEnd"/>
+      <w:r>
+        <w:rPr>
+          <w:rFonts w:ascii="Times New Roman" w:hAnsi="Times New Roman" w:cs="Times New Roman"/>
+        </w:rPr>
+        <w:t xml:space="preserve">, R., Qian, J., &amp; Wang, W. Y. (2020). A survey on natural language processing for fake news detection. In </w:t>
       </w:r>
       <w:r>
         <w:rPr>
@@ -11125,11 +13386,89 @@
           <w:rFonts w:ascii="Times New Roman" w:hAnsi="Times New Roman" w:cs="Times New Roman"/>
         </w:rPr>
       </w:pPr>
-      <w:r>
-        <w:rPr>
-          <w:rFonts w:ascii="Times New Roman" w:hAnsi="Times New Roman" w:cs="Times New Roman"/>
-        </w:rPr>
-        <w:t xml:space="preserve">Paszke, A., Gross, S., Massa, F., Lerer, A., Bradbury, J., Chanan, G., Killeen, T., Lin, Z., Gimelshein, N., Antiga, L., Desmaison, A., Köpf, A., Yang, E., DeVito, Z., Raison, M., Tejani, A., Chilamkurthy, S., Steiner, B., Fang, L., Bai, J., &amp; Chintala, S. (2019). PyTorch: An imperative style, high-performance deep learning library. In </w:t>
+      <w:proofErr w:type="spellStart"/>
+      <w:r>
+        <w:rPr>
+          <w:rFonts w:ascii="Times New Roman" w:hAnsi="Times New Roman" w:cs="Times New Roman"/>
+        </w:rPr>
+        <w:t>Paszke</w:t>
+      </w:r>
+      <w:proofErr w:type="spellEnd"/>
+      <w:r>
+        <w:rPr>
+          <w:rFonts w:ascii="Times New Roman" w:hAnsi="Times New Roman" w:cs="Times New Roman"/>
+        </w:rPr>
+        <w:t xml:space="preserve">, A., Gross, S., Massa, F., Lerer, A., Bradbury, J., Chanan, G., Killeen, T., Lin, Z., </w:t>
+      </w:r>
+      <w:proofErr w:type="spellStart"/>
+      <w:r>
+        <w:rPr>
+          <w:rFonts w:ascii="Times New Roman" w:hAnsi="Times New Roman" w:cs="Times New Roman"/>
+        </w:rPr>
+        <w:t>Gimelshein</w:t>
+      </w:r>
+      <w:proofErr w:type="spellEnd"/>
+      <w:r>
+        <w:rPr>
+          <w:rFonts w:ascii="Times New Roman" w:hAnsi="Times New Roman" w:cs="Times New Roman"/>
+        </w:rPr>
+        <w:t xml:space="preserve">, N., </w:t>
+      </w:r>
+      <w:proofErr w:type="spellStart"/>
+      <w:r>
+        <w:rPr>
+          <w:rFonts w:ascii="Times New Roman" w:hAnsi="Times New Roman" w:cs="Times New Roman"/>
+        </w:rPr>
+        <w:t>Antiga</w:t>
+      </w:r>
+      <w:proofErr w:type="spellEnd"/>
+      <w:r>
+        <w:rPr>
+          <w:rFonts w:ascii="Times New Roman" w:hAnsi="Times New Roman" w:cs="Times New Roman"/>
+        </w:rPr>
+        <w:t xml:space="preserve">, L., </w:t>
+      </w:r>
+      <w:proofErr w:type="spellStart"/>
+      <w:r>
+        <w:rPr>
+          <w:rFonts w:ascii="Times New Roman" w:hAnsi="Times New Roman" w:cs="Times New Roman"/>
+        </w:rPr>
+        <w:t>Desmaison</w:t>
+      </w:r>
+      <w:proofErr w:type="spellEnd"/>
+      <w:r>
+        <w:rPr>
+          <w:rFonts w:ascii="Times New Roman" w:hAnsi="Times New Roman" w:cs="Times New Roman"/>
+        </w:rPr>
+        <w:t xml:space="preserve">, A., Köpf, A., Yang, E., DeVito, Z., Raison, M., Tejani, A., </w:t>
+      </w:r>
+      <w:proofErr w:type="spellStart"/>
+      <w:r>
+        <w:rPr>
+          <w:rFonts w:ascii="Times New Roman" w:hAnsi="Times New Roman" w:cs="Times New Roman"/>
+        </w:rPr>
+        <w:t>Chilamkurthy</w:t>
+      </w:r>
+      <w:proofErr w:type="spellEnd"/>
+      <w:r>
+        <w:rPr>
+          <w:rFonts w:ascii="Times New Roman" w:hAnsi="Times New Roman" w:cs="Times New Roman"/>
+        </w:rPr>
+        <w:t xml:space="preserve">, S., Steiner, B., Fang, L., Bai, J., &amp; Chintala, S. (2019). </w:t>
+      </w:r>
+      <w:proofErr w:type="spellStart"/>
+      <w:r>
+        <w:rPr>
+          <w:rFonts w:ascii="Times New Roman" w:hAnsi="Times New Roman" w:cs="Times New Roman"/>
+        </w:rPr>
+        <w:t>PyTorch</w:t>
+      </w:r>
+      <w:proofErr w:type="spellEnd"/>
+      <w:r>
+        <w:rPr>
+          <w:rFonts w:ascii="Times New Roman" w:hAnsi="Times New Roman" w:cs="Times New Roman"/>
+        </w:rPr>
+        <w:t xml:space="preserve">: An imperative style, high-performance deep learning library. In </w:t>
       </w:r>
       <w:r>
         <w:rPr>
@@ -11159,15 +13498,53 @@
         <w:rPr>
           <w:rFonts w:ascii="Times New Roman" w:hAnsi="Times New Roman" w:cs="Times New Roman"/>
         </w:rPr>
-        <w:t xml:space="preserve">Sanh, V., Debut, L., Chaumond, J., &amp; Wolf, T. (2019). DistilBERT, a distilled version of BERT: Smaller, faster, cheaper and lighter. </w:t>
-      </w:r>
+        <w:t xml:space="preserve">Sanh, V., Debut, L., </w:t>
+      </w:r>
+      <w:proofErr w:type="spellStart"/>
+      <w:r>
+        <w:rPr>
+          <w:rFonts w:ascii="Times New Roman" w:hAnsi="Times New Roman" w:cs="Times New Roman"/>
+        </w:rPr>
+        <w:t>Chaumond</w:t>
+      </w:r>
+      <w:proofErr w:type="spellEnd"/>
+      <w:r>
+        <w:rPr>
+          <w:rFonts w:ascii="Times New Roman" w:hAnsi="Times New Roman" w:cs="Times New Roman"/>
+        </w:rPr>
+        <w:t xml:space="preserve">, J., &amp; Wolf, T. (2019). </w:t>
+      </w:r>
+      <w:proofErr w:type="spellStart"/>
+      <w:r>
+        <w:rPr>
+          <w:rFonts w:ascii="Times New Roman" w:hAnsi="Times New Roman" w:cs="Times New Roman"/>
+        </w:rPr>
+        <w:t>DistilBERT</w:t>
+      </w:r>
+      <w:proofErr w:type="spellEnd"/>
+      <w:r>
+        <w:rPr>
+          <w:rFonts w:ascii="Times New Roman" w:hAnsi="Times New Roman" w:cs="Times New Roman"/>
+        </w:rPr>
+        <w:t xml:space="preserve">, a distilled version of BERT: Smaller, faster, cheaper and lighter. </w:t>
+      </w:r>
+      <w:proofErr w:type="spellStart"/>
       <w:r>
         <w:rPr>
           <w:rFonts w:ascii="Times New Roman" w:hAnsi="Times New Roman" w:cs="Times New Roman"/>
           <w:i/>
           <w:iCs/>
         </w:rPr>
-        <w:t>arXiv preprint arXiv:1910.01108</w:t>
+        <w:t>arXiv</w:t>
+      </w:r>
+      <w:proofErr w:type="spellEnd"/>
+      <w:r>
+        <w:rPr>
+          <w:rFonts w:ascii="Times New Roman" w:hAnsi="Times New Roman" w:cs="Times New Roman"/>
+          <w:i/>
+          <w:iCs/>
+        </w:rPr>
+        <w:t xml:space="preserve"> preprint arXiv:1910.01108</w:t>
       </w:r>
       <w:r>
         <w:rPr>
@@ -11189,7 +13566,21 @@
         <w:rPr>
           <w:rFonts w:ascii="Times New Roman" w:hAnsi="Times New Roman" w:cs="Times New Roman"/>
         </w:rPr>
-        <w:t xml:space="preserve">Schlichtkrull, M., Guo, Z., &amp; Vlachos, A. (2023). AVeriTeC: A dataset for real-world claim verification with evidence from the web. In </w:t>
+        <w:t xml:space="preserve">Schlichtkrull, M., Guo, Z., &amp; Vlachos, A. (2023). </w:t>
+      </w:r>
+      <w:proofErr w:type="spellStart"/>
+      <w:r>
+        <w:rPr>
+          <w:rFonts w:ascii="Times New Roman" w:hAnsi="Times New Roman" w:cs="Times New Roman"/>
+        </w:rPr>
+        <w:t>AVeriTeC</w:t>
+      </w:r>
+      <w:proofErr w:type="spellEnd"/>
+      <w:r>
+        <w:rPr>
+          <w:rFonts w:ascii="Times New Roman" w:hAnsi="Times New Roman" w:cs="Times New Roman"/>
+        </w:rPr>
+        <w:t xml:space="preserve">: A dataset for real-world claim verification with evidence from the web. In </w:t>
       </w:r>
       <w:r>
         <w:rPr>
@@ -11220,7 +13611,21 @@
           <w:rFonts w:ascii="Times New Roman" w:hAnsi="Times New Roman" w:cs="Times New Roman"/>
         </w:rPr>
         <w:lastRenderedPageBreak/>
-        <w:t xml:space="preserve">Schlichtkrull, M., Chen, Y., Whitehouse, C., Deng, Z., Akhtar, M., Aly, R., Guo, Z., Christodoulopoulos, C., Cocarascu, O., Mittal, A., Thorne, J., &amp; Vlachos, A. (2024). The Automated Verification of Textual Claims (AVeriTeC) shared task. In </w:t>
+        <w:t>Schlichtkrull, M., Chen, Y., Whitehouse, C., Deng, Z., Akhtar, M., Aly, R., Guo, Z., Christodoulopoulos, C., Cocarascu, O., Mittal, A., Thorne, J., &amp; Vlachos, A. (2024). The Automated Verification of Textual Claims (</w:t>
+      </w:r>
+      <w:proofErr w:type="spellStart"/>
+      <w:r>
+        <w:rPr>
+          <w:rFonts w:ascii="Times New Roman" w:hAnsi="Times New Roman" w:cs="Times New Roman"/>
+        </w:rPr>
+        <w:t>AVeriTeC</w:t>
+      </w:r>
+      <w:proofErr w:type="spellEnd"/>
+      <w:r>
+        <w:rPr>
+          <w:rFonts w:ascii="Times New Roman" w:hAnsi="Times New Roman" w:cs="Times New Roman"/>
+        </w:rPr>
+        <w:t xml:space="preserve">) shared task. In </w:t>
       </w:r>
       <w:r>
         <w:rPr>
@@ -11228,7 +13633,25 @@
           <w:i/>
           <w:iCs/>
         </w:rPr>
-        <w:t>Proceedings of the Seventh Fact Extraction and VERification Workshop</w:t>
+        <w:t xml:space="preserve">Proceedings of the Seventh Fact Extraction and </w:t>
+      </w:r>
+      <w:proofErr w:type="spellStart"/>
+      <w:r>
+        <w:rPr>
+          <w:rFonts w:ascii="Times New Roman" w:hAnsi="Times New Roman" w:cs="Times New Roman"/>
+          <w:i/>
+          <w:iCs/>
+        </w:rPr>
+        <w:t>VERification</w:t>
+      </w:r>
+      <w:proofErr w:type="spellEnd"/>
+      <w:r>
+        <w:rPr>
+          <w:rFonts w:ascii="Times New Roman" w:hAnsi="Times New Roman" w:cs="Times New Roman"/>
+          <w:i/>
+          <w:iCs/>
+        </w:rPr>
+        <w:t xml:space="preserve"> Workshop</w:t>
       </w:r>
       <w:r>
         <w:rPr>
@@ -11400,7 +13823,119 @@
         <w:rPr>
           <w:rFonts w:ascii="Times New Roman" w:hAnsi="Times New Roman" w:cs="Times New Roman"/>
         </w:rPr>
-        <w:t xml:space="preserve">Wolf, T., Debut, L., Sanh, V., Chaumond, J., Delangue, C., Moi, A., Cistac, P., Rault, T., Louf, R., Funtowicz, M., Davison, J., Shleifer, S., von Platen, P., Ma, C., Jernite, Y., Plu, J., Xu, C., Le Scao, T., Gugger, S., Drame, M., Lhoest, Q., &amp; Rush, A. M. (2020). Transformers: State-of-the-art natural language processing. In </w:t>
+        <w:t xml:space="preserve">Wolf, T., Debut, L., Sanh, V., Chaumond, J., </w:t>
+      </w:r>
+      <w:proofErr w:type="spellStart"/>
+      <w:r>
+        <w:rPr>
+          <w:rFonts w:ascii="Times New Roman" w:hAnsi="Times New Roman" w:cs="Times New Roman"/>
+        </w:rPr>
+        <w:t>Delangue</w:t>
+      </w:r>
+      <w:proofErr w:type="spellEnd"/>
+      <w:r>
+        <w:rPr>
+          <w:rFonts w:ascii="Times New Roman" w:hAnsi="Times New Roman" w:cs="Times New Roman"/>
+        </w:rPr>
+        <w:t xml:space="preserve">, C., Moi, A., </w:t>
+      </w:r>
+      <w:proofErr w:type="spellStart"/>
+      <w:r>
+        <w:rPr>
+          <w:rFonts w:ascii="Times New Roman" w:hAnsi="Times New Roman" w:cs="Times New Roman"/>
+        </w:rPr>
+        <w:t>Cistac</w:t>
+      </w:r>
+      <w:proofErr w:type="spellEnd"/>
+      <w:r>
+        <w:rPr>
+          <w:rFonts w:ascii="Times New Roman" w:hAnsi="Times New Roman" w:cs="Times New Roman"/>
+        </w:rPr>
+        <w:t xml:space="preserve">, P., Rault, T., </w:t>
+      </w:r>
+      <w:proofErr w:type="spellStart"/>
+      <w:r>
+        <w:rPr>
+          <w:rFonts w:ascii="Times New Roman" w:hAnsi="Times New Roman" w:cs="Times New Roman"/>
+        </w:rPr>
+        <w:t>Louf</w:t>
+      </w:r>
+      <w:proofErr w:type="spellEnd"/>
+      <w:r>
+        <w:rPr>
+          <w:rFonts w:ascii="Times New Roman" w:hAnsi="Times New Roman" w:cs="Times New Roman"/>
+        </w:rPr>
+        <w:t xml:space="preserve">, R., </w:t>
+      </w:r>
+      <w:proofErr w:type="spellStart"/>
+      <w:r>
+        <w:rPr>
+          <w:rFonts w:ascii="Times New Roman" w:hAnsi="Times New Roman" w:cs="Times New Roman"/>
+        </w:rPr>
+        <w:t>Funtowicz</w:t>
+      </w:r>
+      <w:proofErr w:type="spellEnd"/>
+      <w:r>
+        <w:rPr>
+          <w:rFonts w:ascii="Times New Roman" w:hAnsi="Times New Roman" w:cs="Times New Roman"/>
+        </w:rPr>
+        <w:t xml:space="preserve">, M., Davison, J., Shleifer, S., von Platen, P., Ma, C., </w:t>
+      </w:r>
+      <w:proofErr w:type="spellStart"/>
+      <w:r>
+        <w:rPr>
+          <w:rFonts w:ascii="Times New Roman" w:hAnsi="Times New Roman" w:cs="Times New Roman"/>
+        </w:rPr>
+        <w:t>Jernite</w:t>
+      </w:r>
+      <w:proofErr w:type="spellEnd"/>
+      <w:r>
+        <w:rPr>
+          <w:rFonts w:ascii="Times New Roman" w:hAnsi="Times New Roman" w:cs="Times New Roman"/>
+        </w:rPr>
+        <w:t xml:space="preserve">, Y., </w:t>
+      </w:r>
+      <w:proofErr w:type="spellStart"/>
+      <w:r>
+        <w:rPr>
+          <w:rFonts w:ascii="Times New Roman" w:hAnsi="Times New Roman" w:cs="Times New Roman"/>
+        </w:rPr>
+        <w:t>Plu</w:t>
+      </w:r>
+      <w:proofErr w:type="spellEnd"/>
+      <w:r>
+        <w:rPr>
+          <w:rFonts w:ascii="Times New Roman" w:hAnsi="Times New Roman" w:cs="Times New Roman"/>
+        </w:rPr>
+        <w:t xml:space="preserve">, J., Xu, C., Le </w:t>
+      </w:r>
+      <w:proofErr w:type="spellStart"/>
+      <w:r>
+        <w:rPr>
+          <w:rFonts w:ascii="Times New Roman" w:hAnsi="Times New Roman" w:cs="Times New Roman"/>
+        </w:rPr>
+        <w:t>Scao</w:t>
+      </w:r>
+      <w:proofErr w:type="spellEnd"/>
+      <w:r>
+        <w:rPr>
+          <w:rFonts w:ascii="Times New Roman" w:hAnsi="Times New Roman" w:cs="Times New Roman"/>
+        </w:rPr>
+        <w:t xml:space="preserve">, T., Gugger, S., Drame, M., </w:t>
+      </w:r>
+      <w:proofErr w:type="spellStart"/>
+      <w:r>
+        <w:rPr>
+          <w:rFonts w:ascii="Times New Roman" w:hAnsi="Times New Roman" w:cs="Times New Roman"/>
+        </w:rPr>
+        <w:t>Lhoest</w:t>
+      </w:r>
+      <w:proofErr w:type="spellEnd"/>
+      <w:r>
+        <w:rPr>
+          <w:rFonts w:ascii="Times New Roman" w:hAnsi="Times New Roman" w:cs="Times New Roman"/>
+        </w:rPr>
+        <w:t xml:space="preserve">, Q., &amp; Rush, A. M. (2020). Transformers: State-of-the-art natural language processing. In </w:t>
       </w:r>
       <w:r>
         <w:rPr>
@@ -11437,7 +13972,21 @@
         <w:rPr>
           <w:rFonts w:ascii="Times New Roman" w:hAnsi="Times New Roman" w:cs="Times New Roman"/>
         </w:rPr>
-        <w:t xml:space="preserve">Zhou, X., &amp; Zafarani, R. (2020). A survey of fake news: Fundamental theories, detection methods, and opportunities. </w:t>
+        <w:t xml:space="preserve">Zhou, X., &amp; </w:t>
+      </w:r>
+      <w:proofErr w:type="spellStart"/>
+      <w:r>
+        <w:rPr>
+          <w:rFonts w:ascii="Times New Roman" w:hAnsi="Times New Roman" w:cs="Times New Roman"/>
+        </w:rPr>
+        <w:t>Zafarani</w:t>
+      </w:r>
+      <w:proofErr w:type="spellEnd"/>
+      <w:r>
+        <w:rPr>
+          <w:rFonts w:ascii="Times New Roman" w:hAnsi="Times New Roman" w:cs="Times New Roman"/>
+        </w:rPr>
+        <w:t xml:space="preserve">, R. (2020). A survey of fake news: Fundamental theories, detection methods, and opportunities. </w:t>
       </w:r>
       <w:r>
         <w:rPr>
@@ -11499,7 +14048,21 @@
         <w:rPr>
           <w:rFonts w:ascii="Times New Roman" w:hAnsi="Times New Roman" w:cs="Times New Roman"/>
         </w:rPr>
-        <w:t>This appendix contains supporting diagrams, detailed evaluation tables, example API structures, configuration references, and selected code listings for VeriScope. The materials expand on Chapters Three and Four. Example responses contain illustrative values and do not represent a specific live analysis. API keys and other secret values are intentionally omitted.</w:t>
+        <w:t xml:space="preserve">This appendix contains supporting diagrams, detailed evaluation tables, example API structures, configuration references, and selected code listings for </w:t>
+      </w:r>
+      <w:proofErr w:type="spellStart"/>
+      <w:r>
+        <w:rPr>
+          <w:rFonts w:ascii="Times New Roman" w:hAnsi="Times New Roman" w:cs="Times New Roman"/>
+        </w:rPr>
+        <w:t>VeriScope</w:t>
+      </w:r>
+      <w:proofErr w:type="spellEnd"/>
+      <w:r>
+        <w:rPr>
+          <w:rFonts w:ascii="Times New Roman" w:hAnsi="Times New Roman" w:cs="Times New Roman"/>
+        </w:rPr>
+        <w:t>. The materials expand on Chapters Three and Four. Example responses contain illustrative values and do not represent a specific live analysis. API keys and other secret values are intentionally omitted.</w:t>
       </w:r>
     </w:p>
     <w:p>
@@ -11750,10 +14313,10 @@
                     <pic:cNvPicPr/>
                   </pic:nvPicPr>
                   <pic:blipFill>
-                    <a:blip r:embed="rId19">
+                    <a:blip r:embed="rId21">
                       <a:extLst>
                         <a:ext uri="{96DAC541-7B7A-43D3-8B79-37D633B846F1}">
-                          <asvg:svgBlip xmlns:asvg="http://schemas.microsoft.com/office/drawing/2016/SVG/main" r:embed="rId20"/>
+                          <asvg:svgBlip xmlns:asvg="http://schemas.microsoft.com/office/drawing/2016/SVG/main" r:embed="rId22"/>
                         </a:ext>
                       </a:extLst>
                     </a:blip>
@@ -11972,56 +14535,70 @@
                 <w:bCs/>
               </w:rPr>
               <w:lastRenderedPageBreak/>
-              <w:t>Partition or Class</w:t>
-            </w:r>
-          </w:p>
-        </w:tc>
-        <w:tc>
-          <w:tcPr>
-            <w:tcW w:w="0" w:type="auto"/>
-            <w:vAlign w:val="center"/>
-            <w:hideMark/>
-          </w:tcPr>
-          <w:p>
-            <w:pPr>
+              <w:t xml:space="preserve">Partition or </w:t>
+            </w:r>
+            <w:proofErr w:type="gramStart"/>
+            <w:r>
               <w:rPr>
                 <w:rFonts w:ascii="Times New Roman" w:hAnsi="Times New Roman" w:cs="Times New Roman"/>
                 <w:b/>
                 <w:bCs/>
               </w:rPr>
-            </w:pPr>
-            <w:r>
+              <w:t>Class</w:t>
+            </w:r>
+            <w:proofErr w:type="gramEnd"/>
+          </w:p>
+        </w:tc>
+        <w:tc>
+          <w:tcPr>
+            <w:tcW w:w="0" w:type="auto"/>
+            <w:vAlign w:val="center"/>
+            <w:hideMark/>
+          </w:tcPr>
+          <w:p>
+            <w:pPr>
               <w:rPr>
                 <w:rFonts w:ascii="Times New Roman" w:hAnsi="Times New Roman" w:cs="Times New Roman"/>
                 <w:b/>
                 <w:bCs/>
               </w:rPr>
-              <w:t>likely_fake</w:t>
-            </w:r>
-          </w:p>
-        </w:tc>
-        <w:tc>
-          <w:tcPr>
-            <w:tcW w:w="0" w:type="auto"/>
-            <w:vAlign w:val="center"/>
-            <w:hideMark/>
-          </w:tcPr>
-          <w:p>
-            <w:pPr>
+            </w:pPr>
+            <w:proofErr w:type="spellStart"/>
+            <w:r>
               <w:rPr>
                 <w:rFonts w:ascii="Times New Roman" w:hAnsi="Times New Roman" w:cs="Times New Roman"/>
                 <w:b/>
                 <w:bCs/>
               </w:rPr>
-            </w:pPr>
-            <w:r>
+              <w:t>likely_fake</w:t>
+            </w:r>
+            <w:proofErr w:type="spellEnd"/>
+          </w:p>
+        </w:tc>
+        <w:tc>
+          <w:tcPr>
+            <w:tcW w:w="0" w:type="auto"/>
+            <w:vAlign w:val="center"/>
+            <w:hideMark/>
+          </w:tcPr>
+          <w:p>
+            <w:pPr>
               <w:rPr>
                 <w:rFonts w:ascii="Times New Roman" w:hAnsi="Times New Roman" w:cs="Times New Roman"/>
                 <w:b/>
                 <w:bCs/>
               </w:rPr>
+            </w:pPr>
+            <w:proofErr w:type="spellStart"/>
+            <w:r>
+              <w:rPr>
+                <w:rFonts w:ascii="Times New Roman" w:hAnsi="Times New Roman" w:cs="Times New Roman"/>
+                <w:b/>
+                <w:bCs/>
+              </w:rPr>
               <w:t>likely_real</w:t>
             </w:r>
+            <w:proofErr w:type="spellEnd"/>
           </w:p>
         </w:tc>
         <w:tc>
@@ -12526,8 +15103,18 @@
                 <w:b/>
                 <w:bCs/>
               </w:rPr>
-              <w:t>Fine-tuned DistilBERT</w:t>
-            </w:r>
+              <w:t xml:space="preserve">Fine-tuned </w:t>
+            </w:r>
+            <w:proofErr w:type="spellStart"/>
+            <w:r>
+              <w:rPr>
+                <w:rFonts w:ascii="Times New Roman" w:hAnsi="Times New Roman" w:cs="Times New Roman"/>
+                <w:b/>
+                <w:bCs/>
+              </w:rPr>
+              <w:t>DistilBERT</w:t>
+            </w:r>
+            <w:proofErr w:type="spellEnd"/>
           </w:p>
         </w:tc>
       </w:tr>
@@ -13300,32 +15887,52 @@
                 <w:b/>
                 <w:bCs/>
               </w:rPr>
-              <w:t>Predicted likely_fake</w:t>
-            </w:r>
-          </w:p>
-        </w:tc>
-        <w:tc>
-          <w:tcPr>
-            <w:tcW w:w="0" w:type="auto"/>
-            <w:vAlign w:val="center"/>
-            <w:hideMark/>
-          </w:tcPr>
-          <w:p>
-            <w:pPr>
+              <w:t xml:space="preserve">Predicted </w:t>
+            </w:r>
+            <w:proofErr w:type="spellStart"/>
+            <w:r>
               <w:rPr>
                 <w:rFonts w:ascii="Times New Roman" w:hAnsi="Times New Roman" w:cs="Times New Roman"/>
                 <w:b/>
                 <w:bCs/>
               </w:rPr>
-            </w:pPr>
-            <w:r>
+              <w:t>likely_fake</w:t>
+            </w:r>
+            <w:proofErr w:type="spellEnd"/>
+          </w:p>
+        </w:tc>
+        <w:tc>
+          <w:tcPr>
+            <w:tcW w:w="0" w:type="auto"/>
+            <w:vAlign w:val="center"/>
+            <w:hideMark/>
+          </w:tcPr>
+          <w:p>
+            <w:pPr>
               <w:rPr>
                 <w:rFonts w:ascii="Times New Roman" w:hAnsi="Times New Roman" w:cs="Times New Roman"/>
                 <w:b/>
                 <w:bCs/>
               </w:rPr>
-              <w:t>Predicted likely_real</w:t>
-            </w:r>
+            </w:pPr>
+            <w:r>
+              <w:rPr>
+                <w:rFonts w:ascii="Times New Roman" w:hAnsi="Times New Roman" w:cs="Times New Roman"/>
+                <w:b/>
+                <w:bCs/>
+              </w:rPr>
+              <w:t xml:space="preserve">Predicted </w:t>
+            </w:r>
+            <w:proofErr w:type="spellStart"/>
+            <w:r>
+              <w:rPr>
+                <w:rFonts w:ascii="Times New Roman" w:hAnsi="Times New Roman" w:cs="Times New Roman"/>
+                <w:b/>
+                <w:bCs/>
+              </w:rPr>
+              <w:t>likely_real</w:t>
+            </w:r>
+            <w:proofErr w:type="spellEnd"/>
           </w:p>
         </w:tc>
       </w:tr>
@@ -13345,12 +15952,14 @@
                 <w:rFonts w:ascii="Times New Roman" w:hAnsi="Times New Roman" w:cs="Times New Roman"/>
               </w:rPr>
             </w:pPr>
+            <w:proofErr w:type="spellStart"/>
             <w:r>
               <w:rPr>
                 <w:rFonts w:ascii="Times New Roman" w:hAnsi="Times New Roman" w:cs="Times New Roman"/>
               </w:rPr>
               <w:t>likely_fake</w:t>
             </w:r>
+            <w:proofErr w:type="spellEnd"/>
           </w:p>
         </w:tc>
         <w:tc>
@@ -13410,12 +16019,14 @@
                 <w:rFonts w:ascii="Times New Roman" w:hAnsi="Times New Roman" w:cs="Times New Roman"/>
               </w:rPr>
             </w:pPr>
+            <w:proofErr w:type="spellStart"/>
             <w:r>
               <w:rPr>
                 <w:rFonts w:ascii="Times New Roman" w:hAnsi="Times New Roman" w:cs="Times New Roman"/>
               </w:rPr>
               <w:t>likely_real</w:t>
             </w:r>
+            <w:proofErr w:type="spellEnd"/>
           </w:p>
         </w:tc>
         <w:tc>
@@ -13474,8 +16085,18 @@
           <w:b/>
           <w:bCs/>
         </w:rPr>
-        <w:t>Table B.4: Confusion Matrix for Fine-tuned DistilBERT</w:t>
-      </w:r>
+        <w:t xml:space="preserve">Table B.4: Confusion Matrix for Fine-tuned </w:t>
+      </w:r>
+      <w:proofErr w:type="spellStart"/>
+      <w:r>
+        <w:rPr>
+          <w:rFonts w:ascii="Times New Roman" w:hAnsi="Times New Roman" w:cs="Times New Roman"/>
+          <w:b/>
+          <w:bCs/>
+        </w:rPr>
+        <w:t>DistilBERT</w:t>
+      </w:r>
+      <w:proofErr w:type="spellEnd"/>
     </w:p>
     <w:p>
       <w:pPr>
@@ -13564,32 +16185,52 @@
                 <w:b/>
                 <w:bCs/>
               </w:rPr>
-              <w:t>Predicted likely_fake</w:t>
-            </w:r>
-          </w:p>
-        </w:tc>
-        <w:tc>
-          <w:tcPr>
-            <w:tcW w:w="0" w:type="auto"/>
-            <w:vAlign w:val="center"/>
-            <w:hideMark/>
-          </w:tcPr>
-          <w:p>
-            <w:pPr>
+              <w:t xml:space="preserve">Predicted </w:t>
+            </w:r>
+            <w:proofErr w:type="spellStart"/>
+            <w:r>
               <w:rPr>
                 <w:rFonts w:ascii="Times New Roman" w:hAnsi="Times New Roman" w:cs="Times New Roman"/>
                 <w:b/>
                 <w:bCs/>
               </w:rPr>
-            </w:pPr>
-            <w:r>
+              <w:t>likely_fake</w:t>
+            </w:r>
+            <w:proofErr w:type="spellEnd"/>
+          </w:p>
+        </w:tc>
+        <w:tc>
+          <w:tcPr>
+            <w:tcW w:w="0" w:type="auto"/>
+            <w:vAlign w:val="center"/>
+            <w:hideMark/>
+          </w:tcPr>
+          <w:p>
+            <w:pPr>
               <w:rPr>
                 <w:rFonts w:ascii="Times New Roman" w:hAnsi="Times New Roman" w:cs="Times New Roman"/>
                 <w:b/>
                 <w:bCs/>
               </w:rPr>
-              <w:t>Predicted likely_real</w:t>
-            </w:r>
+            </w:pPr>
+            <w:r>
+              <w:rPr>
+                <w:rFonts w:ascii="Times New Roman" w:hAnsi="Times New Roman" w:cs="Times New Roman"/>
+                <w:b/>
+                <w:bCs/>
+              </w:rPr>
+              <w:t xml:space="preserve">Predicted </w:t>
+            </w:r>
+            <w:proofErr w:type="spellStart"/>
+            <w:r>
+              <w:rPr>
+                <w:rFonts w:ascii="Times New Roman" w:hAnsi="Times New Roman" w:cs="Times New Roman"/>
+                <w:b/>
+                <w:bCs/>
+              </w:rPr>
+              <w:t>likely_real</w:t>
+            </w:r>
+            <w:proofErr w:type="spellEnd"/>
           </w:p>
         </w:tc>
       </w:tr>
@@ -13609,12 +16250,14 @@
                 <w:rFonts w:ascii="Times New Roman" w:hAnsi="Times New Roman" w:cs="Times New Roman"/>
               </w:rPr>
             </w:pPr>
+            <w:proofErr w:type="spellStart"/>
             <w:r>
               <w:rPr>
                 <w:rFonts w:ascii="Times New Roman" w:hAnsi="Times New Roman" w:cs="Times New Roman"/>
               </w:rPr>
               <w:t>likely_fake</w:t>
             </w:r>
+            <w:proofErr w:type="spellEnd"/>
           </w:p>
         </w:tc>
         <w:tc>
@@ -13674,12 +16317,14 @@
                 <w:rFonts w:ascii="Times New Roman" w:hAnsi="Times New Roman" w:cs="Times New Roman"/>
               </w:rPr>
             </w:pPr>
+            <w:proofErr w:type="spellStart"/>
             <w:r>
               <w:rPr>
                 <w:rFonts w:ascii="Times New Roman" w:hAnsi="Times New Roman" w:cs="Times New Roman"/>
               </w:rPr>
               <w:t>likely_real</w:t>
             </w:r>
+            <w:proofErr w:type="spellEnd"/>
           </w:p>
         </w:tc>
         <w:tc>
@@ -14057,6 +16702,14 @@
       <w:tblPr>
         <w:tblW w:w="0" w:type="auto"/>
         <w:tblCellSpacing w:w="15" w:type="dxa"/>
+        <w:tblBorders>
+          <w:top w:val="single" w:sz="4" w:space="0" w:color="auto"/>
+          <w:left w:val="single" w:sz="4" w:space="0" w:color="auto"/>
+          <w:bottom w:val="single" w:sz="4" w:space="0" w:color="auto"/>
+          <w:right w:val="single" w:sz="4" w:space="0" w:color="auto"/>
+          <w:insideH w:val="single" w:sz="4" w:space="0" w:color="auto"/>
+          <w:insideV w:val="single" w:sz="4" w:space="0" w:color="auto"/>
+        </w:tblBorders>
         <w:tblCellMar>
           <w:top w:w="15" w:type="dxa"/>
           <w:left w:w="15" w:type="dxa"/>
@@ -14066,9 +16719,9 @@
         <w:tblLook w:val="04A0" w:firstRow="1" w:lastRow="0" w:firstColumn="1" w:lastColumn="0" w:noHBand="0" w:noVBand="1"/>
       </w:tblPr>
       <w:tblGrid>
-        <w:gridCol w:w="1402"/>
-        <w:gridCol w:w="2222"/>
-        <w:gridCol w:w="2193"/>
+        <w:gridCol w:w="1422"/>
+        <w:gridCol w:w="2242"/>
+        <w:gridCol w:w="2213"/>
       </w:tblGrid>
       <w:tr>
         <w:trPr>
@@ -14119,32 +16772,52 @@
                 <w:b/>
                 <w:bCs/>
               </w:rPr>
-              <w:t>Predicted likely_fake</w:t>
-            </w:r>
-          </w:p>
-        </w:tc>
-        <w:tc>
-          <w:tcPr>
-            <w:tcW w:w="0" w:type="auto"/>
-            <w:vAlign w:val="center"/>
-            <w:hideMark/>
-          </w:tcPr>
-          <w:p>
-            <w:pPr>
+              <w:t xml:space="preserve">Predicted </w:t>
+            </w:r>
+            <w:proofErr w:type="spellStart"/>
+            <w:r>
               <w:rPr>
                 <w:rFonts w:ascii="Times New Roman" w:hAnsi="Times New Roman" w:cs="Times New Roman"/>
                 <w:b/>
                 <w:bCs/>
               </w:rPr>
-            </w:pPr>
-            <w:r>
+              <w:t>likely_fake</w:t>
+            </w:r>
+            <w:proofErr w:type="spellEnd"/>
+          </w:p>
+        </w:tc>
+        <w:tc>
+          <w:tcPr>
+            <w:tcW w:w="0" w:type="auto"/>
+            <w:vAlign w:val="center"/>
+            <w:hideMark/>
+          </w:tcPr>
+          <w:p>
+            <w:pPr>
               <w:rPr>
                 <w:rFonts w:ascii="Times New Roman" w:hAnsi="Times New Roman" w:cs="Times New Roman"/>
                 <w:b/>
                 <w:bCs/>
               </w:rPr>
-              <w:t>Predicted likely_real</w:t>
-            </w:r>
+            </w:pPr>
+            <w:r>
+              <w:rPr>
+                <w:rFonts w:ascii="Times New Roman" w:hAnsi="Times New Roman" w:cs="Times New Roman"/>
+                <w:b/>
+                <w:bCs/>
+              </w:rPr>
+              <w:t xml:space="preserve">Predicted </w:t>
+            </w:r>
+            <w:proofErr w:type="spellStart"/>
+            <w:r>
+              <w:rPr>
+                <w:rFonts w:ascii="Times New Roman" w:hAnsi="Times New Roman" w:cs="Times New Roman"/>
+                <w:b/>
+                <w:bCs/>
+              </w:rPr>
+              <w:t>likely_real</w:t>
+            </w:r>
+            <w:proofErr w:type="spellEnd"/>
           </w:p>
         </w:tc>
       </w:tr>
@@ -14164,12 +16837,14 @@
                 <w:rFonts w:ascii="Times New Roman" w:hAnsi="Times New Roman" w:cs="Times New Roman"/>
               </w:rPr>
             </w:pPr>
+            <w:proofErr w:type="spellStart"/>
             <w:r>
               <w:rPr>
                 <w:rFonts w:ascii="Times New Roman" w:hAnsi="Times New Roman" w:cs="Times New Roman"/>
               </w:rPr>
               <w:t>likely_fake</w:t>
             </w:r>
+            <w:proofErr w:type="spellEnd"/>
           </w:p>
         </w:tc>
         <w:tc>
@@ -14229,12 +16904,14 @@
                 <w:rFonts w:ascii="Times New Roman" w:hAnsi="Times New Roman" w:cs="Times New Roman"/>
               </w:rPr>
             </w:pPr>
+            <w:proofErr w:type="spellStart"/>
             <w:r>
               <w:rPr>
                 <w:rFonts w:ascii="Times New Roman" w:hAnsi="Times New Roman" w:cs="Times New Roman"/>
               </w:rPr>
               <w:t>likely_real</w:t>
             </w:r>
+            <w:proofErr w:type="spellEnd"/>
           </w:p>
         </w:tc>
         <w:tc>
@@ -14289,7 +16966,21 @@
         <w:rPr>
           <w:rFonts w:ascii="Times New Roman" w:hAnsi="Times New Roman" w:cs="Times New Roman"/>
         </w:rPr>
-        <w:t>This temporal result is available for the classical model. It should not be treated as a direct temporal comparison between the classical model and DistilBERT because a matching temporal transformer evaluation is not reported here.</w:t>
+        <w:t xml:space="preserve">This temporal result is available for the classical model. It should not be treated as a direct temporal comparison between the classical model and </w:t>
+      </w:r>
+      <w:proofErr w:type="spellStart"/>
+      <w:r>
+        <w:rPr>
+          <w:rFonts w:ascii="Times New Roman" w:hAnsi="Times New Roman" w:cs="Times New Roman"/>
+        </w:rPr>
+        <w:t>DistilBERT</w:t>
+      </w:r>
+      <w:proofErr w:type="spellEnd"/>
+      <w:r>
+        <w:rPr>
+          <w:rFonts w:ascii="Times New Roman" w:hAnsi="Times New Roman" w:cs="Times New Roman"/>
+        </w:rPr>
+        <w:t xml:space="preserve"> because a matching temporal transformer evaluation is not reported here.</w:t>
       </w:r>
     </w:p>
     <w:p>
@@ -14403,13 +17094,23 @@
                 <w:bCs/>
               </w:rPr>
             </w:pPr>
+            <w:proofErr w:type="spellStart"/>
             <w:r>
               <w:rPr>
                 <w:rFonts w:ascii="Times New Roman" w:hAnsi="Times New Roman" w:cs="Times New Roman"/>
                 <w:b/>
                 <w:bCs/>
               </w:rPr>
-              <w:t>DistilBERT Count</w:t>
+              <w:t>DistilBERT</w:t>
+            </w:r>
+            <w:proofErr w:type="spellEnd"/>
+            <w:r>
+              <w:rPr>
+                <w:rFonts w:ascii="Times New Roman" w:hAnsi="Times New Roman" w:cs="Times New Roman"/>
+                <w:b/>
+                <w:bCs/>
+              </w:rPr>
+              <w:t xml:space="preserve"> Count</w:t>
             </w:r>
           </w:p>
         </w:tc>
@@ -15439,21 +18140,43 @@
         <w:rPr>
           <w:rFonts w:ascii="Times New Roman" w:hAnsi="Times New Roman" w:cs="Times New Roman"/>
         </w:rPr>
-        <w:t>POST /api/v1/analyze</w:t>
-      </w:r>
-    </w:p>
-    <w:p>
-      <w:pPr>
-        <w:rPr>
-          <w:rFonts w:ascii="Times New Roman" w:hAnsi="Times New Roman" w:cs="Times New Roman"/>
-        </w:rPr>
-      </w:pPr>
-      <w:r>
-        <w:rPr>
-          <w:rFonts w:ascii="Times New Roman" w:hAnsi="Times New Roman" w:cs="Times New Roman"/>
-        </w:rPr>
-        <w:t>Content-Type: application/json</w:t>
-      </w:r>
+        <w:t>POST /</w:t>
+      </w:r>
+      <w:proofErr w:type="spellStart"/>
+      <w:r>
+        <w:rPr>
+          <w:rFonts w:ascii="Times New Roman" w:hAnsi="Times New Roman" w:cs="Times New Roman"/>
+        </w:rPr>
+        <w:t>api</w:t>
+      </w:r>
+      <w:proofErr w:type="spellEnd"/>
+      <w:r>
+        <w:rPr>
+          <w:rFonts w:ascii="Times New Roman" w:hAnsi="Times New Roman" w:cs="Times New Roman"/>
+        </w:rPr>
+        <w:t>/v1/analyze</w:t>
+      </w:r>
+    </w:p>
+    <w:p>
+      <w:pPr>
+        <w:rPr>
+          <w:rFonts w:ascii="Times New Roman" w:hAnsi="Times New Roman" w:cs="Times New Roman"/>
+        </w:rPr>
+      </w:pPr>
+      <w:r>
+        <w:rPr>
+          <w:rFonts w:ascii="Times New Roman" w:hAnsi="Times New Roman" w:cs="Times New Roman"/>
+        </w:rPr>
+        <w:t>Content-Type: application/</w:t>
+      </w:r>
+      <w:proofErr w:type="spellStart"/>
+      <w:r>
+        <w:rPr>
+          <w:rFonts w:ascii="Times New Roman" w:hAnsi="Times New Roman" w:cs="Times New Roman"/>
+        </w:rPr>
+        <w:t>json</w:t>
+      </w:r>
+      <w:proofErr w:type="spellEnd"/>
     </w:p>
     <w:p>
       <w:pPr>
@@ -15478,7 +18201,21 @@
         <w:rPr>
           <w:rFonts w:ascii="Times New Roman" w:hAnsi="Times New Roman" w:cs="Times New Roman"/>
         </w:rPr>
-        <w:t xml:space="preserve">  "text": "The full article text to analyse, containing enough context for claim extraction and model inference."</w:t>
+        <w:t xml:space="preserve">  "text": "The full article text to </w:t>
+      </w:r>
+      <w:proofErr w:type="spellStart"/>
+      <w:r>
+        <w:rPr>
+          <w:rFonts w:ascii="Times New Roman" w:hAnsi="Times New Roman" w:cs="Times New Roman"/>
+        </w:rPr>
+        <w:t>analyse</w:t>
+      </w:r>
+      <w:proofErr w:type="spellEnd"/>
+      <w:r>
+        <w:rPr>
+          <w:rFonts w:ascii="Times New Roman" w:hAnsi="Times New Roman" w:cs="Times New Roman"/>
+        </w:rPr>
+        <w:t>, containing enough context for claim extraction and model inference."</w:t>
       </w:r>
     </w:p>
     <w:p>
@@ -15574,7 +18311,21 @@
         <w:rPr>
           <w:rFonts w:ascii="Times New Roman" w:hAnsi="Times New Roman" w:cs="Times New Roman"/>
         </w:rPr>
-        <w:t xml:space="preserve">    "label": "likely_real",</w:t>
+        <w:t xml:space="preserve">    "label": "</w:t>
+      </w:r>
+      <w:proofErr w:type="spellStart"/>
+      <w:r>
+        <w:rPr>
+          <w:rFonts w:ascii="Times New Roman" w:hAnsi="Times New Roman" w:cs="Times New Roman"/>
+        </w:rPr>
+        <w:t>likely_real</w:t>
+      </w:r>
+      <w:proofErr w:type="spellEnd"/>
+      <w:r>
+        <w:rPr>
+          <w:rFonts w:ascii="Times New Roman" w:hAnsi="Times New Roman" w:cs="Times New Roman"/>
+        </w:rPr>
+        <w:t>",</w:t>
       </w:r>
     </w:p>
     <w:p>
@@ -15600,33 +18351,91 @@
         <w:rPr>
           <w:rFonts w:ascii="Times New Roman" w:hAnsi="Times New Roman" w:cs="Times New Roman"/>
         </w:rPr>
-        <w:t xml:space="preserve">    "model": "transformer_sequence_classifier",</w:t>
-      </w:r>
-    </w:p>
-    <w:p>
-      <w:pPr>
-        <w:rPr>
-          <w:rFonts w:ascii="Times New Roman" w:hAnsi="Times New Roman" w:cs="Times New Roman"/>
-        </w:rPr>
-      </w:pPr>
-      <w:r>
-        <w:rPr>
-          <w:rFonts w:ascii="Times New Roman" w:hAnsi="Times New Roman" w:cs="Times New Roman"/>
-        </w:rPr>
-        <w:t xml:space="preserve">    "model_version": "transformer-distilbert-0.1.0",</w:t>
-      </w:r>
-    </w:p>
-    <w:p>
-      <w:pPr>
-        <w:rPr>
-          <w:rFonts w:ascii="Times New Roman" w:hAnsi="Times New Roman" w:cs="Times New Roman"/>
-        </w:rPr>
-      </w:pPr>
-      <w:r>
-        <w:rPr>
-          <w:rFonts w:ascii="Times New Roman" w:hAnsi="Times New Roman" w:cs="Times New Roman"/>
-        </w:rPr>
-        <w:t xml:space="preserve">    "processing_time_ms": 125.4,</w:t>
+        <w:t xml:space="preserve">    "model": "</w:t>
+      </w:r>
+      <w:proofErr w:type="spellStart"/>
+      <w:r>
+        <w:rPr>
+          <w:rFonts w:ascii="Times New Roman" w:hAnsi="Times New Roman" w:cs="Times New Roman"/>
+        </w:rPr>
+        <w:t>transformer_sequence_classifier</w:t>
+      </w:r>
+      <w:proofErr w:type="spellEnd"/>
+      <w:r>
+        <w:rPr>
+          <w:rFonts w:ascii="Times New Roman" w:hAnsi="Times New Roman" w:cs="Times New Roman"/>
+        </w:rPr>
+        <w:t>",</w:t>
+      </w:r>
+    </w:p>
+    <w:p>
+      <w:pPr>
+        <w:rPr>
+          <w:rFonts w:ascii="Times New Roman" w:hAnsi="Times New Roman" w:cs="Times New Roman"/>
+        </w:rPr>
+      </w:pPr>
+      <w:r>
+        <w:rPr>
+          <w:rFonts w:ascii="Times New Roman" w:hAnsi="Times New Roman" w:cs="Times New Roman"/>
+        </w:rPr>
+        <w:t xml:space="preserve">    "</w:t>
+      </w:r>
+      <w:proofErr w:type="spellStart"/>
+      <w:proofErr w:type="gramStart"/>
+      <w:r>
+        <w:rPr>
+          <w:rFonts w:ascii="Times New Roman" w:hAnsi="Times New Roman" w:cs="Times New Roman"/>
+        </w:rPr>
+        <w:t>model</w:t>
+      </w:r>
+      <w:proofErr w:type="gramEnd"/>
+      <w:r>
+        <w:rPr>
+          <w:rFonts w:ascii="Times New Roman" w:hAnsi="Times New Roman" w:cs="Times New Roman"/>
+        </w:rPr>
+        <w:t>_version</w:t>
+      </w:r>
+      <w:proofErr w:type="spellEnd"/>
+      <w:r>
+        <w:rPr>
+          <w:rFonts w:ascii="Times New Roman" w:hAnsi="Times New Roman" w:cs="Times New Roman"/>
+        </w:rPr>
+        <w:t>": "transformer-distilbert-0.1.0",</w:t>
+      </w:r>
+    </w:p>
+    <w:p>
+      <w:pPr>
+        <w:rPr>
+          <w:rFonts w:ascii="Times New Roman" w:hAnsi="Times New Roman" w:cs="Times New Roman"/>
+        </w:rPr>
+      </w:pPr>
+      <w:r>
+        <w:rPr>
+          <w:rFonts w:ascii="Times New Roman" w:hAnsi="Times New Roman" w:cs="Times New Roman"/>
+        </w:rPr>
+        <w:t xml:space="preserve">    "</w:t>
+      </w:r>
+      <w:proofErr w:type="spellStart"/>
+      <w:proofErr w:type="gramStart"/>
+      <w:r>
+        <w:rPr>
+          <w:rFonts w:ascii="Times New Roman" w:hAnsi="Times New Roman" w:cs="Times New Roman"/>
+        </w:rPr>
+        <w:t>processing</w:t>
+      </w:r>
+      <w:proofErr w:type="gramEnd"/>
+      <w:r>
+        <w:rPr>
+          <w:rFonts w:ascii="Times New Roman" w:hAnsi="Times New Roman" w:cs="Times New Roman"/>
+        </w:rPr>
+        <w:t>_time_ms</w:t>
+      </w:r>
+      <w:proofErr w:type="spellEnd"/>
+      <w:r>
+        <w:rPr>
+          <w:rFonts w:ascii="Times New Roman" w:hAnsi="Times New Roman" w:cs="Times New Roman"/>
+        </w:rPr>
+        <w:t>": 125.4,</w:t>
       </w:r>
     </w:p>
     <w:p>
@@ -15730,7 +18539,29 @@
         <w:rPr>
           <w:rFonts w:ascii="Times New Roman" w:hAnsi="Times New Roman" w:cs="Times New Roman"/>
         </w:rPr>
-        <w:t xml:space="preserve">        "claim_id": "claim-001",</w:t>
+        <w:t xml:space="preserve">        "</w:t>
+      </w:r>
+      <w:proofErr w:type="spellStart"/>
+      <w:proofErr w:type="gramStart"/>
+      <w:r>
+        <w:rPr>
+          <w:rFonts w:ascii="Times New Roman" w:hAnsi="Times New Roman" w:cs="Times New Roman"/>
+        </w:rPr>
+        <w:t>claim</w:t>
+      </w:r>
+      <w:proofErr w:type="gramEnd"/>
+      <w:r>
+        <w:rPr>
+          <w:rFonts w:ascii="Times New Roman" w:hAnsi="Times New Roman" w:cs="Times New Roman"/>
+        </w:rPr>
+        <w:t>_id</w:t>
+      </w:r>
+      <w:proofErr w:type="spellEnd"/>
+      <w:r>
+        <w:rPr>
+          <w:rFonts w:ascii="Times New Roman" w:hAnsi="Times New Roman" w:cs="Times New Roman"/>
+        </w:rPr>
+        <w:t>": "claim-001",</w:t>
       </w:r>
     </w:p>
     <w:p>
@@ -15808,7 +18639,21 @@
         <w:rPr>
           <w:rFonts w:ascii="Times New Roman" w:hAnsi="Times New Roman" w:cs="Times New Roman"/>
         </w:rPr>
-        <w:t xml:space="preserve">            "url": "https://example.org/report",</w:t>
+        <w:t xml:space="preserve">            "</w:t>
+      </w:r>
+      <w:proofErr w:type="spellStart"/>
+      <w:r>
+        <w:rPr>
+          <w:rFonts w:ascii="Times New Roman" w:hAnsi="Times New Roman" w:cs="Times New Roman"/>
+        </w:rPr>
+        <w:t>url</w:t>
+      </w:r>
+      <w:proofErr w:type="spellEnd"/>
+      <w:r>
+        <w:rPr>
+          <w:rFonts w:ascii="Times New Roman" w:hAnsi="Times New Roman" w:cs="Times New Roman"/>
+        </w:rPr>
+        <w:t>": "https://example.org/report",</w:t>
       </w:r>
     </w:p>
     <w:p>
@@ -15834,7 +18679,29 @@
         <w:rPr>
           <w:rFonts w:ascii="Times New Roman" w:hAnsi="Times New Roman" w:cs="Times New Roman"/>
         </w:rPr>
-        <w:t xml:space="preserve">            "relevance_score": 0.82,</w:t>
+        <w:t xml:space="preserve">            "</w:t>
+      </w:r>
+      <w:proofErr w:type="spellStart"/>
+      <w:proofErr w:type="gramStart"/>
+      <w:r>
+        <w:rPr>
+          <w:rFonts w:ascii="Times New Roman" w:hAnsi="Times New Roman" w:cs="Times New Roman"/>
+        </w:rPr>
+        <w:t>relevance</w:t>
+      </w:r>
+      <w:proofErr w:type="gramEnd"/>
+      <w:r>
+        <w:rPr>
+          <w:rFonts w:ascii="Times New Roman" w:hAnsi="Times New Roman" w:cs="Times New Roman"/>
+        </w:rPr>
+        <w:t>_score</w:t>
+      </w:r>
+      <w:proofErr w:type="spellEnd"/>
+      <w:r>
+        <w:rPr>
+          <w:rFonts w:ascii="Times New Roman" w:hAnsi="Times New Roman" w:cs="Times New Roman"/>
+        </w:rPr>
+        <w:t>": 0.82,</w:t>
       </w:r>
     </w:p>
     <w:p>
@@ -15860,20 +18727,78 @@
         <w:rPr>
           <w:rFonts w:ascii="Times New Roman" w:hAnsi="Times New Roman" w:cs="Times New Roman"/>
         </w:rPr>
-        <w:t xml:space="preserve">            "source_name": "Example Organisation",</w:t>
-      </w:r>
-    </w:p>
-    <w:p>
-      <w:pPr>
-        <w:rPr>
-          <w:rFonts w:ascii="Times New Roman" w:hAnsi="Times New Roman" w:cs="Times New Roman"/>
-        </w:rPr>
-      </w:pPr>
-      <w:r>
-        <w:rPr>
-          <w:rFonts w:ascii="Times New Roman" w:hAnsi="Times New Roman" w:cs="Times New Roman"/>
-        </w:rPr>
-        <w:t xml:space="preserve">            "published_at": "2026-01-10T12:00:00+00:00",</w:t>
+        <w:t xml:space="preserve">            "</w:t>
+      </w:r>
+      <w:proofErr w:type="spellStart"/>
+      <w:proofErr w:type="gramStart"/>
+      <w:r>
+        <w:rPr>
+          <w:rFonts w:ascii="Times New Roman" w:hAnsi="Times New Roman" w:cs="Times New Roman"/>
+        </w:rPr>
+        <w:t>source</w:t>
+      </w:r>
+      <w:proofErr w:type="gramEnd"/>
+      <w:r>
+        <w:rPr>
+          <w:rFonts w:ascii="Times New Roman" w:hAnsi="Times New Roman" w:cs="Times New Roman"/>
+        </w:rPr>
+        <w:t>_name</w:t>
+      </w:r>
+      <w:proofErr w:type="spellEnd"/>
+      <w:r>
+        <w:rPr>
+          <w:rFonts w:ascii="Times New Roman" w:hAnsi="Times New Roman" w:cs="Times New Roman"/>
+        </w:rPr>
+        <w:t xml:space="preserve">": "Example </w:t>
+      </w:r>
+      <w:proofErr w:type="spellStart"/>
+      <w:r>
+        <w:rPr>
+          <w:rFonts w:ascii="Times New Roman" w:hAnsi="Times New Roman" w:cs="Times New Roman"/>
+        </w:rPr>
+        <w:t>Organisation</w:t>
+      </w:r>
+      <w:proofErr w:type="spellEnd"/>
+      <w:r>
+        <w:rPr>
+          <w:rFonts w:ascii="Times New Roman" w:hAnsi="Times New Roman" w:cs="Times New Roman"/>
+        </w:rPr>
+        <w:t>",</w:t>
+      </w:r>
+    </w:p>
+    <w:p>
+      <w:pPr>
+        <w:rPr>
+          <w:rFonts w:ascii="Times New Roman" w:hAnsi="Times New Roman" w:cs="Times New Roman"/>
+        </w:rPr>
+      </w:pPr>
+      <w:r>
+        <w:rPr>
+          <w:rFonts w:ascii="Times New Roman" w:hAnsi="Times New Roman" w:cs="Times New Roman"/>
+        </w:rPr>
+        <w:t xml:space="preserve">            "</w:t>
+      </w:r>
+      <w:proofErr w:type="spellStart"/>
+      <w:proofErr w:type="gramStart"/>
+      <w:r>
+        <w:rPr>
+          <w:rFonts w:ascii="Times New Roman" w:hAnsi="Times New Roman" w:cs="Times New Roman"/>
+        </w:rPr>
+        <w:t>published</w:t>
+      </w:r>
+      <w:proofErr w:type="gramEnd"/>
+      <w:r>
+        <w:rPr>
+          <w:rFonts w:ascii="Times New Roman" w:hAnsi="Times New Roman" w:cs="Times New Roman"/>
+        </w:rPr>
+        <w:t>_at</w:t>
+      </w:r>
+      <w:proofErr w:type="spellEnd"/>
+      <w:r>
+        <w:rPr>
+          <w:rFonts w:ascii="Times New Roman" w:hAnsi="Times New Roman" w:cs="Times New Roman"/>
+        </w:rPr>
+        <w:t>": "2026-01-10T12:00:00+00:00",</w:t>
       </w:r>
     </w:p>
     <w:p>
@@ -15887,7 +18812,29 @@
           <w:rFonts w:ascii="Times New Roman" w:hAnsi="Times New Roman" w:cs="Times New Roman"/>
         </w:rPr>
         <w:lastRenderedPageBreak/>
-        <w:t xml:space="preserve">            "retrieved_at": "2026-01-11T09:30:00+00:00"</w:t>
+        <w:t xml:space="preserve">            "</w:t>
+      </w:r>
+      <w:proofErr w:type="spellStart"/>
+      <w:proofErr w:type="gramStart"/>
+      <w:r>
+        <w:rPr>
+          <w:rFonts w:ascii="Times New Roman" w:hAnsi="Times New Roman" w:cs="Times New Roman"/>
+        </w:rPr>
+        <w:t>retrieved</w:t>
+      </w:r>
+      <w:proofErr w:type="gramEnd"/>
+      <w:r>
+        <w:rPr>
+          <w:rFonts w:ascii="Times New Roman" w:hAnsi="Times New Roman" w:cs="Times New Roman"/>
+        </w:rPr>
+        <w:t>_at</w:t>
+      </w:r>
+      <w:proofErr w:type="spellEnd"/>
+      <w:r>
+        <w:rPr>
+          <w:rFonts w:ascii="Times New Roman" w:hAnsi="Times New Roman" w:cs="Times New Roman"/>
+        </w:rPr>
+        <w:t>": "2026-01-11T09:30:00+00:00"</w:t>
       </w:r>
     </w:p>
     <w:p>
@@ -15978,7 +18925,35 @@
         <w:rPr>
           <w:rFonts w:ascii="Times New Roman" w:hAnsi="Times New Roman" w:cs="Times New Roman"/>
         </w:rPr>
-        <w:t>The prediction label is limited to likely_real or likely_fake. Evidence statuses are supported, contradicted, mixed, and insufficient. An unavailable model is represented with available: false and an error message; lack of evidence is represented as insufficient evidence and is not proof that a claim is false.</w:t>
+        <w:t xml:space="preserve">The prediction label is limited to </w:t>
+      </w:r>
+      <w:proofErr w:type="spellStart"/>
+      <w:r>
+        <w:rPr>
+          <w:rFonts w:ascii="Times New Roman" w:hAnsi="Times New Roman" w:cs="Times New Roman"/>
+        </w:rPr>
+        <w:t>likely_real</w:t>
+      </w:r>
+      <w:proofErr w:type="spellEnd"/>
+      <w:r>
+        <w:rPr>
+          <w:rFonts w:ascii="Times New Roman" w:hAnsi="Times New Roman" w:cs="Times New Roman"/>
+        </w:rPr>
+        <w:t xml:space="preserve"> or </w:t>
+      </w:r>
+      <w:proofErr w:type="spellStart"/>
+      <w:r>
+        <w:rPr>
+          <w:rFonts w:ascii="Times New Roman" w:hAnsi="Times New Roman" w:cs="Times New Roman"/>
+        </w:rPr>
+        <w:t>likely_fake</w:t>
+      </w:r>
+      <w:proofErr w:type="spellEnd"/>
+      <w:r>
+        <w:rPr>
+          <w:rFonts w:ascii="Times New Roman" w:hAnsi="Times New Roman" w:cs="Times New Roman"/>
+        </w:rPr>
+        <w:t>. Evidence statuses are supported, contradicted, mixed, and insufficient. An unavailable model is represented with available: false and an error message; lack of evidence is represented as insufficient evidence and is not proof that a claim is false.</w:t>
       </w:r>
     </w:p>
     <w:p>
@@ -16073,7 +19048,43 @@
         <w:rPr>
           <w:rFonts w:ascii="Times New Roman" w:hAnsi="Times New Roman" w:cs="Times New Roman"/>
         </w:rPr>
-        <w:t xml:space="preserve">  "model_name": "distilbert"</w:t>
+        <w:t xml:space="preserve">  "</w:t>
+      </w:r>
+      <w:proofErr w:type="spellStart"/>
+      <w:proofErr w:type="gramStart"/>
+      <w:r>
+        <w:rPr>
+          <w:rFonts w:ascii="Times New Roman" w:hAnsi="Times New Roman" w:cs="Times New Roman"/>
+        </w:rPr>
+        <w:t>model</w:t>
+      </w:r>
+      <w:proofErr w:type="gramEnd"/>
+      <w:r>
+        <w:rPr>
+          <w:rFonts w:ascii="Times New Roman" w:hAnsi="Times New Roman" w:cs="Times New Roman"/>
+        </w:rPr>
+        <w:t>_name</w:t>
+      </w:r>
+      <w:proofErr w:type="spellEnd"/>
+      <w:r>
+        <w:rPr>
+          <w:rFonts w:ascii="Times New Roman" w:hAnsi="Times New Roman" w:cs="Times New Roman"/>
+        </w:rPr>
+        <w:t>": "</w:t>
+      </w:r>
+      <w:proofErr w:type="spellStart"/>
+      <w:r>
+        <w:rPr>
+          <w:rFonts w:ascii="Times New Roman" w:hAnsi="Times New Roman" w:cs="Times New Roman"/>
+        </w:rPr>
+        <w:t>distilbert</w:t>
+      </w:r>
+      <w:proofErr w:type="spellEnd"/>
+      <w:r>
+        <w:rPr>
+          <w:rFonts w:ascii="Times New Roman" w:hAnsi="Times New Roman" w:cs="Times New Roman"/>
+        </w:rPr>
+        <w:t>"</w:t>
       </w:r>
     </w:p>
     <w:p>
@@ -16103,8 +19114,18 @@
           <w:b/>
           <w:bCs/>
         </w:rPr>
-        <w:t>C.4 Validation Behaviour</w:t>
-      </w:r>
+        <w:t xml:space="preserve">C.4 Validation </w:t>
+      </w:r>
+      <w:proofErr w:type="spellStart"/>
+      <w:r>
+        <w:rPr>
+          <w:rFonts w:ascii="Times New Roman" w:hAnsi="Times New Roman" w:cs="Times New Roman"/>
+          <w:b/>
+          <w:bCs/>
+        </w:rPr>
+        <w:t>Behaviour</w:t>
+      </w:r>
+      <w:proofErr w:type="spellEnd"/>
     </w:p>
     <w:tbl>
       <w:tblPr>
@@ -16198,6 +19219,7 @@
                 <w:bCs/>
               </w:rPr>
             </w:pPr>
+            <w:proofErr w:type="spellStart"/>
             <w:r>
               <w:rPr>
                 <w:rFonts w:ascii="Times New Roman" w:hAnsi="Times New Roman" w:cs="Times New Roman"/>
@@ -16206,6 +19228,7 @@
               </w:rPr>
               <w:t>Behaviour</w:t>
             </w:r>
+            <w:proofErr w:type="spellEnd"/>
           </w:p>
         </w:tc>
       </w:tr>
@@ -16792,7 +19815,21 @@
               <w:rPr>
                 <w:rFonts w:ascii="Times New Roman" w:hAnsi="Times New Roman" w:cs="Times New Roman"/>
               </w:rPr>
-              <w:t>Location of the classical Joblib artifact.</w:t>
+              <w:t xml:space="preserve">Location of the classical </w:t>
+            </w:r>
+            <w:proofErr w:type="spellStart"/>
+            <w:r>
+              <w:rPr>
+                <w:rFonts w:ascii="Times New Roman" w:hAnsi="Times New Roman" w:cs="Times New Roman"/>
+              </w:rPr>
+              <w:t>Joblib</w:t>
+            </w:r>
+            <w:proofErr w:type="spellEnd"/>
+            <w:r>
+              <w:rPr>
+                <w:rFonts w:ascii="Times New Roman" w:hAnsi="Times New Roman" w:cs="Times New Roman"/>
+              </w:rPr>
+              <w:t xml:space="preserve"> artifact.</w:t>
             </w:r>
           </w:p>
         </w:tc>
@@ -16812,8 +19849,16 @@
               <w:rPr>
                 <w:rFonts w:ascii="Times New Roman" w:hAnsi="Times New Roman" w:cs="Times New Roman"/>
               </w:rPr>
-              <w:t>models/classical/model.joblib</w:t>
-            </w:r>
+              <w:t>models/classical/</w:t>
+            </w:r>
+            <w:proofErr w:type="spellStart"/>
+            <w:r>
+              <w:rPr>
+                <w:rFonts w:ascii="Times New Roman" w:hAnsi="Times New Roman" w:cs="Times New Roman"/>
+              </w:rPr>
+              <w:t>model.joblib</w:t>
+            </w:r>
+            <w:proofErr w:type="spellEnd"/>
           </w:p>
         </w:tc>
       </w:tr>
@@ -16877,8 +19922,16 @@
               <w:rPr>
                 <w:rFonts w:ascii="Times New Roman" w:hAnsi="Times New Roman" w:cs="Times New Roman"/>
               </w:rPr>
-              <w:t>models/transformer/distilbert</w:t>
-            </w:r>
+              <w:t>models/transformer/</w:t>
+            </w:r>
+            <w:proofErr w:type="spellStart"/>
+            <w:r>
+              <w:rPr>
+                <w:rFonts w:ascii="Times New Roman" w:hAnsi="Times New Roman" w:cs="Times New Roman"/>
+              </w:rPr>
+              <w:t>distilbert</w:t>
+            </w:r>
+            <w:proofErr w:type="spellEnd"/>
           </w:p>
         </w:tc>
       </w:tr>
@@ -17145,7 +20198,21 @@
                 <w:rFonts w:ascii="Times New Roman" w:hAnsi="Times New Roman" w:cs="Times New Roman"/>
               </w:rPr>
               <w:lastRenderedPageBreak/>
-              <w:t>Deployed Vercel origin</w:t>
+              <w:t xml:space="preserve">Deployed </w:t>
+            </w:r>
+            <w:proofErr w:type="spellStart"/>
+            <w:r>
+              <w:rPr>
+                <w:rFonts w:ascii="Times New Roman" w:hAnsi="Times New Roman" w:cs="Times New Roman"/>
+              </w:rPr>
+              <w:t>Vercel</w:t>
+            </w:r>
+            <w:proofErr w:type="spellEnd"/>
+            <w:r>
+              <w:rPr>
+                <w:rFonts w:ascii="Times New Roman" w:hAnsi="Times New Roman" w:cs="Times New Roman"/>
+              </w:rPr>
+              <w:t xml:space="preserve"> origin</w:t>
             </w:r>
           </w:p>
         </w:tc>
@@ -17877,7 +20944,21 @@
           <w:rFonts w:ascii="Times New Roman" w:hAnsi="Times New Roman" w:cs="Times New Roman"/>
         </w:rPr>
         <w:lastRenderedPageBreak/>
-        <w:t>The search and evidence limits above are configuration examples for a low-usage demonstration. They do not enforce a daily credit cap or per-user request limit. Those protections require explicit rate limiting and shared usage accounting.</w:t>
+        <w:t xml:space="preserve">The search and evidence </w:t>
+      </w:r>
+      <w:proofErr w:type="gramStart"/>
+      <w:r>
+        <w:rPr>
+          <w:rFonts w:ascii="Times New Roman" w:hAnsi="Times New Roman" w:cs="Times New Roman"/>
+        </w:rPr>
+        <w:t>limits</w:t>
+      </w:r>
+      <w:proofErr w:type="gramEnd"/>
+      <w:r>
+        <w:rPr>
+          <w:rFonts w:ascii="Times New Roman" w:hAnsi="Times New Roman" w:cs="Times New Roman"/>
+        </w:rPr>
+        <w:t xml:space="preserve"> above are configuration examples for a low-usage demonstration. They do not enforce a daily credit cap or per-user request limit. Those protections require explicit rate limiting and shared usage accounting.</w:t>
       </w:r>
     </w:p>
     <w:p>
@@ -18206,7 +21287,21 @@
         <w:rPr>
           <w:rFonts w:ascii="Times New Roman" w:hAnsi="Times New Roman" w:cs="Times New Roman"/>
         </w:rPr>
-        <w:t>Only public, non-secret values should use the NEXT_PUBLIC_ prefix. The Brave API key belongs on the API server and must never be supplied to Vercel as a public frontend variable.</w:t>
+        <w:t xml:space="preserve">Only public, non-secret values should use the NEXT_PUBLIC_ prefix. The Brave API key belongs on the API server and must never be supplied to </w:t>
+      </w:r>
+      <w:proofErr w:type="spellStart"/>
+      <w:r>
+        <w:rPr>
+          <w:rFonts w:ascii="Times New Roman" w:hAnsi="Times New Roman" w:cs="Times New Roman"/>
+        </w:rPr>
+        <w:t>Vercel</w:t>
+      </w:r>
+      <w:proofErr w:type="spellEnd"/>
+      <w:r>
+        <w:rPr>
+          <w:rFonts w:ascii="Times New Roman" w:hAnsi="Times New Roman" w:cs="Times New Roman"/>
+        </w:rPr>
+        <w:t xml:space="preserve"> as a public frontend variable.</w:t>
       </w:r>
     </w:p>
     <w:p>
@@ -18266,8 +21361,30 @@
         <w:rPr>
           <w:rFonts w:ascii="Times New Roman" w:hAnsi="Times New Roman" w:cs="Times New Roman"/>
         </w:rPr>
-        <w:t>def validate_article_text(</w:t>
-      </w:r>
+        <w:t xml:space="preserve">def </w:t>
+      </w:r>
+      <w:proofErr w:type="spellStart"/>
+      <w:r>
+        <w:rPr>
+          <w:rFonts w:ascii="Times New Roman" w:hAnsi="Times New Roman" w:cs="Times New Roman"/>
+        </w:rPr>
+        <w:t>validate_article_</w:t>
+      </w:r>
+      <w:proofErr w:type="gramStart"/>
+      <w:r>
+        <w:rPr>
+          <w:rFonts w:ascii="Times New Roman" w:hAnsi="Times New Roman" w:cs="Times New Roman"/>
+        </w:rPr>
+        <w:t>text</w:t>
+      </w:r>
+      <w:proofErr w:type="spellEnd"/>
+      <w:r>
+        <w:rPr>
+          <w:rFonts w:ascii="Times New Roman" w:hAnsi="Times New Roman" w:cs="Times New Roman"/>
+        </w:rPr>
+        <w:t>(</w:t>
+      </w:r>
+      <w:proofErr w:type="gramEnd"/>
     </w:p>
     <w:p>
       <w:pPr>
@@ -18305,20 +21422,48 @@
         <w:rPr>
           <w:rFonts w:ascii="Times New Roman" w:hAnsi="Times New Roman" w:cs="Times New Roman"/>
         </w:rPr>
-        <w:t xml:space="preserve">    min_length: int,</w:t>
-      </w:r>
-    </w:p>
-    <w:p>
-      <w:pPr>
-        <w:rPr>
-          <w:rFonts w:ascii="Times New Roman" w:hAnsi="Times New Roman" w:cs="Times New Roman"/>
-        </w:rPr>
-      </w:pPr>
-      <w:r>
-        <w:rPr>
-          <w:rFonts w:ascii="Times New Roman" w:hAnsi="Times New Roman" w:cs="Times New Roman"/>
-        </w:rPr>
-        <w:t xml:space="preserve">    max_length: int,</w:t>
+        <w:t xml:space="preserve">    </w:t>
+      </w:r>
+      <w:proofErr w:type="spellStart"/>
+      <w:r>
+        <w:rPr>
+          <w:rFonts w:ascii="Times New Roman" w:hAnsi="Times New Roman" w:cs="Times New Roman"/>
+        </w:rPr>
+        <w:t>min_length</w:t>
+      </w:r>
+      <w:proofErr w:type="spellEnd"/>
+      <w:r>
+        <w:rPr>
+          <w:rFonts w:ascii="Times New Roman" w:hAnsi="Times New Roman" w:cs="Times New Roman"/>
+        </w:rPr>
+        <w:t>: int,</w:t>
+      </w:r>
+    </w:p>
+    <w:p>
+      <w:pPr>
+        <w:rPr>
+          <w:rFonts w:ascii="Times New Roman" w:hAnsi="Times New Roman" w:cs="Times New Roman"/>
+        </w:rPr>
+      </w:pPr>
+      <w:r>
+        <w:rPr>
+          <w:rFonts w:ascii="Times New Roman" w:hAnsi="Times New Roman" w:cs="Times New Roman"/>
+        </w:rPr>
+        <w:t xml:space="preserve">    </w:t>
+      </w:r>
+      <w:proofErr w:type="spellStart"/>
+      <w:r>
+        <w:rPr>
+          <w:rFonts w:ascii="Times New Roman" w:hAnsi="Times New Roman" w:cs="Times New Roman"/>
+        </w:rPr>
+        <w:t>max_length</w:t>
+      </w:r>
+      <w:proofErr w:type="spellEnd"/>
+      <w:r>
+        <w:rPr>
+          <w:rFonts w:ascii="Times New Roman" w:hAnsi="Times New Roman" w:cs="Times New Roman"/>
+        </w:rPr>
+        <w:t>: int,</w:t>
       </w:r>
     </w:p>
     <w:p>
@@ -18344,46 +21489,162 @@
         <w:rPr>
           <w:rFonts w:ascii="Times New Roman" w:hAnsi="Times New Roman" w:cs="Times New Roman"/>
         </w:rPr>
-        <w:t xml:space="preserve">    article_length = len(text.strip())</w:t>
-      </w:r>
-    </w:p>
-    <w:p>
-      <w:pPr>
-        <w:rPr>
-          <w:rFonts w:ascii="Times New Roman" w:hAnsi="Times New Roman" w:cs="Times New Roman"/>
-        </w:rPr>
-      </w:pPr>
-      <w:r>
-        <w:rPr>
-          <w:rFonts w:ascii="Times New Roman" w:hAnsi="Times New Roman" w:cs="Times New Roman"/>
-        </w:rPr>
-        <w:t xml:space="preserve">    if article_length &lt; min_length:</w:t>
-      </w:r>
-    </w:p>
-    <w:p>
-      <w:pPr>
-        <w:rPr>
-          <w:rFonts w:ascii="Times New Roman" w:hAnsi="Times New Roman" w:cs="Times New Roman"/>
-        </w:rPr>
-      </w:pPr>
-      <w:r>
-        <w:rPr>
-          <w:rFonts w:ascii="Times New Roman" w:hAnsi="Times New Roman" w:cs="Times New Roman"/>
-        </w:rPr>
-        <w:t xml:space="preserve">        raise ValueError(</w:t>
-      </w:r>
-    </w:p>
-    <w:p>
-      <w:pPr>
-        <w:rPr>
-          <w:rFonts w:ascii="Times New Roman" w:hAnsi="Times New Roman" w:cs="Times New Roman"/>
-        </w:rPr>
-      </w:pPr>
-      <w:r>
-        <w:rPr>
-          <w:rFonts w:ascii="Times New Roman" w:hAnsi="Times New Roman" w:cs="Times New Roman"/>
-        </w:rPr>
-        <w:t xml:space="preserve">            f"Article text must contain at least {min_length} non-whitespace characters."</w:t>
+        <w:t xml:space="preserve">    </w:t>
+      </w:r>
+      <w:proofErr w:type="spellStart"/>
+      <w:r>
+        <w:rPr>
+          <w:rFonts w:ascii="Times New Roman" w:hAnsi="Times New Roman" w:cs="Times New Roman"/>
+        </w:rPr>
+        <w:t>article_length</w:t>
+      </w:r>
+      <w:proofErr w:type="spellEnd"/>
+      <w:r>
+        <w:rPr>
+          <w:rFonts w:ascii="Times New Roman" w:hAnsi="Times New Roman" w:cs="Times New Roman"/>
+        </w:rPr>
+        <w:t xml:space="preserve"> = </w:t>
+      </w:r>
+      <w:proofErr w:type="spellStart"/>
+      <w:r>
+        <w:rPr>
+          <w:rFonts w:ascii="Times New Roman" w:hAnsi="Times New Roman" w:cs="Times New Roman"/>
+        </w:rPr>
+        <w:t>len</w:t>
+      </w:r>
+      <w:proofErr w:type="spellEnd"/>
+      <w:r>
+        <w:rPr>
+          <w:rFonts w:ascii="Times New Roman" w:hAnsi="Times New Roman" w:cs="Times New Roman"/>
+        </w:rPr>
+        <w:t>(</w:t>
+      </w:r>
+      <w:proofErr w:type="spellStart"/>
+      <w:proofErr w:type="gramStart"/>
+      <w:r>
+        <w:rPr>
+          <w:rFonts w:ascii="Times New Roman" w:hAnsi="Times New Roman" w:cs="Times New Roman"/>
+        </w:rPr>
+        <w:t>text.strip</w:t>
+      </w:r>
+      <w:proofErr w:type="spellEnd"/>
+      <w:proofErr w:type="gramEnd"/>
+      <w:r>
+        <w:rPr>
+          <w:rFonts w:ascii="Times New Roman" w:hAnsi="Times New Roman" w:cs="Times New Roman"/>
+        </w:rPr>
+        <w:t>())</w:t>
+      </w:r>
+    </w:p>
+    <w:p>
+      <w:pPr>
+        <w:rPr>
+          <w:rFonts w:ascii="Times New Roman" w:hAnsi="Times New Roman" w:cs="Times New Roman"/>
+        </w:rPr>
+      </w:pPr>
+      <w:r>
+        <w:rPr>
+          <w:rFonts w:ascii="Times New Roman" w:hAnsi="Times New Roman" w:cs="Times New Roman"/>
+        </w:rPr>
+        <w:t xml:space="preserve">    if </w:t>
+      </w:r>
+      <w:proofErr w:type="spellStart"/>
+      <w:r>
+        <w:rPr>
+          <w:rFonts w:ascii="Times New Roman" w:hAnsi="Times New Roman" w:cs="Times New Roman"/>
+        </w:rPr>
+        <w:t>article_length</w:t>
+      </w:r>
+      <w:proofErr w:type="spellEnd"/>
+      <w:r>
+        <w:rPr>
+          <w:rFonts w:ascii="Times New Roman" w:hAnsi="Times New Roman" w:cs="Times New Roman"/>
+        </w:rPr>
+        <w:t xml:space="preserve"> &lt; </w:t>
+      </w:r>
+      <w:proofErr w:type="spellStart"/>
+      <w:r>
+        <w:rPr>
+          <w:rFonts w:ascii="Times New Roman" w:hAnsi="Times New Roman" w:cs="Times New Roman"/>
+        </w:rPr>
+        <w:t>min_length</w:t>
+      </w:r>
+      <w:proofErr w:type="spellEnd"/>
+      <w:r>
+        <w:rPr>
+          <w:rFonts w:ascii="Times New Roman" w:hAnsi="Times New Roman" w:cs="Times New Roman"/>
+        </w:rPr>
+        <w:t>:</w:t>
+      </w:r>
+    </w:p>
+    <w:p>
+      <w:pPr>
+        <w:rPr>
+          <w:rFonts w:ascii="Times New Roman" w:hAnsi="Times New Roman" w:cs="Times New Roman"/>
+        </w:rPr>
+      </w:pPr>
+      <w:r>
+        <w:rPr>
+          <w:rFonts w:ascii="Times New Roman" w:hAnsi="Times New Roman" w:cs="Times New Roman"/>
+        </w:rPr>
+        <w:t xml:space="preserve">        raise </w:t>
+      </w:r>
+      <w:proofErr w:type="spellStart"/>
+      <w:proofErr w:type="gramStart"/>
+      <w:r>
+        <w:rPr>
+          <w:rFonts w:ascii="Times New Roman" w:hAnsi="Times New Roman" w:cs="Times New Roman"/>
+        </w:rPr>
+        <w:t>ValueError</w:t>
+      </w:r>
+      <w:proofErr w:type="spellEnd"/>
+      <w:r>
+        <w:rPr>
+          <w:rFonts w:ascii="Times New Roman" w:hAnsi="Times New Roman" w:cs="Times New Roman"/>
+        </w:rPr>
+        <w:t>(</w:t>
+      </w:r>
+      <w:proofErr w:type="gramEnd"/>
+    </w:p>
+    <w:p>
+      <w:pPr>
+        <w:rPr>
+          <w:rFonts w:ascii="Times New Roman" w:hAnsi="Times New Roman" w:cs="Times New Roman"/>
+        </w:rPr>
+      </w:pPr>
+      <w:r>
+        <w:rPr>
+          <w:rFonts w:ascii="Times New Roman" w:hAnsi="Times New Roman" w:cs="Times New Roman"/>
+        </w:rPr>
+        <w:t xml:space="preserve">            </w:t>
+      </w:r>
+      <w:proofErr w:type="spellStart"/>
+      <w:r>
+        <w:rPr>
+          <w:rFonts w:ascii="Times New Roman" w:hAnsi="Times New Roman" w:cs="Times New Roman"/>
+        </w:rPr>
+        <w:t>f"Article</w:t>
+      </w:r>
+      <w:proofErr w:type="spellEnd"/>
+      <w:r>
+        <w:rPr>
+          <w:rFonts w:ascii="Times New Roman" w:hAnsi="Times New Roman" w:cs="Times New Roman"/>
+        </w:rPr>
+        <w:t xml:space="preserve"> text must contain at least {</w:t>
+      </w:r>
+      <w:proofErr w:type="spellStart"/>
+      <w:r>
+        <w:rPr>
+          <w:rFonts w:ascii="Times New Roman" w:hAnsi="Times New Roman" w:cs="Times New Roman"/>
+        </w:rPr>
+        <w:t>min_length</w:t>
+      </w:r>
+      <w:proofErr w:type="spellEnd"/>
+      <w:r>
+        <w:rPr>
+          <w:rFonts w:ascii="Times New Roman" w:hAnsi="Times New Roman" w:cs="Times New Roman"/>
+        </w:rPr>
+        <w:t>} non-whitespace characters."</w:t>
       </w:r>
     </w:p>
     <w:p>
@@ -18410,33 +21671,105 @@
         <w:rPr>
           <w:rFonts w:ascii="Times New Roman" w:hAnsi="Times New Roman" w:cs="Times New Roman"/>
         </w:rPr>
-        <w:t xml:space="preserve">    if article_length &gt; max_length:</w:t>
-      </w:r>
-    </w:p>
-    <w:p>
-      <w:pPr>
-        <w:rPr>
-          <w:rFonts w:ascii="Times New Roman" w:hAnsi="Times New Roman" w:cs="Times New Roman"/>
-        </w:rPr>
-      </w:pPr>
-      <w:r>
-        <w:rPr>
-          <w:rFonts w:ascii="Times New Roman" w:hAnsi="Times New Roman" w:cs="Times New Roman"/>
-        </w:rPr>
-        <w:t xml:space="preserve">        raise ValueError(</w:t>
-      </w:r>
-    </w:p>
-    <w:p>
-      <w:pPr>
-        <w:rPr>
-          <w:rFonts w:ascii="Times New Roman" w:hAnsi="Times New Roman" w:cs="Times New Roman"/>
-        </w:rPr>
-      </w:pPr>
-      <w:r>
-        <w:rPr>
-          <w:rFonts w:ascii="Times New Roman" w:hAnsi="Times New Roman" w:cs="Times New Roman"/>
-        </w:rPr>
-        <w:t xml:space="preserve">            f"Article text must not exceed {max_length} characters."</w:t>
+        <w:t xml:space="preserve">    if </w:t>
+      </w:r>
+      <w:proofErr w:type="spellStart"/>
+      <w:r>
+        <w:rPr>
+          <w:rFonts w:ascii="Times New Roman" w:hAnsi="Times New Roman" w:cs="Times New Roman"/>
+        </w:rPr>
+        <w:t>article_length</w:t>
+      </w:r>
+      <w:proofErr w:type="spellEnd"/>
+      <w:r>
+        <w:rPr>
+          <w:rFonts w:ascii="Times New Roman" w:hAnsi="Times New Roman" w:cs="Times New Roman"/>
+        </w:rPr>
+        <w:t xml:space="preserve"> &gt; </w:t>
+      </w:r>
+      <w:proofErr w:type="spellStart"/>
+      <w:r>
+        <w:rPr>
+          <w:rFonts w:ascii="Times New Roman" w:hAnsi="Times New Roman" w:cs="Times New Roman"/>
+        </w:rPr>
+        <w:t>max_length</w:t>
+      </w:r>
+      <w:proofErr w:type="spellEnd"/>
+      <w:r>
+        <w:rPr>
+          <w:rFonts w:ascii="Times New Roman" w:hAnsi="Times New Roman" w:cs="Times New Roman"/>
+        </w:rPr>
+        <w:t>:</w:t>
+      </w:r>
+    </w:p>
+    <w:p>
+      <w:pPr>
+        <w:rPr>
+          <w:rFonts w:ascii="Times New Roman" w:hAnsi="Times New Roman" w:cs="Times New Roman"/>
+        </w:rPr>
+      </w:pPr>
+      <w:r>
+        <w:rPr>
+          <w:rFonts w:ascii="Times New Roman" w:hAnsi="Times New Roman" w:cs="Times New Roman"/>
+        </w:rPr>
+        <w:t xml:space="preserve">        raise </w:t>
+      </w:r>
+      <w:proofErr w:type="spellStart"/>
+      <w:proofErr w:type="gramStart"/>
+      <w:r>
+        <w:rPr>
+          <w:rFonts w:ascii="Times New Roman" w:hAnsi="Times New Roman" w:cs="Times New Roman"/>
+        </w:rPr>
+        <w:t>ValueError</w:t>
+      </w:r>
+      <w:proofErr w:type="spellEnd"/>
+      <w:r>
+        <w:rPr>
+          <w:rFonts w:ascii="Times New Roman" w:hAnsi="Times New Roman" w:cs="Times New Roman"/>
+        </w:rPr>
+        <w:t>(</w:t>
+      </w:r>
+      <w:proofErr w:type="gramEnd"/>
+    </w:p>
+    <w:p>
+      <w:pPr>
+        <w:rPr>
+          <w:rFonts w:ascii="Times New Roman" w:hAnsi="Times New Roman" w:cs="Times New Roman"/>
+        </w:rPr>
+      </w:pPr>
+      <w:r>
+        <w:rPr>
+          <w:rFonts w:ascii="Times New Roman" w:hAnsi="Times New Roman" w:cs="Times New Roman"/>
+        </w:rPr>
+        <w:t xml:space="preserve">            </w:t>
+      </w:r>
+      <w:proofErr w:type="spellStart"/>
+      <w:r>
+        <w:rPr>
+          <w:rFonts w:ascii="Times New Roman" w:hAnsi="Times New Roman" w:cs="Times New Roman"/>
+        </w:rPr>
+        <w:t>f"Article</w:t>
+      </w:r>
+      <w:proofErr w:type="spellEnd"/>
+      <w:r>
+        <w:rPr>
+          <w:rFonts w:ascii="Times New Roman" w:hAnsi="Times New Roman" w:cs="Times New Roman"/>
+        </w:rPr>
+        <w:t xml:space="preserve"> text must not exceed {</w:t>
+      </w:r>
+      <w:proofErr w:type="spellStart"/>
+      <w:r>
+        <w:rPr>
+          <w:rFonts w:ascii="Times New Roman" w:hAnsi="Times New Roman" w:cs="Times New Roman"/>
+        </w:rPr>
+        <w:t>max_length</w:t>
+      </w:r>
+      <w:proofErr w:type="spellEnd"/>
+      <w:r>
+        <w:rPr>
+          <w:rFonts w:ascii="Times New Roman" w:hAnsi="Times New Roman" w:cs="Times New Roman"/>
+        </w:rPr>
+        <w:t>} characters."</w:t>
       </w:r>
     </w:p>
     <w:p>
@@ -18505,66 +21838,154 @@
         <w:rPr>
           <w:rFonts w:ascii="Times New Roman" w:hAnsi="Times New Roman" w:cs="Times New Roman"/>
         </w:rPr>
-        <w:t>params = {"q": query, "count": max_results}</w:t>
-      </w:r>
-    </w:p>
-    <w:p>
-      <w:pPr>
-        <w:rPr>
-          <w:rFonts w:ascii="Times New Roman" w:hAnsi="Times New Roman" w:cs="Times New Roman"/>
-        </w:rPr>
-      </w:pPr>
-      <w:r>
-        <w:rPr>
-          <w:rFonts w:ascii="Times New Roman" w:hAnsi="Times New Roman" w:cs="Times New Roman"/>
-        </w:rPr>
-        <w:t>if recency_days is not None:</w:t>
-      </w:r>
-    </w:p>
-    <w:p>
-      <w:pPr>
-        <w:rPr>
-          <w:rFonts w:ascii="Times New Roman" w:hAnsi="Times New Roman" w:cs="Times New Roman"/>
-        </w:rPr>
-      </w:pPr>
-      <w:r>
-        <w:rPr>
-          <w:rFonts w:ascii="Times New Roman" w:hAnsi="Times New Roman" w:cs="Times New Roman"/>
-        </w:rPr>
-        <w:t xml:space="preserve">    params["freshness"] = _brave_freshness(recency_days)</w:t>
-      </w:r>
-    </w:p>
-    <w:p>
-      <w:pPr>
-        <w:rPr>
-          <w:rFonts w:ascii="Times New Roman" w:hAnsi="Times New Roman" w:cs="Times New Roman"/>
-        </w:rPr>
-      </w:pPr>
-    </w:p>
-    <w:p>
-      <w:pPr>
-        <w:rPr>
-          <w:rFonts w:ascii="Times New Roman" w:hAnsi="Times New Roman" w:cs="Times New Roman"/>
-        </w:rPr>
-      </w:pPr>
-      <w:r>
-        <w:rPr>
-          <w:rFonts w:ascii="Times New Roman" w:hAnsi="Times New Roman" w:cs="Times New Roman"/>
-        </w:rPr>
-        <w:t>response = httpx.get(</w:t>
-      </w:r>
-    </w:p>
-    <w:p>
-      <w:pPr>
-        <w:rPr>
-          <w:rFonts w:ascii="Times New Roman" w:hAnsi="Times New Roman" w:cs="Times New Roman"/>
-        </w:rPr>
-      </w:pPr>
-      <w:r>
-        <w:rPr>
-          <w:rFonts w:ascii="Times New Roman" w:hAnsi="Times New Roman" w:cs="Times New Roman"/>
-        </w:rPr>
-        <w:t xml:space="preserve">    self.endpoint,</w:t>
+        <w:t xml:space="preserve">params = {"q": query, "count": </w:t>
+      </w:r>
+      <w:proofErr w:type="spellStart"/>
+      <w:r>
+        <w:rPr>
+          <w:rFonts w:ascii="Times New Roman" w:hAnsi="Times New Roman" w:cs="Times New Roman"/>
+        </w:rPr>
+        <w:t>max_results</w:t>
+      </w:r>
+      <w:proofErr w:type="spellEnd"/>
+      <w:r>
+        <w:rPr>
+          <w:rFonts w:ascii="Times New Roman" w:hAnsi="Times New Roman" w:cs="Times New Roman"/>
+        </w:rPr>
+        <w:t>}</w:t>
+      </w:r>
+    </w:p>
+    <w:p>
+      <w:pPr>
+        <w:rPr>
+          <w:rFonts w:ascii="Times New Roman" w:hAnsi="Times New Roman" w:cs="Times New Roman"/>
+        </w:rPr>
+      </w:pPr>
+      <w:r>
+        <w:rPr>
+          <w:rFonts w:ascii="Times New Roman" w:hAnsi="Times New Roman" w:cs="Times New Roman"/>
+        </w:rPr>
+        <w:t xml:space="preserve">if </w:t>
+      </w:r>
+      <w:proofErr w:type="spellStart"/>
+      <w:r>
+        <w:rPr>
+          <w:rFonts w:ascii="Times New Roman" w:hAnsi="Times New Roman" w:cs="Times New Roman"/>
+        </w:rPr>
+        <w:t>recency_days</w:t>
+      </w:r>
+      <w:proofErr w:type="spellEnd"/>
+      <w:r>
+        <w:rPr>
+          <w:rFonts w:ascii="Times New Roman" w:hAnsi="Times New Roman" w:cs="Times New Roman"/>
+        </w:rPr>
+        <w:t xml:space="preserve"> is not None:</w:t>
+      </w:r>
+    </w:p>
+    <w:p>
+      <w:pPr>
+        <w:rPr>
+          <w:rFonts w:ascii="Times New Roman" w:hAnsi="Times New Roman" w:cs="Times New Roman"/>
+        </w:rPr>
+      </w:pPr>
+      <w:r>
+        <w:rPr>
+          <w:rFonts w:ascii="Times New Roman" w:hAnsi="Times New Roman" w:cs="Times New Roman"/>
+        </w:rPr>
+        <w:t xml:space="preserve">    params["freshness"] = _</w:t>
+      </w:r>
+      <w:proofErr w:type="spellStart"/>
+      <w:r>
+        <w:rPr>
+          <w:rFonts w:ascii="Times New Roman" w:hAnsi="Times New Roman" w:cs="Times New Roman"/>
+        </w:rPr>
+        <w:t>brave_freshness</w:t>
+      </w:r>
+      <w:proofErr w:type="spellEnd"/>
+      <w:r>
+        <w:rPr>
+          <w:rFonts w:ascii="Times New Roman" w:hAnsi="Times New Roman" w:cs="Times New Roman"/>
+        </w:rPr>
+        <w:t>(</w:t>
+      </w:r>
+      <w:proofErr w:type="spellStart"/>
+      <w:r>
+        <w:rPr>
+          <w:rFonts w:ascii="Times New Roman" w:hAnsi="Times New Roman" w:cs="Times New Roman"/>
+        </w:rPr>
+        <w:t>recency_days</w:t>
+      </w:r>
+      <w:proofErr w:type="spellEnd"/>
+      <w:r>
+        <w:rPr>
+          <w:rFonts w:ascii="Times New Roman" w:hAnsi="Times New Roman" w:cs="Times New Roman"/>
+        </w:rPr>
+        <w:t>)</w:t>
+      </w:r>
+    </w:p>
+    <w:p>
+      <w:pPr>
+        <w:rPr>
+          <w:rFonts w:ascii="Times New Roman" w:hAnsi="Times New Roman" w:cs="Times New Roman"/>
+        </w:rPr>
+      </w:pPr>
+    </w:p>
+    <w:p>
+      <w:pPr>
+        <w:rPr>
+          <w:rFonts w:ascii="Times New Roman" w:hAnsi="Times New Roman" w:cs="Times New Roman"/>
+        </w:rPr>
+      </w:pPr>
+      <w:r>
+        <w:rPr>
+          <w:rFonts w:ascii="Times New Roman" w:hAnsi="Times New Roman" w:cs="Times New Roman"/>
+        </w:rPr>
+        <w:t xml:space="preserve">response = </w:t>
+      </w:r>
+      <w:proofErr w:type="spellStart"/>
+      <w:proofErr w:type="gramStart"/>
+      <w:r>
+        <w:rPr>
+          <w:rFonts w:ascii="Times New Roman" w:hAnsi="Times New Roman" w:cs="Times New Roman"/>
+        </w:rPr>
+        <w:t>httpx.get</w:t>
+      </w:r>
+      <w:proofErr w:type="spellEnd"/>
+      <w:r>
+        <w:rPr>
+          <w:rFonts w:ascii="Times New Roman" w:hAnsi="Times New Roman" w:cs="Times New Roman"/>
+        </w:rPr>
+        <w:t>(</w:t>
+      </w:r>
+      <w:proofErr w:type="gramEnd"/>
+    </w:p>
+    <w:p>
+      <w:pPr>
+        <w:rPr>
+          <w:rFonts w:ascii="Times New Roman" w:hAnsi="Times New Roman" w:cs="Times New Roman"/>
+        </w:rPr>
+      </w:pPr>
+      <w:r>
+        <w:rPr>
+          <w:rFonts w:ascii="Times New Roman" w:hAnsi="Times New Roman" w:cs="Times New Roman"/>
+        </w:rPr>
+        <w:t xml:space="preserve">    </w:t>
+      </w:r>
+      <w:proofErr w:type="spellStart"/>
+      <w:proofErr w:type="gramStart"/>
+      <w:r>
+        <w:rPr>
+          <w:rFonts w:ascii="Times New Roman" w:hAnsi="Times New Roman" w:cs="Times New Roman"/>
+        </w:rPr>
+        <w:t>self.endpoint</w:t>
+      </w:r>
+      <w:proofErr w:type="spellEnd"/>
+      <w:proofErr w:type="gramEnd"/>
+      <w:r>
+        <w:rPr>
+          <w:rFonts w:ascii="Times New Roman" w:hAnsi="Times New Roman" w:cs="Times New Roman"/>
+        </w:rPr>
+        <w:t>,</w:t>
       </w:r>
     </w:p>
     <w:p>
@@ -18590,20 +22011,84 @@
         <w:rPr>
           <w:rFonts w:ascii="Times New Roman" w:hAnsi="Times New Roman" w:cs="Times New Roman"/>
         </w:rPr>
-        <w:t xml:space="preserve">    headers={"Accept": "application/json", "X-Subscription-Token": self.api_key},</w:t>
-      </w:r>
-    </w:p>
-    <w:p>
-      <w:pPr>
-        <w:rPr>
-          <w:rFonts w:ascii="Times New Roman" w:hAnsi="Times New Roman" w:cs="Times New Roman"/>
-        </w:rPr>
-      </w:pPr>
-      <w:r>
-        <w:rPr>
-          <w:rFonts w:ascii="Times New Roman" w:hAnsi="Times New Roman" w:cs="Times New Roman"/>
-        </w:rPr>
-        <w:t xml:space="preserve">    timeout=self.timeout_seconds,</w:t>
+        <w:t xml:space="preserve">    headers</w:t>
+      </w:r>
+      <w:proofErr w:type="gramStart"/>
+      <w:r>
+        <w:rPr>
+          <w:rFonts w:ascii="Times New Roman" w:hAnsi="Times New Roman" w:cs="Times New Roman"/>
+        </w:rPr>
+        <w:t>={</w:t>
+      </w:r>
+      <w:proofErr w:type="gramEnd"/>
+      <w:r>
+        <w:rPr>
+          <w:rFonts w:ascii="Times New Roman" w:hAnsi="Times New Roman" w:cs="Times New Roman"/>
+        </w:rPr>
+        <w:t>"Accept": "application/</w:t>
+      </w:r>
+      <w:proofErr w:type="spellStart"/>
+      <w:r>
+        <w:rPr>
+          <w:rFonts w:ascii="Times New Roman" w:hAnsi="Times New Roman" w:cs="Times New Roman"/>
+        </w:rPr>
+        <w:t>json</w:t>
+      </w:r>
+      <w:proofErr w:type="spellEnd"/>
+      <w:r>
+        <w:rPr>
+          <w:rFonts w:ascii="Times New Roman" w:hAnsi="Times New Roman" w:cs="Times New Roman"/>
+        </w:rPr>
+        <w:t xml:space="preserve">", "X-Subscription-Token": </w:t>
+      </w:r>
+      <w:proofErr w:type="spellStart"/>
+      <w:r>
+        <w:rPr>
+          <w:rFonts w:ascii="Times New Roman" w:hAnsi="Times New Roman" w:cs="Times New Roman"/>
+        </w:rPr>
+        <w:t>self.api_key</w:t>
+      </w:r>
+      <w:proofErr w:type="spellEnd"/>
+      <w:r>
+        <w:rPr>
+          <w:rFonts w:ascii="Times New Roman" w:hAnsi="Times New Roman" w:cs="Times New Roman"/>
+        </w:rPr>
+        <w:t>},</w:t>
+      </w:r>
+    </w:p>
+    <w:p>
+      <w:pPr>
+        <w:rPr>
+          <w:rFonts w:ascii="Times New Roman" w:hAnsi="Times New Roman" w:cs="Times New Roman"/>
+        </w:rPr>
+      </w:pPr>
+      <w:r>
+        <w:rPr>
+          <w:rFonts w:ascii="Times New Roman" w:hAnsi="Times New Roman" w:cs="Times New Roman"/>
+        </w:rPr>
+        <w:t xml:space="preserve">    timeout=</w:t>
+      </w:r>
+      <w:proofErr w:type="spellStart"/>
+      <w:proofErr w:type="gramStart"/>
+      <w:r>
+        <w:rPr>
+          <w:rFonts w:ascii="Times New Roman" w:hAnsi="Times New Roman" w:cs="Times New Roman"/>
+        </w:rPr>
+        <w:t>self.timeout</w:t>
+      </w:r>
+      <w:proofErr w:type="gramEnd"/>
+      <w:r>
+        <w:rPr>
+          <w:rFonts w:ascii="Times New Roman" w:hAnsi="Times New Roman" w:cs="Times New Roman"/>
+        </w:rPr>
+        <w:t>_seconds</w:t>
+      </w:r>
+      <w:proofErr w:type="spellEnd"/>
+      <w:r>
+        <w:rPr>
+          <w:rFonts w:ascii="Times New Roman" w:hAnsi="Times New Roman" w:cs="Times New Roman"/>
+        </w:rPr>
+        <w:t>,</w:t>
       </w:r>
     </w:p>
     <w:p>
@@ -18625,24 +22110,98 @@
           <w:rFonts w:ascii="Times New Roman" w:hAnsi="Times New Roman" w:cs="Times New Roman"/>
         </w:rPr>
       </w:pPr>
-      <w:r>
-        <w:rPr>
-          <w:rFonts w:ascii="Times New Roman" w:hAnsi="Times New Roman" w:cs="Times New Roman"/>
-        </w:rPr>
-        <w:t>response.raise_for_status()</w:t>
-      </w:r>
-    </w:p>
-    <w:p>
-      <w:pPr>
-        <w:rPr>
-          <w:rFonts w:ascii="Times New Roman" w:hAnsi="Times New Roman" w:cs="Times New Roman"/>
-        </w:rPr>
-      </w:pPr>
-      <w:r>
-        <w:rPr>
-          <w:rFonts w:ascii="Times New Roman" w:hAnsi="Times New Roman" w:cs="Times New Roman"/>
-        </w:rPr>
-        <w:t>values = response.json().get("web", {}).get("results", [])</w:t>
+      <w:proofErr w:type="spellStart"/>
+      <w:proofErr w:type="gramStart"/>
+      <w:r>
+        <w:rPr>
+          <w:rFonts w:ascii="Times New Roman" w:hAnsi="Times New Roman" w:cs="Times New Roman"/>
+        </w:rPr>
+        <w:t>response.raise</w:t>
+      </w:r>
+      <w:proofErr w:type="gramEnd"/>
+      <w:r>
+        <w:rPr>
+          <w:rFonts w:ascii="Times New Roman" w:hAnsi="Times New Roman" w:cs="Times New Roman"/>
+        </w:rPr>
+        <w:t>_for_</w:t>
+      </w:r>
+      <w:proofErr w:type="gramStart"/>
+      <w:r>
+        <w:rPr>
+          <w:rFonts w:ascii="Times New Roman" w:hAnsi="Times New Roman" w:cs="Times New Roman"/>
+        </w:rPr>
+        <w:t>status</w:t>
+      </w:r>
+      <w:proofErr w:type="spellEnd"/>
+      <w:r>
+        <w:rPr>
+          <w:rFonts w:ascii="Times New Roman" w:hAnsi="Times New Roman" w:cs="Times New Roman"/>
+        </w:rPr>
+        <w:t>(</w:t>
+      </w:r>
+      <w:proofErr w:type="gramEnd"/>
+      <w:r>
+        <w:rPr>
+          <w:rFonts w:ascii="Times New Roman" w:hAnsi="Times New Roman" w:cs="Times New Roman"/>
+        </w:rPr>
+        <w:t>)</w:t>
+      </w:r>
+    </w:p>
+    <w:p>
+      <w:pPr>
+        <w:rPr>
+          <w:rFonts w:ascii="Times New Roman" w:hAnsi="Times New Roman" w:cs="Times New Roman"/>
+        </w:rPr>
+      </w:pPr>
+      <w:r>
+        <w:rPr>
+          <w:rFonts w:ascii="Times New Roman" w:hAnsi="Times New Roman" w:cs="Times New Roman"/>
+        </w:rPr>
+        <w:t xml:space="preserve">values = </w:t>
+      </w:r>
+      <w:proofErr w:type="spellStart"/>
+      <w:proofErr w:type="gramStart"/>
+      <w:r>
+        <w:rPr>
+          <w:rFonts w:ascii="Times New Roman" w:hAnsi="Times New Roman" w:cs="Times New Roman"/>
+        </w:rPr>
+        <w:t>response.json</w:t>
+      </w:r>
+      <w:proofErr w:type="spellEnd"/>
+      <w:proofErr w:type="gramEnd"/>
+      <w:r>
+        <w:rPr>
+          <w:rFonts w:ascii="Times New Roman" w:hAnsi="Times New Roman" w:cs="Times New Roman"/>
+        </w:rPr>
+        <w:t>(</w:t>
+      </w:r>
+      <w:proofErr w:type="gramStart"/>
+      <w:r>
+        <w:rPr>
+          <w:rFonts w:ascii="Times New Roman" w:hAnsi="Times New Roman" w:cs="Times New Roman"/>
+        </w:rPr>
+        <w:t>).get</w:t>
+      </w:r>
+      <w:proofErr w:type="gramEnd"/>
+      <w:r>
+        <w:rPr>
+          <w:rFonts w:ascii="Times New Roman" w:hAnsi="Times New Roman" w:cs="Times New Roman"/>
+        </w:rPr>
+        <w:t>("web", {}</w:t>
+      </w:r>
+      <w:proofErr w:type="gramStart"/>
+      <w:r>
+        <w:rPr>
+          <w:rFonts w:ascii="Times New Roman" w:hAnsi="Times New Roman" w:cs="Times New Roman"/>
+        </w:rPr>
+        <w:t>).get</w:t>
+      </w:r>
+      <w:proofErr w:type="gramEnd"/>
+      <w:r>
+        <w:rPr>
+          <w:rFonts w:ascii="Times New Roman" w:hAnsi="Times New Roman" w:cs="Times New Roman"/>
+        </w:rPr>
+        <w:t>("results", [])</w:t>
       </w:r>
     </w:p>
     <w:p>
@@ -18846,7 +22405,35 @@
         <w:rPr>
           <w:rFonts w:ascii="Times New Roman" w:hAnsi="Times New Roman" w:cs="Times New Roman"/>
         </w:rPr>
-        <w:t>The repository's tests are grouped by responsibility. Unit tests cover data validation and splitting, preprocessing, classical and transformer inference, model artifact handling, settings, claim extraction, query construction, Brave response mapping, source filtering, document-fetch safeguards, evidence extraction, and verification rules. Integration tests cover API health, analysis responses, and the search-provider path. Frontend tests cover the analysis form and site navigation. These tests exercise code behaviour with fixtures; they do not constitute a live-provider accuracy study, user-acceptance study, or production-load test.</w:t>
+        <w:t xml:space="preserve">The repository's tests are grouped by responsibility. Unit tests cover data validation and splitting, preprocessing, classical and transformer inference, model artifact handling, settings, claim extraction, query construction, </w:t>
+      </w:r>
+      <w:proofErr w:type="gramStart"/>
+      <w:r>
+        <w:rPr>
+          <w:rFonts w:ascii="Times New Roman" w:hAnsi="Times New Roman" w:cs="Times New Roman"/>
+        </w:rPr>
+        <w:t>Brave</w:t>
+      </w:r>
+      <w:proofErr w:type="gramEnd"/>
+      <w:r>
+        <w:rPr>
+          <w:rFonts w:ascii="Times New Roman" w:hAnsi="Times New Roman" w:cs="Times New Roman"/>
+        </w:rPr>
+        <w:t xml:space="preserve"> response mapping, source filtering, document-fetch safeguards, evidence extraction, and verification rules. Integration tests cover API health, analysis responses, and the search-provider path. Frontend tests cover the analysis form and site navigation. These tests exercise code </w:t>
+      </w:r>
+      <w:proofErr w:type="spellStart"/>
+      <w:r>
+        <w:rPr>
+          <w:rFonts w:ascii="Times New Roman" w:hAnsi="Times New Roman" w:cs="Times New Roman"/>
+        </w:rPr>
+        <w:t>behaviour</w:t>
+      </w:r>
+      <w:proofErr w:type="spellEnd"/>
+      <w:r>
+        <w:rPr>
+          <w:rFonts w:ascii="Times New Roman" w:hAnsi="Times New Roman" w:cs="Times New Roman"/>
+        </w:rPr>
+        <w:t xml:space="preserve"> with fixtures; they do not constitute a live-provider accuracy study, user-acceptance study, or production-load test.</w:t>
       </w:r>
     </w:p>
     <w:p>
@@ -18857,7 +22444,7 @@
       </w:pPr>
     </w:p>
     <w:sectPr>
-      <w:footerReference w:type="default" r:id="rId21"/>
+      <w:footerReference w:type="default" r:id="rId23"/>
       <w:pgSz w:w="12240" w:h="15840"/>
       <w:pgMar w:top="1440" w:right="1440" w:bottom="1440" w:left="1440" w:header="720" w:footer="720" w:gutter="0"/>
       <w:cols w:space="720"/>
@@ -19398,6 +22985,345 @@
     </w:lvl>
   </w:abstractNum>
   <w:abstractNum w:abstractNumId="4" w15:restartNumberingAfterBreak="0">
+    <w:nsid w:val="2E3263EF"/>
+    <w:multiLevelType w:val="hybridMultilevel"/>
+    <w:tmpl w:val="48D0C212"/>
+    <w:lvl w:ilvl="0" w:tplc="04090001">
+      <w:start w:val="1"/>
+      <w:numFmt w:val="bullet"/>
+      <w:lvlText w:val=""/>
+      <w:lvlJc w:val="left"/>
+      <w:pPr>
+        <w:ind w:left="720" w:hanging="360"/>
+      </w:pPr>
+      <w:rPr>
+        <w:rFonts w:ascii="Symbol" w:hAnsi="Symbol" w:hint="default"/>
+      </w:rPr>
+    </w:lvl>
+    <w:lvl w:ilvl="1" w:tplc="04090003" w:tentative="1">
+      <w:start w:val="1"/>
+      <w:numFmt w:val="bullet"/>
+      <w:lvlText w:val="o"/>
+      <w:lvlJc w:val="left"/>
+      <w:pPr>
+        <w:ind w:left="1440" w:hanging="360"/>
+      </w:pPr>
+      <w:rPr>
+        <w:rFonts w:ascii="Courier New" w:hAnsi="Courier New" w:cs="Courier New" w:hint="default"/>
+      </w:rPr>
+    </w:lvl>
+    <w:lvl w:ilvl="2" w:tplc="04090005" w:tentative="1">
+      <w:start w:val="1"/>
+      <w:numFmt w:val="bullet"/>
+      <w:lvlText w:val=""/>
+      <w:lvlJc w:val="left"/>
+      <w:pPr>
+        <w:ind w:left="2160" w:hanging="360"/>
+      </w:pPr>
+      <w:rPr>
+        <w:rFonts w:ascii="Wingdings" w:hAnsi="Wingdings" w:hint="default"/>
+      </w:rPr>
+    </w:lvl>
+    <w:lvl w:ilvl="3" w:tplc="04090001" w:tentative="1">
+      <w:start w:val="1"/>
+      <w:numFmt w:val="bullet"/>
+      <w:lvlText w:val=""/>
+      <w:lvlJc w:val="left"/>
+      <w:pPr>
+        <w:ind w:left="2880" w:hanging="360"/>
+      </w:pPr>
+      <w:rPr>
+        <w:rFonts w:ascii="Symbol" w:hAnsi="Symbol" w:hint="default"/>
+      </w:rPr>
+    </w:lvl>
+    <w:lvl w:ilvl="4" w:tplc="04090003" w:tentative="1">
+      <w:start w:val="1"/>
+      <w:numFmt w:val="bullet"/>
+      <w:lvlText w:val="o"/>
+      <w:lvlJc w:val="left"/>
+      <w:pPr>
+        <w:ind w:left="3600" w:hanging="360"/>
+      </w:pPr>
+      <w:rPr>
+        <w:rFonts w:ascii="Courier New" w:hAnsi="Courier New" w:cs="Courier New" w:hint="default"/>
+      </w:rPr>
+    </w:lvl>
+    <w:lvl w:ilvl="5" w:tplc="04090005" w:tentative="1">
+      <w:start w:val="1"/>
+      <w:numFmt w:val="bullet"/>
+      <w:lvlText w:val=""/>
+      <w:lvlJc w:val="left"/>
+      <w:pPr>
+        <w:ind w:left="4320" w:hanging="360"/>
+      </w:pPr>
+      <w:rPr>
+        <w:rFonts w:ascii="Wingdings" w:hAnsi="Wingdings" w:hint="default"/>
+      </w:rPr>
+    </w:lvl>
+    <w:lvl w:ilvl="6" w:tplc="04090001" w:tentative="1">
+      <w:start w:val="1"/>
+      <w:numFmt w:val="bullet"/>
+      <w:lvlText w:val=""/>
+      <w:lvlJc w:val="left"/>
+      <w:pPr>
+        <w:ind w:left="5040" w:hanging="360"/>
+      </w:pPr>
+      <w:rPr>
+        <w:rFonts w:ascii="Symbol" w:hAnsi="Symbol" w:hint="default"/>
+      </w:rPr>
+    </w:lvl>
+    <w:lvl w:ilvl="7" w:tplc="04090003" w:tentative="1">
+      <w:start w:val="1"/>
+      <w:numFmt w:val="bullet"/>
+      <w:lvlText w:val="o"/>
+      <w:lvlJc w:val="left"/>
+      <w:pPr>
+        <w:ind w:left="5760" w:hanging="360"/>
+      </w:pPr>
+      <w:rPr>
+        <w:rFonts w:ascii="Courier New" w:hAnsi="Courier New" w:cs="Courier New" w:hint="default"/>
+      </w:rPr>
+    </w:lvl>
+    <w:lvl w:ilvl="8" w:tplc="04090005" w:tentative="1">
+      <w:start w:val="1"/>
+      <w:numFmt w:val="bullet"/>
+      <w:lvlText w:val=""/>
+      <w:lvlJc w:val="left"/>
+      <w:pPr>
+        <w:ind w:left="6480" w:hanging="360"/>
+      </w:pPr>
+      <w:rPr>
+        <w:rFonts w:ascii="Wingdings" w:hAnsi="Wingdings" w:hint="default"/>
+      </w:rPr>
+    </w:lvl>
+  </w:abstractNum>
+  <w:abstractNum w:abstractNumId="5" w15:restartNumberingAfterBreak="0">
+    <w:nsid w:val="3876489A"/>
+    <w:multiLevelType w:val="hybridMultilevel"/>
+    <w:tmpl w:val="850E03A2"/>
+    <w:lvl w:ilvl="0" w:tplc="0409000F">
+      <w:start w:val="1"/>
+      <w:numFmt w:val="decimal"/>
+      <w:lvlText w:val="%1."/>
+      <w:lvlJc w:val="left"/>
+      <w:pPr>
+        <w:ind w:left="720" w:hanging="360"/>
+      </w:pPr>
+      <w:rPr>
+        <w:rFonts w:hint="default"/>
+      </w:rPr>
+    </w:lvl>
+    <w:lvl w:ilvl="1" w:tplc="FFFFFFFF" w:tentative="1">
+      <w:start w:val="1"/>
+      <w:numFmt w:val="bullet"/>
+      <w:lvlText w:val="o"/>
+      <w:lvlJc w:val="left"/>
+      <w:pPr>
+        <w:ind w:left="1440" w:hanging="360"/>
+      </w:pPr>
+      <w:rPr>
+        <w:rFonts w:ascii="Courier New" w:hAnsi="Courier New" w:cs="Courier New" w:hint="default"/>
+      </w:rPr>
+    </w:lvl>
+    <w:lvl w:ilvl="2" w:tplc="FFFFFFFF" w:tentative="1">
+      <w:start w:val="1"/>
+      <w:numFmt w:val="bullet"/>
+      <w:lvlText w:val=""/>
+      <w:lvlJc w:val="left"/>
+      <w:pPr>
+        <w:ind w:left="2160" w:hanging="360"/>
+      </w:pPr>
+      <w:rPr>
+        <w:rFonts w:ascii="Wingdings" w:hAnsi="Wingdings" w:hint="default"/>
+      </w:rPr>
+    </w:lvl>
+    <w:lvl w:ilvl="3" w:tplc="FFFFFFFF" w:tentative="1">
+      <w:start w:val="1"/>
+      <w:numFmt w:val="bullet"/>
+      <w:lvlText w:val=""/>
+      <w:lvlJc w:val="left"/>
+      <w:pPr>
+        <w:ind w:left="2880" w:hanging="360"/>
+      </w:pPr>
+      <w:rPr>
+        <w:rFonts w:ascii="Symbol" w:hAnsi="Symbol" w:hint="default"/>
+      </w:rPr>
+    </w:lvl>
+    <w:lvl w:ilvl="4" w:tplc="FFFFFFFF" w:tentative="1">
+      <w:start w:val="1"/>
+      <w:numFmt w:val="bullet"/>
+      <w:lvlText w:val="o"/>
+      <w:lvlJc w:val="left"/>
+      <w:pPr>
+        <w:ind w:left="3600" w:hanging="360"/>
+      </w:pPr>
+      <w:rPr>
+        <w:rFonts w:ascii="Courier New" w:hAnsi="Courier New" w:cs="Courier New" w:hint="default"/>
+      </w:rPr>
+    </w:lvl>
+    <w:lvl w:ilvl="5" w:tplc="FFFFFFFF" w:tentative="1">
+      <w:start w:val="1"/>
+      <w:numFmt w:val="bullet"/>
+      <w:lvlText w:val=""/>
+      <w:lvlJc w:val="left"/>
+      <w:pPr>
+        <w:ind w:left="4320" w:hanging="360"/>
+      </w:pPr>
+      <w:rPr>
+        <w:rFonts w:ascii="Wingdings" w:hAnsi="Wingdings" w:hint="default"/>
+      </w:rPr>
+    </w:lvl>
+    <w:lvl w:ilvl="6" w:tplc="FFFFFFFF" w:tentative="1">
+      <w:start w:val="1"/>
+      <w:numFmt w:val="bullet"/>
+      <w:lvlText w:val=""/>
+      <w:lvlJc w:val="left"/>
+      <w:pPr>
+        <w:ind w:left="5040" w:hanging="360"/>
+      </w:pPr>
+      <w:rPr>
+        <w:rFonts w:ascii="Symbol" w:hAnsi="Symbol" w:hint="default"/>
+      </w:rPr>
+    </w:lvl>
+    <w:lvl w:ilvl="7" w:tplc="FFFFFFFF" w:tentative="1">
+      <w:start w:val="1"/>
+      <w:numFmt w:val="bullet"/>
+      <w:lvlText w:val="o"/>
+      <w:lvlJc w:val="left"/>
+      <w:pPr>
+        <w:ind w:left="5760" w:hanging="360"/>
+      </w:pPr>
+      <w:rPr>
+        <w:rFonts w:ascii="Courier New" w:hAnsi="Courier New" w:cs="Courier New" w:hint="default"/>
+      </w:rPr>
+    </w:lvl>
+    <w:lvl w:ilvl="8" w:tplc="FFFFFFFF" w:tentative="1">
+      <w:start w:val="1"/>
+      <w:numFmt w:val="bullet"/>
+      <w:lvlText w:val=""/>
+      <w:lvlJc w:val="left"/>
+      <w:pPr>
+        <w:ind w:left="6480" w:hanging="360"/>
+      </w:pPr>
+      <w:rPr>
+        <w:rFonts w:ascii="Wingdings" w:hAnsi="Wingdings" w:hint="default"/>
+      </w:rPr>
+    </w:lvl>
+  </w:abstractNum>
+  <w:abstractNum w:abstractNumId="6" w15:restartNumberingAfterBreak="0">
+    <w:nsid w:val="5B6620FF"/>
+    <w:multiLevelType w:val="hybridMultilevel"/>
+    <w:tmpl w:val="1E0C0910"/>
+    <w:lvl w:ilvl="0" w:tplc="04090001">
+      <w:start w:val="1"/>
+      <w:numFmt w:val="bullet"/>
+      <w:lvlText w:val=""/>
+      <w:lvlJc w:val="left"/>
+      <w:pPr>
+        <w:ind w:left="720" w:hanging="360"/>
+      </w:pPr>
+      <w:rPr>
+        <w:rFonts w:ascii="Symbol" w:hAnsi="Symbol" w:hint="default"/>
+      </w:rPr>
+    </w:lvl>
+    <w:lvl w:ilvl="1" w:tplc="04090003" w:tentative="1">
+      <w:start w:val="1"/>
+      <w:numFmt w:val="bullet"/>
+      <w:lvlText w:val="o"/>
+      <w:lvlJc w:val="left"/>
+      <w:pPr>
+        <w:ind w:left="1440" w:hanging="360"/>
+      </w:pPr>
+      <w:rPr>
+        <w:rFonts w:ascii="Courier New" w:hAnsi="Courier New" w:cs="Courier New" w:hint="default"/>
+      </w:rPr>
+    </w:lvl>
+    <w:lvl w:ilvl="2" w:tplc="04090005" w:tentative="1">
+      <w:start w:val="1"/>
+      <w:numFmt w:val="bullet"/>
+      <w:lvlText w:val=""/>
+      <w:lvlJc w:val="left"/>
+      <w:pPr>
+        <w:ind w:left="2160" w:hanging="360"/>
+      </w:pPr>
+      <w:rPr>
+        <w:rFonts w:ascii="Wingdings" w:hAnsi="Wingdings" w:hint="default"/>
+      </w:rPr>
+    </w:lvl>
+    <w:lvl w:ilvl="3" w:tplc="04090001" w:tentative="1">
+      <w:start w:val="1"/>
+      <w:numFmt w:val="bullet"/>
+      <w:lvlText w:val=""/>
+      <w:lvlJc w:val="left"/>
+      <w:pPr>
+        <w:ind w:left="2880" w:hanging="360"/>
+      </w:pPr>
+      <w:rPr>
+        <w:rFonts w:ascii="Symbol" w:hAnsi="Symbol" w:hint="default"/>
+      </w:rPr>
+    </w:lvl>
+    <w:lvl w:ilvl="4" w:tplc="04090003" w:tentative="1">
+      <w:start w:val="1"/>
+      <w:numFmt w:val="bullet"/>
+      <w:lvlText w:val="o"/>
+      <w:lvlJc w:val="left"/>
+      <w:pPr>
+        <w:ind w:left="3600" w:hanging="360"/>
+      </w:pPr>
+      <w:rPr>
+        <w:rFonts w:ascii="Courier New" w:hAnsi="Courier New" w:cs="Courier New" w:hint="default"/>
+      </w:rPr>
+    </w:lvl>
+    <w:lvl w:ilvl="5" w:tplc="04090005" w:tentative="1">
+      <w:start w:val="1"/>
+      <w:numFmt w:val="bullet"/>
+      <w:lvlText w:val=""/>
+      <w:lvlJc w:val="left"/>
+      <w:pPr>
+        <w:ind w:left="4320" w:hanging="360"/>
+      </w:pPr>
+      <w:rPr>
+        <w:rFonts w:ascii="Wingdings" w:hAnsi="Wingdings" w:hint="default"/>
+      </w:rPr>
+    </w:lvl>
+    <w:lvl w:ilvl="6" w:tplc="04090001" w:tentative="1">
+      <w:start w:val="1"/>
+      <w:numFmt w:val="bullet"/>
+      <w:lvlText w:val=""/>
+      <w:lvlJc w:val="left"/>
+      <w:pPr>
+        <w:ind w:left="5040" w:hanging="360"/>
+      </w:pPr>
+      <w:rPr>
+        <w:rFonts w:ascii="Symbol" w:hAnsi="Symbol" w:hint="default"/>
+      </w:rPr>
+    </w:lvl>
+    <w:lvl w:ilvl="7" w:tplc="04090003" w:tentative="1">
+      <w:start w:val="1"/>
+      <w:numFmt w:val="bullet"/>
+      <w:lvlText w:val="o"/>
+      <w:lvlJc w:val="left"/>
+      <w:pPr>
+        <w:ind w:left="5760" w:hanging="360"/>
+      </w:pPr>
+      <w:rPr>
+        <w:rFonts w:ascii="Courier New" w:hAnsi="Courier New" w:cs="Courier New" w:hint="default"/>
+      </w:rPr>
+    </w:lvl>
+    <w:lvl w:ilvl="8" w:tplc="04090005" w:tentative="1">
+      <w:start w:val="1"/>
+      <w:numFmt w:val="bullet"/>
+      <w:lvlText w:val=""/>
+      <w:lvlJc w:val="left"/>
+      <w:pPr>
+        <w:ind w:left="6480" w:hanging="360"/>
+      </w:pPr>
+      <w:rPr>
+        <w:rFonts w:ascii="Wingdings" w:hAnsi="Wingdings" w:hint="default"/>
+      </w:rPr>
+    </w:lvl>
+  </w:abstractNum>
+  <w:abstractNum w:abstractNumId="7" w15:restartNumberingAfterBreak="0">
     <w:nsid w:val="623A0509"/>
     <w:multiLevelType w:val="multilevel"/>
     <w:tmpl w:val="D9A0567A"/>
@@ -19510,7 +23436,7 @@
       </w:pPr>
     </w:lvl>
   </w:abstractNum>
-  <w:abstractNum w:abstractNumId="5" w15:restartNumberingAfterBreak="0">
+  <w:abstractNum w:abstractNumId="8" w15:restartNumberingAfterBreak="0">
     <w:nsid w:val="6FEA31A9"/>
     <w:multiLevelType w:val="multilevel"/>
     <w:tmpl w:val="BBB49CD8"/>
@@ -19623,7 +23549,7 @@
       </w:pPr>
     </w:lvl>
   </w:abstractNum>
-  <w:abstractNum w:abstractNumId="6" w15:restartNumberingAfterBreak="0">
+  <w:abstractNum w:abstractNumId="9" w15:restartNumberingAfterBreak="0">
     <w:nsid w:val="755515CB"/>
     <w:multiLevelType w:val="multilevel"/>
     <w:tmpl w:val="7E002912"/>
@@ -19733,6 +23659,92 @@
           <w:tab w:val="num" w:pos="6480"/>
         </w:tabs>
         <w:ind w:left="6480" w:hanging="360"/>
+      </w:pPr>
+    </w:lvl>
+  </w:abstractNum>
+  <w:abstractNum w:abstractNumId="10" w15:restartNumberingAfterBreak="0">
+    <w:nsid w:val="7FD4322D"/>
+    <w:multiLevelType w:val="hybridMultilevel"/>
+    <w:tmpl w:val="6B68FEFC"/>
+    <w:lvl w:ilvl="0" w:tplc="0409000F">
+      <w:start w:val="1"/>
+      <w:numFmt w:val="decimal"/>
+      <w:lvlText w:val="%1."/>
+      <w:lvlJc w:val="left"/>
+      <w:pPr>
+        <w:ind w:left="720" w:hanging="360"/>
+      </w:pPr>
+    </w:lvl>
+    <w:lvl w:ilvl="1" w:tplc="04090019" w:tentative="1">
+      <w:start w:val="1"/>
+      <w:numFmt w:val="lowerLetter"/>
+      <w:lvlText w:val="%2."/>
+      <w:lvlJc w:val="left"/>
+      <w:pPr>
+        <w:ind w:left="1440" w:hanging="360"/>
+      </w:pPr>
+    </w:lvl>
+    <w:lvl w:ilvl="2" w:tplc="0409001B" w:tentative="1">
+      <w:start w:val="1"/>
+      <w:numFmt w:val="lowerRoman"/>
+      <w:lvlText w:val="%3."/>
+      <w:lvlJc w:val="right"/>
+      <w:pPr>
+        <w:ind w:left="2160" w:hanging="180"/>
+      </w:pPr>
+    </w:lvl>
+    <w:lvl w:ilvl="3" w:tplc="0409000F" w:tentative="1">
+      <w:start w:val="1"/>
+      <w:numFmt w:val="decimal"/>
+      <w:lvlText w:val="%4."/>
+      <w:lvlJc w:val="left"/>
+      <w:pPr>
+        <w:ind w:left="2880" w:hanging="360"/>
+      </w:pPr>
+    </w:lvl>
+    <w:lvl w:ilvl="4" w:tplc="04090019" w:tentative="1">
+      <w:start w:val="1"/>
+      <w:numFmt w:val="lowerLetter"/>
+      <w:lvlText w:val="%5."/>
+      <w:lvlJc w:val="left"/>
+      <w:pPr>
+        <w:ind w:left="3600" w:hanging="360"/>
+      </w:pPr>
+    </w:lvl>
+    <w:lvl w:ilvl="5" w:tplc="0409001B" w:tentative="1">
+      <w:start w:val="1"/>
+      <w:numFmt w:val="lowerRoman"/>
+      <w:lvlText w:val="%6."/>
+      <w:lvlJc w:val="right"/>
+      <w:pPr>
+        <w:ind w:left="4320" w:hanging="180"/>
+      </w:pPr>
+    </w:lvl>
+    <w:lvl w:ilvl="6" w:tplc="0409000F" w:tentative="1">
+      <w:start w:val="1"/>
+      <w:numFmt w:val="decimal"/>
+      <w:lvlText w:val="%7."/>
+      <w:lvlJc w:val="left"/>
+      <w:pPr>
+        <w:ind w:left="5040" w:hanging="360"/>
+      </w:pPr>
+    </w:lvl>
+    <w:lvl w:ilvl="7" w:tplc="04090019" w:tentative="1">
+      <w:start w:val="1"/>
+      <w:numFmt w:val="lowerLetter"/>
+      <w:lvlText w:val="%8."/>
+      <w:lvlJc w:val="left"/>
+      <w:pPr>
+        <w:ind w:left="5760" w:hanging="360"/>
+      </w:pPr>
+    </w:lvl>
+    <w:lvl w:ilvl="8" w:tplc="0409001B" w:tentative="1">
+      <w:start w:val="1"/>
+      <w:numFmt w:val="lowerRoman"/>
+      <w:lvlText w:val="%9."/>
+      <w:lvlJc w:val="right"/>
+      <w:pPr>
+        <w:ind w:left="6480" w:hanging="180"/>
       </w:pPr>
     </w:lvl>
   </w:abstractNum>
@@ -19746,16 +23758,28 @@
     <w:abstractNumId w:val="1"/>
   </w:num>
   <w:num w:numId="4" w16cid:durableId="1804152423">
-    <w:abstractNumId w:val="4"/>
+    <w:abstractNumId w:val="7"/>
   </w:num>
   <w:num w:numId="5" w16cid:durableId="1316295177">
-    <w:abstractNumId w:val="5"/>
+    <w:abstractNumId w:val="8"/>
   </w:num>
   <w:num w:numId="6" w16cid:durableId="1843088559">
     <w:abstractNumId w:val="3"/>
   </w:num>
   <w:num w:numId="7" w16cid:durableId="2007518210">
+    <w:abstractNumId w:val="9"/>
+  </w:num>
+  <w:num w:numId="8" w16cid:durableId="593710928">
+    <w:abstractNumId w:val="10"/>
+  </w:num>
+  <w:num w:numId="9" w16cid:durableId="2006934243">
     <w:abstractNumId w:val="6"/>
+  </w:num>
+  <w:num w:numId="10" w16cid:durableId="217203927">
+    <w:abstractNumId w:val="4"/>
+  </w:num>
+  <w:num w:numId="11" w16cid:durableId="18553191">
+    <w:abstractNumId w:val="5"/>
   </w:num>
 </w:numbering>
 </file>
